--- a/report_template/template_main/Mix_CustomEdition_XMFY_v1.2.4.docx
+++ b/report_template/template_main/Mix_CustomEdition_XMFY_v1.2.4.docx
@@ -118,7 +118,7 @@
                     </wp:anchor>
                   </w:drawing>
                 </mc:Choice>
-                <mc:Fallback xmlns:w16sdtfl="http://schemas.microsoft.com/office/word/2024/wordml/sdtformatlock" xmlns:w16du="http://schemas.microsoft.com/office/word/2023/wordml/word16du" xmlns:oel="http://schemas.microsoft.com/office/2019/extlst">
+                <mc:Fallback xmlns:oel="http://schemas.microsoft.com/office/2019/extlst" xmlns:w16du="http://schemas.microsoft.com/office/word/2023/wordml/word16du" xmlns:w16sdtfl="http://schemas.microsoft.com/office/word/2024/wordml/sdtformatlock">
                   <w:pict>
                     <v:shapetype w14:anchorId="636C1B4F" id="_x0000_t120" coordsize="21600,21600" o:spt="120" path="m10800,qx,10800,10800,21600,21600,10800,10800,xe">
                       <v:path gradientshapeok="t" o:connecttype="custom" o:connectlocs="10800,0;3163,3163;0,10800;3163,18437;10800,21600;18437,18437;21600,10800;18437,3163" textboxrect="3163,3163,18437,18437"/>
@@ -248,7 +248,7 @@
                     </wp:anchor>
                   </w:drawing>
                 </mc:Choice>
-                <mc:Fallback xmlns:w16sdtfl="http://schemas.microsoft.com/office/word/2024/wordml/sdtformatlock" xmlns:w16du="http://schemas.microsoft.com/office/word/2023/wordml/word16du" xmlns:oel="http://schemas.microsoft.com/office/2019/extlst">
+                <mc:Fallback xmlns:oel="http://schemas.microsoft.com/office/2019/extlst" xmlns:w16du="http://schemas.microsoft.com/office/word/2023/wordml/word16du" xmlns:w16sdtfl="http://schemas.microsoft.com/office/word/2024/wordml/sdtformatlock">
                   <w:pict>
                     <v:roundrect w14:anchorId="566C543A" id="矩形: 圆角 69" o:spid="_x0000_s1026" style="position:absolute;left:0;text-align:left;margin-left:-2.75pt;margin-top:3.25pt;width:71.3pt;height:25.3pt;z-index:-250417152;visibility:visible;mso-wrap-style:square;mso-wrap-distance-left:9pt;mso-wrap-distance-top:0;mso-wrap-distance-right:9pt;mso-wrap-distance-bottom:0;mso-position-horizontal:absolute;mso-position-horizontal-relative:margin;mso-position-vertical:absolute;mso-position-vertical-relative:text;v-text-anchor:middle" arcsize="10923f" o:gfxdata="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" fillcolor="#f2f2f2 [3052]" stroked="f" strokeweight="2pt">
                       <v:shadow on="t" color="black" opacity="26214f" origin="-.5,-.5" offset=".74836mm,.74836mm"/>
@@ -267,8 +267,21 @@
                 <w:sz w:val="28"/>
                 <w:szCs w:val="28"/>
               </w:rPr>
-              <w:t>检测总览</w:t>
-            </w:r>
+              <w:t>检测总</w:t>
+            </w:r>
+            <w:proofErr w:type="gramStart"/>
+            <w:r>
+              <w:rPr>
+                <w:rFonts w:ascii="思源黑体 CN Bold" w:eastAsia="思源黑体 CN Bold" w:hAnsi="思源黑体 CN Bold" w:hint="eastAsia"/>
+                <w:b/>
+                <w:bCs/>
+                <w:color w:val="1E7648"/>
+                <w:sz w:val="28"/>
+                <w:szCs w:val="28"/>
+              </w:rPr>
+              <w:t>览</w:t>
+            </w:r>
+            <w:proofErr w:type="gramEnd"/>
           </w:p>
         </w:tc>
       </w:tr>
@@ -449,8 +462,21 @@
                 <w:sz w:val="17"/>
                 <w:szCs w:val="17"/>
               </w:rPr>
-              <w:t>送 检 医</w:t>
-            </w:r>
+              <w:t xml:space="preserve">送 检 </w:t>
+            </w:r>
+            <w:proofErr w:type="gramStart"/>
+            <w:r>
+              <w:rPr>
+                <w:rFonts w:ascii="思源黑体 CN Bold" w:eastAsia="思源黑体 CN Bold" w:hAnsi="思源黑体 CN Bold" w:hint="eastAsia"/>
+                <w:b/>
+                <w:bCs/>
+                <w:color w:val="262626" w:themeColor="text1" w:themeTint="D9"/>
+                <w:sz w:val="17"/>
+                <w:szCs w:val="17"/>
+              </w:rPr>
+              <w:t>医</w:t>
+            </w:r>
+            <w:proofErr w:type="gramEnd"/>
             <w:r>
               <w:rPr>
                 <w:rFonts w:ascii="思源黑体 CN Bold" w:eastAsia="思源黑体 CN Bold" w:hAnsi="思源黑体 CN Bold"/>
@@ -505,6 +531,8 @@
               </w:rPr>
               <w:t xml:space="preserve">{%if </w:t>
             </w:r>
+            <w:proofErr w:type="spellStart"/>
+            <w:proofErr w:type="gramStart"/>
             <w:r>
               <w:rPr>
                 <w:rFonts w:ascii="思源黑体 CN Normal" w:eastAsia="思源黑体 CN Normal" w:hAnsi="思源黑体 CN Normal"/>
@@ -519,32 +547,52 @@
                 <w:sz w:val="17"/>
                 <w:szCs w:val="17"/>
               </w:rPr>
+              <w:t>origin</w:t>
+            </w:r>
+            <w:proofErr w:type="gramEnd"/>
+            <w:r>
+              <w:rPr>
+                <w:rFonts w:ascii="思源黑体 CN Normal" w:eastAsia="思源黑体 CN Normal" w:hAnsi="思源黑体 CN Normal"/>
+                <w:sz w:val="17"/>
+                <w:szCs w:val="17"/>
+              </w:rPr>
+              <w:t>_company</w:t>
+            </w:r>
+            <w:proofErr w:type="spellEnd"/>
+            <w:r>
+              <w:rPr>
+                <w:rFonts w:ascii="思源黑体 CN Normal" w:eastAsia="思源黑体 CN Normal" w:hAnsi="思源黑体 CN Normal"/>
+                <w:sz w:val="17"/>
+                <w:szCs w:val="17"/>
+              </w:rPr>
+              <w:t xml:space="preserve"> %}</w:t>
+            </w:r>
+            <w:r>
+              <w:rPr>
+                <w:rFonts w:ascii="思源黑体 CN Normal" w:eastAsia="思源黑体 CN Normal" w:hAnsi="思源黑体 CN Normal"/>
+                <w:sz w:val="17"/>
+                <w:szCs w:val="17"/>
+              </w:rPr>
+              <w:t>{{</w:t>
+            </w:r>
+            <w:proofErr w:type="spellStart"/>
+            <w:r>
+              <w:rPr>
+                <w:rFonts w:ascii="思源黑体 CN Normal" w:eastAsia="思源黑体 CN Normal" w:hAnsi="思源黑体 CN Normal"/>
+                <w:sz w:val="17"/>
+                <w:szCs w:val="17"/>
+              </w:rPr>
+              <w:t>sample.</w:t>
+            </w:r>
+            <w:r>
+              <w:rPr>
+                <w:rFonts w:ascii="思源黑体 CN Normal" w:eastAsia="思源黑体 CN Normal" w:hAnsi="思源黑体 CN Normal"/>
+                <w:sz w:val="17"/>
+                <w:szCs w:val="17"/>
+              </w:rPr>
               <w:t>origin_company</w:t>
             </w:r>
-            <w:r>
-              <w:rPr>
-                <w:rFonts w:ascii="思源黑体 CN Normal" w:eastAsia="思源黑体 CN Normal" w:hAnsi="思源黑体 CN Normal"/>
-                <w:sz w:val="17"/>
-                <w:szCs w:val="17"/>
-              </w:rPr>
-              <w:t xml:space="preserve"> %}</w:t>
-            </w:r>
-            <w:r>
-              <w:rPr>
-                <w:rFonts w:ascii="思源黑体 CN Normal" w:eastAsia="思源黑体 CN Normal" w:hAnsi="思源黑体 CN Normal"/>
-                <w:sz w:val="17"/>
-                <w:szCs w:val="17"/>
-              </w:rPr>
-              <w:t>{{sample.</w:t>
-            </w:r>
-            <w:r>
-              <w:rPr>
-                <w:rFonts w:ascii="思源黑体 CN Normal" w:eastAsia="思源黑体 CN Normal" w:hAnsi="思源黑体 CN Normal"/>
-                <w:sz w:val="17"/>
-                <w:szCs w:val="17"/>
-              </w:rPr>
-              <w:t>origin_company</w:t>
-            </w:r>
+            <w:proofErr w:type="spellEnd"/>
             <w:r>
               <w:rPr>
                 <w:rFonts w:ascii="思源黑体 CN Normal" w:eastAsia="思源黑体 CN Normal" w:hAnsi="思源黑体 CN Normal"/>
@@ -662,6 +710,47 @@
               </w:rPr>
               <w:t xml:space="preserve">{%if </w:t>
             </w:r>
+            <w:proofErr w:type="spellStart"/>
+            <w:proofErr w:type="gramStart"/>
+            <w:r>
+              <w:rPr>
+                <w:rFonts w:ascii="思源黑体 CN Normal" w:eastAsia="思源黑体 CN Normal" w:hAnsi="思源黑体 CN Normal"/>
+                <w:color w:val="000000" w:themeColor="text1"/>
+                <w:sz w:val="17"/>
+                <w:szCs w:val="17"/>
+              </w:rPr>
+              <w:t>sample.patient</w:t>
+            </w:r>
+            <w:proofErr w:type="gramEnd"/>
+            <w:r>
+              <w:rPr>
+                <w:rFonts w:ascii="思源黑体 CN Normal" w:eastAsia="思源黑体 CN Normal" w:hAnsi="思源黑体 CN Normal"/>
+                <w:color w:val="000000" w:themeColor="text1"/>
+                <w:sz w:val="17"/>
+                <w:szCs w:val="17"/>
+              </w:rPr>
+              <w:t>_name</w:t>
+            </w:r>
+            <w:proofErr w:type="spellEnd"/>
+            <w:r>
+              <w:rPr>
+                <w:rFonts w:ascii="思源黑体 CN Normal" w:eastAsia="思源黑体 CN Normal" w:hAnsi="思源黑体 CN Normal"/>
+                <w:color w:val="000000" w:themeColor="text1"/>
+                <w:sz w:val="17"/>
+                <w:szCs w:val="17"/>
+              </w:rPr>
+              <w:t xml:space="preserve"> %}</w:t>
+            </w:r>
+            <w:r>
+              <w:rPr>
+                <w:rFonts w:ascii="思源黑体 CN Normal" w:eastAsia="思源黑体 CN Normal" w:hAnsi="思源黑体 CN Normal"/>
+                <w:color w:val="000000" w:themeColor="text1"/>
+                <w:sz w:val="17"/>
+                <w:szCs w:val="17"/>
+              </w:rPr>
+              <w:t>{{</w:t>
+            </w:r>
+            <w:proofErr w:type="spellStart"/>
             <w:r>
               <w:rPr>
                 <w:rFonts w:ascii="思源黑体 CN Normal" w:eastAsia="思源黑体 CN Normal" w:hAnsi="思源黑体 CN Normal"/>
@@ -671,23 +760,15 @@
               </w:rPr>
               <w:t>sample.patient_name</w:t>
             </w:r>
-            <w:r>
-              <w:rPr>
-                <w:rFonts w:ascii="思源黑体 CN Normal" w:eastAsia="思源黑体 CN Normal" w:hAnsi="思源黑体 CN Normal"/>
-                <w:color w:val="000000" w:themeColor="text1"/>
-                <w:sz w:val="17"/>
-                <w:szCs w:val="17"/>
-              </w:rPr>
-              <w:t xml:space="preserve"> %}</w:t>
-            </w:r>
-            <w:r>
-              <w:rPr>
-                <w:rFonts w:ascii="思源黑体 CN Normal" w:eastAsia="思源黑体 CN Normal" w:hAnsi="思源黑体 CN Normal"/>
-                <w:color w:val="000000" w:themeColor="text1"/>
-                <w:sz w:val="17"/>
-                <w:szCs w:val="17"/>
-              </w:rPr>
-              <w:t>{{sample.patient_name}}</w:t>
+            <w:proofErr w:type="spellEnd"/>
+            <w:r>
+              <w:rPr>
+                <w:rFonts w:ascii="思源黑体 CN Normal" w:eastAsia="思源黑体 CN Normal" w:hAnsi="思源黑体 CN Normal"/>
+                <w:color w:val="000000" w:themeColor="text1"/>
+                <w:sz w:val="17"/>
+                <w:szCs w:val="17"/>
+              </w:rPr>
+              <w:t>}}</w:t>
             </w:r>
             <w:r>
               <w:rPr>
@@ -819,6 +900,8 @@
               </w:rPr>
               <w:t xml:space="preserve">{%if </w:t>
             </w:r>
+            <w:proofErr w:type="spellStart"/>
+            <w:proofErr w:type="gramStart"/>
             <w:r>
               <w:rPr>
                 <w:rFonts w:ascii="思源黑体 CN Normal" w:eastAsia="思源黑体 CN Normal" w:hAnsi="思源黑体 CN Normal"/>
@@ -828,6 +911,8 @@
               </w:rPr>
               <w:t>sample.gender</w:t>
             </w:r>
+            <w:proofErr w:type="spellEnd"/>
+            <w:proofErr w:type="gramEnd"/>
             <w:r>
               <w:rPr>
                 <w:rFonts w:ascii="思源黑体 CN Normal" w:eastAsia="思源黑体 CN Normal" w:hAnsi="思源黑体 CN Normal"/>
@@ -844,7 +929,27 @@
                 <w:sz w:val="17"/>
                 <w:szCs w:val="17"/>
               </w:rPr>
-              <w:t>{{sample.gender}}</w:t>
+              <w:t>{{</w:t>
+            </w:r>
+            <w:proofErr w:type="spellStart"/>
+            <w:r>
+              <w:rPr>
+                <w:rFonts w:ascii="思源黑体 CN Normal" w:eastAsia="思源黑体 CN Normal" w:hAnsi="思源黑体 CN Normal"/>
+                <w:color w:val="000000" w:themeColor="text1"/>
+                <w:sz w:val="17"/>
+                <w:szCs w:val="17"/>
+              </w:rPr>
+              <w:t>sample.gender</w:t>
+            </w:r>
+            <w:proofErr w:type="spellEnd"/>
+            <w:r>
+              <w:rPr>
+                <w:rFonts w:ascii="思源黑体 CN Normal" w:eastAsia="思源黑体 CN Normal" w:hAnsi="思源黑体 CN Normal"/>
+                <w:color w:val="000000" w:themeColor="text1"/>
+                <w:sz w:val="17"/>
+                <w:szCs w:val="17"/>
+              </w:rPr>
+              <w:t>}}</w:t>
             </w:r>
             <w:r>
               <w:rPr>
@@ -956,6 +1061,7 @@
               </w:rPr>
               <w:t xml:space="preserve">{%if </w:t>
             </w:r>
+            <w:proofErr w:type="spellStart"/>
             <w:r>
               <w:rPr>
                 <w:rFonts w:ascii="思源黑体 CN Normal" w:eastAsia="思源黑体 CN Normal" w:hAnsi="思源黑体 CN Normal"/>
@@ -965,23 +1071,64 @@
               </w:rPr>
               <w:t>sample.age</w:t>
             </w:r>
-            <w:r>
-              <w:rPr>
-                <w:rFonts w:ascii="思源黑体 CN Normal" w:eastAsia="思源黑体 CN Normal" w:hAnsi="思源黑体 CN Normal"/>
-                <w:color w:val="000000" w:themeColor="text1"/>
-                <w:sz w:val="17"/>
-                <w:szCs w:val="17"/>
-              </w:rPr>
-              <w:t xml:space="preserve"> %}</w:t>
-            </w:r>
-            <w:r>
-              <w:rPr>
-                <w:rFonts w:ascii="思源黑体 CN Normal" w:eastAsia="思源黑体 CN Normal" w:hAnsi="思源黑体 CN Normal"/>
-                <w:color w:val="000000" w:themeColor="text1"/>
-                <w:sz w:val="17"/>
-                <w:szCs w:val="17"/>
-              </w:rPr>
-              <w:t>{{sample.age}}</w:t>
+            <w:proofErr w:type="spellEnd"/>
+            <w:r>
+              <w:rPr>
+                <w:rFonts w:ascii="思源黑体 CN Normal" w:eastAsia="思源黑体 CN Normal" w:hAnsi="思源黑体 CN Normal"/>
+                <w:color w:val="000000" w:themeColor="text1"/>
+                <w:sz w:val="17"/>
+                <w:szCs w:val="17"/>
+              </w:rPr>
+              <w:t xml:space="preserve"> </w:t>
+            </w:r>
+            <w:proofErr w:type="gramStart"/>
+            <w:r>
+              <w:rPr>
+                <w:rFonts w:ascii="思源黑体 CN Normal" w:eastAsia="思源黑体 CN Normal" w:hAnsi="思源黑体 CN Normal"/>
+                <w:color w:val="000000" w:themeColor="text1"/>
+                <w:sz w:val="17"/>
+                <w:szCs w:val="17"/>
+              </w:rPr>
+              <w:t>%}</w:t>
+            </w:r>
+            <w:r>
+              <w:rPr>
+                <w:rFonts w:ascii="思源黑体 CN Normal" w:eastAsia="思源黑体 CN Normal" w:hAnsi="思源黑体 CN Normal"/>
+                <w:color w:val="000000" w:themeColor="text1"/>
+                <w:sz w:val="17"/>
+                <w:szCs w:val="17"/>
+              </w:rPr>
+              <w:t>{</w:t>
+            </w:r>
+            <w:proofErr w:type="gramEnd"/>
+            <w:r>
+              <w:rPr>
+                <w:rFonts w:ascii="思源黑体 CN Normal" w:eastAsia="思源黑体 CN Normal" w:hAnsi="思源黑体 CN Normal"/>
+                <w:color w:val="000000" w:themeColor="text1"/>
+                <w:sz w:val="17"/>
+                <w:szCs w:val="17"/>
+              </w:rPr>
+              <w:t>{</w:t>
+            </w:r>
+            <w:proofErr w:type="spellStart"/>
+            <w:r>
+              <w:rPr>
+                <w:rFonts w:ascii="思源黑体 CN Normal" w:eastAsia="思源黑体 CN Normal" w:hAnsi="思源黑体 CN Normal"/>
+                <w:color w:val="000000" w:themeColor="text1"/>
+                <w:sz w:val="17"/>
+                <w:szCs w:val="17"/>
+              </w:rPr>
+              <w:t>sample.age</w:t>
+            </w:r>
+            <w:proofErr w:type="spellEnd"/>
+            <w:r>
+              <w:rPr>
+                <w:rFonts w:ascii="思源黑体 CN Normal" w:eastAsia="思源黑体 CN Normal" w:hAnsi="思源黑体 CN Normal"/>
+                <w:color w:val="000000" w:themeColor="text1"/>
+                <w:sz w:val="17"/>
+                <w:szCs w:val="17"/>
+              </w:rPr>
+              <w:t>}}</w:t>
             </w:r>
             <w:r>
               <w:rPr>
@@ -1104,7 +1251,25 @@
                 <w:sz w:val="17"/>
                 <w:szCs w:val="17"/>
               </w:rPr>
-              <w:t>{{sample.ZJFB_mark_dict.病案号}}</w:t>
+              <w:t>{{</w:t>
+            </w:r>
+            <w:proofErr w:type="spellStart"/>
+            <w:r>
+              <w:rPr>
+                <w:rFonts w:ascii="思源黑体 CN Normal" w:eastAsia="思源黑体 CN Normal" w:hAnsi="思源黑体 CN Normal" w:hint="eastAsia"/>
+                <w:sz w:val="17"/>
+                <w:szCs w:val="17"/>
+              </w:rPr>
+              <w:t>sample.ZJFB_mark_dict</w:t>
+            </w:r>
+            <w:proofErr w:type="spellEnd"/>
+            <w:r>
+              <w:rPr>
+                <w:rFonts w:ascii="思源黑体 CN Normal" w:eastAsia="思源黑体 CN Normal" w:hAnsi="思源黑体 CN Normal" w:hint="eastAsia"/>
+                <w:sz w:val="17"/>
+                <w:szCs w:val="17"/>
+              </w:rPr>
+              <w:t>.病案号}}</w:t>
             </w:r>
           </w:p>
         </w:tc>
@@ -1180,7 +1345,61 @@
                 <w:sz w:val="17"/>
                 <w:szCs w:val="17"/>
               </w:rPr>
-              <w:t>{%if “健康” not in sample.tumor_names_cn%}{%if sample.ZJFB_mark_dict.临床诊断%}{{sample.ZJFB_mark_dict.临床诊断}}{%else%}-{%endif%}{%else%}-{%endif%}</w:t>
+              <w:t xml:space="preserve">{%if “健康” not in </w:t>
+            </w:r>
+            <w:proofErr w:type="spellStart"/>
+            <w:r>
+              <w:rPr>
+                <w:rFonts w:ascii="思源黑体 CN Normal" w:eastAsia="思源黑体 CN Normal" w:hAnsi="思源黑体 CN Normal" w:hint="eastAsia"/>
+                <w:sz w:val="17"/>
+                <w:szCs w:val="17"/>
+              </w:rPr>
+              <w:t>sample.tumor_names_cn</w:t>
+            </w:r>
+            <w:proofErr w:type="spellEnd"/>
+            <w:r>
+              <w:rPr>
+                <w:rFonts w:ascii="思源黑体 CN Normal" w:eastAsia="思源黑体 CN Normal" w:hAnsi="思源黑体 CN Normal" w:hint="eastAsia"/>
+                <w:sz w:val="17"/>
+                <w:szCs w:val="17"/>
+              </w:rPr>
+              <w:t xml:space="preserve">%}{%if </w:t>
+            </w:r>
+            <w:proofErr w:type="spellStart"/>
+            <w:r>
+              <w:rPr>
+                <w:rFonts w:ascii="思源黑体 CN Normal" w:eastAsia="思源黑体 CN Normal" w:hAnsi="思源黑体 CN Normal" w:hint="eastAsia"/>
+                <w:sz w:val="17"/>
+                <w:szCs w:val="17"/>
+              </w:rPr>
+              <w:t>sample.ZJFB_mark_dict</w:t>
+            </w:r>
+            <w:proofErr w:type="spellEnd"/>
+            <w:r>
+              <w:rPr>
+                <w:rFonts w:ascii="思源黑体 CN Normal" w:eastAsia="思源黑体 CN Normal" w:hAnsi="思源黑体 CN Normal" w:hint="eastAsia"/>
+                <w:sz w:val="17"/>
+                <w:szCs w:val="17"/>
+              </w:rPr>
+              <w:t>.临床诊断%}{{</w:t>
+            </w:r>
+            <w:proofErr w:type="spellStart"/>
+            <w:r>
+              <w:rPr>
+                <w:rFonts w:ascii="思源黑体 CN Normal" w:eastAsia="思源黑体 CN Normal" w:hAnsi="思源黑体 CN Normal" w:hint="eastAsia"/>
+                <w:sz w:val="17"/>
+                <w:szCs w:val="17"/>
+              </w:rPr>
+              <w:t>sample.ZJFB_mark_dict</w:t>
+            </w:r>
+            <w:proofErr w:type="spellEnd"/>
+            <w:r>
+              <w:rPr>
+                <w:rFonts w:ascii="思源黑体 CN Normal" w:eastAsia="思源黑体 CN Normal" w:hAnsi="思源黑体 CN Normal" w:hint="eastAsia"/>
+                <w:sz w:val="17"/>
+                <w:szCs w:val="17"/>
+              </w:rPr>
+              <w:t>.临床诊断}}{%else%}-{%endif%}{%else%}-{%endif%}</w:t>
             </w:r>
           </w:p>
         </w:tc>
@@ -1278,7 +1497,38 @@
                 <w:szCs w:val="17"/>
                 <w:highlight w:val="green"/>
               </w:rPr>
-              <w:t>{%p if sample.order_type%}</w:t>
+              <w:t xml:space="preserve">{%p if </w:t>
+            </w:r>
+            <w:proofErr w:type="spellStart"/>
+            <w:proofErr w:type="gramStart"/>
+            <w:r>
+              <w:rPr>
+                <w:rFonts w:ascii="思源黑体 CN Normal" w:eastAsia="思源黑体 CN Normal" w:hAnsi="思源黑体 CN Normal"/>
+                <w:sz w:val="17"/>
+                <w:szCs w:val="17"/>
+                <w:highlight w:val="green"/>
+              </w:rPr>
+              <w:t>sample.order</w:t>
+            </w:r>
+            <w:proofErr w:type="gramEnd"/>
+            <w:r>
+              <w:rPr>
+                <w:rFonts w:ascii="思源黑体 CN Normal" w:eastAsia="思源黑体 CN Normal" w:hAnsi="思源黑体 CN Normal"/>
+                <w:sz w:val="17"/>
+                <w:szCs w:val="17"/>
+                <w:highlight w:val="green"/>
+              </w:rPr>
+              <w:t>_type</w:t>
+            </w:r>
+            <w:proofErr w:type="spellEnd"/>
+            <w:r>
+              <w:rPr>
+                <w:rFonts w:ascii="思源黑体 CN Normal" w:eastAsia="思源黑体 CN Normal" w:hAnsi="思源黑体 CN Normal"/>
+                <w:sz w:val="17"/>
+                <w:szCs w:val="17"/>
+                <w:highlight w:val="green"/>
+              </w:rPr>
+              <w:t>%}</w:t>
             </w:r>
           </w:p>
           <w:p>
@@ -1298,7 +1548,25 @@
                 <w:sz w:val="17"/>
                 <w:szCs w:val="17"/>
               </w:rPr>
-              <w:t>{{sample.ZJFB_mark_dict.</w:t>
+              <w:t>{{</w:t>
+            </w:r>
+            <w:proofErr w:type="spellStart"/>
+            <w:r>
+              <w:rPr>
+                <w:rFonts w:ascii="思源黑体 CN Normal" w:eastAsia="思源黑体 CN Normal" w:hAnsi="思源黑体 CN Normal"/>
+                <w:sz w:val="17"/>
+                <w:szCs w:val="17"/>
+              </w:rPr>
+              <w:t>sample.ZJFB_mark_dict</w:t>
+            </w:r>
+            <w:proofErr w:type="spellEnd"/>
+            <w:r>
+              <w:rPr>
+                <w:rFonts w:ascii="思源黑体 CN Normal" w:eastAsia="思源黑体 CN Normal" w:hAnsi="思源黑体 CN Normal"/>
+                <w:sz w:val="17"/>
+                <w:szCs w:val="17"/>
+              </w:rPr>
+              <w:t>.</w:t>
             </w:r>
             <w:r>
               <w:rPr>
@@ -1373,7 +1641,53 @@
                 <w:sz w:val="17"/>
                 <w:szCs w:val="17"/>
               </w:rPr>
-              <w:t>{%if sample.gather_data %}{{sample.gather_data}}{%else%}-{%endif%}</w:t>
+              <w:t xml:space="preserve">{%if </w:t>
+            </w:r>
+            <w:proofErr w:type="spellStart"/>
+            <w:proofErr w:type="gramStart"/>
+            <w:r>
+              <w:rPr>
+                <w:rFonts w:ascii="思源黑体 CN Normal" w:eastAsia="思源黑体 CN Normal" w:hAnsi="思源黑体 CN Normal"/>
+                <w:sz w:val="17"/>
+                <w:szCs w:val="17"/>
+              </w:rPr>
+              <w:t>sample.gather</w:t>
+            </w:r>
+            <w:proofErr w:type="gramEnd"/>
+            <w:r>
+              <w:rPr>
+                <w:rFonts w:ascii="思源黑体 CN Normal" w:eastAsia="思源黑体 CN Normal" w:hAnsi="思源黑体 CN Normal"/>
+                <w:sz w:val="17"/>
+                <w:szCs w:val="17"/>
+              </w:rPr>
+              <w:t>_data</w:t>
+            </w:r>
+            <w:proofErr w:type="spellEnd"/>
+            <w:r>
+              <w:rPr>
+                <w:rFonts w:ascii="思源黑体 CN Normal" w:eastAsia="思源黑体 CN Normal" w:hAnsi="思源黑体 CN Normal"/>
+                <w:sz w:val="17"/>
+                <w:szCs w:val="17"/>
+              </w:rPr>
+              <w:t xml:space="preserve"> %}{{</w:t>
+            </w:r>
+            <w:proofErr w:type="spellStart"/>
+            <w:r>
+              <w:rPr>
+                <w:rFonts w:ascii="思源黑体 CN Normal" w:eastAsia="思源黑体 CN Normal" w:hAnsi="思源黑体 CN Normal"/>
+                <w:sz w:val="17"/>
+                <w:szCs w:val="17"/>
+              </w:rPr>
+              <w:t>sample.gather_data</w:t>
+            </w:r>
+            <w:proofErr w:type="spellEnd"/>
+            <w:r>
+              <w:rPr>
+                <w:rFonts w:ascii="思源黑体 CN Normal" w:eastAsia="思源黑体 CN Normal" w:hAnsi="思源黑体 CN Normal"/>
+                <w:sz w:val="17"/>
+                <w:szCs w:val="17"/>
+              </w:rPr>
+              <w:t>}}{%else%}-{%endif%}</w:t>
             </w:r>
           </w:p>
           <w:p>
@@ -1481,7 +1795,52 @@
                 <w:sz w:val="17"/>
                 <w:szCs w:val="17"/>
               </w:rPr>
-              <w:t>{%if sample.</w:t>
+              <w:t xml:space="preserve">{%if </w:t>
+            </w:r>
+            <w:proofErr w:type="spellStart"/>
+            <w:proofErr w:type="gramStart"/>
+            <w:r>
+              <w:rPr>
+                <w:rFonts w:ascii="思源黑体 CN Normal" w:eastAsia="思源黑体 CN Normal" w:hAnsi="思源黑体 CN Normal"/>
+                <w:sz w:val="17"/>
+                <w:szCs w:val="17"/>
+              </w:rPr>
+              <w:t>sample.</w:t>
+            </w:r>
+            <w:r>
+              <w:rPr>
+                <w:rFonts w:ascii="思源黑体 CN Normal" w:eastAsia="思源黑体 CN Normal" w:hAnsi="思源黑体 CN Normal"/>
+                <w:sz w:val="17"/>
+                <w:szCs w:val="17"/>
+              </w:rPr>
+              <w:t>receive</w:t>
+            </w:r>
+            <w:proofErr w:type="gramEnd"/>
+            <w:r>
+              <w:rPr>
+                <w:rFonts w:ascii="思源黑体 CN Normal" w:eastAsia="思源黑体 CN Normal" w:hAnsi="思源黑体 CN Normal"/>
+                <w:sz w:val="17"/>
+                <w:szCs w:val="17"/>
+              </w:rPr>
+              <w:t>_data</w:t>
+            </w:r>
+            <w:proofErr w:type="spellEnd"/>
+            <w:r>
+              <w:rPr>
+                <w:rFonts w:ascii="思源黑体 CN Normal" w:eastAsia="思源黑体 CN Normal" w:hAnsi="思源黑体 CN Normal"/>
+                <w:sz w:val="17"/>
+                <w:szCs w:val="17"/>
+              </w:rPr>
+              <w:t xml:space="preserve"> %}{{</w:t>
+            </w:r>
+            <w:proofErr w:type="spellStart"/>
+            <w:r>
+              <w:rPr>
+                <w:rFonts w:ascii="思源黑体 CN Normal" w:eastAsia="思源黑体 CN Normal" w:hAnsi="思源黑体 CN Normal"/>
+                <w:sz w:val="17"/>
+                <w:szCs w:val="17"/>
+              </w:rPr>
+              <w:t>sample.</w:t>
             </w:r>
             <w:r>
               <w:rPr>
@@ -1491,22 +1850,7 @@
               </w:rPr>
               <w:t>receive_data</w:t>
             </w:r>
-            <w:r>
-              <w:rPr>
-                <w:rFonts w:ascii="思源黑体 CN Normal" w:eastAsia="思源黑体 CN Normal" w:hAnsi="思源黑体 CN Normal"/>
-                <w:sz w:val="17"/>
-                <w:szCs w:val="17"/>
-              </w:rPr>
-              <w:t xml:space="preserve"> %}{{sample.</w:t>
-            </w:r>
-            <w:r>
-              <w:rPr>
-                <w:rFonts w:ascii="思源黑体 CN Normal" w:eastAsia="思源黑体 CN Normal" w:hAnsi="思源黑体 CN Normal"/>
-                <w:sz w:val="17"/>
-                <w:szCs w:val="17"/>
-              </w:rPr>
-              <w:t>receive_data</w:t>
-            </w:r>
+            <w:proofErr w:type="spellEnd"/>
             <w:r>
               <w:rPr>
                 <w:rFonts w:ascii="思源黑体 CN Normal" w:eastAsia="思源黑体 CN Normal" w:hAnsi="思源黑体 CN Normal"/>
@@ -1657,7 +2001,16 @@
                 <w:sz w:val="17"/>
                 <w:szCs w:val="17"/>
               </w:rPr>
-              <w:t>{{sample.</w:t>
+              <w:t>{{</w:t>
+            </w:r>
+            <w:proofErr w:type="spellStart"/>
+            <w:r>
+              <w:rPr>
+                <w:rFonts w:ascii="思源黑体 CN Normal" w:eastAsia="思源黑体 CN Normal" w:hAnsi="思源黑体 CN Normal"/>
+                <w:sz w:val="17"/>
+                <w:szCs w:val="17"/>
+              </w:rPr>
+              <w:t>sample.</w:t>
             </w:r>
             <w:r>
               <w:rPr>
@@ -1667,6 +2020,7 @@
               </w:rPr>
               <w:t>ZJFB_mark_dict</w:t>
             </w:r>
+            <w:proofErr w:type="spellEnd"/>
             <w:r>
               <w:rPr>
                 <w:rFonts w:ascii="思源黑体 CN Normal" w:eastAsia="思源黑体 CN Normal" w:hAnsi="思源黑体 CN Normal" w:hint="eastAsia"/>
@@ -1802,6 +2156,7 @@
               </w:rPr>
               <w:t>{{</w:t>
             </w:r>
+            <w:proofErr w:type="spellStart"/>
             <w:r>
               <w:rPr>
                 <w:rFonts w:ascii="思源黑体 CN Normal" w:eastAsia="思源黑体 CN Normal" w:hAnsi="思源黑体 CN Normal"/>
@@ -1811,6 +2166,7 @@
               </w:rPr>
               <w:t>sample|sample_type</w:t>
             </w:r>
+            <w:proofErr w:type="spellEnd"/>
             <w:r>
               <w:rPr>
                 <w:rFonts w:ascii="思源黑体 CN Normal" w:eastAsia="思源黑体 CN Normal" w:hAnsi="思源黑体 CN Normal" w:hint="eastAsia"/>
@@ -1909,7 +2265,27 @@
                 <w:sz w:val="17"/>
                 <w:szCs w:val="17"/>
               </w:rPr>
-              <w:t>{{sample|sample_amount}}</w:t>
+              <w:t>{{</w:t>
+            </w:r>
+            <w:proofErr w:type="spellStart"/>
+            <w:r>
+              <w:rPr>
+                <w:rFonts w:ascii="思源黑体 CN Normal" w:eastAsia="思源黑体 CN Normal" w:hAnsi="思源黑体 CN Normal"/>
+                <w:color w:val="000000" w:themeColor="text1"/>
+                <w:sz w:val="17"/>
+                <w:szCs w:val="17"/>
+              </w:rPr>
+              <w:t>sample|sample_amount</w:t>
+            </w:r>
+            <w:proofErr w:type="spellEnd"/>
+            <w:r>
+              <w:rPr>
+                <w:rFonts w:ascii="思源黑体 CN Normal" w:eastAsia="思源黑体 CN Normal" w:hAnsi="思源黑体 CN Normal"/>
+                <w:color w:val="000000" w:themeColor="text1"/>
+                <w:sz w:val="17"/>
+                <w:szCs w:val="17"/>
+              </w:rPr>
+              <w:t>}}</w:t>
             </w:r>
           </w:p>
         </w:tc>
@@ -1983,7 +2359,16 @@
                 <w:sz w:val="17"/>
                 <w:szCs w:val="17"/>
               </w:rPr>
-              <w:t>{%if sample.</w:t>
+              <w:t xml:space="preserve">{%if </w:t>
+            </w:r>
+            <w:proofErr w:type="spellStart"/>
+            <w:r>
+              <w:rPr>
+                <w:rFonts w:ascii="思源黑体 CN Normal" w:eastAsia="思源黑体 CN Normal" w:hAnsi="思源黑体 CN Normal"/>
+                <w:sz w:val="17"/>
+                <w:szCs w:val="17"/>
+              </w:rPr>
+              <w:t>sample.</w:t>
             </w:r>
             <w:r>
               <w:rPr>
@@ -1999,7 +2384,43 @@
                 <w:sz w:val="17"/>
                 <w:szCs w:val="17"/>
               </w:rPr>
-              <w:t>id %}{{sample.</w:t>
+              <w:t>id</w:t>
+            </w:r>
+            <w:proofErr w:type="spellEnd"/>
+            <w:r>
+              <w:rPr>
+                <w:rFonts w:ascii="思源黑体 CN Normal" w:eastAsia="思源黑体 CN Normal" w:hAnsi="思源黑体 CN Normal"/>
+                <w:sz w:val="17"/>
+                <w:szCs w:val="17"/>
+              </w:rPr>
+              <w:t xml:space="preserve"> </w:t>
+            </w:r>
+            <w:proofErr w:type="gramStart"/>
+            <w:r>
+              <w:rPr>
+                <w:rFonts w:ascii="思源黑体 CN Normal" w:eastAsia="思源黑体 CN Normal" w:hAnsi="思源黑体 CN Normal"/>
+                <w:sz w:val="17"/>
+                <w:szCs w:val="17"/>
+              </w:rPr>
+              <w:t>%}{</w:t>
+            </w:r>
+            <w:proofErr w:type="gramEnd"/>
+            <w:r>
+              <w:rPr>
+                <w:rFonts w:ascii="思源黑体 CN Normal" w:eastAsia="思源黑体 CN Normal" w:hAnsi="思源黑体 CN Normal"/>
+                <w:sz w:val="17"/>
+                <w:szCs w:val="17"/>
+              </w:rPr>
+              <w:t>{</w:t>
+            </w:r>
+            <w:proofErr w:type="spellStart"/>
+            <w:r>
+              <w:rPr>
+                <w:rFonts w:ascii="思源黑体 CN Normal" w:eastAsia="思源黑体 CN Normal" w:hAnsi="思源黑体 CN Normal"/>
+                <w:sz w:val="17"/>
+                <w:szCs w:val="17"/>
+              </w:rPr>
+              <w:t>sample.</w:t>
             </w:r>
             <w:r>
               <w:rPr>
@@ -2015,7 +2436,16 @@
                 <w:sz w:val="17"/>
                 <w:szCs w:val="17"/>
               </w:rPr>
-              <w:t>id}}{%else%}-{%endif%}</w:t>
+              <w:t>id</w:t>
+            </w:r>
+            <w:proofErr w:type="spellEnd"/>
+            <w:r>
+              <w:rPr>
+                <w:rFonts w:ascii="思源黑体 CN Normal" w:eastAsia="思源黑体 CN Normal" w:hAnsi="思源黑体 CN Normal"/>
+                <w:sz w:val="17"/>
+                <w:szCs w:val="17"/>
+              </w:rPr>
+              <w:t>}}{%else%}-{%endif%}</w:t>
             </w:r>
           </w:p>
         </w:tc>
@@ -2106,7 +2536,16 @@
                 <w:sz w:val="17"/>
                 <w:szCs w:val="17"/>
               </w:rPr>
-              <w:t>{{sample.</w:t>
+              <w:t>{{</w:t>
+            </w:r>
+            <w:proofErr w:type="spellStart"/>
+            <w:r>
+              <w:rPr>
+                <w:rFonts w:ascii="思源黑体 CN Normal" w:eastAsia="思源黑体 CN Normal" w:hAnsi="思源黑体 CN Normal" w:hint="eastAsia"/>
+                <w:sz w:val="17"/>
+                <w:szCs w:val="17"/>
+              </w:rPr>
+              <w:t>sample.</w:t>
             </w:r>
             <w:r>
               <w:rPr>
@@ -2116,6 +2555,7 @@
               </w:rPr>
               <w:t>sample_parent_id</w:t>
             </w:r>
+            <w:proofErr w:type="spellEnd"/>
             <w:r>
               <w:rPr>
                 <w:rFonts w:ascii="思源黑体 CN Normal" w:eastAsia="思源黑体 CN Normal" w:hAnsi="思源黑体 CN Normal" w:hint="eastAsia"/>
@@ -2197,7 +2637,27 @@
                 <w:sz w:val="17"/>
                 <w:szCs w:val="17"/>
               </w:rPr>
-              <w:t xml:space="preserve">{%p if sample.prod_names == </w:t>
+              <w:t xml:space="preserve">{%p if </w:t>
+            </w:r>
+            <w:proofErr w:type="spellStart"/>
+            <w:r>
+              <w:rPr>
+                <w:rFonts w:ascii="思源黑体 CN Normal" w:eastAsia="思源黑体 CN Normal" w:hAnsi="思源黑体 CN Normal" w:hint="eastAsia"/>
+                <w:color w:val="000000" w:themeColor="text1"/>
+                <w:sz w:val="17"/>
+                <w:szCs w:val="17"/>
+              </w:rPr>
+              <w:t>sample.prod_names</w:t>
+            </w:r>
+            <w:proofErr w:type="spellEnd"/>
+            <w:r>
+              <w:rPr>
+                <w:rFonts w:ascii="思源黑体 CN Normal" w:eastAsia="思源黑体 CN Normal" w:hAnsi="思源黑体 CN Normal" w:hint="eastAsia"/>
+                <w:color w:val="000000" w:themeColor="text1"/>
+                <w:sz w:val="17"/>
+                <w:szCs w:val="17"/>
+              </w:rPr>
+              <w:t xml:space="preserve"> == </w:t>
             </w:r>
             <w:r>
               <w:rPr>
@@ -2273,7 +2733,47 @@
                 <w:sz w:val="17"/>
                 <w:szCs w:val="17"/>
               </w:rPr>
-              <w:t xml:space="preserve">{%p elif sample.prod_names == </w:t>
+              <w:t xml:space="preserve">{%p </w:t>
+            </w:r>
+            <w:proofErr w:type="spellStart"/>
+            <w:r>
+              <w:rPr>
+                <w:rFonts w:ascii="思源黑体 CN Normal" w:eastAsia="思源黑体 CN Normal" w:hAnsi="思源黑体 CN Normal" w:hint="eastAsia"/>
+                <w:color w:val="000000" w:themeColor="text1"/>
+                <w:sz w:val="17"/>
+                <w:szCs w:val="17"/>
+              </w:rPr>
+              <w:t>elif</w:t>
+            </w:r>
+            <w:proofErr w:type="spellEnd"/>
+            <w:r>
+              <w:rPr>
+                <w:rFonts w:ascii="思源黑体 CN Normal" w:eastAsia="思源黑体 CN Normal" w:hAnsi="思源黑体 CN Normal" w:hint="eastAsia"/>
+                <w:color w:val="000000" w:themeColor="text1"/>
+                <w:sz w:val="17"/>
+                <w:szCs w:val="17"/>
+              </w:rPr>
+              <w:t xml:space="preserve"> </w:t>
+            </w:r>
+            <w:proofErr w:type="spellStart"/>
+            <w:r>
+              <w:rPr>
+                <w:rFonts w:ascii="思源黑体 CN Normal" w:eastAsia="思源黑体 CN Normal" w:hAnsi="思源黑体 CN Normal" w:hint="eastAsia"/>
+                <w:color w:val="000000" w:themeColor="text1"/>
+                <w:sz w:val="17"/>
+                <w:szCs w:val="17"/>
+              </w:rPr>
+              <w:t>sample.prod_names</w:t>
+            </w:r>
+            <w:proofErr w:type="spellEnd"/>
+            <w:r>
+              <w:rPr>
+                <w:rFonts w:ascii="思源黑体 CN Normal" w:eastAsia="思源黑体 CN Normal" w:hAnsi="思源黑体 CN Normal" w:hint="eastAsia"/>
+                <w:color w:val="000000" w:themeColor="text1"/>
+                <w:sz w:val="17"/>
+                <w:szCs w:val="17"/>
+              </w:rPr>
+              <w:t xml:space="preserve"> == </w:t>
             </w:r>
             <w:r>
               <w:rPr>
@@ -2338,7 +2838,27 @@
                 <w:sz w:val="17"/>
                 <w:szCs w:val="17"/>
               </w:rPr>
-              <w:t>胃肠道间质瘤基础检测</w:t>
+              <w:t>胃肠道间质</w:t>
+            </w:r>
+            <w:proofErr w:type="gramStart"/>
+            <w:r>
+              <w:rPr>
+                <w:rFonts w:ascii="思源黑体 CN Normal" w:eastAsia="思源黑体 CN Normal" w:hAnsi="思源黑体 CN Normal" w:hint="eastAsia"/>
+                <w:color w:val="000000" w:themeColor="text1"/>
+                <w:sz w:val="17"/>
+                <w:szCs w:val="17"/>
+              </w:rPr>
+              <w:t>瘤基础</w:t>
+            </w:r>
+            <w:proofErr w:type="gramEnd"/>
+            <w:r>
+              <w:rPr>
+                <w:rFonts w:ascii="思源黑体 CN Normal" w:eastAsia="思源黑体 CN Normal" w:hAnsi="思源黑体 CN Normal" w:hint="eastAsia"/>
+                <w:color w:val="000000" w:themeColor="text1"/>
+                <w:sz w:val="17"/>
+                <w:szCs w:val="17"/>
+              </w:rPr>
+              <w:t>检测</w:t>
             </w:r>
           </w:p>
           <w:p>
@@ -2358,7 +2878,47 @@
                 <w:sz w:val="17"/>
                 <w:szCs w:val="17"/>
               </w:rPr>
-              <w:t>{%p elif sample.prod_names in [</w:t>
+              <w:t xml:space="preserve">{%p </w:t>
+            </w:r>
+            <w:proofErr w:type="spellStart"/>
+            <w:r>
+              <w:rPr>
+                <w:rFonts w:ascii="思源黑体 CN Normal" w:eastAsia="思源黑体 CN Normal" w:hAnsi="思源黑体 CN Normal" w:hint="eastAsia"/>
+                <w:color w:val="000000" w:themeColor="text1"/>
+                <w:sz w:val="17"/>
+                <w:szCs w:val="17"/>
+              </w:rPr>
+              <w:t>elif</w:t>
+            </w:r>
+            <w:proofErr w:type="spellEnd"/>
+            <w:r>
+              <w:rPr>
+                <w:rFonts w:ascii="思源黑体 CN Normal" w:eastAsia="思源黑体 CN Normal" w:hAnsi="思源黑体 CN Normal" w:hint="eastAsia"/>
+                <w:color w:val="000000" w:themeColor="text1"/>
+                <w:sz w:val="17"/>
+                <w:szCs w:val="17"/>
+              </w:rPr>
+              <w:t xml:space="preserve"> </w:t>
+            </w:r>
+            <w:proofErr w:type="spellStart"/>
+            <w:r>
+              <w:rPr>
+                <w:rFonts w:ascii="思源黑体 CN Normal" w:eastAsia="思源黑体 CN Normal" w:hAnsi="思源黑体 CN Normal" w:hint="eastAsia"/>
+                <w:color w:val="000000" w:themeColor="text1"/>
+                <w:sz w:val="17"/>
+                <w:szCs w:val="17"/>
+              </w:rPr>
+              <w:t>sample.prod_names</w:t>
+            </w:r>
+            <w:proofErr w:type="spellEnd"/>
+            <w:r>
+              <w:rPr>
+                <w:rFonts w:ascii="思源黑体 CN Normal" w:eastAsia="思源黑体 CN Normal" w:hAnsi="思源黑体 CN Normal" w:hint="eastAsia"/>
+                <w:color w:val="000000" w:themeColor="text1"/>
+                <w:sz w:val="17"/>
+                <w:szCs w:val="17"/>
+              </w:rPr>
+              <w:t xml:space="preserve"> in [</w:t>
             </w:r>
             <w:r>
               <w:rPr>
@@ -2450,7 +3010,27 @@
                 <w:sz w:val="17"/>
                 <w:szCs w:val="17"/>
               </w:rPr>
-              <w:t>胰腺癌基础检测</w:t>
+              <w:t>胰腺</w:t>
+            </w:r>
+            <w:proofErr w:type="gramStart"/>
+            <w:r>
+              <w:rPr>
+                <w:rFonts w:ascii="思源黑体 CN Normal" w:eastAsia="思源黑体 CN Normal" w:hAnsi="思源黑体 CN Normal" w:hint="eastAsia"/>
+                <w:color w:val="000000" w:themeColor="text1"/>
+                <w:sz w:val="17"/>
+                <w:szCs w:val="17"/>
+              </w:rPr>
+              <w:t>癌基础</w:t>
+            </w:r>
+            <w:proofErr w:type="gramEnd"/>
+            <w:r>
+              <w:rPr>
+                <w:rFonts w:ascii="思源黑体 CN Normal" w:eastAsia="思源黑体 CN Normal" w:hAnsi="思源黑体 CN Normal" w:hint="eastAsia"/>
+                <w:color w:val="000000" w:themeColor="text1"/>
+                <w:sz w:val="17"/>
+                <w:szCs w:val="17"/>
+              </w:rPr>
+              <w:t>检测</w:t>
             </w:r>
           </w:p>
           <w:p>
@@ -2470,7 +3050,47 @@
                 <w:sz w:val="17"/>
                 <w:szCs w:val="17"/>
               </w:rPr>
-              <w:t>{%p elif sample.prod_names in [</w:t>
+              <w:t xml:space="preserve">{%p </w:t>
+            </w:r>
+            <w:proofErr w:type="spellStart"/>
+            <w:r>
+              <w:rPr>
+                <w:rFonts w:ascii="思源黑体 CN Normal" w:eastAsia="思源黑体 CN Normal" w:hAnsi="思源黑体 CN Normal" w:hint="eastAsia"/>
+                <w:color w:val="000000" w:themeColor="text1"/>
+                <w:sz w:val="17"/>
+                <w:szCs w:val="17"/>
+              </w:rPr>
+              <w:t>elif</w:t>
+            </w:r>
+            <w:proofErr w:type="spellEnd"/>
+            <w:r>
+              <w:rPr>
+                <w:rFonts w:ascii="思源黑体 CN Normal" w:eastAsia="思源黑体 CN Normal" w:hAnsi="思源黑体 CN Normal" w:hint="eastAsia"/>
+                <w:color w:val="000000" w:themeColor="text1"/>
+                <w:sz w:val="17"/>
+                <w:szCs w:val="17"/>
+              </w:rPr>
+              <w:t xml:space="preserve"> </w:t>
+            </w:r>
+            <w:proofErr w:type="spellStart"/>
+            <w:r>
+              <w:rPr>
+                <w:rFonts w:ascii="思源黑体 CN Normal" w:eastAsia="思源黑体 CN Normal" w:hAnsi="思源黑体 CN Normal" w:hint="eastAsia"/>
+                <w:color w:val="000000" w:themeColor="text1"/>
+                <w:sz w:val="17"/>
+                <w:szCs w:val="17"/>
+              </w:rPr>
+              <w:t>sample.prod_names</w:t>
+            </w:r>
+            <w:proofErr w:type="spellEnd"/>
+            <w:r>
+              <w:rPr>
+                <w:rFonts w:ascii="思源黑体 CN Normal" w:eastAsia="思源黑体 CN Normal" w:hAnsi="思源黑体 CN Normal" w:hint="eastAsia"/>
+                <w:color w:val="000000" w:themeColor="text1"/>
+                <w:sz w:val="17"/>
+                <w:szCs w:val="17"/>
+              </w:rPr>
+              <w:t xml:space="preserve"> in [</w:t>
             </w:r>
             <w:r>
               <w:rPr>
@@ -2600,7 +3220,47 @@
                 <w:sz w:val="17"/>
                 <w:szCs w:val="17"/>
               </w:rPr>
-              <w:t xml:space="preserve">{%p elif sample.prod_names == </w:t>
+              <w:t xml:space="preserve">{%p </w:t>
+            </w:r>
+            <w:proofErr w:type="spellStart"/>
+            <w:r>
+              <w:rPr>
+                <w:rFonts w:ascii="思源黑体 CN Normal" w:eastAsia="思源黑体 CN Normal" w:hAnsi="思源黑体 CN Normal" w:hint="eastAsia"/>
+                <w:color w:val="000000" w:themeColor="text1"/>
+                <w:sz w:val="17"/>
+                <w:szCs w:val="17"/>
+              </w:rPr>
+              <w:t>elif</w:t>
+            </w:r>
+            <w:proofErr w:type="spellEnd"/>
+            <w:r>
+              <w:rPr>
+                <w:rFonts w:ascii="思源黑体 CN Normal" w:eastAsia="思源黑体 CN Normal" w:hAnsi="思源黑体 CN Normal" w:hint="eastAsia"/>
+                <w:color w:val="000000" w:themeColor="text1"/>
+                <w:sz w:val="17"/>
+                <w:szCs w:val="17"/>
+              </w:rPr>
+              <w:t xml:space="preserve"> </w:t>
+            </w:r>
+            <w:proofErr w:type="spellStart"/>
+            <w:r>
+              <w:rPr>
+                <w:rFonts w:ascii="思源黑体 CN Normal" w:eastAsia="思源黑体 CN Normal" w:hAnsi="思源黑体 CN Normal" w:hint="eastAsia"/>
+                <w:color w:val="000000" w:themeColor="text1"/>
+                <w:sz w:val="17"/>
+                <w:szCs w:val="17"/>
+              </w:rPr>
+              <w:t>sample.prod_names</w:t>
+            </w:r>
+            <w:proofErr w:type="spellEnd"/>
+            <w:r>
+              <w:rPr>
+                <w:rFonts w:ascii="思源黑体 CN Normal" w:eastAsia="思源黑体 CN Normal" w:hAnsi="思源黑体 CN Normal" w:hint="eastAsia"/>
+                <w:color w:val="000000" w:themeColor="text1"/>
+                <w:sz w:val="17"/>
+                <w:szCs w:val="17"/>
+              </w:rPr>
+              <w:t xml:space="preserve"> == </w:t>
             </w:r>
             <w:r>
               <w:rPr>
@@ -2676,7 +3336,47 @@
                 <w:sz w:val="17"/>
                 <w:szCs w:val="17"/>
               </w:rPr>
-              <w:t xml:space="preserve">{%p elif sample.prod_names == </w:t>
+              <w:t xml:space="preserve">{%p </w:t>
+            </w:r>
+            <w:proofErr w:type="spellStart"/>
+            <w:r>
+              <w:rPr>
+                <w:rFonts w:ascii="思源黑体 CN Normal" w:eastAsia="思源黑体 CN Normal" w:hAnsi="思源黑体 CN Normal" w:hint="eastAsia"/>
+                <w:color w:val="000000" w:themeColor="text1"/>
+                <w:sz w:val="17"/>
+                <w:szCs w:val="17"/>
+              </w:rPr>
+              <w:t>elif</w:t>
+            </w:r>
+            <w:proofErr w:type="spellEnd"/>
+            <w:r>
+              <w:rPr>
+                <w:rFonts w:ascii="思源黑体 CN Normal" w:eastAsia="思源黑体 CN Normal" w:hAnsi="思源黑体 CN Normal" w:hint="eastAsia"/>
+                <w:color w:val="000000" w:themeColor="text1"/>
+                <w:sz w:val="17"/>
+                <w:szCs w:val="17"/>
+              </w:rPr>
+              <w:t xml:space="preserve"> </w:t>
+            </w:r>
+            <w:proofErr w:type="spellStart"/>
+            <w:r>
+              <w:rPr>
+                <w:rFonts w:ascii="思源黑体 CN Normal" w:eastAsia="思源黑体 CN Normal" w:hAnsi="思源黑体 CN Normal" w:hint="eastAsia"/>
+                <w:color w:val="000000" w:themeColor="text1"/>
+                <w:sz w:val="17"/>
+                <w:szCs w:val="17"/>
+              </w:rPr>
+              <w:t>sample.prod_names</w:t>
+            </w:r>
+            <w:proofErr w:type="spellEnd"/>
+            <w:r>
+              <w:rPr>
+                <w:rFonts w:ascii="思源黑体 CN Normal" w:eastAsia="思源黑体 CN Normal" w:hAnsi="思源黑体 CN Normal" w:hint="eastAsia"/>
+                <w:color w:val="000000" w:themeColor="text1"/>
+                <w:sz w:val="17"/>
+                <w:szCs w:val="17"/>
+              </w:rPr>
+              <w:t xml:space="preserve"> == </w:t>
             </w:r>
             <w:r>
               <w:rPr>
@@ -2761,7 +3461,47 @@
                 <w:sz w:val="17"/>
                 <w:szCs w:val="17"/>
               </w:rPr>
-              <w:t xml:space="preserve">{%p elif sample.prod_names == </w:t>
+              <w:t xml:space="preserve">{%p </w:t>
+            </w:r>
+            <w:proofErr w:type="spellStart"/>
+            <w:r>
+              <w:rPr>
+                <w:rFonts w:ascii="思源黑体 CN Normal" w:eastAsia="思源黑体 CN Normal" w:hAnsi="思源黑体 CN Normal" w:hint="eastAsia"/>
+                <w:color w:val="000000" w:themeColor="text1"/>
+                <w:sz w:val="17"/>
+                <w:szCs w:val="17"/>
+              </w:rPr>
+              <w:t>elif</w:t>
+            </w:r>
+            <w:proofErr w:type="spellEnd"/>
+            <w:r>
+              <w:rPr>
+                <w:rFonts w:ascii="思源黑体 CN Normal" w:eastAsia="思源黑体 CN Normal" w:hAnsi="思源黑体 CN Normal" w:hint="eastAsia"/>
+                <w:color w:val="000000" w:themeColor="text1"/>
+                <w:sz w:val="17"/>
+                <w:szCs w:val="17"/>
+              </w:rPr>
+              <w:t xml:space="preserve"> </w:t>
+            </w:r>
+            <w:proofErr w:type="spellStart"/>
+            <w:r>
+              <w:rPr>
+                <w:rFonts w:ascii="思源黑体 CN Normal" w:eastAsia="思源黑体 CN Normal" w:hAnsi="思源黑体 CN Normal" w:hint="eastAsia"/>
+                <w:color w:val="000000" w:themeColor="text1"/>
+                <w:sz w:val="17"/>
+                <w:szCs w:val="17"/>
+              </w:rPr>
+              <w:t>sample.prod_names</w:t>
+            </w:r>
+            <w:proofErr w:type="spellEnd"/>
+            <w:r>
+              <w:rPr>
+                <w:rFonts w:ascii="思源黑体 CN Normal" w:eastAsia="思源黑体 CN Normal" w:hAnsi="思源黑体 CN Normal" w:hint="eastAsia"/>
+                <w:color w:val="000000" w:themeColor="text1"/>
+                <w:sz w:val="17"/>
+                <w:szCs w:val="17"/>
+              </w:rPr>
+              <w:t xml:space="preserve"> == </w:t>
             </w:r>
             <w:r>
               <w:rPr>
@@ -2847,7 +3587,47 @@
                 <w:szCs w:val="17"/>
               </w:rPr>
               <w:lastRenderedPageBreak/>
-              <w:t xml:space="preserve">{%p elif sample.prod_names == </w:t>
+              <w:t xml:space="preserve">{%p </w:t>
+            </w:r>
+            <w:proofErr w:type="spellStart"/>
+            <w:r>
+              <w:rPr>
+                <w:rFonts w:ascii="思源黑体 CN Normal" w:eastAsia="思源黑体 CN Normal" w:hAnsi="思源黑体 CN Normal" w:hint="eastAsia"/>
+                <w:color w:val="000000" w:themeColor="text1"/>
+                <w:sz w:val="17"/>
+                <w:szCs w:val="17"/>
+              </w:rPr>
+              <w:t>elif</w:t>
+            </w:r>
+            <w:proofErr w:type="spellEnd"/>
+            <w:r>
+              <w:rPr>
+                <w:rFonts w:ascii="思源黑体 CN Normal" w:eastAsia="思源黑体 CN Normal" w:hAnsi="思源黑体 CN Normal" w:hint="eastAsia"/>
+                <w:color w:val="000000" w:themeColor="text1"/>
+                <w:sz w:val="17"/>
+                <w:szCs w:val="17"/>
+              </w:rPr>
+              <w:t xml:space="preserve"> </w:t>
+            </w:r>
+            <w:proofErr w:type="spellStart"/>
+            <w:r>
+              <w:rPr>
+                <w:rFonts w:ascii="思源黑体 CN Normal" w:eastAsia="思源黑体 CN Normal" w:hAnsi="思源黑体 CN Normal" w:hint="eastAsia"/>
+                <w:color w:val="000000" w:themeColor="text1"/>
+                <w:sz w:val="17"/>
+                <w:szCs w:val="17"/>
+              </w:rPr>
+              <w:t>sample.prod_names</w:t>
+            </w:r>
+            <w:proofErr w:type="spellEnd"/>
+            <w:r>
+              <w:rPr>
+                <w:rFonts w:ascii="思源黑体 CN Normal" w:eastAsia="思源黑体 CN Normal" w:hAnsi="思源黑体 CN Normal" w:hint="eastAsia"/>
+                <w:color w:val="000000" w:themeColor="text1"/>
+                <w:sz w:val="17"/>
+                <w:szCs w:val="17"/>
+              </w:rPr>
+              <w:t xml:space="preserve"> == </w:t>
             </w:r>
             <w:r>
               <w:rPr>
@@ -2932,7 +3712,47 @@
                 <w:sz w:val="17"/>
                 <w:szCs w:val="17"/>
               </w:rPr>
-              <w:t xml:space="preserve">{%p elif sample.prod_names == </w:t>
+              <w:t xml:space="preserve">{%p </w:t>
+            </w:r>
+            <w:proofErr w:type="spellStart"/>
+            <w:r>
+              <w:rPr>
+                <w:rFonts w:ascii="思源黑体 CN Normal" w:eastAsia="思源黑体 CN Normal" w:hAnsi="思源黑体 CN Normal" w:hint="eastAsia"/>
+                <w:color w:val="000000" w:themeColor="text1"/>
+                <w:sz w:val="17"/>
+                <w:szCs w:val="17"/>
+              </w:rPr>
+              <w:t>elif</w:t>
+            </w:r>
+            <w:proofErr w:type="spellEnd"/>
+            <w:r>
+              <w:rPr>
+                <w:rFonts w:ascii="思源黑体 CN Normal" w:eastAsia="思源黑体 CN Normal" w:hAnsi="思源黑体 CN Normal" w:hint="eastAsia"/>
+                <w:color w:val="000000" w:themeColor="text1"/>
+                <w:sz w:val="17"/>
+                <w:szCs w:val="17"/>
+              </w:rPr>
+              <w:t xml:space="preserve"> </w:t>
+            </w:r>
+            <w:proofErr w:type="spellStart"/>
+            <w:r>
+              <w:rPr>
+                <w:rFonts w:ascii="思源黑体 CN Normal" w:eastAsia="思源黑体 CN Normal" w:hAnsi="思源黑体 CN Normal" w:hint="eastAsia"/>
+                <w:color w:val="000000" w:themeColor="text1"/>
+                <w:sz w:val="17"/>
+                <w:szCs w:val="17"/>
+              </w:rPr>
+              <w:t>sample.prod_names</w:t>
+            </w:r>
+            <w:proofErr w:type="spellEnd"/>
+            <w:r>
+              <w:rPr>
+                <w:rFonts w:ascii="思源黑体 CN Normal" w:eastAsia="思源黑体 CN Normal" w:hAnsi="思源黑体 CN Normal" w:hint="eastAsia"/>
+                <w:color w:val="000000" w:themeColor="text1"/>
+                <w:sz w:val="17"/>
+                <w:szCs w:val="17"/>
+              </w:rPr>
+              <w:t xml:space="preserve"> == </w:t>
             </w:r>
             <w:r>
               <w:rPr>
@@ -3139,7 +3959,25 @@
                 <w:sz w:val="17"/>
                 <w:szCs w:val="17"/>
               </w:rPr>
-              <w:t>{{sample.ZJFB_mark_dict.送检</w:t>
+              <w:t>{{</w:t>
+            </w:r>
+            <w:proofErr w:type="spellStart"/>
+            <w:r>
+              <w:rPr>
+                <w:rFonts w:ascii="思源黑体 CN Normal" w:eastAsia="思源黑体 CN Normal" w:hAnsi="思源黑体 CN Normal"/>
+                <w:sz w:val="17"/>
+                <w:szCs w:val="17"/>
+              </w:rPr>
+              <w:t>sample.ZJFB_mark_dict</w:t>
+            </w:r>
+            <w:proofErr w:type="spellEnd"/>
+            <w:r>
+              <w:rPr>
+                <w:rFonts w:ascii="思源黑体 CN Normal" w:eastAsia="思源黑体 CN Normal" w:hAnsi="思源黑体 CN Normal"/>
+                <w:sz w:val="17"/>
+                <w:szCs w:val="17"/>
+              </w:rPr>
+              <w:t>.送检</w:t>
             </w:r>
             <w:r>
               <w:rPr>
@@ -3210,15 +4048,35 @@
                 <w:sz w:val="17"/>
                 <w:szCs w:val="17"/>
               </w:rPr>
-              <w:t xml:space="preserve"> if sample.control_sample_id </w:t>
-            </w:r>
-            <w:r>
-              <w:rPr>
-                <w:rFonts w:ascii="思源黑体 CN Normal" w:eastAsia="思源黑体 CN Normal" w:hAnsi="思源黑体 CN Normal" w:hint="eastAsia"/>
+              <w:t xml:space="preserve"> if </w:t>
+            </w:r>
+            <w:proofErr w:type="spellStart"/>
+            <w:r>
+              <w:rPr>
+                <w:rFonts w:ascii="思源黑体 CN Normal" w:eastAsia="思源黑体 CN Normal" w:hAnsi="思源黑体 CN Normal"/>
                 <w:color w:val="FF0000"/>
                 <w:sz w:val="17"/>
                 <w:szCs w:val="17"/>
               </w:rPr>
+              <w:t>sample.control_sample_id</w:t>
+            </w:r>
+            <w:proofErr w:type="spellEnd"/>
+            <w:r>
+              <w:rPr>
+                <w:rFonts w:ascii="思源黑体 CN Normal" w:eastAsia="思源黑体 CN Normal" w:hAnsi="思源黑体 CN Normal"/>
+                <w:color w:val="FF0000"/>
+                <w:sz w:val="17"/>
+                <w:szCs w:val="17"/>
+              </w:rPr>
+              <w:t xml:space="preserve"> </w:t>
+            </w:r>
+            <w:r>
+              <w:rPr>
+                <w:rFonts w:ascii="思源黑体 CN Normal" w:eastAsia="思源黑体 CN Normal" w:hAnsi="思源黑体 CN Normal" w:hint="eastAsia"/>
+                <w:color w:val="FF0000"/>
+                <w:sz w:val="17"/>
+                <w:szCs w:val="17"/>
+              </w:rPr>
               <w:t>and</w:t>
             </w:r>
             <w:r>
@@ -3228,7 +4086,27 @@
                 <w:sz w:val="17"/>
                 <w:szCs w:val="17"/>
               </w:rPr>
-              <w:t xml:space="preserve"> sample.prod_names not in [“</w:t>
+              <w:t xml:space="preserve"> </w:t>
+            </w:r>
+            <w:proofErr w:type="spellStart"/>
+            <w:r>
+              <w:rPr>
+                <w:rFonts w:ascii="思源黑体 CN Normal" w:eastAsia="思源黑体 CN Normal" w:hAnsi="思源黑体 CN Normal"/>
+                <w:color w:val="FF0000"/>
+                <w:sz w:val="17"/>
+                <w:szCs w:val="17"/>
+              </w:rPr>
+              <w:t>sample.prod_names</w:t>
+            </w:r>
+            <w:proofErr w:type="spellEnd"/>
+            <w:r>
+              <w:rPr>
+                <w:rFonts w:ascii="思源黑体 CN Normal" w:eastAsia="思源黑体 CN Normal" w:hAnsi="思源黑体 CN Normal"/>
+                <w:color w:val="FF0000"/>
+                <w:sz w:val="17"/>
+                <w:szCs w:val="17"/>
+              </w:rPr>
+              <w:t xml:space="preserve"> not in [“</w:t>
             </w:r>
             <w:r>
               <w:rPr>
@@ -3402,7 +4280,52 @@
                 <w:sz w:val="17"/>
                 <w:szCs w:val="17"/>
               </w:rPr>
-              <w:t>{%if sample.</w:t>
+              <w:t xml:space="preserve">{%if </w:t>
+            </w:r>
+            <w:proofErr w:type="spellStart"/>
+            <w:proofErr w:type="gramStart"/>
+            <w:r>
+              <w:rPr>
+                <w:rFonts w:ascii="思源黑体 CN Normal" w:eastAsia="思源黑体 CN Normal" w:hAnsi="思源黑体 CN Normal"/>
+                <w:sz w:val="17"/>
+                <w:szCs w:val="17"/>
+              </w:rPr>
+              <w:t>sample.</w:t>
+            </w:r>
+            <w:r>
+              <w:rPr>
+                <w:rFonts w:ascii="思源黑体 CN Normal" w:eastAsia="思源黑体 CN Normal" w:hAnsi="思源黑体 CN Normal"/>
+                <w:sz w:val="17"/>
+                <w:szCs w:val="17"/>
+              </w:rPr>
+              <w:t>control</w:t>
+            </w:r>
+            <w:proofErr w:type="gramEnd"/>
+            <w:r>
+              <w:rPr>
+                <w:rFonts w:ascii="思源黑体 CN Normal" w:eastAsia="思源黑体 CN Normal" w:hAnsi="思源黑体 CN Normal"/>
+                <w:sz w:val="17"/>
+                <w:szCs w:val="17"/>
+              </w:rPr>
+              <w:t>_sample_type</w:t>
+            </w:r>
+            <w:proofErr w:type="spellEnd"/>
+            <w:r>
+              <w:rPr>
+                <w:rFonts w:ascii="思源黑体 CN Normal" w:eastAsia="思源黑体 CN Normal" w:hAnsi="思源黑体 CN Normal"/>
+                <w:sz w:val="17"/>
+                <w:szCs w:val="17"/>
+              </w:rPr>
+              <w:t xml:space="preserve"> %}{{</w:t>
+            </w:r>
+            <w:proofErr w:type="spellStart"/>
+            <w:r>
+              <w:rPr>
+                <w:rFonts w:ascii="思源黑体 CN Normal" w:eastAsia="思源黑体 CN Normal" w:hAnsi="思源黑体 CN Normal"/>
+                <w:sz w:val="17"/>
+                <w:szCs w:val="17"/>
+              </w:rPr>
+              <w:t>sample.</w:t>
             </w:r>
             <w:r>
               <w:rPr>
@@ -3412,22 +4335,7 @@
               </w:rPr>
               <w:t>control_sample_type</w:t>
             </w:r>
-            <w:r>
-              <w:rPr>
-                <w:rFonts w:ascii="思源黑体 CN Normal" w:eastAsia="思源黑体 CN Normal" w:hAnsi="思源黑体 CN Normal"/>
-                <w:sz w:val="17"/>
-                <w:szCs w:val="17"/>
-              </w:rPr>
-              <w:t xml:space="preserve"> %}{{sample.</w:t>
-            </w:r>
-            <w:r>
-              <w:rPr>
-                <w:rFonts w:ascii="思源黑体 CN Normal" w:eastAsia="思源黑体 CN Normal" w:hAnsi="思源黑体 CN Normal"/>
-                <w:sz w:val="17"/>
-                <w:szCs w:val="17"/>
-              </w:rPr>
-              <w:t>control_sample_type</w:t>
-            </w:r>
+            <w:proofErr w:type="spellEnd"/>
             <w:r>
               <w:rPr>
                 <w:rFonts w:ascii="思源黑体 CN Normal" w:eastAsia="思源黑体 CN Normal" w:hAnsi="思源黑体 CN Normal"/>
@@ -3524,7 +4432,52 @@
                 <w:sz w:val="17"/>
                 <w:szCs w:val="17"/>
               </w:rPr>
-              <w:t>{%if sample.</w:t>
+              <w:t xml:space="preserve">{%if </w:t>
+            </w:r>
+            <w:proofErr w:type="spellStart"/>
+            <w:proofErr w:type="gramStart"/>
+            <w:r>
+              <w:rPr>
+                <w:rFonts w:ascii="思源黑体 CN Normal" w:eastAsia="思源黑体 CN Normal" w:hAnsi="思源黑体 CN Normal"/>
+                <w:sz w:val="17"/>
+                <w:szCs w:val="17"/>
+              </w:rPr>
+              <w:t>sample.</w:t>
+            </w:r>
+            <w:r>
+              <w:rPr>
+                <w:rFonts w:ascii="思源黑体 CN Normal" w:eastAsia="思源黑体 CN Normal" w:hAnsi="思源黑体 CN Normal"/>
+                <w:sz w:val="17"/>
+                <w:szCs w:val="17"/>
+              </w:rPr>
+              <w:t>control</w:t>
+            </w:r>
+            <w:proofErr w:type="gramEnd"/>
+            <w:r>
+              <w:rPr>
+                <w:rFonts w:ascii="思源黑体 CN Normal" w:eastAsia="思源黑体 CN Normal" w:hAnsi="思源黑体 CN Normal"/>
+                <w:sz w:val="17"/>
+                <w:szCs w:val="17"/>
+              </w:rPr>
+              <w:t>_sample_amount</w:t>
+            </w:r>
+            <w:proofErr w:type="spellEnd"/>
+            <w:r>
+              <w:rPr>
+                <w:rFonts w:ascii="思源黑体 CN Normal" w:eastAsia="思源黑体 CN Normal" w:hAnsi="思源黑体 CN Normal"/>
+                <w:sz w:val="17"/>
+                <w:szCs w:val="17"/>
+              </w:rPr>
+              <w:t xml:space="preserve"> %}{{</w:t>
+            </w:r>
+            <w:proofErr w:type="spellStart"/>
+            <w:r>
+              <w:rPr>
+                <w:rFonts w:ascii="思源黑体 CN Normal" w:eastAsia="思源黑体 CN Normal" w:hAnsi="思源黑体 CN Normal"/>
+                <w:sz w:val="17"/>
+                <w:szCs w:val="17"/>
+              </w:rPr>
+              <w:t>sample.</w:t>
             </w:r>
             <w:r>
               <w:rPr>
@@ -3534,22 +4487,7 @@
               </w:rPr>
               <w:t>control_sample_amount</w:t>
             </w:r>
-            <w:r>
-              <w:rPr>
-                <w:rFonts w:ascii="思源黑体 CN Normal" w:eastAsia="思源黑体 CN Normal" w:hAnsi="思源黑体 CN Normal"/>
-                <w:sz w:val="17"/>
-                <w:szCs w:val="17"/>
-              </w:rPr>
-              <w:t xml:space="preserve"> %}{{sample.</w:t>
-            </w:r>
-            <w:r>
-              <w:rPr>
-                <w:rFonts w:ascii="思源黑体 CN Normal" w:eastAsia="思源黑体 CN Normal" w:hAnsi="思源黑体 CN Normal"/>
-                <w:sz w:val="17"/>
-                <w:szCs w:val="17"/>
-              </w:rPr>
-              <w:t>control_sample_amount</w:t>
-            </w:r>
+            <w:proofErr w:type="spellEnd"/>
             <w:r>
               <w:rPr>
                 <w:rFonts w:ascii="思源黑体 CN Normal" w:eastAsia="思源黑体 CN Normal" w:hAnsi="思源黑体 CN Normal"/>
@@ -3630,7 +4568,52 @@
                 <w:sz w:val="17"/>
                 <w:szCs w:val="17"/>
               </w:rPr>
-              <w:t>{%if sample.</w:t>
+              <w:t xml:space="preserve">{%if </w:t>
+            </w:r>
+            <w:proofErr w:type="spellStart"/>
+            <w:proofErr w:type="gramStart"/>
+            <w:r>
+              <w:rPr>
+                <w:rFonts w:ascii="思源黑体 CN Normal" w:eastAsia="思源黑体 CN Normal" w:hAnsi="思源黑体 CN Normal"/>
+                <w:sz w:val="17"/>
+                <w:szCs w:val="17"/>
+              </w:rPr>
+              <w:t>sample.</w:t>
+            </w:r>
+            <w:r>
+              <w:rPr>
+                <w:rFonts w:ascii="思源黑体 CN Normal" w:eastAsia="思源黑体 CN Normal" w:hAnsi="思源黑体 CN Normal"/>
+                <w:sz w:val="17"/>
+                <w:szCs w:val="17"/>
+              </w:rPr>
+              <w:t>control</w:t>
+            </w:r>
+            <w:proofErr w:type="gramEnd"/>
+            <w:r>
+              <w:rPr>
+                <w:rFonts w:ascii="思源黑体 CN Normal" w:eastAsia="思源黑体 CN Normal" w:hAnsi="思源黑体 CN Normal"/>
+                <w:sz w:val="17"/>
+                <w:szCs w:val="17"/>
+              </w:rPr>
+              <w:t>_sample_id</w:t>
+            </w:r>
+            <w:proofErr w:type="spellEnd"/>
+            <w:r>
+              <w:rPr>
+                <w:rFonts w:ascii="思源黑体 CN Normal" w:eastAsia="思源黑体 CN Normal" w:hAnsi="思源黑体 CN Normal"/>
+                <w:sz w:val="17"/>
+                <w:szCs w:val="17"/>
+              </w:rPr>
+              <w:t xml:space="preserve"> %}{{</w:t>
+            </w:r>
+            <w:proofErr w:type="spellStart"/>
+            <w:r>
+              <w:rPr>
+                <w:rFonts w:ascii="思源黑体 CN Normal" w:eastAsia="思源黑体 CN Normal" w:hAnsi="思源黑体 CN Normal"/>
+                <w:sz w:val="17"/>
+                <w:szCs w:val="17"/>
+              </w:rPr>
+              <w:t>sample.</w:t>
             </w:r>
             <w:r>
               <w:rPr>
@@ -3640,22 +4623,7 @@
               </w:rPr>
               <w:t>control_sample_id</w:t>
             </w:r>
-            <w:r>
-              <w:rPr>
-                <w:rFonts w:ascii="思源黑体 CN Normal" w:eastAsia="思源黑体 CN Normal" w:hAnsi="思源黑体 CN Normal"/>
-                <w:sz w:val="17"/>
-                <w:szCs w:val="17"/>
-              </w:rPr>
-              <w:t xml:space="preserve"> %}{{sample.</w:t>
-            </w:r>
-            <w:r>
-              <w:rPr>
-                <w:rFonts w:ascii="思源黑体 CN Normal" w:eastAsia="思源黑体 CN Normal" w:hAnsi="思源黑体 CN Normal"/>
-                <w:sz w:val="17"/>
-                <w:szCs w:val="17"/>
-              </w:rPr>
-              <w:t>control_sample_id</w:t>
-            </w:r>
+            <w:proofErr w:type="spellEnd"/>
             <w:r>
               <w:rPr>
                 <w:rFonts w:ascii="思源黑体 CN Normal" w:eastAsia="思源黑体 CN Normal" w:hAnsi="思源黑体 CN Normal"/>
@@ -3840,6 +4808,43 @@
               </w:rPr>
               <w:t xml:space="preserve">{%if </w:t>
             </w:r>
+            <w:proofErr w:type="spellStart"/>
+            <w:proofErr w:type="gramStart"/>
+            <w:r>
+              <w:rPr>
+                <w:rFonts w:ascii="思源黑体 CN Normal" w:eastAsia="思源黑体 CN Normal" w:hAnsi="思源黑体 CN Normal"/>
+                <w:sz w:val="17"/>
+                <w:szCs w:val="17"/>
+              </w:rPr>
+              <w:t>sample.blood</w:t>
+            </w:r>
+            <w:proofErr w:type="gramEnd"/>
+            <w:r>
+              <w:rPr>
+                <w:rFonts w:ascii="思源黑体 CN Normal" w:eastAsia="思源黑体 CN Normal" w:hAnsi="思源黑体 CN Normal"/>
+                <w:sz w:val="17"/>
+                <w:szCs w:val="17"/>
+              </w:rPr>
+              <w:t>_collection_date</w:t>
+            </w:r>
+            <w:proofErr w:type="spellEnd"/>
+            <w:r>
+              <w:rPr>
+                <w:rFonts w:ascii="思源黑体 CN Normal" w:eastAsia="思源黑体 CN Normal" w:hAnsi="思源黑体 CN Normal"/>
+                <w:sz w:val="17"/>
+                <w:szCs w:val="17"/>
+              </w:rPr>
+              <w:t xml:space="preserve"> %}</w:t>
+            </w:r>
+            <w:r>
+              <w:rPr>
+                <w:rFonts w:ascii="思源黑体 CN Normal" w:eastAsia="思源黑体 CN Normal" w:hAnsi="思源黑体 CN Normal"/>
+                <w:sz w:val="17"/>
+                <w:szCs w:val="17"/>
+              </w:rPr>
+              <w:t>{{</w:t>
+            </w:r>
+            <w:proofErr w:type="spellStart"/>
             <w:r>
               <w:rPr>
                 <w:rFonts w:ascii="思源黑体 CN Normal" w:eastAsia="思源黑体 CN Normal" w:hAnsi="思源黑体 CN Normal"/>
@@ -3848,21 +4853,14 @@
               </w:rPr>
               <w:t>sample.blood_collection_date</w:t>
             </w:r>
-            <w:r>
-              <w:rPr>
-                <w:rFonts w:ascii="思源黑体 CN Normal" w:eastAsia="思源黑体 CN Normal" w:hAnsi="思源黑体 CN Normal"/>
-                <w:sz w:val="17"/>
-                <w:szCs w:val="17"/>
-              </w:rPr>
-              <w:t xml:space="preserve"> %}</w:t>
-            </w:r>
-            <w:r>
-              <w:rPr>
-                <w:rFonts w:ascii="思源黑体 CN Normal" w:eastAsia="思源黑体 CN Normal" w:hAnsi="思源黑体 CN Normal"/>
-                <w:sz w:val="17"/>
-                <w:szCs w:val="17"/>
-              </w:rPr>
-              <w:t>{{sample.blood_collection_date}}</w:t>
+            <w:proofErr w:type="spellEnd"/>
+            <w:r>
+              <w:rPr>
+                <w:rFonts w:ascii="思源黑体 CN Normal" w:eastAsia="思源黑体 CN Normal" w:hAnsi="思源黑体 CN Normal"/>
+                <w:sz w:val="17"/>
+                <w:szCs w:val="17"/>
+              </w:rPr>
+              <w:t>}}</w:t>
             </w:r>
             <w:r>
               <w:rPr>
@@ -3961,7 +4959,35 @@
                 <w:sz w:val="17"/>
                 <w:szCs w:val="17"/>
               </w:rPr>
-              <w:t>{%p if sample.order_type%}</w:t>
+              <w:t xml:space="preserve">{%p if </w:t>
+            </w:r>
+            <w:proofErr w:type="spellStart"/>
+            <w:proofErr w:type="gramStart"/>
+            <w:r>
+              <w:rPr>
+                <w:rFonts w:ascii="思源黑体 CN Normal" w:eastAsia="思源黑体 CN Normal" w:hAnsi="思源黑体 CN Normal"/>
+                <w:sz w:val="17"/>
+                <w:szCs w:val="17"/>
+              </w:rPr>
+              <w:t>sample.order</w:t>
+            </w:r>
+            <w:proofErr w:type="gramEnd"/>
+            <w:r>
+              <w:rPr>
+                <w:rFonts w:ascii="思源黑体 CN Normal" w:eastAsia="思源黑体 CN Normal" w:hAnsi="思源黑体 CN Normal"/>
+                <w:sz w:val="17"/>
+                <w:szCs w:val="17"/>
+              </w:rPr>
+              <w:t>_type</w:t>
+            </w:r>
+            <w:proofErr w:type="spellEnd"/>
+            <w:r>
+              <w:rPr>
+                <w:rFonts w:ascii="思源黑体 CN Normal" w:eastAsia="思源黑体 CN Normal" w:hAnsi="思源黑体 CN Normal"/>
+                <w:sz w:val="17"/>
+                <w:szCs w:val="17"/>
+              </w:rPr>
+              <w:t>%}</w:t>
             </w:r>
           </w:p>
           <w:p>
@@ -3979,7 +5005,53 @@
                 <w:sz w:val="17"/>
                 <w:szCs w:val="17"/>
               </w:rPr>
-              <w:t>{%if sample.blood_date_received %}{{sample.blood_date_received}}{%else%}-{%endif%}</w:t>
+              <w:t xml:space="preserve">{%if </w:t>
+            </w:r>
+            <w:proofErr w:type="spellStart"/>
+            <w:proofErr w:type="gramStart"/>
+            <w:r>
+              <w:rPr>
+                <w:rFonts w:ascii="思源黑体 CN Normal" w:eastAsia="思源黑体 CN Normal" w:hAnsi="思源黑体 CN Normal"/>
+                <w:sz w:val="17"/>
+                <w:szCs w:val="17"/>
+              </w:rPr>
+              <w:t>sample.blood</w:t>
+            </w:r>
+            <w:proofErr w:type="gramEnd"/>
+            <w:r>
+              <w:rPr>
+                <w:rFonts w:ascii="思源黑体 CN Normal" w:eastAsia="思源黑体 CN Normal" w:hAnsi="思源黑体 CN Normal"/>
+                <w:sz w:val="17"/>
+                <w:szCs w:val="17"/>
+              </w:rPr>
+              <w:t>_date_received</w:t>
+            </w:r>
+            <w:proofErr w:type="spellEnd"/>
+            <w:r>
+              <w:rPr>
+                <w:rFonts w:ascii="思源黑体 CN Normal" w:eastAsia="思源黑体 CN Normal" w:hAnsi="思源黑体 CN Normal"/>
+                <w:sz w:val="17"/>
+                <w:szCs w:val="17"/>
+              </w:rPr>
+              <w:t xml:space="preserve"> %}{{</w:t>
+            </w:r>
+            <w:proofErr w:type="spellStart"/>
+            <w:r>
+              <w:rPr>
+                <w:rFonts w:ascii="思源黑体 CN Normal" w:eastAsia="思源黑体 CN Normal" w:hAnsi="思源黑体 CN Normal"/>
+                <w:sz w:val="17"/>
+                <w:szCs w:val="17"/>
+              </w:rPr>
+              <w:t>sample.blood_date_received</w:t>
+            </w:r>
+            <w:proofErr w:type="spellEnd"/>
+            <w:r>
+              <w:rPr>
+                <w:rFonts w:ascii="思源黑体 CN Normal" w:eastAsia="思源黑体 CN Normal" w:hAnsi="思源黑体 CN Normal"/>
+                <w:sz w:val="17"/>
+                <w:szCs w:val="17"/>
+              </w:rPr>
+              <w:t>}}{%else%}-{%endif%}</w:t>
             </w:r>
           </w:p>
           <w:p>
@@ -4015,7 +5087,53 @@
                 <w:sz w:val="17"/>
                 <w:szCs w:val="17"/>
               </w:rPr>
-              <w:t>{%if sample.receive_data %}{{sample.receive_data}}{%else%}-{%endif%}</w:t>
+              <w:t xml:space="preserve">{%if </w:t>
+            </w:r>
+            <w:proofErr w:type="spellStart"/>
+            <w:proofErr w:type="gramStart"/>
+            <w:r>
+              <w:rPr>
+                <w:rFonts w:ascii="思源黑体 CN Normal" w:eastAsia="思源黑体 CN Normal" w:hAnsi="思源黑体 CN Normal"/>
+                <w:sz w:val="17"/>
+                <w:szCs w:val="17"/>
+              </w:rPr>
+              <w:t>sample.receive</w:t>
+            </w:r>
+            <w:proofErr w:type="gramEnd"/>
+            <w:r>
+              <w:rPr>
+                <w:rFonts w:ascii="思源黑体 CN Normal" w:eastAsia="思源黑体 CN Normal" w:hAnsi="思源黑体 CN Normal"/>
+                <w:sz w:val="17"/>
+                <w:szCs w:val="17"/>
+              </w:rPr>
+              <w:t>_data</w:t>
+            </w:r>
+            <w:proofErr w:type="spellEnd"/>
+            <w:r>
+              <w:rPr>
+                <w:rFonts w:ascii="思源黑体 CN Normal" w:eastAsia="思源黑体 CN Normal" w:hAnsi="思源黑体 CN Normal"/>
+                <w:sz w:val="17"/>
+                <w:szCs w:val="17"/>
+              </w:rPr>
+              <w:t xml:space="preserve"> %}{{</w:t>
+            </w:r>
+            <w:proofErr w:type="spellStart"/>
+            <w:r>
+              <w:rPr>
+                <w:rFonts w:ascii="思源黑体 CN Normal" w:eastAsia="思源黑体 CN Normal" w:hAnsi="思源黑体 CN Normal"/>
+                <w:sz w:val="17"/>
+                <w:szCs w:val="17"/>
+              </w:rPr>
+              <w:t>sample.receive_data</w:t>
+            </w:r>
+            <w:proofErr w:type="spellEnd"/>
+            <w:r>
+              <w:rPr>
+                <w:rFonts w:ascii="思源黑体 CN Normal" w:eastAsia="思源黑体 CN Normal" w:hAnsi="思源黑体 CN Normal"/>
+                <w:sz w:val="17"/>
+                <w:szCs w:val="17"/>
+              </w:rPr>
+              <w:t>}}{%else%}-{%endif%}</w:t>
             </w:r>
           </w:p>
           <w:p>
@@ -4208,17 +5326,19 @@
           <w:sz w:val="17"/>
           <w:szCs w:val="17"/>
         </w:rPr>
-        <w:t xml:space="preserve"> if sample.prod_names==”Classic Panel-</w:t>
-      </w:r>
-      <w:r>
-        <w:rPr>
-          <w:rFonts w:ascii="思源黑体 CN Normal" w:eastAsia="思源黑体 CN Normal" w:hAnsi="思源黑体 CN Normal" w:hint="eastAsia"/>
+        <w:t xml:space="preserve"> if </w:t>
+      </w:r>
+      <w:proofErr w:type="spellStart"/>
+      <w:r>
+        <w:rPr>
+          <w:rFonts w:ascii="思源黑体 CN Normal" w:eastAsia="思源黑体 CN Normal" w:hAnsi="思源黑体 CN Normal"/>
           <w:color w:val="000000" w:themeColor="text1"/>
           <w:sz w:val="17"/>
           <w:szCs w:val="17"/>
         </w:rPr>
-        <w:t>胃</w:t>
-      </w:r>
+        <w:t>sample.prod_names</w:t>
+      </w:r>
+      <w:proofErr w:type="spellEnd"/>
       <w:r>
         <w:rPr>
           <w:rFonts w:ascii="思源黑体 CN Normal" w:eastAsia="思源黑体 CN Normal" w:hAnsi="思源黑体 CN Normal"/>
@@ -4226,7 +5346,56 @@
           <w:sz w:val="17"/>
           <w:szCs w:val="17"/>
         </w:rPr>
-        <w:t>”%}</w:t>
+        <w:t>==</w:t>
+      </w:r>
+      <w:proofErr w:type="gramStart"/>
+      <w:r>
+        <w:rPr>
+          <w:rFonts w:ascii="思源黑体 CN Normal" w:eastAsia="思源黑体 CN Normal" w:hAnsi="思源黑体 CN Normal"/>
+          <w:color w:val="000000" w:themeColor="text1"/>
+          <w:sz w:val="17"/>
+          <w:szCs w:val="17"/>
+        </w:rPr>
+        <w:t>”</w:t>
+      </w:r>
+      <w:proofErr w:type="gramEnd"/>
+      <w:r>
+        <w:rPr>
+          <w:rFonts w:ascii="思源黑体 CN Normal" w:eastAsia="思源黑体 CN Normal" w:hAnsi="思源黑体 CN Normal"/>
+          <w:color w:val="000000" w:themeColor="text1"/>
+          <w:sz w:val="17"/>
+          <w:szCs w:val="17"/>
+        </w:rPr>
+        <w:t>Classic Panel-</w:t>
+      </w:r>
+      <w:r>
+        <w:rPr>
+          <w:rFonts w:ascii="思源黑体 CN Normal" w:eastAsia="思源黑体 CN Normal" w:hAnsi="思源黑体 CN Normal" w:hint="eastAsia"/>
+          <w:color w:val="000000" w:themeColor="text1"/>
+          <w:sz w:val="17"/>
+          <w:szCs w:val="17"/>
+        </w:rPr>
+        <w:t>胃</w:t>
+      </w:r>
+      <w:proofErr w:type="gramStart"/>
+      <w:r>
+        <w:rPr>
+          <w:rFonts w:ascii="思源黑体 CN Normal" w:eastAsia="思源黑体 CN Normal" w:hAnsi="思源黑体 CN Normal"/>
+          <w:color w:val="000000" w:themeColor="text1"/>
+          <w:sz w:val="17"/>
+          <w:szCs w:val="17"/>
+        </w:rPr>
+        <w:t>”</w:t>
+      </w:r>
+      <w:proofErr w:type="gramEnd"/>
+      <w:r>
+        <w:rPr>
+          <w:rFonts w:ascii="思源黑体 CN Normal" w:eastAsia="思源黑体 CN Normal" w:hAnsi="思源黑体 CN Normal"/>
+          <w:color w:val="000000" w:themeColor="text1"/>
+          <w:sz w:val="17"/>
+          <w:szCs w:val="17"/>
+        </w:rPr>
+        <w:t>%}</w:t>
       </w:r>
     </w:p>
     <w:tbl>
@@ -4457,7 +5626,27 @@
                 <w:sz w:val="17"/>
                 <w:szCs w:val="17"/>
               </w:rPr>
-              <w:t>本产品检测范围覆盖4个已获批或处于临床研究阶段的靶向药物的相关标志物。本产品可检测</w:t>
+              <w:t>本产品检测范围覆盖4个已获批或处于临床研究阶段的靶</w:t>
+            </w:r>
+            <w:proofErr w:type="gramStart"/>
+            <w:r>
+              <w:rPr>
+                <w:rFonts w:ascii="思源黑体 CN Normal" w:eastAsia="思源黑体 CN Normal" w:hAnsi="思源黑体 CN Normal" w:hint="eastAsia"/>
+                <w:color w:val="000000" w:themeColor="text1"/>
+                <w:sz w:val="17"/>
+                <w:szCs w:val="17"/>
+              </w:rPr>
+              <w:t>向药物</w:t>
+            </w:r>
+            <w:proofErr w:type="gramEnd"/>
+            <w:r>
+              <w:rPr>
+                <w:rFonts w:ascii="思源黑体 CN Normal" w:eastAsia="思源黑体 CN Normal" w:hAnsi="思源黑体 CN Normal" w:hint="eastAsia"/>
+                <w:color w:val="000000" w:themeColor="text1"/>
+                <w:sz w:val="17"/>
+                <w:szCs w:val="17"/>
+              </w:rPr>
+              <w:t>的相关标志物。本产品可检测</w:t>
             </w:r>
             <w:r>
               <w:rPr>
@@ -4530,7 +5719,27 @@
                 <w:sz w:val="17"/>
                 <w:szCs w:val="17"/>
               </w:rPr>
-              <w:t>基因与靶向药物相关的热点突变区域内的点突变、插入缺失，</w:t>
+              <w:t>基因与靶</w:t>
+            </w:r>
+            <w:proofErr w:type="gramStart"/>
+            <w:r>
+              <w:rPr>
+                <w:rFonts w:ascii="思源黑体 CN Normal" w:eastAsia="思源黑体 CN Normal" w:hAnsi="思源黑体 CN Normal" w:hint="eastAsia"/>
+                <w:color w:val="000000" w:themeColor="text1"/>
+                <w:sz w:val="17"/>
+                <w:szCs w:val="17"/>
+              </w:rPr>
+              <w:t>向药物</w:t>
+            </w:r>
+            <w:proofErr w:type="gramEnd"/>
+            <w:r>
+              <w:rPr>
+                <w:rFonts w:ascii="思源黑体 CN Normal" w:eastAsia="思源黑体 CN Normal" w:hAnsi="思源黑体 CN Normal" w:hint="eastAsia"/>
+                <w:color w:val="000000" w:themeColor="text1"/>
+                <w:sz w:val="17"/>
+                <w:szCs w:val="17"/>
+              </w:rPr>
+              <w:t>相关的热点突变区域内的点突变、插入缺失，</w:t>
             </w:r>
             <w:r>
               <w:rPr>
@@ -4753,17 +5962,19 @@
           <w:sz w:val="17"/>
           <w:szCs w:val="17"/>
         </w:rPr>
-        <w:t xml:space="preserve"> elif sample.prod_names==”Classic Panel-</w:t>
-      </w:r>
-      <w:r>
-        <w:rPr>
-          <w:rFonts w:ascii="思源黑体 CN Normal" w:eastAsia="思源黑体 CN Normal" w:hAnsi="思源黑体 CN Normal" w:hint="eastAsia"/>
+        <w:t xml:space="preserve"> </w:t>
+      </w:r>
+      <w:proofErr w:type="spellStart"/>
+      <w:r>
+        <w:rPr>
+          <w:rFonts w:ascii="思源黑体 CN Normal" w:eastAsia="思源黑体 CN Normal" w:hAnsi="思源黑体 CN Normal"/>
           <w:color w:val="000000" w:themeColor="text1"/>
           <w:sz w:val="17"/>
           <w:szCs w:val="17"/>
         </w:rPr>
-        <w:t>胃肠</w:t>
-      </w:r>
+        <w:t>elif</w:t>
+      </w:r>
+      <w:proofErr w:type="spellEnd"/>
       <w:r>
         <w:rPr>
           <w:rFonts w:ascii="思源黑体 CN Normal" w:eastAsia="思源黑体 CN Normal" w:hAnsi="思源黑体 CN Normal"/>
@@ -4771,7 +5982,76 @@
           <w:sz w:val="17"/>
           <w:szCs w:val="17"/>
         </w:rPr>
-        <w:t>”%}</w:t>
+        <w:t xml:space="preserve"> </w:t>
+      </w:r>
+      <w:proofErr w:type="spellStart"/>
+      <w:r>
+        <w:rPr>
+          <w:rFonts w:ascii="思源黑体 CN Normal" w:eastAsia="思源黑体 CN Normal" w:hAnsi="思源黑体 CN Normal"/>
+          <w:color w:val="000000" w:themeColor="text1"/>
+          <w:sz w:val="17"/>
+          <w:szCs w:val="17"/>
+        </w:rPr>
+        <w:t>sample.prod_names</w:t>
+      </w:r>
+      <w:proofErr w:type="spellEnd"/>
+      <w:r>
+        <w:rPr>
+          <w:rFonts w:ascii="思源黑体 CN Normal" w:eastAsia="思源黑体 CN Normal" w:hAnsi="思源黑体 CN Normal"/>
+          <w:color w:val="000000" w:themeColor="text1"/>
+          <w:sz w:val="17"/>
+          <w:szCs w:val="17"/>
+        </w:rPr>
+        <w:t>==</w:t>
+      </w:r>
+      <w:proofErr w:type="gramStart"/>
+      <w:r>
+        <w:rPr>
+          <w:rFonts w:ascii="思源黑体 CN Normal" w:eastAsia="思源黑体 CN Normal" w:hAnsi="思源黑体 CN Normal"/>
+          <w:color w:val="000000" w:themeColor="text1"/>
+          <w:sz w:val="17"/>
+          <w:szCs w:val="17"/>
+        </w:rPr>
+        <w:t>”</w:t>
+      </w:r>
+      <w:proofErr w:type="gramEnd"/>
+      <w:r>
+        <w:rPr>
+          <w:rFonts w:ascii="思源黑体 CN Normal" w:eastAsia="思源黑体 CN Normal" w:hAnsi="思源黑体 CN Normal"/>
+          <w:color w:val="000000" w:themeColor="text1"/>
+          <w:sz w:val="17"/>
+          <w:szCs w:val="17"/>
+        </w:rPr>
+        <w:t>Classic Panel-</w:t>
+      </w:r>
+      <w:r>
+        <w:rPr>
+          <w:rFonts w:ascii="思源黑体 CN Normal" w:eastAsia="思源黑体 CN Normal" w:hAnsi="思源黑体 CN Normal" w:hint="eastAsia"/>
+          <w:color w:val="000000" w:themeColor="text1"/>
+          <w:sz w:val="17"/>
+          <w:szCs w:val="17"/>
+        </w:rPr>
+        <w:t>胃肠</w:t>
+      </w:r>
+      <w:proofErr w:type="gramStart"/>
+      <w:r>
+        <w:rPr>
+          <w:rFonts w:ascii="思源黑体 CN Normal" w:eastAsia="思源黑体 CN Normal" w:hAnsi="思源黑体 CN Normal"/>
+          <w:color w:val="000000" w:themeColor="text1"/>
+          <w:sz w:val="17"/>
+          <w:szCs w:val="17"/>
+        </w:rPr>
+        <w:t>”</w:t>
+      </w:r>
+      <w:proofErr w:type="gramEnd"/>
+      <w:r>
+        <w:rPr>
+          <w:rFonts w:ascii="思源黑体 CN Normal" w:eastAsia="思源黑体 CN Normal" w:hAnsi="思源黑体 CN Normal"/>
+          <w:color w:val="000000" w:themeColor="text1"/>
+          <w:sz w:val="17"/>
+          <w:szCs w:val="17"/>
+        </w:rPr>
+        <w:t>%}</w:t>
       </w:r>
     </w:p>
     <w:tbl>
@@ -5021,7 +6301,27 @@
                 <w:sz w:val="17"/>
                 <w:szCs w:val="17"/>
               </w:rPr>
-              <w:t>个已获批或处于临床研究阶段的靶向药物的相关标志物。本产品可检</w:t>
+              <w:t>个已获批或处于临床研究阶段的靶</w:t>
+            </w:r>
+            <w:proofErr w:type="gramStart"/>
+            <w:r>
+              <w:rPr>
+                <w:rFonts w:ascii="思源黑体 CN Normal" w:eastAsia="思源黑体 CN Normal" w:hAnsi="思源黑体 CN Normal" w:hint="eastAsia"/>
+                <w:color w:val="000000" w:themeColor="text1"/>
+                <w:sz w:val="17"/>
+                <w:szCs w:val="17"/>
+              </w:rPr>
+              <w:t>向药物</w:t>
+            </w:r>
+            <w:proofErr w:type="gramEnd"/>
+            <w:r>
+              <w:rPr>
+                <w:rFonts w:ascii="思源黑体 CN Normal" w:eastAsia="思源黑体 CN Normal" w:hAnsi="思源黑体 CN Normal" w:hint="eastAsia"/>
+                <w:color w:val="000000" w:themeColor="text1"/>
+                <w:sz w:val="17"/>
+                <w:szCs w:val="17"/>
+              </w:rPr>
+              <w:t>的相关标志物。本产品可检</w:t>
             </w:r>
             <w:r>
               <w:rPr>
@@ -5215,7 +6515,27 @@
                 <w:sz w:val="17"/>
                 <w:szCs w:val="17"/>
               </w:rPr>
-              <w:t>基因与靶向药物相关的热点突变区域内的点突变、插入缺失和</w:t>
+              <w:t>基因与靶</w:t>
+            </w:r>
+            <w:proofErr w:type="gramStart"/>
+            <w:r>
+              <w:rPr>
+                <w:rFonts w:ascii="思源黑体 CN Normal" w:eastAsia="思源黑体 CN Normal" w:hAnsi="思源黑体 CN Normal" w:hint="eastAsia"/>
+                <w:color w:val="000000" w:themeColor="text1"/>
+                <w:sz w:val="17"/>
+                <w:szCs w:val="17"/>
+              </w:rPr>
+              <w:t>向药物</w:t>
+            </w:r>
+            <w:proofErr w:type="gramEnd"/>
+            <w:r>
+              <w:rPr>
+                <w:rFonts w:ascii="思源黑体 CN Normal" w:eastAsia="思源黑体 CN Normal" w:hAnsi="思源黑体 CN Normal" w:hint="eastAsia"/>
+                <w:color w:val="000000" w:themeColor="text1"/>
+                <w:sz w:val="17"/>
+                <w:szCs w:val="17"/>
+              </w:rPr>
+              <w:t>相关的热点突变区域内的点突变、插入缺失和</w:t>
             </w:r>
             <w:r>
               <w:rPr>
@@ -5409,17 +6729,19 @@
           <w:sz w:val="17"/>
           <w:szCs w:val="17"/>
         </w:rPr>
-        <w:t xml:space="preserve"> elif sample.prod_names==”</w:t>
-      </w:r>
-      <w:r>
-        <w:rPr>
-          <w:rFonts w:ascii="思源黑体 CN Normal" w:eastAsia="思源黑体 CN Normal" w:hAnsi="思源黑体 CN Normal" w:hint="eastAsia"/>
+        <w:t xml:space="preserve"> </w:t>
+      </w:r>
+      <w:proofErr w:type="spellStart"/>
+      <w:r>
+        <w:rPr>
+          <w:rFonts w:ascii="思源黑体 CN Normal" w:eastAsia="思源黑体 CN Normal" w:hAnsi="思源黑体 CN Normal"/>
           <w:color w:val="000000" w:themeColor="text1"/>
           <w:sz w:val="17"/>
           <w:szCs w:val="17"/>
         </w:rPr>
-        <w:t>Pan116（组织）-胰腺</w:t>
-      </w:r>
+        <w:t>elif</w:t>
+      </w:r>
+      <w:proofErr w:type="spellEnd"/>
       <w:r>
         <w:rPr>
           <w:rFonts w:ascii="思源黑体 CN Normal" w:eastAsia="思源黑体 CN Normal" w:hAnsi="思源黑体 CN Normal"/>
@@ -5427,7 +6749,67 @@
           <w:sz w:val="17"/>
           <w:szCs w:val="17"/>
         </w:rPr>
-        <w:t>”%}</w:t>
+        <w:t xml:space="preserve"> </w:t>
+      </w:r>
+      <w:proofErr w:type="spellStart"/>
+      <w:r>
+        <w:rPr>
+          <w:rFonts w:ascii="思源黑体 CN Normal" w:eastAsia="思源黑体 CN Normal" w:hAnsi="思源黑体 CN Normal"/>
+          <w:color w:val="000000" w:themeColor="text1"/>
+          <w:sz w:val="17"/>
+          <w:szCs w:val="17"/>
+        </w:rPr>
+        <w:t>sample.prod_names</w:t>
+      </w:r>
+      <w:proofErr w:type="spellEnd"/>
+      <w:r>
+        <w:rPr>
+          <w:rFonts w:ascii="思源黑体 CN Normal" w:eastAsia="思源黑体 CN Normal" w:hAnsi="思源黑体 CN Normal"/>
+          <w:color w:val="000000" w:themeColor="text1"/>
+          <w:sz w:val="17"/>
+          <w:szCs w:val="17"/>
+        </w:rPr>
+        <w:t>==</w:t>
+      </w:r>
+      <w:proofErr w:type="gramStart"/>
+      <w:r>
+        <w:rPr>
+          <w:rFonts w:ascii="思源黑体 CN Normal" w:eastAsia="思源黑体 CN Normal" w:hAnsi="思源黑体 CN Normal"/>
+          <w:color w:val="000000" w:themeColor="text1"/>
+          <w:sz w:val="17"/>
+          <w:szCs w:val="17"/>
+        </w:rPr>
+        <w:t>”</w:t>
+      </w:r>
+      <w:proofErr w:type="gramEnd"/>
+      <w:r>
+        <w:rPr>
+          <w:rFonts w:ascii="思源黑体 CN Normal" w:eastAsia="思源黑体 CN Normal" w:hAnsi="思源黑体 CN Normal" w:hint="eastAsia"/>
+          <w:color w:val="000000" w:themeColor="text1"/>
+          <w:sz w:val="17"/>
+          <w:szCs w:val="17"/>
+        </w:rPr>
+        <w:t>Pan116（组织）-胰腺</w:t>
+      </w:r>
+      <w:proofErr w:type="gramStart"/>
+      <w:r>
+        <w:rPr>
+          <w:rFonts w:ascii="思源黑体 CN Normal" w:eastAsia="思源黑体 CN Normal" w:hAnsi="思源黑体 CN Normal"/>
+          <w:color w:val="000000" w:themeColor="text1"/>
+          <w:sz w:val="17"/>
+          <w:szCs w:val="17"/>
+        </w:rPr>
+        <w:t>”</w:t>
+      </w:r>
+      <w:proofErr w:type="gramEnd"/>
+      <w:r>
+        <w:rPr>
+          <w:rFonts w:ascii="思源黑体 CN Normal" w:eastAsia="思源黑体 CN Normal" w:hAnsi="思源黑体 CN Normal"/>
+          <w:color w:val="000000" w:themeColor="text1"/>
+          <w:sz w:val="17"/>
+          <w:szCs w:val="17"/>
+        </w:rPr>
+        <w:t>%}</w:t>
       </w:r>
     </w:p>
     <w:tbl>
@@ -5676,7 +7058,27 @@
                 <w:sz w:val="17"/>
                 <w:szCs w:val="17"/>
               </w:rPr>
-              <w:t>个已获批或处于临床研究阶段的靶向药物的相关标志物。本产品可检测</w:t>
+              <w:t>个已获批或处于临床研究阶段的靶</w:t>
+            </w:r>
+            <w:proofErr w:type="gramStart"/>
+            <w:r>
+              <w:rPr>
+                <w:rFonts w:ascii="思源黑体 CN Normal" w:eastAsia="思源黑体 CN Normal" w:hAnsi="思源黑体 CN Normal" w:hint="eastAsia"/>
+                <w:color w:val="000000" w:themeColor="text1"/>
+                <w:sz w:val="17"/>
+                <w:szCs w:val="17"/>
+              </w:rPr>
+              <w:t>向药物</w:t>
+            </w:r>
+            <w:proofErr w:type="gramEnd"/>
+            <w:r>
+              <w:rPr>
+                <w:rFonts w:ascii="思源黑体 CN Normal" w:eastAsia="思源黑体 CN Normal" w:hAnsi="思源黑体 CN Normal" w:hint="eastAsia"/>
+                <w:color w:val="000000" w:themeColor="text1"/>
+                <w:sz w:val="17"/>
+                <w:szCs w:val="17"/>
+              </w:rPr>
+              <w:t>的相关标志物。本产品可检测</w:t>
             </w:r>
             <w:r>
               <w:rPr>
@@ -5850,7 +7252,27 @@
                 <w:sz w:val="17"/>
                 <w:szCs w:val="17"/>
               </w:rPr>
-              <w:t>基因与靶向药物相关的热点突变区域内的点突变、插入缺失</w:t>
+              <w:t>基因与靶</w:t>
+            </w:r>
+            <w:proofErr w:type="gramStart"/>
+            <w:r>
+              <w:rPr>
+                <w:rFonts w:ascii="思源黑体 CN Normal" w:eastAsia="思源黑体 CN Normal" w:hAnsi="思源黑体 CN Normal" w:hint="eastAsia"/>
+                <w:color w:val="000000" w:themeColor="text1"/>
+                <w:sz w:val="17"/>
+                <w:szCs w:val="17"/>
+              </w:rPr>
+              <w:t>向药物</w:t>
+            </w:r>
+            <w:proofErr w:type="gramEnd"/>
+            <w:r>
+              <w:rPr>
+                <w:rFonts w:ascii="思源黑体 CN Normal" w:eastAsia="思源黑体 CN Normal" w:hAnsi="思源黑体 CN Normal" w:hint="eastAsia"/>
+                <w:color w:val="000000" w:themeColor="text1"/>
+                <w:sz w:val="17"/>
+                <w:szCs w:val="17"/>
+              </w:rPr>
+              <w:t>相关的热点突变区域内的点突变、插入缺失</w:t>
             </w:r>
             <w:r>
               <w:rPr>
@@ -6102,35 +7524,39 @@
           <w:sz w:val="17"/>
           <w:szCs w:val="17"/>
         </w:rPr>
-        <w:t xml:space="preserve"> elif sample.prod_names==”</w:t>
-      </w:r>
-      <w:r>
-        <w:rPr>
-          <w:rFonts w:ascii="思源黑体 CN Normal" w:eastAsia="思源黑体 CN Normal" w:hAnsi="思源黑体 CN Normal" w:hint="eastAsia"/>
+        <w:t xml:space="preserve"> </w:t>
+      </w:r>
+      <w:proofErr w:type="spellStart"/>
+      <w:r>
+        <w:rPr>
+          <w:rFonts w:ascii="思源黑体 CN Normal" w:eastAsia="思源黑体 CN Normal" w:hAnsi="思源黑体 CN Normal"/>
           <w:color w:val="000000" w:themeColor="text1"/>
           <w:sz w:val="17"/>
           <w:szCs w:val="17"/>
         </w:rPr>
-        <w:t>Pan116（</w:t>
-      </w:r>
-      <w:r>
-        <w:rPr>
-          <w:rFonts w:ascii="思源黑体 CN Normal" w:eastAsia="思源黑体 CN Normal" w:hAnsi="思源黑体 CN Normal" w:hint="eastAsia"/>
+        <w:t>elif</w:t>
+      </w:r>
+      <w:proofErr w:type="spellEnd"/>
+      <w:r>
+        <w:rPr>
+          <w:rFonts w:ascii="思源黑体 CN Normal" w:eastAsia="思源黑体 CN Normal" w:hAnsi="思源黑体 CN Normal"/>
           <w:color w:val="000000" w:themeColor="text1"/>
           <w:sz w:val="17"/>
           <w:szCs w:val="17"/>
         </w:rPr>
-        <w:t>血液</w:t>
-      </w:r>
-      <w:r>
-        <w:rPr>
-          <w:rFonts w:ascii="思源黑体 CN Normal" w:eastAsia="思源黑体 CN Normal" w:hAnsi="思源黑体 CN Normal" w:hint="eastAsia"/>
+        <w:t xml:space="preserve"> </w:t>
+      </w:r>
+      <w:proofErr w:type="spellStart"/>
+      <w:r>
+        <w:rPr>
+          <w:rFonts w:ascii="思源黑体 CN Normal" w:eastAsia="思源黑体 CN Normal" w:hAnsi="思源黑体 CN Normal"/>
           <w:color w:val="000000" w:themeColor="text1"/>
           <w:sz w:val="17"/>
           <w:szCs w:val="17"/>
         </w:rPr>
-        <w:t>）-胰腺</w:t>
-      </w:r>
+        <w:t>sample.prod_names</w:t>
+      </w:r>
+      <w:proofErr w:type="spellEnd"/>
       <w:r>
         <w:rPr>
           <w:rFonts w:ascii="思源黑体 CN Normal" w:eastAsia="思源黑体 CN Normal" w:hAnsi="思源黑体 CN Normal"/>
@@ -6138,7 +7564,65 @@
           <w:sz w:val="17"/>
           <w:szCs w:val="17"/>
         </w:rPr>
-        <w:t>”%}</w:t>
+        <w:t>==</w:t>
+      </w:r>
+      <w:proofErr w:type="gramStart"/>
+      <w:r>
+        <w:rPr>
+          <w:rFonts w:ascii="思源黑体 CN Normal" w:eastAsia="思源黑体 CN Normal" w:hAnsi="思源黑体 CN Normal"/>
+          <w:color w:val="000000" w:themeColor="text1"/>
+          <w:sz w:val="17"/>
+          <w:szCs w:val="17"/>
+        </w:rPr>
+        <w:t>”</w:t>
+      </w:r>
+      <w:proofErr w:type="gramEnd"/>
+      <w:r>
+        <w:rPr>
+          <w:rFonts w:ascii="思源黑体 CN Normal" w:eastAsia="思源黑体 CN Normal" w:hAnsi="思源黑体 CN Normal" w:hint="eastAsia"/>
+          <w:color w:val="000000" w:themeColor="text1"/>
+          <w:sz w:val="17"/>
+          <w:szCs w:val="17"/>
+        </w:rPr>
+        <w:t>Pan116（</w:t>
+      </w:r>
+      <w:r>
+        <w:rPr>
+          <w:rFonts w:ascii="思源黑体 CN Normal" w:eastAsia="思源黑体 CN Normal" w:hAnsi="思源黑体 CN Normal" w:hint="eastAsia"/>
+          <w:color w:val="000000" w:themeColor="text1"/>
+          <w:sz w:val="17"/>
+          <w:szCs w:val="17"/>
+        </w:rPr>
+        <w:t>血液</w:t>
+      </w:r>
+      <w:r>
+        <w:rPr>
+          <w:rFonts w:ascii="思源黑体 CN Normal" w:eastAsia="思源黑体 CN Normal" w:hAnsi="思源黑体 CN Normal" w:hint="eastAsia"/>
+          <w:color w:val="000000" w:themeColor="text1"/>
+          <w:sz w:val="17"/>
+          <w:szCs w:val="17"/>
+        </w:rPr>
+        <w:t>）-胰腺</w:t>
+      </w:r>
+      <w:proofErr w:type="gramStart"/>
+      <w:r>
+        <w:rPr>
+          <w:rFonts w:ascii="思源黑体 CN Normal" w:eastAsia="思源黑体 CN Normal" w:hAnsi="思源黑体 CN Normal"/>
+          <w:color w:val="000000" w:themeColor="text1"/>
+          <w:sz w:val="17"/>
+          <w:szCs w:val="17"/>
+        </w:rPr>
+        <w:t>”</w:t>
+      </w:r>
+      <w:proofErr w:type="gramEnd"/>
+      <w:r>
+        <w:rPr>
+          <w:rFonts w:ascii="思源黑体 CN Normal" w:eastAsia="思源黑体 CN Normal" w:hAnsi="思源黑体 CN Normal"/>
+          <w:color w:val="000000" w:themeColor="text1"/>
+          <w:sz w:val="17"/>
+          <w:szCs w:val="17"/>
+        </w:rPr>
+        <w:t>%}</w:t>
       </w:r>
     </w:p>
     <w:tbl>
@@ -6369,7 +7853,27 @@
                 <w:sz w:val="17"/>
                 <w:szCs w:val="17"/>
               </w:rPr>
-              <w:t>本产品检测范围覆盖8个已获批或处于临床研究阶段的靶向药物的相关标志物。本产品可检测</w:t>
+              <w:t>本产品检测范围覆盖8个已获批或处于临床研究阶段的靶</w:t>
+            </w:r>
+            <w:proofErr w:type="gramStart"/>
+            <w:r>
+              <w:rPr>
+                <w:rFonts w:ascii="思源黑体 CN Normal" w:eastAsia="思源黑体 CN Normal" w:hAnsi="思源黑体 CN Normal" w:hint="eastAsia"/>
+                <w:color w:val="000000" w:themeColor="text1"/>
+                <w:sz w:val="17"/>
+                <w:szCs w:val="17"/>
+              </w:rPr>
+              <w:t>向药物</w:t>
+            </w:r>
+            <w:proofErr w:type="gramEnd"/>
+            <w:r>
+              <w:rPr>
+                <w:rFonts w:ascii="思源黑体 CN Normal" w:eastAsia="思源黑体 CN Normal" w:hAnsi="思源黑体 CN Normal" w:hint="eastAsia"/>
+                <w:color w:val="000000" w:themeColor="text1"/>
+                <w:sz w:val="17"/>
+                <w:szCs w:val="17"/>
+              </w:rPr>
+              <w:t>的相关标志物。本产品可检测</w:t>
             </w:r>
             <w:r>
               <w:rPr>
@@ -6543,7 +8047,27 @@
                 <w:sz w:val="17"/>
                 <w:szCs w:val="17"/>
               </w:rPr>
-              <w:t>基因与靶向药物相关的热点突变区域内的点突变、插入缺失和</w:t>
+              <w:t>基因与靶</w:t>
+            </w:r>
+            <w:proofErr w:type="gramStart"/>
+            <w:r>
+              <w:rPr>
+                <w:rFonts w:ascii="思源黑体 CN Normal" w:eastAsia="思源黑体 CN Normal" w:hAnsi="思源黑体 CN Normal" w:hint="eastAsia"/>
+                <w:color w:val="000000" w:themeColor="text1"/>
+                <w:sz w:val="17"/>
+                <w:szCs w:val="17"/>
+              </w:rPr>
+              <w:t>向药物</w:t>
+            </w:r>
+            <w:proofErr w:type="gramEnd"/>
+            <w:r>
+              <w:rPr>
+                <w:rFonts w:ascii="思源黑体 CN Normal" w:eastAsia="思源黑体 CN Normal" w:hAnsi="思源黑体 CN Normal" w:hint="eastAsia"/>
+                <w:color w:val="000000" w:themeColor="text1"/>
+                <w:sz w:val="17"/>
+                <w:szCs w:val="17"/>
+              </w:rPr>
+              <w:t>相关的热点突变区域内的点突变、插入缺失和</w:t>
             </w:r>
             <w:r>
               <w:rPr>
@@ -6708,7 +8232,27 @@
                 <w:sz w:val="17"/>
                 <w:szCs w:val="17"/>
               </w:rPr>
-              <w:t>{%if sample.control_sample_id%}</w:t>
+              <w:t xml:space="preserve">{%if </w:t>
+            </w:r>
+            <w:proofErr w:type="spellStart"/>
+            <w:r>
+              <w:rPr>
+                <w:rFonts w:ascii="思源黑体 CN Normal" w:eastAsia="思源黑体 CN Normal" w:hAnsi="思源黑体 CN Normal"/>
+                <w:color w:val="FF0000"/>
+                <w:sz w:val="17"/>
+                <w:szCs w:val="17"/>
+              </w:rPr>
+              <w:t>sample.control_sample_id</w:t>
+            </w:r>
+            <w:proofErr w:type="spellEnd"/>
+            <w:r>
+              <w:rPr>
+                <w:rFonts w:ascii="思源黑体 CN Normal" w:eastAsia="思源黑体 CN Normal" w:hAnsi="思源黑体 CN Normal"/>
+                <w:color w:val="FF0000"/>
+                <w:sz w:val="17"/>
+                <w:szCs w:val="17"/>
+              </w:rPr>
+              <w:t>%}</w:t>
             </w:r>
             <w:r>
               <w:rPr>
@@ -6811,26 +8355,29 @@
           <w:sz w:val="17"/>
           <w:szCs w:val="17"/>
         </w:rPr>
-        <w:t xml:space="preserve"> elif sample.prod_names==”</w:t>
-      </w:r>
-      <w:r>
-        <w:rPr>
-          <w:rFonts w:ascii="思源黑体 CN Normal" w:eastAsia="思源黑体 CN Normal" w:hAnsi="思源黑体 CN Normal" w:hint="eastAsia"/>
+        <w:t xml:space="preserve"> </w:t>
+      </w:r>
+      <w:proofErr w:type="spellStart"/>
+      <w:r>
+        <w:rPr>
+          <w:rFonts w:ascii="思源黑体 CN Normal" w:eastAsia="思源黑体 CN Normal" w:hAnsi="思源黑体 CN Normal"/>
           <w:color w:val="000000" w:themeColor="text1"/>
           <w:sz w:val="17"/>
           <w:szCs w:val="17"/>
         </w:rPr>
-        <w:t>Pan116（组织）-</w:t>
-      </w:r>
-      <w:r>
-        <w:rPr>
-          <w:rFonts w:ascii="思源黑体 CN Normal" w:eastAsia="思源黑体 CN Normal" w:hAnsi="思源黑体 CN Normal" w:hint="eastAsia"/>
+        <w:t>elif</w:t>
+      </w:r>
+      <w:proofErr w:type="spellEnd"/>
+      <w:r>
+        <w:rPr>
+          <w:rFonts w:ascii="思源黑体 CN Normal" w:eastAsia="思源黑体 CN Normal" w:hAnsi="思源黑体 CN Normal"/>
           <w:color w:val="000000" w:themeColor="text1"/>
           <w:sz w:val="17"/>
           <w:szCs w:val="17"/>
         </w:rPr>
-        <w:t>乳腺</w:t>
-      </w:r>
+        <w:t xml:space="preserve"> </w:t>
+      </w:r>
+      <w:proofErr w:type="spellStart"/>
       <w:r>
         <w:rPr>
           <w:rFonts w:ascii="思源黑体 CN Normal" w:eastAsia="思源黑体 CN Normal" w:hAnsi="思源黑体 CN Normal"/>
@@ -6838,7 +8385,66 @@
           <w:sz w:val="17"/>
           <w:szCs w:val="17"/>
         </w:rPr>
-        <w:t>”%}</w:t>
+        <w:t>sample.prod_names</w:t>
+      </w:r>
+      <w:proofErr w:type="spellEnd"/>
+      <w:r>
+        <w:rPr>
+          <w:rFonts w:ascii="思源黑体 CN Normal" w:eastAsia="思源黑体 CN Normal" w:hAnsi="思源黑体 CN Normal"/>
+          <w:color w:val="000000" w:themeColor="text1"/>
+          <w:sz w:val="17"/>
+          <w:szCs w:val="17"/>
+        </w:rPr>
+        <w:t>==</w:t>
+      </w:r>
+      <w:proofErr w:type="gramStart"/>
+      <w:r>
+        <w:rPr>
+          <w:rFonts w:ascii="思源黑体 CN Normal" w:eastAsia="思源黑体 CN Normal" w:hAnsi="思源黑体 CN Normal"/>
+          <w:color w:val="000000" w:themeColor="text1"/>
+          <w:sz w:val="17"/>
+          <w:szCs w:val="17"/>
+        </w:rPr>
+        <w:t>”</w:t>
+      </w:r>
+      <w:proofErr w:type="gramEnd"/>
+      <w:r>
+        <w:rPr>
+          <w:rFonts w:ascii="思源黑体 CN Normal" w:eastAsia="思源黑体 CN Normal" w:hAnsi="思源黑体 CN Normal" w:hint="eastAsia"/>
+          <w:color w:val="000000" w:themeColor="text1"/>
+          <w:sz w:val="17"/>
+          <w:szCs w:val="17"/>
+        </w:rPr>
+        <w:t>Pan116（组织）-</w:t>
+      </w:r>
+      <w:r>
+        <w:rPr>
+          <w:rFonts w:ascii="思源黑体 CN Normal" w:eastAsia="思源黑体 CN Normal" w:hAnsi="思源黑体 CN Normal" w:hint="eastAsia"/>
+          <w:color w:val="000000" w:themeColor="text1"/>
+          <w:sz w:val="17"/>
+          <w:szCs w:val="17"/>
+        </w:rPr>
+        <w:t>乳腺</w:t>
+      </w:r>
+      <w:proofErr w:type="gramStart"/>
+      <w:r>
+        <w:rPr>
+          <w:rFonts w:ascii="思源黑体 CN Normal" w:eastAsia="思源黑体 CN Normal" w:hAnsi="思源黑体 CN Normal"/>
+          <w:color w:val="000000" w:themeColor="text1"/>
+          <w:sz w:val="17"/>
+          <w:szCs w:val="17"/>
+        </w:rPr>
+        <w:t>”</w:t>
+      </w:r>
+      <w:proofErr w:type="gramEnd"/>
+      <w:r>
+        <w:rPr>
+          <w:rFonts w:ascii="思源黑体 CN Normal" w:eastAsia="思源黑体 CN Normal" w:hAnsi="思源黑体 CN Normal"/>
+          <w:color w:val="000000" w:themeColor="text1"/>
+          <w:sz w:val="17"/>
+          <w:szCs w:val="17"/>
+        </w:rPr>
+        <w:t>%}</w:t>
       </w:r>
     </w:p>
     <w:tbl>
@@ -7087,7 +8693,27 @@
                 <w:sz w:val="17"/>
                 <w:szCs w:val="17"/>
               </w:rPr>
-              <w:t>个已获批或处于临床研究阶段的靶向药物的相关标志物。本产品可检测</w:t>
+              <w:t>个已获批或处于临床研究阶段的靶</w:t>
+            </w:r>
+            <w:proofErr w:type="gramStart"/>
+            <w:r>
+              <w:rPr>
+                <w:rFonts w:ascii="思源黑体 CN Normal" w:eastAsia="思源黑体 CN Normal" w:hAnsi="思源黑体 CN Normal" w:hint="eastAsia"/>
+                <w:color w:val="000000" w:themeColor="text1"/>
+                <w:sz w:val="17"/>
+                <w:szCs w:val="17"/>
+              </w:rPr>
+              <w:t>向药物</w:t>
+            </w:r>
+            <w:proofErr w:type="gramEnd"/>
+            <w:r>
+              <w:rPr>
+                <w:rFonts w:ascii="思源黑体 CN Normal" w:eastAsia="思源黑体 CN Normal" w:hAnsi="思源黑体 CN Normal" w:hint="eastAsia"/>
+                <w:color w:val="000000" w:themeColor="text1"/>
+                <w:sz w:val="17"/>
+                <w:szCs w:val="17"/>
+              </w:rPr>
+              <w:t>的相关标志物。本产品可检测</w:t>
             </w:r>
             <w:r>
               <w:rPr>
@@ -7228,7 +8854,27 @@
                 <w:sz w:val="17"/>
                 <w:szCs w:val="17"/>
               </w:rPr>
-              <w:t>基因与靶向药物相关的热点突变区域内的点突变、插入缺失</w:t>
+              <w:t>基因与靶</w:t>
+            </w:r>
+            <w:proofErr w:type="gramStart"/>
+            <w:r>
+              <w:rPr>
+                <w:rFonts w:ascii="思源黑体 CN Normal" w:eastAsia="思源黑体 CN Normal" w:hAnsi="思源黑体 CN Normal" w:hint="eastAsia"/>
+                <w:color w:val="000000" w:themeColor="text1"/>
+                <w:sz w:val="17"/>
+                <w:szCs w:val="17"/>
+              </w:rPr>
+              <w:t>向药物</w:t>
+            </w:r>
+            <w:proofErr w:type="gramEnd"/>
+            <w:r>
+              <w:rPr>
+                <w:rFonts w:ascii="思源黑体 CN Normal" w:eastAsia="思源黑体 CN Normal" w:hAnsi="思源黑体 CN Normal" w:hint="eastAsia"/>
+                <w:color w:val="000000" w:themeColor="text1"/>
+                <w:sz w:val="17"/>
+                <w:szCs w:val="17"/>
+              </w:rPr>
+              <w:t>相关的热点突变区域内的点突变、插入缺失</w:t>
             </w:r>
             <w:r>
               <w:rPr>
@@ -7451,44 +9097,49 @@
           <w:sz w:val="17"/>
           <w:szCs w:val="17"/>
         </w:rPr>
-        <w:t xml:space="preserve"> elif sample.prod_names==”</w:t>
-      </w:r>
-      <w:r>
-        <w:rPr>
-          <w:rFonts w:ascii="思源黑体 CN Normal" w:eastAsia="思源黑体 CN Normal" w:hAnsi="思源黑体 CN Normal" w:hint="eastAsia"/>
+        <w:t xml:space="preserve"> </w:t>
+      </w:r>
+      <w:proofErr w:type="spellStart"/>
+      <w:r>
+        <w:rPr>
+          <w:rFonts w:ascii="思源黑体 CN Normal" w:eastAsia="思源黑体 CN Normal" w:hAnsi="思源黑体 CN Normal"/>
           <w:color w:val="000000" w:themeColor="text1"/>
           <w:sz w:val="17"/>
           <w:szCs w:val="17"/>
         </w:rPr>
-        <w:t>Pan116（</w:t>
-      </w:r>
-      <w:r>
-        <w:rPr>
-          <w:rFonts w:ascii="思源黑体 CN Normal" w:eastAsia="思源黑体 CN Normal" w:hAnsi="思源黑体 CN Normal" w:hint="eastAsia"/>
+        <w:t>elif</w:t>
+      </w:r>
+      <w:proofErr w:type="spellEnd"/>
+      <w:r>
+        <w:rPr>
+          <w:rFonts w:ascii="思源黑体 CN Normal" w:eastAsia="思源黑体 CN Normal" w:hAnsi="思源黑体 CN Normal"/>
           <w:color w:val="000000" w:themeColor="text1"/>
           <w:sz w:val="17"/>
           <w:szCs w:val="17"/>
         </w:rPr>
-        <w:t>血液</w:t>
-      </w:r>
-      <w:r>
-        <w:rPr>
-          <w:rFonts w:ascii="思源黑体 CN Normal" w:eastAsia="思源黑体 CN Normal" w:hAnsi="思源黑体 CN Normal" w:hint="eastAsia"/>
+        <w:t xml:space="preserve"> </w:t>
+      </w:r>
+      <w:proofErr w:type="spellStart"/>
+      <w:r>
+        <w:rPr>
+          <w:rFonts w:ascii="思源黑体 CN Normal" w:eastAsia="思源黑体 CN Normal" w:hAnsi="思源黑体 CN Normal"/>
           <w:color w:val="000000" w:themeColor="text1"/>
           <w:sz w:val="17"/>
           <w:szCs w:val="17"/>
         </w:rPr>
-        <w:t>）-</w:t>
-      </w:r>
-      <w:r>
-        <w:rPr>
-          <w:rFonts w:ascii="思源黑体 CN Normal" w:eastAsia="思源黑体 CN Normal" w:hAnsi="思源黑体 CN Normal" w:hint="eastAsia"/>
+        <w:t>sample.prod_names</w:t>
+      </w:r>
+      <w:proofErr w:type="spellEnd"/>
+      <w:r>
+        <w:rPr>
+          <w:rFonts w:ascii="思源黑体 CN Normal" w:eastAsia="思源黑体 CN Normal" w:hAnsi="思源黑体 CN Normal"/>
           <w:color w:val="000000" w:themeColor="text1"/>
           <w:sz w:val="17"/>
           <w:szCs w:val="17"/>
         </w:rPr>
-        <w:t>乳腺</w:t>
-      </w:r>
+        <w:t>==</w:t>
+      </w:r>
+      <w:proofErr w:type="gramStart"/>
       <w:r>
         <w:rPr>
           <w:rFonts w:ascii="思源黑体 CN Normal" w:eastAsia="思源黑体 CN Normal" w:hAnsi="思源黑体 CN Normal"/>
@@ -7496,7 +9147,64 @@
           <w:sz w:val="17"/>
           <w:szCs w:val="17"/>
         </w:rPr>
-        <w:t>”%}</w:t>
+        <w:t>”</w:t>
+      </w:r>
+      <w:proofErr w:type="gramEnd"/>
+      <w:r>
+        <w:rPr>
+          <w:rFonts w:ascii="思源黑体 CN Normal" w:eastAsia="思源黑体 CN Normal" w:hAnsi="思源黑体 CN Normal" w:hint="eastAsia"/>
+          <w:color w:val="000000" w:themeColor="text1"/>
+          <w:sz w:val="17"/>
+          <w:szCs w:val="17"/>
+        </w:rPr>
+        <w:t>Pan116（</w:t>
+      </w:r>
+      <w:r>
+        <w:rPr>
+          <w:rFonts w:ascii="思源黑体 CN Normal" w:eastAsia="思源黑体 CN Normal" w:hAnsi="思源黑体 CN Normal" w:hint="eastAsia"/>
+          <w:color w:val="000000" w:themeColor="text1"/>
+          <w:sz w:val="17"/>
+          <w:szCs w:val="17"/>
+        </w:rPr>
+        <w:t>血液</w:t>
+      </w:r>
+      <w:r>
+        <w:rPr>
+          <w:rFonts w:ascii="思源黑体 CN Normal" w:eastAsia="思源黑体 CN Normal" w:hAnsi="思源黑体 CN Normal" w:hint="eastAsia"/>
+          <w:color w:val="000000" w:themeColor="text1"/>
+          <w:sz w:val="17"/>
+          <w:szCs w:val="17"/>
+        </w:rPr>
+        <w:t>）-</w:t>
+      </w:r>
+      <w:r>
+        <w:rPr>
+          <w:rFonts w:ascii="思源黑体 CN Normal" w:eastAsia="思源黑体 CN Normal" w:hAnsi="思源黑体 CN Normal" w:hint="eastAsia"/>
+          <w:color w:val="000000" w:themeColor="text1"/>
+          <w:sz w:val="17"/>
+          <w:szCs w:val="17"/>
+        </w:rPr>
+        <w:t>乳腺</w:t>
+      </w:r>
+      <w:proofErr w:type="gramStart"/>
+      <w:r>
+        <w:rPr>
+          <w:rFonts w:ascii="思源黑体 CN Normal" w:eastAsia="思源黑体 CN Normal" w:hAnsi="思源黑体 CN Normal"/>
+          <w:color w:val="000000" w:themeColor="text1"/>
+          <w:sz w:val="17"/>
+          <w:szCs w:val="17"/>
+        </w:rPr>
+        <w:t>”</w:t>
+      </w:r>
+      <w:proofErr w:type="gramEnd"/>
+      <w:r>
+        <w:rPr>
+          <w:rFonts w:ascii="思源黑体 CN Normal" w:eastAsia="思源黑体 CN Normal" w:hAnsi="思源黑体 CN Normal"/>
+          <w:color w:val="000000" w:themeColor="text1"/>
+          <w:sz w:val="17"/>
+          <w:szCs w:val="17"/>
+        </w:rPr>
+        <w:t>%}</w:t>
       </w:r>
     </w:p>
     <w:tbl>
@@ -7745,7 +9453,27 @@
                 <w:sz w:val="17"/>
                 <w:szCs w:val="17"/>
               </w:rPr>
-              <w:t>个已获批或处于临床研究阶段的靶向药物的相关标志物。本产品可检测</w:t>
+              <w:t>个已获批或处于临床研究阶段的靶</w:t>
+            </w:r>
+            <w:proofErr w:type="gramStart"/>
+            <w:r>
+              <w:rPr>
+                <w:rFonts w:ascii="思源黑体 CN Normal" w:eastAsia="思源黑体 CN Normal" w:hAnsi="思源黑体 CN Normal" w:hint="eastAsia"/>
+                <w:color w:val="000000" w:themeColor="text1"/>
+                <w:sz w:val="17"/>
+                <w:szCs w:val="17"/>
+              </w:rPr>
+              <w:t>向药物</w:t>
+            </w:r>
+            <w:proofErr w:type="gramEnd"/>
+            <w:r>
+              <w:rPr>
+                <w:rFonts w:ascii="思源黑体 CN Normal" w:eastAsia="思源黑体 CN Normal" w:hAnsi="思源黑体 CN Normal" w:hint="eastAsia"/>
+                <w:color w:val="000000" w:themeColor="text1"/>
+                <w:sz w:val="17"/>
+                <w:szCs w:val="17"/>
+              </w:rPr>
+              <w:t>的相关标志物。本产品可检测</w:t>
             </w:r>
             <w:r>
               <w:rPr>
@@ -7886,7 +9614,27 @@
                 <w:sz w:val="17"/>
                 <w:szCs w:val="17"/>
               </w:rPr>
-              <w:t>基因与靶向药物相关的热点突变区域内的点突变、插入缺失和</w:t>
+              <w:t>基因与靶</w:t>
+            </w:r>
+            <w:proofErr w:type="gramStart"/>
+            <w:r>
+              <w:rPr>
+                <w:rFonts w:ascii="思源黑体 CN Normal" w:eastAsia="思源黑体 CN Normal" w:hAnsi="思源黑体 CN Normal" w:hint="eastAsia"/>
+                <w:color w:val="000000" w:themeColor="text1"/>
+                <w:sz w:val="17"/>
+                <w:szCs w:val="17"/>
+              </w:rPr>
+              <w:t>向药物</w:t>
+            </w:r>
+            <w:proofErr w:type="gramEnd"/>
+            <w:r>
+              <w:rPr>
+                <w:rFonts w:ascii="思源黑体 CN Normal" w:eastAsia="思源黑体 CN Normal" w:hAnsi="思源黑体 CN Normal" w:hint="eastAsia"/>
+                <w:color w:val="000000" w:themeColor="text1"/>
+                <w:sz w:val="17"/>
+                <w:szCs w:val="17"/>
+              </w:rPr>
+              <w:t>相关的热点突变区域内的点突变、插入缺失和</w:t>
             </w:r>
             <w:r>
               <w:rPr>
@@ -7988,7 +9736,27 @@
                 <w:sz w:val="17"/>
                 <w:szCs w:val="17"/>
               </w:rPr>
-              <w:t>{%if sample.control_sample_id%}</w:t>
+              <w:t xml:space="preserve">{%if </w:t>
+            </w:r>
+            <w:proofErr w:type="spellStart"/>
+            <w:r>
+              <w:rPr>
+                <w:rFonts w:ascii="思源黑体 CN Normal" w:eastAsia="思源黑体 CN Normal" w:hAnsi="思源黑体 CN Normal"/>
+                <w:color w:val="FF0000"/>
+                <w:sz w:val="17"/>
+                <w:szCs w:val="17"/>
+              </w:rPr>
+              <w:t>sample.control_sample_id</w:t>
+            </w:r>
+            <w:proofErr w:type="spellEnd"/>
+            <w:r>
+              <w:rPr>
+                <w:rFonts w:ascii="思源黑体 CN Normal" w:eastAsia="思源黑体 CN Normal" w:hAnsi="思源黑体 CN Normal"/>
+                <w:color w:val="FF0000"/>
+                <w:sz w:val="17"/>
+                <w:szCs w:val="17"/>
+              </w:rPr>
+              <w:t>%}</w:t>
             </w:r>
             <w:r>
               <w:rPr>
@@ -8091,17 +9859,19 @@
           <w:sz w:val="17"/>
           <w:szCs w:val="17"/>
         </w:rPr>
-        <w:t xml:space="preserve"> elif sample.prod_names==”Classic Panel-</w:t>
-      </w:r>
-      <w:r>
-        <w:rPr>
-          <w:rFonts w:ascii="思源黑体 CN Normal" w:eastAsia="思源黑体 CN Normal" w:hAnsi="思源黑体 CN Normal" w:hint="eastAsia"/>
+        <w:t xml:space="preserve"> </w:t>
+      </w:r>
+      <w:proofErr w:type="spellStart"/>
+      <w:r>
+        <w:rPr>
+          <w:rFonts w:ascii="思源黑体 CN Normal" w:eastAsia="思源黑体 CN Normal" w:hAnsi="思源黑体 CN Normal"/>
           <w:color w:val="000000" w:themeColor="text1"/>
           <w:sz w:val="17"/>
           <w:szCs w:val="17"/>
         </w:rPr>
-        <w:t>甲状腺</w:t>
-      </w:r>
+        <w:t>elif</w:t>
+      </w:r>
+      <w:proofErr w:type="spellEnd"/>
       <w:r>
         <w:rPr>
           <w:rFonts w:ascii="思源黑体 CN Normal" w:eastAsia="思源黑体 CN Normal" w:hAnsi="思源黑体 CN Normal"/>
@@ -8109,7 +9879,76 @@
           <w:sz w:val="17"/>
           <w:szCs w:val="17"/>
         </w:rPr>
-        <w:t>”%}</w:t>
+        <w:t xml:space="preserve"> </w:t>
+      </w:r>
+      <w:proofErr w:type="spellStart"/>
+      <w:r>
+        <w:rPr>
+          <w:rFonts w:ascii="思源黑体 CN Normal" w:eastAsia="思源黑体 CN Normal" w:hAnsi="思源黑体 CN Normal"/>
+          <w:color w:val="000000" w:themeColor="text1"/>
+          <w:sz w:val="17"/>
+          <w:szCs w:val="17"/>
+        </w:rPr>
+        <w:t>sample.prod_names</w:t>
+      </w:r>
+      <w:proofErr w:type="spellEnd"/>
+      <w:r>
+        <w:rPr>
+          <w:rFonts w:ascii="思源黑体 CN Normal" w:eastAsia="思源黑体 CN Normal" w:hAnsi="思源黑体 CN Normal"/>
+          <w:color w:val="000000" w:themeColor="text1"/>
+          <w:sz w:val="17"/>
+          <w:szCs w:val="17"/>
+        </w:rPr>
+        <w:t>==</w:t>
+      </w:r>
+      <w:proofErr w:type="gramStart"/>
+      <w:r>
+        <w:rPr>
+          <w:rFonts w:ascii="思源黑体 CN Normal" w:eastAsia="思源黑体 CN Normal" w:hAnsi="思源黑体 CN Normal"/>
+          <w:color w:val="000000" w:themeColor="text1"/>
+          <w:sz w:val="17"/>
+          <w:szCs w:val="17"/>
+        </w:rPr>
+        <w:t>”</w:t>
+      </w:r>
+      <w:proofErr w:type="gramEnd"/>
+      <w:r>
+        <w:rPr>
+          <w:rFonts w:ascii="思源黑体 CN Normal" w:eastAsia="思源黑体 CN Normal" w:hAnsi="思源黑体 CN Normal"/>
+          <w:color w:val="000000" w:themeColor="text1"/>
+          <w:sz w:val="17"/>
+          <w:szCs w:val="17"/>
+        </w:rPr>
+        <w:t>Classic Panel-</w:t>
+      </w:r>
+      <w:r>
+        <w:rPr>
+          <w:rFonts w:ascii="思源黑体 CN Normal" w:eastAsia="思源黑体 CN Normal" w:hAnsi="思源黑体 CN Normal" w:hint="eastAsia"/>
+          <w:color w:val="000000" w:themeColor="text1"/>
+          <w:sz w:val="17"/>
+          <w:szCs w:val="17"/>
+        </w:rPr>
+        <w:t>甲状腺</w:t>
+      </w:r>
+      <w:proofErr w:type="gramStart"/>
+      <w:r>
+        <w:rPr>
+          <w:rFonts w:ascii="思源黑体 CN Normal" w:eastAsia="思源黑体 CN Normal" w:hAnsi="思源黑体 CN Normal"/>
+          <w:color w:val="000000" w:themeColor="text1"/>
+          <w:sz w:val="17"/>
+          <w:szCs w:val="17"/>
+        </w:rPr>
+        <w:t>”</w:t>
+      </w:r>
+      <w:proofErr w:type="gramEnd"/>
+      <w:r>
+        <w:rPr>
+          <w:rFonts w:ascii="思源黑体 CN Normal" w:eastAsia="思源黑体 CN Normal" w:hAnsi="思源黑体 CN Normal"/>
+          <w:color w:val="000000" w:themeColor="text1"/>
+          <w:sz w:val="17"/>
+          <w:szCs w:val="17"/>
+        </w:rPr>
+        <w:t>%}</w:t>
       </w:r>
     </w:p>
     <w:tbl>
@@ -8358,7 +10197,27 @@
                 <w:sz w:val="17"/>
                 <w:szCs w:val="17"/>
               </w:rPr>
-              <w:t>个已获批或处于临床研究阶段的靶向药物的相关标志物。本产品可检测</w:t>
+              <w:t>个已获批或处于临床研究阶段的靶</w:t>
+            </w:r>
+            <w:proofErr w:type="gramStart"/>
+            <w:r>
+              <w:rPr>
+                <w:rFonts w:ascii="思源黑体 CN Normal" w:eastAsia="思源黑体 CN Normal" w:hAnsi="思源黑体 CN Normal" w:hint="eastAsia"/>
+                <w:color w:val="000000" w:themeColor="text1"/>
+                <w:sz w:val="17"/>
+                <w:szCs w:val="17"/>
+              </w:rPr>
+              <w:t>向药物</w:t>
+            </w:r>
+            <w:proofErr w:type="gramEnd"/>
+            <w:r>
+              <w:rPr>
+                <w:rFonts w:ascii="思源黑体 CN Normal" w:eastAsia="思源黑体 CN Normal" w:hAnsi="思源黑体 CN Normal" w:hint="eastAsia"/>
+                <w:color w:val="000000" w:themeColor="text1"/>
+                <w:sz w:val="17"/>
+                <w:szCs w:val="17"/>
+              </w:rPr>
+              <w:t>的相关标志物。本产品可检测</w:t>
             </w:r>
             <w:r>
               <w:rPr>
@@ -8532,7 +10391,27 @@
                 <w:sz w:val="17"/>
                 <w:szCs w:val="17"/>
               </w:rPr>
-              <w:t>基因与靶向药物相关的热点突变区域内的点突变、插入缺失和</w:t>
+              <w:t>基因与靶</w:t>
+            </w:r>
+            <w:proofErr w:type="gramStart"/>
+            <w:r>
+              <w:rPr>
+                <w:rFonts w:ascii="思源黑体 CN Normal" w:eastAsia="思源黑体 CN Normal" w:hAnsi="思源黑体 CN Normal" w:hint="eastAsia"/>
+                <w:color w:val="000000" w:themeColor="text1"/>
+                <w:sz w:val="17"/>
+                <w:szCs w:val="17"/>
+              </w:rPr>
+              <w:t>向药物</w:t>
+            </w:r>
+            <w:proofErr w:type="gramEnd"/>
+            <w:r>
+              <w:rPr>
+                <w:rFonts w:ascii="思源黑体 CN Normal" w:eastAsia="思源黑体 CN Normal" w:hAnsi="思源黑体 CN Normal" w:hint="eastAsia"/>
+                <w:color w:val="000000" w:themeColor="text1"/>
+                <w:sz w:val="17"/>
+                <w:szCs w:val="17"/>
+              </w:rPr>
+              <w:t>相关的热点突变区域内的点突变、插入缺失和</w:t>
             </w:r>
             <w:r>
               <w:rPr>
@@ -8746,17 +10625,19 @@
           <w:sz w:val="17"/>
           <w:szCs w:val="17"/>
         </w:rPr>
-        <w:t xml:space="preserve"> elif sample.prod_names==”Classic Panel-</w:t>
-      </w:r>
-      <w:r>
-        <w:rPr>
-          <w:rFonts w:ascii="思源黑体 CN Normal" w:eastAsia="思源黑体 CN Normal" w:hAnsi="思源黑体 CN Normal" w:hint="eastAsia"/>
+        <w:t xml:space="preserve"> </w:t>
+      </w:r>
+      <w:proofErr w:type="spellStart"/>
+      <w:r>
+        <w:rPr>
+          <w:rFonts w:ascii="思源黑体 CN Normal" w:eastAsia="思源黑体 CN Normal" w:hAnsi="思源黑体 CN Normal"/>
           <w:color w:val="000000" w:themeColor="text1"/>
           <w:sz w:val="17"/>
           <w:szCs w:val="17"/>
         </w:rPr>
-        <w:t>肝胆</w:t>
-      </w:r>
+        <w:t>elif</w:t>
+      </w:r>
+      <w:proofErr w:type="spellEnd"/>
       <w:r>
         <w:rPr>
           <w:rFonts w:ascii="思源黑体 CN Normal" w:eastAsia="思源黑体 CN Normal" w:hAnsi="思源黑体 CN Normal"/>
@@ -8764,7 +10645,76 @@
           <w:sz w:val="17"/>
           <w:szCs w:val="17"/>
         </w:rPr>
-        <w:t>”%}</w:t>
+        <w:t xml:space="preserve"> </w:t>
+      </w:r>
+      <w:proofErr w:type="spellStart"/>
+      <w:r>
+        <w:rPr>
+          <w:rFonts w:ascii="思源黑体 CN Normal" w:eastAsia="思源黑体 CN Normal" w:hAnsi="思源黑体 CN Normal"/>
+          <w:color w:val="000000" w:themeColor="text1"/>
+          <w:sz w:val="17"/>
+          <w:szCs w:val="17"/>
+        </w:rPr>
+        <w:t>sample.prod_names</w:t>
+      </w:r>
+      <w:proofErr w:type="spellEnd"/>
+      <w:r>
+        <w:rPr>
+          <w:rFonts w:ascii="思源黑体 CN Normal" w:eastAsia="思源黑体 CN Normal" w:hAnsi="思源黑体 CN Normal"/>
+          <w:color w:val="000000" w:themeColor="text1"/>
+          <w:sz w:val="17"/>
+          <w:szCs w:val="17"/>
+        </w:rPr>
+        <w:t>==</w:t>
+      </w:r>
+      <w:proofErr w:type="gramStart"/>
+      <w:r>
+        <w:rPr>
+          <w:rFonts w:ascii="思源黑体 CN Normal" w:eastAsia="思源黑体 CN Normal" w:hAnsi="思源黑体 CN Normal"/>
+          <w:color w:val="000000" w:themeColor="text1"/>
+          <w:sz w:val="17"/>
+          <w:szCs w:val="17"/>
+        </w:rPr>
+        <w:t>”</w:t>
+      </w:r>
+      <w:proofErr w:type="gramEnd"/>
+      <w:r>
+        <w:rPr>
+          <w:rFonts w:ascii="思源黑体 CN Normal" w:eastAsia="思源黑体 CN Normal" w:hAnsi="思源黑体 CN Normal"/>
+          <w:color w:val="000000" w:themeColor="text1"/>
+          <w:sz w:val="17"/>
+          <w:szCs w:val="17"/>
+        </w:rPr>
+        <w:t>Classic Panel-</w:t>
+      </w:r>
+      <w:r>
+        <w:rPr>
+          <w:rFonts w:ascii="思源黑体 CN Normal" w:eastAsia="思源黑体 CN Normal" w:hAnsi="思源黑体 CN Normal" w:hint="eastAsia"/>
+          <w:color w:val="000000" w:themeColor="text1"/>
+          <w:sz w:val="17"/>
+          <w:szCs w:val="17"/>
+        </w:rPr>
+        <w:t>肝胆</w:t>
+      </w:r>
+      <w:proofErr w:type="gramStart"/>
+      <w:r>
+        <w:rPr>
+          <w:rFonts w:ascii="思源黑体 CN Normal" w:eastAsia="思源黑体 CN Normal" w:hAnsi="思源黑体 CN Normal"/>
+          <w:color w:val="000000" w:themeColor="text1"/>
+          <w:sz w:val="17"/>
+          <w:szCs w:val="17"/>
+        </w:rPr>
+        <w:t>”</w:t>
+      </w:r>
+      <w:proofErr w:type="gramEnd"/>
+      <w:r>
+        <w:rPr>
+          <w:rFonts w:ascii="思源黑体 CN Normal" w:eastAsia="思源黑体 CN Normal" w:hAnsi="思源黑体 CN Normal"/>
+          <w:color w:val="000000" w:themeColor="text1"/>
+          <w:sz w:val="17"/>
+          <w:szCs w:val="17"/>
+        </w:rPr>
+        <w:t>%}</w:t>
       </w:r>
     </w:p>
     <w:tbl>
@@ -9013,7 +10963,27 @@
                 <w:sz w:val="17"/>
                 <w:szCs w:val="17"/>
               </w:rPr>
-              <w:t>个已获批或处于临床研究阶段的靶向药物的相关标志物。本产品可检测</w:t>
+              <w:t>个已获批或处于临床研究阶段的靶</w:t>
+            </w:r>
+            <w:proofErr w:type="gramStart"/>
+            <w:r>
+              <w:rPr>
+                <w:rFonts w:ascii="思源黑体 CN Normal" w:eastAsia="思源黑体 CN Normal" w:hAnsi="思源黑体 CN Normal" w:hint="eastAsia"/>
+                <w:color w:val="000000" w:themeColor="text1"/>
+                <w:sz w:val="17"/>
+                <w:szCs w:val="17"/>
+              </w:rPr>
+              <w:t>向药物</w:t>
+            </w:r>
+            <w:proofErr w:type="gramEnd"/>
+            <w:r>
+              <w:rPr>
+                <w:rFonts w:ascii="思源黑体 CN Normal" w:eastAsia="思源黑体 CN Normal" w:hAnsi="思源黑体 CN Normal" w:hint="eastAsia"/>
+                <w:color w:val="000000" w:themeColor="text1"/>
+                <w:sz w:val="17"/>
+                <w:szCs w:val="17"/>
+              </w:rPr>
+              <w:t>的相关标志物。本产品可检测</w:t>
             </w:r>
             <w:r>
               <w:rPr>
@@ -9286,7 +11256,27 @@
                 <w:sz w:val="17"/>
                 <w:szCs w:val="17"/>
               </w:rPr>
-              <w:t>基因与靶向药物相关的热点突变区域内的点突变、插入缺失</w:t>
+              <w:t>基因与靶</w:t>
+            </w:r>
+            <w:proofErr w:type="gramStart"/>
+            <w:r>
+              <w:rPr>
+                <w:rFonts w:ascii="思源黑体 CN Normal" w:eastAsia="思源黑体 CN Normal" w:hAnsi="思源黑体 CN Normal" w:hint="eastAsia"/>
+                <w:color w:val="000000" w:themeColor="text1"/>
+                <w:sz w:val="17"/>
+                <w:szCs w:val="17"/>
+              </w:rPr>
+              <w:t>向药物</w:t>
+            </w:r>
+            <w:proofErr w:type="gramEnd"/>
+            <w:r>
+              <w:rPr>
+                <w:rFonts w:ascii="思源黑体 CN Normal" w:eastAsia="思源黑体 CN Normal" w:hAnsi="思源黑体 CN Normal" w:hint="eastAsia"/>
+                <w:color w:val="000000" w:themeColor="text1"/>
+                <w:sz w:val="17"/>
+                <w:szCs w:val="17"/>
+              </w:rPr>
+              <w:t>相关的热点突变区域内的点突变、插入缺失</w:t>
             </w:r>
             <w:r>
               <w:rPr>
@@ -9542,17 +11532,19 @@
           <w:sz w:val="17"/>
           <w:szCs w:val="17"/>
         </w:rPr>
-        <w:t xml:space="preserve"> elif sample.prod_names==”Classic Panel-</w:t>
-      </w:r>
-      <w:r>
-        <w:rPr>
-          <w:rFonts w:ascii="思源黑体 CN Normal" w:eastAsia="思源黑体 CN Normal" w:hAnsi="思源黑体 CN Normal" w:hint="eastAsia"/>
+        <w:t xml:space="preserve"> </w:t>
+      </w:r>
+      <w:proofErr w:type="spellStart"/>
+      <w:r>
+        <w:rPr>
+          <w:rFonts w:ascii="思源黑体 CN Normal" w:eastAsia="思源黑体 CN Normal" w:hAnsi="思源黑体 CN Normal"/>
           <w:color w:val="000000" w:themeColor="text1"/>
           <w:sz w:val="17"/>
           <w:szCs w:val="17"/>
         </w:rPr>
-        <w:t>骨</w:t>
-      </w:r>
+        <w:t>elif</w:t>
+      </w:r>
+      <w:proofErr w:type="spellEnd"/>
       <w:r>
         <w:rPr>
           <w:rFonts w:ascii="思源黑体 CN Normal" w:eastAsia="思源黑体 CN Normal" w:hAnsi="思源黑体 CN Normal"/>
@@ -9560,7 +11552,76 @@
           <w:sz w:val="17"/>
           <w:szCs w:val="17"/>
         </w:rPr>
-        <w:t>”%}</w:t>
+        <w:t xml:space="preserve"> </w:t>
+      </w:r>
+      <w:proofErr w:type="spellStart"/>
+      <w:r>
+        <w:rPr>
+          <w:rFonts w:ascii="思源黑体 CN Normal" w:eastAsia="思源黑体 CN Normal" w:hAnsi="思源黑体 CN Normal"/>
+          <w:color w:val="000000" w:themeColor="text1"/>
+          <w:sz w:val="17"/>
+          <w:szCs w:val="17"/>
+        </w:rPr>
+        <w:t>sample.prod_names</w:t>
+      </w:r>
+      <w:proofErr w:type="spellEnd"/>
+      <w:r>
+        <w:rPr>
+          <w:rFonts w:ascii="思源黑体 CN Normal" w:eastAsia="思源黑体 CN Normal" w:hAnsi="思源黑体 CN Normal"/>
+          <w:color w:val="000000" w:themeColor="text1"/>
+          <w:sz w:val="17"/>
+          <w:szCs w:val="17"/>
+        </w:rPr>
+        <w:t>==</w:t>
+      </w:r>
+      <w:proofErr w:type="gramStart"/>
+      <w:r>
+        <w:rPr>
+          <w:rFonts w:ascii="思源黑体 CN Normal" w:eastAsia="思源黑体 CN Normal" w:hAnsi="思源黑体 CN Normal"/>
+          <w:color w:val="000000" w:themeColor="text1"/>
+          <w:sz w:val="17"/>
+          <w:szCs w:val="17"/>
+        </w:rPr>
+        <w:t>”</w:t>
+      </w:r>
+      <w:proofErr w:type="gramEnd"/>
+      <w:r>
+        <w:rPr>
+          <w:rFonts w:ascii="思源黑体 CN Normal" w:eastAsia="思源黑体 CN Normal" w:hAnsi="思源黑体 CN Normal"/>
+          <w:color w:val="000000" w:themeColor="text1"/>
+          <w:sz w:val="17"/>
+          <w:szCs w:val="17"/>
+        </w:rPr>
+        <w:t>Classic Panel-</w:t>
+      </w:r>
+      <w:r>
+        <w:rPr>
+          <w:rFonts w:ascii="思源黑体 CN Normal" w:eastAsia="思源黑体 CN Normal" w:hAnsi="思源黑体 CN Normal" w:hint="eastAsia"/>
+          <w:color w:val="000000" w:themeColor="text1"/>
+          <w:sz w:val="17"/>
+          <w:szCs w:val="17"/>
+        </w:rPr>
+        <w:t>骨</w:t>
+      </w:r>
+      <w:proofErr w:type="gramStart"/>
+      <w:r>
+        <w:rPr>
+          <w:rFonts w:ascii="思源黑体 CN Normal" w:eastAsia="思源黑体 CN Normal" w:hAnsi="思源黑体 CN Normal"/>
+          <w:color w:val="000000" w:themeColor="text1"/>
+          <w:sz w:val="17"/>
+          <w:szCs w:val="17"/>
+        </w:rPr>
+        <w:t>”</w:t>
+      </w:r>
+      <w:proofErr w:type="gramEnd"/>
+      <w:r>
+        <w:rPr>
+          <w:rFonts w:ascii="思源黑体 CN Normal" w:eastAsia="思源黑体 CN Normal" w:hAnsi="思源黑体 CN Normal"/>
+          <w:color w:val="000000" w:themeColor="text1"/>
+          <w:sz w:val="17"/>
+          <w:szCs w:val="17"/>
+        </w:rPr>
+        <w:t>%}</w:t>
       </w:r>
     </w:p>
     <w:tbl>
@@ -9809,7 +11870,27 @@
                 <w:sz w:val="17"/>
                 <w:szCs w:val="17"/>
               </w:rPr>
-              <w:t>个已获批或处于临床研究阶段的靶向药物的相关标志物。本产品可检测</w:t>
+              <w:t>个已获批或处于临床研究阶段的靶</w:t>
+            </w:r>
+            <w:proofErr w:type="gramStart"/>
+            <w:r>
+              <w:rPr>
+                <w:rFonts w:ascii="思源黑体 CN Normal" w:eastAsia="思源黑体 CN Normal" w:hAnsi="思源黑体 CN Normal" w:hint="eastAsia"/>
+                <w:color w:val="000000" w:themeColor="text1"/>
+                <w:sz w:val="17"/>
+                <w:szCs w:val="17"/>
+              </w:rPr>
+              <w:t>向药物</w:t>
+            </w:r>
+            <w:proofErr w:type="gramEnd"/>
+            <w:r>
+              <w:rPr>
+                <w:rFonts w:ascii="思源黑体 CN Normal" w:eastAsia="思源黑体 CN Normal" w:hAnsi="思源黑体 CN Normal" w:hint="eastAsia"/>
+                <w:color w:val="000000" w:themeColor="text1"/>
+                <w:sz w:val="17"/>
+                <w:szCs w:val="17"/>
+              </w:rPr>
+              <w:t>的相关标志物。本产品可检测</w:t>
             </w:r>
             <w:r>
               <w:rPr>
@@ -9928,7 +12009,27 @@
                 <w:sz w:val="17"/>
                 <w:szCs w:val="17"/>
               </w:rPr>
-              <w:t>基因与靶向药物相关的热点突变区域内的点突变、插入缺失</w:t>
+              <w:t>基因与靶</w:t>
+            </w:r>
+            <w:proofErr w:type="gramStart"/>
+            <w:r>
+              <w:rPr>
+                <w:rFonts w:ascii="思源黑体 CN Normal" w:eastAsia="思源黑体 CN Normal" w:hAnsi="思源黑体 CN Normal" w:hint="eastAsia"/>
+                <w:color w:val="000000" w:themeColor="text1"/>
+                <w:sz w:val="17"/>
+                <w:szCs w:val="17"/>
+              </w:rPr>
+              <w:t>向药物</w:t>
+            </w:r>
+            <w:proofErr w:type="gramEnd"/>
+            <w:r>
+              <w:rPr>
+                <w:rFonts w:ascii="思源黑体 CN Normal" w:eastAsia="思源黑体 CN Normal" w:hAnsi="思源黑体 CN Normal" w:hint="eastAsia"/>
+                <w:color w:val="000000" w:themeColor="text1"/>
+                <w:sz w:val="17"/>
+                <w:szCs w:val="17"/>
+              </w:rPr>
+              <w:t>相关的热点突变区域内的点突变、插入缺失</w:t>
             </w:r>
             <w:r>
               <w:rPr>
@@ -10162,17 +12263,19 @@
           <w:sz w:val="17"/>
           <w:szCs w:val="17"/>
         </w:rPr>
-        <w:t xml:space="preserve"> elif sample.prod_names==”Classic Panel-</w:t>
-      </w:r>
-      <w:r>
-        <w:rPr>
-          <w:rFonts w:ascii="思源黑体 CN Normal" w:eastAsia="思源黑体 CN Normal" w:hAnsi="思源黑体 CN Normal" w:hint="eastAsia"/>
+        <w:t xml:space="preserve"> </w:t>
+      </w:r>
+      <w:proofErr w:type="spellStart"/>
+      <w:r>
+        <w:rPr>
+          <w:rFonts w:ascii="思源黑体 CN Normal" w:eastAsia="思源黑体 CN Normal" w:hAnsi="思源黑体 CN Normal"/>
           <w:color w:val="000000" w:themeColor="text1"/>
           <w:sz w:val="17"/>
           <w:szCs w:val="17"/>
         </w:rPr>
-        <w:t>黑色素</w:t>
-      </w:r>
+        <w:t>elif</w:t>
+      </w:r>
+      <w:proofErr w:type="spellEnd"/>
       <w:r>
         <w:rPr>
           <w:rFonts w:ascii="思源黑体 CN Normal" w:eastAsia="思源黑体 CN Normal" w:hAnsi="思源黑体 CN Normal"/>
@@ -10180,7 +12283,76 @@
           <w:sz w:val="17"/>
           <w:szCs w:val="17"/>
         </w:rPr>
-        <w:t>”%}</w:t>
+        <w:t xml:space="preserve"> </w:t>
+      </w:r>
+      <w:proofErr w:type="spellStart"/>
+      <w:r>
+        <w:rPr>
+          <w:rFonts w:ascii="思源黑体 CN Normal" w:eastAsia="思源黑体 CN Normal" w:hAnsi="思源黑体 CN Normal"/>
+          <w:color w:val="000000" w:themeColor="text1"/>
+          <w:sz w:val="17"/>
+          <w:szCs w:val="17"/>
+        </w:rPr>
+        <w:t>sample.prod_names</w:t>
+      </w:r>
+      <w:proofErr w:type="spellEnd"/>
+      <w:r>
+        <w:rPr>
+          <w:rFonts w:ascii="思源黑体 CN Normal" w:eastAsia="思源黑体 CN Normal" w:hAnsi="思源黑体 CN Normal"/>
+          <w:color w:val="000000" w:themeColor="text1"/>
+          <w:sz w:val="17"/>
+          <w:szCs w:val="17"/>
+        </w:rPr>
+        <w:t>==</w:t>
+      </w:r>
+      <w:proofErr w:type="gramStart"/>
+      <w:r>
+        <w:rPr>
+          <w:rFonts w:ascii="思源黑体 CN Normal" w:eastAsia="思源黑体 CN Normal" w:hAnsi="思源黑体 CN Normal"/>
+          <w:color w:val="000000" w:themeColor="text1"/>
+          <w:sz w:val="17"/>
+          <w:szCs w:val="17"/>
+        </w:rPr>
+        <w:t>”</w:t>
+      </w:r>
+      <w:proofErr w:type="gramEnd"/>
+      <w:r>
+        <w:rPr>
+          <w:rFonts w:ascii="思源黑体 CN Normal" w:eastAsia="思源黑体 CN Normal" w:hAnsi="思源黑体 CN Normal"/>
+          <w:color w:val="000000" w:themeColor="text1"/>
+          <w:sz w:val="17"/>
+          <w:szCs w:val="17"/>
+        </w:rPr>
+        <w:t>Classic Panel-</w:t>
+      </w:r>
+      <w:r>
+        <w:rPr>
+          <w:rFonts w:ascii="思源黑体 CN Normal" w:eastAsia="思源黑体 CN Normal" w:hAnsi="思源黑体 CN Normal" w:hint="eastAsia"/>
+          <w:color w:val="000000" w:themeColor="text1"/>
+          <w:sz w:val="17"/>
+          <w:szCs w:val="17"/>
+        </w:rPr>
+        <w:t>黑色素</w:t>
+      </w:r>
+      <w:proofErr w:type="gramStart"/>
+      <w:r>
+        <w:rPr>
+          <w:rFonts w:ascii="思源黑体 CN Normal" w:eastAsia="思源黑体 CN Normal" w:hAnsi="思源黑体 CN Normal"/>
+          <w:color w:val="000000" w:themeColor="text1"/>
+          <w:sz w:val="17"/>
+          <w:szCs w:val="17"/>
+        </w:rPr>
+        <w:t>”</w:t>
+      </w:r>
+      <w:proofErr w:type="gramEnd"/>
+      <w:r>
+        <w:rPr>
+          <w:rFonts w:ascii="思源黑体 CN Normal" w:eastAsia="思源黑体 CN Normal" w:hAnsi="思源黑体 CN Normal"/>
+          <w:color w:val="000000" w:themeColor="text1"/>
+          <w:sz w:val="17"/>
+          <w:szCs w:val="17"/>
+        </w:rPr>
+        <w:t>%}</w:t>
       </w:r>
     </w:p>
     <w:tbl>
@@ -10429,7 +12601,27 @@
                 <w:sz w:val="17"/>
                 <w:szCs w:val="17"/>
               </w:rPr>
-              <w:t>个已获批或处于临床研究阶段的靶向药物的相关标志物。本产品可检测</w:t>
+              <w:t>个已获批或处于临床研究阶段的靶</w:t>
+            </w:r>
+            <w:proofErr w:type="gramStart"/>
+            <w:r>
+              <w:rPr>
+                <w:rFonts w:ascii="思源黑体 CN Normal" w:eastAsia="思源黑体 CN Normal" w:hAnsi="思源黑体 CN Normal" w:hint="eastAsia"/>
+                <w:color w:val="000000" w:themeColor="text1"/>
+                <w:sz w:val="17"/>
+                <w:szCs w:val="17"/>
+              </w:rPr>
+              <w:t>向药物</w:t>
+            </w:r>
+            <w:proofErr w:type="gramEnd"/>
+            <w:r>
+              <w:rPr>
+                <w:rFonts w:ascii="思源黑体 CN Normal" w:eastAsia="思源黑体 CN Normal" w:hAnsi="思源黑体 CN Normal" w:hint="eastAsia"/>
+                <w:color w:val="000000" w:themeColor="text1"/>
+                <w:sz w:val="17"/>
+                <w:szCs w:val="17"/>
+              </w:rPr>
+              <w:t>的相关标志物。本产品可检测</w:t>
             </w:r>
             <w:r>
               <w:rPr>
@@ -10489,7 +12681,27 @@
                 <w:sz w:val="17"/>
                 <w:szCs w:val="17"/>
               </w:rPr>
-              <w:t>基因与靶向药物相关的热点突变区域内的点突变、插入缺失。</w:t>
+              <w:t>基因与靶</w:t>
+            </w:r>
+            <w:proofErr w:type="gramStart"/>
+            <w:r>
+              <w:rPr>
+                <w:rFonts w:ascii="思源黑体 CN Normal" w:eastAsia="思源黑体 CN Normal" w:hAnsi="思源黑体 CN Normal" w:hint="eastAsia"/>
+                <w:color w:val="000000" w:themeColor="text1"/>
+                <w:sz w:val="17"/>
+                <w:szCs w:val="17"/>
+              </w:rPr>
+              <w:t>向药物</w:t>
+            </w:r>
+            <w:proofErr w:type="gramEnd"/>
+            <w:r>
+              <w:rPr>
+                <w:rFonts w:ascii="思源黑体 CN Normal" w:eastAsia="思源黑体 CN Normal" w:hAnsi="思源黑体 CN Normal" w:hint="eastAsia"/>
+                <w:color w:val="000000" w:themeColor="text1"/>
+                <w:sz w:val="17"/>
+                <w:szCs w:val="17"/>
+              </w:rPr>
+              <w:t>相关的热点突变区域内的点突变、插入缺失。</w:t>
             </w:r>
           </w:p>
         </w:tc>
@@ -10610,17 +12822,19 @@
           <w:sz w:val="17"/>
           <w:szCs w:val="17"/>
         </w:rPr>
-        <w:t xml:space="preserve"> elif sample.prod_names==”Classic Panel-</w:t>
-      </w:r>
-      <w:r>
-        <w:rPr>
-          <w:rFonts w:ascii="思源黑体 CN Normal" w:eastAsia="思源黑体 CN Normal" w:hAnsi="思源黑体 CN Normal" w:hint="eastAsia"/>
+        <w:t xml:space="preserve"> </w:t>
+      </w:r>
+      <w:proofErr w:type="spellStart"/>
+      <w:r>
+        <w:rPr>
+          <w:rFonts w:ascii="思源黑体 CN Normal" w:eastAsia="思源黑体 CN Normal" w:hAnsi="思源黑体 CN Normal"/>
           <w:color w:val="000000" w:themeColor="text1"/>
           <w:sz w:val="17"/>
           <w:szCs w:val="17"/>
         </w:rPr>
-        <w:t>头颈</w:t>
-      </w:r>
+        <w:t>elif</w:t>
+      </w:r>
+      <w:proofErr w:type="spellEnd"/>
       <w:r>
         <w:rPr>
           <w:rFonts w:ascii="思源黑体 CN Normal" w:eastAsia="思源黑体 CN Normal" w:hAnsi="思源黑体 CN Normal"/>
@@ -10628,7 +12842,76 @@
           <w:sz w:val="17"/>
           <w:szCs w:val="17"/>
         </w:rPr>
-        <w:t>”%}</w:t>
+        <w:t xml:space="preserve"> </w:t>
+      </w:r>
+      <w:proofErr w:type="spellStart"/>
+      <w:r>
+        <w:rPr>
+          <w:rFonts w:ascii="思源黑体 CN Normal" w:eastAsia="思源黑体 CN Normal" w:hAnsi="思源黑体 CN Normal"/>
+          <w:color w:val="000000" w:themeColor="text1"/>
+          <w:sz w:val="17"/>
+          <w:szCs w:val="17"/>
+        </w:rPr>
+        <w:t>sample.prod_names</w:t>
+      </w:r>
+      <w:proofErr w:type="spellEnd"/>
+      <w:r>
+        <w:rPr>
+          <w:rFonts w:ascii="思源黑体 CN Normal" w:eastAsia="思源黑体 CN Normal" w:hAnsi="思源黑体 CN Normal"/>
+          <w:color w:val="000000" w:themeColor="text1"/>
+          <w:sz w:val="17"/>
+          <w:szCs w:val="17"/>
+        </w:rPr>
+        <w:t>==</w:t>
+      </w:r>
+      <w:proofErr w:type="gramStart"/>
+      <w:r>
+        <w:rPr>
+          <w:rFonts w:ascii="思源黑体 CN Normal" w:eastAsia="思源黑体 CN Normal" w:hAnsi="思源黑体 CN Normal"/>
+          <w:color w:val="000000" w:themeColor="text1"/>
+          <w:sz w:val="17"/>
+          <w:szCs w:val="17"/>
+        </w:rPr>
+        <w:t>”</w:t>
+      </w:r>
+      <w:proofErr w:type="gramEnd"/>
+      <w:r>
+        <w:rPr>
+          <w:rFonts w:ascii="思源黑体 CN Normal" w:eastAsia="思源黑体 CN Normal" w:hAnsi="思源黑体 CN Normal"/>
+          <w:color w:val="000000" w:themeColor="text1"/>
+          <w:sz w:val="17"/>
+          <w:szCs w:val="17"/>
+        </w:rPr>
+        <w:t>Classic Panel-</w:t>
+      </w:r>
+      <w:r>
+        <w:rPr>
+          <w:rFonts w:ascii="思源黑体 CN Normal" w:eastAsia="思源黑体 CN Normal" w:hAnsi="思源黑体 CN Normal" w:hint="eastAsia"/>
+          <w:color w:val="000000" w:themeColor="text1"/>
+          <w:sz w:val="17"/>
+          <w:szCs w:val="17"/>
+        </w:rPr>
+        <w:t>头颈</w:t>
+      </w:r>
+      <w:proofErr w:type="gramStart"/>
+      <w:r>
+        <w:rPr>
+          <w:rFonts w:ascii="思源黑体 CN Normal" w:eastAsia="思源黑体 CN Normal" w:hAnsi="思源黑体 CN Normal"/>
+          <w:color w:val="000000" w:themeColor="text1"/>
+          <w:sz w:val="17"/>
+          <w:szCs w:val="17"/>
+        </w:rPr>
+        <w:t>”</w:t>
+      </w:r>
+      <w:proofErr w:type="gramEnd"/>
+      <w:r>
+        <w:rPr>
+          <w:rFonts w:ascii="思源黑体 CN Normal" w:eastAsia="思源黑体 CN Normal" w:hAnsi="思源黑体 CN Normal"/>
+          <w:color w:val="000000" w:themeColor="text1"/>
+          <w:sz w:val="17"/>
+          <w:szCs w:val="17"/>
+        </w:rPr>
+        <w:t>%}</w:t>
       </w:r>
     </w:p>
     <w:tbl>
@@ -10878,7 +13161,27 @@
                 <w:sz w:val="17"/>
                 <w:szCs w:val="17"/>
               </w:rPr>
-              <w:t>个已获批或处于临床研究阶段的靶向药物的相关标志物。本产品可检测</w:t>
+              <w:t>个已获批或处于临床研究阶段的靶</w:t>
+            </w:r>
+            <w:proofErr w:type="gramStart"/>
+            <w:r>
+              <w:rPr>
+                <w:rFonts w:ascii="思源黑体 CN Normal" w:eastAsia="思源黑体 CN Normal" w:hAnsi="思源黑体 CN Normal" w:hint="eastAsia"/>
+                <w:color w:val="000000" w:themeColor="text1"/>
+                <w:sz w:val="17"/>
+                <w:szCs w:val="17"/>
+              </w:rPr>
+              <w:t>向药物</w:t>
+            </w:r>
+            <w:proofErr w:type="gramEnd"/>
+            <w:r>
+              <w:rPr>
+                <w:rFonts w:ascii="思源黑体 CN Normal" w:eastAsia="思源黑体 CN Normal" w:hAnsi="思源黑体 CN Normal" w:hint="eastAsia"/>
+                <w:color w:val="000000" w:themeColor="text1"/>
+                <w:sz w:val="17"/>
+                <w:szCs w:val="17"/>
+              </w:rPr>
+              <w:t>的相关标志物。本产品可检测</w:t>
             </w:r>
             <w:r>
               <w:rPr>
@@ -11008,7 +13311,27 @@
                 <w:sz w:val="17"/>
                 <w:szCs w:val="17"/>
               </w:rPr>
-              <w:t>基因与靶向药物相关的热点突变区域内的点突变、插入缺失</w:t>
+              <w:t>基因与靶</w:t>
+            </w:r>
+            <w:proofErr w:type="gramStart"/>
+            <w:r>
+              <w:rPr>
+                <w:rFonts w:ascii="思源黑体 CN Normal" w:eastAsia="思源黑体 CN Normal" w:hAnsi="思源黑体 CN Normal" w:hint="eastAsia"/>
+                <w:color w:val="000000" w:themeColor="text1"/>
+                <w:sz w:val="17"/>
+                <w:szCs w:val="17"/>
+              </w:rPr>
+              <w:t>向药物</w:t>
+            </w:r>
+            <w:proofErr w:type="gramEnd"/>
+            <w:r>
+              <w:rPr>
+                <w:rFonts w:ascii="思源黑体 CN Normal" w:eastAsia="思源黑体 CN Normal" w:hAnsi="思源黑体 CN Normal" w:hint="eastAsia"/>
+                <w:color w:val="000000" w:themeColor="text1"/>
+                <w:sz w:val="17"/>
+                <w:szCs w:val="17"/>
+              </w:rPr>
+              <w:t>相关的热点突变区域内的点突变、插入缺失</w:t>
             </w:r>
             <w:r>
               <w:rPr>
@@ -11456,7 +13779,31 @@
                 <w:sz w:val="17"/>
                 <w:szCs w:val="17"/>
               </w:rPr>
-              <w:t>%if sample.control_sample_id%}</w:t>
+              <w:t xml:space="preserve">%if </w:t>
+            </w:r>
+            <w:proofErr w:type="spellStart"/>
+            <w:r>
+              <w:rPr>
+                <w:rFonts w:ascii="思源黑体 CN Bold" w:eastAsia="思源黑体 CN Bold" w:hAnsi="思源黑体 CN Bold"/>
+                <w:b/>
+                <w:bCs/>
+                <w:color w:val="1E7648"/>
+                <w:sz w:val="17"/>
+                <w:szCs w:val="17"/>
+              </w:rPr>
+              <w:t>sample.control_sample_id</w:t>
+            </w:r>
+            <w:proofErr w:type="spellEnd"/>
+            <w:r>
+              <w:rPr>
+                <w:rFonts w:ascii="思源黑体 CN Bold" w:eastAsia="思源黑体 CN Bold" w:hAnsi="思源黑体 CN Bold"/>
+                <w:b/>
+                <w:bCs/>
+                <w:color w:val="1E7648"/>
+                <w:sz w:val="17"/>
+                <w:szCs w:val="17"/>
+              </w:rPr>
+              <w:t>%}</w:t>
             </w:r>
             <w:r>
               <w:rPr>
@@ -11544,7 +13891,35 @@
                 <w:sz w:val="17"/>
                 <w:szCs w:val="17"/>
               </w:rPr>
-              <w:t>{[var, sample]|var_s_summary}}</w:t>
+              <w:t xml:space="preserve">{[var, </w:t>
+            </w:r>
+            <w:proofErr w:type="gramStart"/>
+            <w:r>
+              <w:rPr>
+                <w:rFonts w:ascii="思源黑体 CN Normal" w:eastAsia="思源黑体 CN Normal" w:hAnsi="思源黑体 CN Normal"/>
+                <w:sz w:val="17"/>
+                <w:szCs w:val="17"/>
+              </w:rPr>
+              <w:t>sample]|</w:t>
+            </w:r>
+            <w:proofErr w:type="spellStart"/>
+            <w:proofErr w:type="gramEnd"/>
+            <w:r>
+              <w:rPr>
+                <w:rFonts w:ascii="思源黑体 CN Normal" w:eastAsia="思源黑体 CN Normal" w:hAnsi="思源黑体 CN Normal"/>
+                <w:sz w:val="17"/>
+                <w:szCs w:val="17"/>
+              </w:rPr>
+              <w:t>var_s_summary</w:t>
+            </w:r>
+            <w:proofErr w:type="spellEnd"/>
+            <w:r>
+              <w:rPr>
+                <w:rFonts w:ascii="思源黑体 CN Normal" w:eastAsia="思源黑体 CN Normal" w:hAnsi="思源黑体 CN Normal"/>
+                <w:sz w:val="17"/>
+                <w:szCs w:val="17"/>
+              </w:rPr>
+              <w:t>}}</w:t>
             </w:r>
           </w:p>
         </w:tc>
@@ -11595,7 +13970,38 @@
                 <w:szCs w:val="17"/>
                 <w:highlight w:val="cyan"/>
               </w:rPr>
-              <w:t xml:space="preserve"> if sample.control_sample_id %}</w:t>
+              <w:t xml:space="preserve"> if </w:t>
+            </w:r>
+            <w:proofErr w:type="spellStart"/>
+            <w:proofErr w:type="gramStart"/>
+            <w:r>
+              <w:rPr>
+                <w:rFonts w:ascii="思源黑体 CN Normal" w:eastAsia="思源黑体 CN Normal" w:hAnsi="思源黑体 CN Normal"/>
+                <w:sz w:val="17"/>
+                <w:szCs w:val="17"/>
+                <w:highlight w:val="cyan"/>
+              </w:rPr>
+              <w:t>sample.control</w:t>
+            </w:r>
+            <w:proofErr w:type="gramEnd"/>
+            <w:r>
+              <w:rPr>
+                <w:rFonts w:ascii="思源黑体 CN Normal" w:eastAsia="思源黑体 CN Normal" w:hAnsi="思源黑体 CN Normal"/>
+                <w:sz w:val="17"/>
+                <w:szCs w:val="17"/>
+                <w:highlight w:val="cyan"/>
+              </w:rPr>
+              <w:t>_sample_id</w:t>
+            </w:r>
+            <w:proofErr w:type="spellEnd"/>
+            <w:r>
+              <w:rPr>
+                <w:rFonts w:ascii="思源黑体 CN Normal" w:eastAsia="思源黑体 CN Normal" w:hAnsi="思源黑体 CN Normal"/>
+                <w:sz w:val="17"/>
+                <w:szCs w:val="17"/>
+                <w:highlight w:val="cyan"/>
+              </w:rPr>
+              <w:t xml:space="preserve"> %}</w:t>
             </w:r>
           </w:p>
         </w:tc>
@@ -11664,7 +14070,25 @@
                 <w:sz w:val="17"/>
                 <w:szCs w:val="17"/>
               </w:rPr>
-              <w:t>{var|var_g_summary}}</w:t>
+              <w:t>{</w:t>
+            </w:r>
+            <w:proofErr w:type="spellStart"/>
+            <w:r>
+              <w:rPr>
+                <w:rFonts w:ascii="思源黑体 CN Normal" w:eastAsia="思源黑体 CN Normal" w:hAnsi="思源黑体 CN Normal"/>
+                <w:sz w:val="17"/>
+                <w:szCs w:val="17"/>
+              </w:rPr>
+              <w:t>var|var_g_summary</w:t>
+            </w:r>
+            <w:proofErr w:type="spellEnd"/>
+            <w:r>
+              <w:rPr>
+                <w:rFonts w:ascii="思源黑体 CN Normal" w:eastAsia="思源黑体 CN Normal" w:hAnsi="思源黑体 CN Normal"/>
+                <w:sz w:val="17"/>
+                <w:szCs w:val="17"/>
+              </w:rPr>
+              <w:t>}}</w:t>
             </w:r>
           </w:p>
         </w:tc>
@@ -11755,7 +14179,25 @@
                 <w:sz w:val="17"/>
                 <w:szCs w:val="17"/>
               </w:rPr>
-              <w:t>%tr if not sample.prod_names in [“</w:t>
+              <w:t xml:space="preserve">%tr if not </w:t>
+            </w:r>
+            <w:proofErr w:type="spellStart"/>
+            <w:r>
+              <w:rPr>
+                <w:rFonts w:ascii="思源黑体 CN Normal" w:eastAsia="思源黑体 CN Normal" w:hAnsi="思源黑体 CN Normal"/>
+                <w:sz w:val="17"/>
+                <w:szCs w:val="17"/>
+              </w:rPr>
+              <w:t>sample.prod_names</w:t>
+            </w:r>
+            <w:proofErr w:type="spellEnd"/>
+            <w:r>
+              <w:rPr>
+                <w:rFonts w:ascii="思源黑体 CN Normal" w:eastAsia="思源黑体 CN Normal" w:hAnsi="思源黑体 CN Normal"/>
+                <w:sz w:val="17"/>
+                <w:szCs w:val="17"/>
+              </w:rPr>
+              <w:t xml:space="preserve"> in [“</w:t>
             </w:r>
             <w:r>
               <w:rPr>
@@ -11916,7 +14358,25 @@
                 <w:sz w:val="17"/>
                 <w:szCs w:val="17"/>
               </w:rPr>
-              <w:t>%tr if msi%}</w:t>
+              <w:t xml:space="preserve">%tr if </w:t>
+            </w:r>
+            <w:proofErr w:type="spellStart"/>
+            <w:r>
+              <w:rPr>
+                <w:rFonts w:ascii="思源黑体 CN Normal" w:eastAsia="思源黑体 CN Normal" w:hAnsi="思源黑体 CN Normal"/>
+                <w:sz w:val="17"/>
+                <w:szCs w:val="17"/>
+              </w:rPr>
+              <w:t>msi</w:t>
+            </w:r>
+            <w:proofErr w:type="spellEnd"/>
+            <w:r>
+              <w:rPr>
+                <w:rFonts w:ascii="思源黑体 CN Normal" w:eastAsia="思源黑体 CN Normal" w:hAnsi="思源黑体 CN Normal"/>
+                <w:sz w:val="17"/>
+                <w:szCs w:val="17"/>
+              </w:rPr>
+              <w:t>%}</w:t>
             </w:r>
           </w:p>
         </w:tc>
@@ -12029,7 +14489,25 @@
                 <w:sz w:val="17"/>
                 <w:szCs w:val="17"/>
               </w:rPr>
-              <w:t>{msi|msi_summary}}</w:t>
+              <w:t>{</w:t>
+            </w:r>
+            <w:proofErr w:type="spellStart"/>
+            <w:r>
+              <w:rPr>
+                <w:rFonts w:ascii="思源黑体 CN Normal" w:eastAsia="思源黑体 CN Normal" w:hAnsi="思源黑体 CN Normal"/>
+                <w:sz w:val="17"/>
+                <w:szCs w:val="17"/>
+              </w:rPr>
+              <w:t>msi|msi_summary</w:t>
+            </w:r>
+            <w:proofErr w:type="spellEnd"/>
+            <w:r>
+              <w:rPr>
+                <w:rFonts w:ascii="思源黑体 CN Normal" w:eastAsia="思源黑体 CN Normal" w:hAnsi="思源黑体 CN Normal"/>
+                <w:sz w:val="17"/>
+                <w:szCs w:val="17"/>
+              </w:rPr>
+              <w:t>}}</w:t>
             </w:r>
           </w:p>
         </w:tc>
@@ -12190,7 +14668,38 @@
           <w:sz w:val="16"/>
           <w:szCs w:val="16"/>
         </w:rPr>
-        <w:t xml:space="preserve"> if sample.control_sample_id%}</w:t>
+        <w:t xml:space="preserve"> if </w:t>
+      </w:r>
+      <w:proofErr w:type="spellStart"/>
+      <w:proofErr w:type="gramStart"/>
+      <w:r>
+        <w:rPr>
+          <w:rFonts w:ascii="思源黑体 CN Normal" w:eastAsia="思源黑体 CN Normal" w:hAnsi="思源黑体 CN Normal"/>
+          <w:color w:val="000000" w:themeColor="text1"/>
+          <w:sz w:val="16"/>
+          <w:szCs w:val="16"/>
+        </w:rPr>
+        <w:t>sample.control</w:t>
+      </w:r>
+      <w:proofErr w:type="gramEnd"/>
+      <w:r>
+        <w:rPr>
+          <w:rFonts w:ascii="思源黑体 CN Normal" w:eastAsia="思源黑体 CN Normal" w:hAnsi="思源黑体 CN Normal"/>
+          <w:color w:val="000000" w:themeColor="text1"/>
+          <w:sz w:val="16"/>
+          <w:szCs w:val="16"/>
+        </w:rPr>
+        <w:t>_sample_id</w:t>
+      </w:r>
+      <w:proofErr w:type="spellEnd"/>
+      <w:r>
+        <w:rPr>
+          <w:rFonts w:ascii="思源黑体 CN Normal" w:eastAsia="思源黑体 CN Normal" w:hAnsi="思源黑体 CN Normal"/>
+          <w:color w:val="000000" w:themeColor="text1"/>
+          <w:sz w:val="16"/>
+          <w:szCs w:val="16"/>
+        </w:rPr>
+        <w:t>%}</w:t>
       </w:r>
     </w:p>
     <w:p>
@@ -12549,10 +15058,23 @@
         <w:t>I</w:t>
       </w:r>
       <w:r>
-        <w:t>+var.var_for_regimen_without_rnasv.level_II or var.knb</w:t>
-      </w:r>
-      <w:r>
-        <w:t xml:space="preserve"> or not sample.prod_names in [</w:t>
+        <w:t xml:space="preserve">+var.var_for_regimen_without_rnasv.level_II or </w:t>
+      </w:r>
+      <w:proofErr w:type="spellStart"/>
+      <w:r>
+        <w:t>var.knb</w:t>
+      </w:r>
+      <w:proofErr w:type="spellEnd"/>
+      <w:r>
+        <w:t xml:space="preserve"> or not </w:t>
+      </w:r>
+      <w:proofErr w:type="spellStart"/>
+      <w:r>
+        <w:t>sample.prod_names</w:t>
+      </w:r>
+      <w:proofErr w:type="spellEnd"/>
+      <w:r>
+        <w:t xml:space="preserve"> in [</w:t>
       </w:r>
       <w:r>
         <w:rPr>
@@ -12653,6 +15175,7 @@
               </w:rPr>
               <w:t xml:space="preserve">not </w:t>
             </w:r>
+            <w:proofErr w:type="spellStart"/>
             <w:r>
               <w:rPr>
                 <w:rFonts w:ascii="思源黑体 CN Bold" w:eastAsia="思源黑体 CN Bold" w:hAnsi="思源黑体 CN Bold"/>
@@ -12662,7 +15185,19 @@
                 <w:sz w:val="18"/>
                 <w:szCs w:val="18"/>
               </w:rPr>
-              <w:t>sample.prod_names in [“</w:t>
+              <w:t>sample.prod_names</w:t>
+            </w:r>
+            <w:proofErr w:type="spellEnd"/>
+            <w:r>
+              <w:rPr>
+                <w:rFonts w:ascii="思源黑体 CN Bold" w:eastAsia="思源黑体 CN Bold" w:hAnsi="思源黑体 CN Bold"/>
+                <w:b/>
+                <w:bCs/>
+                <w:color w:val="FFFFFF" w:themeColor="background1"/>
+                <w:sz w:val="18"/>
+                <w:szCs w:val="18"/>
+              </w:rPr>
+              <w:t xml:space="preserve"> in [“</w:t>
             </w:r>
             <w:r>
               <w:rPr>
@@ -12984,7 +15519,31 @@
                 <w:sz w:val="18"/>
                 <w:szCs w:val="18"/>
               </w:rPr>
-              <w:t>{sample|title_freq_targetRegimen}}</w:t>
+              <w:t>{</w:t>
+            </w:r>
+            <w:proofErr w:type="spellStart"/>
+            <w:r>
+              <w:rPr>
+                <w:rFonts w:ascii="思源黑体 CN Bold" w:eastAsia="思源黑体 CN Bold" w:hAnsi="思源黑体 CN Bold"/>
+                <w:b/>
+                <w:bCs/>
+                <w:color w:val="FFFFFF" w:themeColor="background1"/>
+                <w:sz w:val="18"/>
+                <w:szCs w:val="18"/>
+              </w:rPr>
+              <w:t>sample|title_freq_targetRegimen</w:t>
+            </w:r>
+            <w:proofErr w:type="spellEnd"/>
+            <w:r>
+              <w:rPr>
+                <w:rFonts w:ascii="思源黑体 CN Bold" w:eastAsia="思源黑体 CN Bold" w:hAnsi="思源黑体 CN Bold"/>
+                <w:b/>
+                <w:bCs/>
+                <w:color w:val="FFFFFF" w:themeColor="background1"/>
+                <w:sz w:val="18"/>
+                <w:szCs w:val="18"/>
+              </w:rPr>
+              <w:t>}}</w:t>
             </w:r>
           </w:p>
         </w:tc>
@@ -13107,6 +15666,7 @@
               </w:rPr>
               <w:t xml:space="preserve">if </w:t>
             </w:r>
+            <w:proofErr w:type="spellStart"/>
             <w:r>
               <w:rPr>
                 <w:rFonts w:ascii="思源黑体 CN Normal" w:eastAsia="思源黑体 CN Normal" w:hAnsi="思源黑体 CN Normal"/>
@@ -13114,8 +15674,9 @@
                 <w:sz w:val="17"/>
                 <w:szCs w:val="17"/>
               </w:rPr>
-              <w:t>msi.var_id==”MS</w:t>
-            </w:r>
+              <w:t>msi.var_id</w:t>
+            </w:r>
+            <w:proofErr w:type="spellEnd"/>
             <w:r>
               <w:rPr>
                 <w:rFonts w:ascii="思源黑体 CN Normal" w:eastAsia="思源黑体 CN Normal" w:hAnsi="思源黑体 CN Normal"/>
@@ -13123,8 +15684,38 @@
                 <w:sz w:val="17"/>
                 <w:szCs w:val="17"/>
               </w:rPr>
+              <w:t>==</w:t>
+            </w:r>
+            <w:proofErr w:type="gramStart"/>
+            <w:r>
+              <w:rPr>
+                <w:rFonts w:ascii="思源黑体 CN Normal" w:eastAsia="思源黑体 CN Normal" w:hAnsi="思源黑体 CN Normal"/>
+                <w:iCs/>
+                <w:sz w:val="17"/>
+                <w:szCs w:val="17"/>
+              </w:rPr>
+              <w:t>”</w:t>
+            </w:r>
+            <w:proofErr w:type="gramEnd"/>
+            <w:r>
+              <w:rPr>
+                <w:rFonts w:ascii="思源黑体 CN Normal" w:eastAsia="思源黑体 CN Normal" w:hAnsi="思源黑体 CN Normal"/>
+                <w:iCs/>
+                <w:sz w:val="17"/>
+                <w:szCs w:val="17"/>
+              </w:rPr>
+              <w:t>MS</w:t>
+            </w:r>
+            <w:r>
+              <w:rPr>
+                <w:rFonts w:ascii="思源黑体 CN Normal" w:eastAsia="思源黑体 CN Normal" w:hAnsi="思源黑体 CN Normal"/>
+                <w:iCs/>
+                <w:sz w:val="17"/>
+                <w:szCs w:val="17"/>
+              </w:rPr>
               <w:t>I-H</w:t>
             </w:r>
+            <w:proofErr w:type="gramStart"/>
             <w:r>
               <w:rPr>
                 <w:rFonts w:ascii="思源黑体 CN Normal" w:eastAsia="思源黑体 CN Normal" w:hAnsi="思源黑体 CN Normal"/>
@@ -13134,6 +15725,7 @@
               </w:rPr>
               <w:t>”</w:t>
             </w:r>
+            <w:proofErr w:type="gramEnd"/>
             <w:r>
               <w:rPr>
                 <w:rFonts w:ascii="思源黑体 CN Normal" w:eastAsia="思源黑体 CN Normal" w:hAnsi="思源黑体 CN Normal"/>
@@ -13152,6 +15744,7 @@
               </w:rPr>
               <w:t xml:space="preserve">not </w:t>
             </w:r>
+            <w:proofErr w:type="spellStart"/>
             <w:r>
               <w:rPr>
                 <w:rFonts w:ascii="思源黑体 CN Normal" w:eastAsia="思源黑体 CN Normal" w:hAnsi="思源黑体 CN Normal" w:hint="eastAsia"/>
@@ -13159,7 +15752,17 @@
                 <w:sz w:val="17"/>
                 <w:szCs w:val="17"/>
               </w:rPr>
-              <w:t>sample.prod_names in [“Pan116（血液）-胰腺”, “Pan116（组织）-乳腺”, “Pan116（血液）-乳腺”, “Classic Panel-胃肠”, “Classic Panel-黑色素”, “Classic Panel-头颈”]%}</w:t>
+              <w:t>sample.prod_names</w:t>
+            </w:r>
+            <w:proofErr w:type="spellEnd"/>
+            <w:r>
+              <w:rPr>
+                <w:rFonts w:ascii="思源黑体 CN Normal" w:eastAsia="思源黑体 CN Normal" w:hAnsi="思源黑体 CN Normal" w:hint="eastAsia"/>
+                <w:iCs/>
+                <w:sz w:val="17"/>
+                <w:szCs w:val="17"/>
+              </w:rPr>
+              <w:t xml:space="preserve"> in [“Pan116（血液）-胰腺”, “Pan116（组织）-乳腺”, “Pan116（血液）-乳腺”, “Classic Panel-胃肠”, “Classic Panel-黑色素”, “Classic Panel-头颈”]%}</w:t>
             </w:r>
           </w:p>
         </w:tc>
@@ -13326,6 +15929,7 @@
               </w:rPr>
               <w:t>{{</w:t>
             </w:r>
+            <w:proofErr w:type="spellStart"/>
             <w:r>
               <w:rPr>
                 <w:rFonts w:ascii="思源黑体 CN Normal" w:eastAsia="思源黑体 CN Normal" w:hAnsi="思源黑体 CN Normal" w:hint="eastAsia"/>
@@ -13342,7 +15946,17 @@
                 <w:sz w:val="17"/>
                 <w:szCs w:val="17"/>
               </w:rPr>
-              <w:t>|significance_regimen}}</w:t>
+              <w:t>|significance_regimen</w:t>
+            </w:r>
+            <w:proofErr w:type="spellEnd"/>
+            <w:r>
+              <w:rPr>
+                <w:rFonts w:ascii="思源黑体 CN Normal" w:eastAsia="思源黑体 CN Normal" w:hAnsi="思源黑体 CN Normal"/>
+                <w:iCs/>
+                <w:sz w:val="17"/>
+                <w:szCs w:val="17"/>
+              </w:rPr>
+              <w:t>}}</w:t>
             </w:r>
           </w:p>
         </w:tc>
@@ -13420,7 +16034,27 @@
                 <w:sz w:val="17"/>
                 <w:szCs w:val="17"/>
               </w:rPr>
-              <w:t>{%tr if var.knb%}</w:t>
+              <w:t xml:space="preserve">{%tr if </w:t>
+            </w:r>
+            <w:proofErr w:type="spellStart"/>
+            <w:r>
+              <w:rPr>
+                <w:rFonts w:ascii="思源黑体 CN Normal" w:eastAsia="思源黑体 CN Normal" w:hAnsi="思源黑体 CN Normal"/>
+                <w:iCs/>
+                <w:sz w:val="17"/>
+                <w:szCs w:val="17"/>
+              </w:rPr>
+              <w:t>var.knb</w:t>
+            </w:r>
+            <w:proofErr w:type="spellEnd"/>
+            <w:r>
+              <w:rPr>
+                <w:rFonts w:ascii="思源黑体 CN Normal" w:eastAsia="思源黑体 CN Normal" w:hAnsi="思源黑体 CN Normal"/>
+                <w:iCs/>
+                <w:sz w:val="17"/>
+                <w:szCs w:val="17"/>
+              </w:rPr>
+              <w:t>%}</w:t>
             </w:r>
           </w:p>
         </w:tc>
@@ -13632,6 +16266,7 @@
               </w:rPr>
               <w:t>{{</w:t>
             </w:r>
+            <w:proofErr w:type="spellStart"/>
             <w:r>
               <w:rPr>
                 <w:rFonts w:ascii="思源黑体 CN Normal" w:eastAsia="思源黑体 CN Normal" w:hAnsi="思源黑体 CN Normal"/>
@@ -13648,7 +16283,17 @@
                 <w:sz w:val="17"/>
                 <w:szCs w:val="17"/>
               </w:rPr>
-              <w:t>|significance_regimen}}</w:t>
+              <w:t>|significance_regimen</w:t>
+            </w:r>
+            <w:proofErr w:type="spellEnd"/>
+            <w:r>
+              <w:rPr>
+                <w:rFonts w:ascii="思源黑体 CN Normal" w:eastAsia="思源黑体 CN Normal" w:hAnsi="思源黑体 CN Normal"/>
+                <w:iCs/>
+                <w:sz w:val="17"/>
+                <w:szCs w:val="17"/>
+              </w:rPr>
+              <w:t>}}</w:t>
             </w:r>
           </w:p>
         </w:tc>
@@ -13716,8 +16361,9 @@
                 <w:sz w:val="17"/>
                 <w:szCs w:val="17"/>
               </w:rPr>
-              <w:t>{%tr for a in var.var_for_regimen_without_rnasv.level_I</w:t>
-            </w:r>
+              <w:t xml:space="preserve">{%tr for a in </w:t>
+            </w:r>
+            <w:proofErr w:type="spellStart"/>
             <w:r>
               <w:rPr>
                 <w:rFonts w:ascii="思源黑体 CN Normal" w:eastAsia="思源黑体 CN Normal" w:hAnsi="思源黑体 CN Normal"/>
@@ -13725,6 +16371,36 @@
                 <w:sz w:val="17"/>
                 <w:szCs w:val="17"/>
               </w:rPr>
+              <w:t>var.var_for_regimen_without_</w:t>
+            </w:r>
+            <w:proofErr w:type="gramStart"/>
+            <w:r>
+              <w:rPr>
+                <w:rFonts w:ascii="思源黑体 CN Normal" w:eastAsia="思源黑体 CN Normal" w:hAnsi="思源黑体 CN Normal"/>
+                <w:iCs/>
+                <w:sz w:val="17"/>
+                <w:szCs w:val="17"/>
+              </w:rPr>
+              <w:t>rnasv.level</w:t>
+            </w:r>
+            <w:proofErr w:type="gramEnd"/>
+            <w:r>
+              <w:rPr>
+                <w:rFonts w:ascii="思源黑体 CN Normal" w:eastAsia="思源黑体 CN Normal" w:hAnsi="思源黑体 CN Normal"/>
+                <w:iCs/>
+                <w:sz w:val="17"/>
+                <w:szCs w:val="17"/>
+              </w:rPr>
+              <w:t>_I</w:t>
+            </w:r>
+            <w:proofErr w:type="spellEnd"/>
+            <w:r>
+              <w:rPr>
+                <w:rFonts w:ascii="思源黑体 CN Normal" w:eastAsia="思源黑体 CN Normal" w:hAnsi="思源黑体 CN Normal"/>
+                <w:iCs/>
+                <w:sz w:val="17"/>
+                <w:szCs w:val="17"/>
+              </w:rPr>
               <w:t xml:space="preserve"> </w:t>
             </w:r>
             <w:r>
@@ -13734,8 +16410,19 @@
                 <w:sz w:val="17"/>
                 <w:szCs w:val="17"/>
               </w:rPr>
-              <w:t>+ var.var_for_regimen_without_rnasv.level_II</w:t>
-            </w:r>
+              <w:t xml:space="preserve">+ </w:t>
+            </w:r>
+            <w:proofErr w:type="spellStart"/>
+            <w:r>
+              <w:rPr>
+                <w:rFonts w:ascii="思源黑体 CN Normal" w:eastAsia="思源黑体 CN Normal" w:hAnsi="思源黑体 CN Normal"/>
+                <w:iCs/>
+                <w:sz w:val="17"/>
+                <w:szCs w:val="17"/>
+              </w:rPr>
+              <w:t>var.var_for_regimen_without_rnasv.level_II</w:t>
+            </w:r>
+            <w:proofErr w:type="spellEnd"/>
             <w:r>
               <w:rPr>
                 <w:rFonts w:ascii="思源黑体 CN Normal" w:eastAsia="思源黑体 CN Normal" w:hAnsi="思源黑体 CN Normal"/>
@@ -13786,7 +16473,27 @@
                 <w:sz w:val="17"/>
                 <w:szCs w:val="17"/>
               </w:rPr>
-              <w:t>{{a|gene_symbol}}</w:t>
+              <w:t>{{</w:t>
+            </w:r>
+            <w:proofErr w:type="spellStart"/>
+            <w:r>
+              <w:rPr>
+                <w:rFonts w:ascii="思源黑体 CN Normal" w:eastAsia="思源黑体 CN Normal" w:hAnsi="思源黑体 CN Normal" w:cs="思源黑体 CN Light"/>
+                <w:bCs/>
+                <w:sz w:val="17"/>
+                <w:szCs w:val="17"/>
+              </w:rPr>
+              <w:t>a|gene_symbol</w:t>
+            </w:r>
+            <w:proofErr w:type="spellEnd"/>
+            <w:r>
+              <w:rPr>
+                <w:rFonts w:ascii="思源黑体 CN Normal" w:eastAsia="思源黑体 CN Normal" w:hAnsi="思源黑体 CN Normal" w:cs="思源黑体 CN Light"/>
+                <w:bCs/>
+                <w:sz w:val="17"/>
+                <w:szCs w:val="17"/>
+              </w:rPr>
+              <w:t>}}</w:t>
             </w:r>
           </w:p>
         </w:tc>
@@ -13865,8 +16572,10 @@
                 <w:szCs w:val="17"/>
                 <w:highlight w:val="yellow"/>
               </w:rPr>
-              <w:t xml:space="preserve">“CRC12” in sample.prod_names or “Classic” </w:t>
-            </w:r>
+              <w:t xml:space="preserve">“CRC12” in </w:t>
+            </w:r>
+            <w:proofErr w:type="spellStart"/>
+            <w:proofErr w:type="gramStart"/>
             <w:r>
               <w:rPr>
                 <w:rFonts w:ascii="思源黑体 CN Normal" w:eastAsia="思源黑体 CN Normal" w:hAnsi="思源黑体 CN Normal"/>
@@ -13877,9 +16586,9 @@
                 <w:szCs w:val="17"/>
                 <w:highlight w:val="yellow"/>
               </w:rPr>
-              <w:lastRenderedPageBreak/>
-              <w:t>in sample.prod_names</w:t>
-            </w:r>
+              <w:t>sample.prod</w:t>
+            </w:r>
+            <w:proofErr w:type="gramEnd"/>
             <w:r>
               <w:rPr>
                 <w:rFonts w:ascii="思源黑体 CN Normal" w:eastAsia="思源黑体 CN Normal" w:hAnsi="思源黑体 CN Normal"/>
@@ -13890,11 +16599,12 @@
                 <w:szCs w:val="17"/>
                 <w:highlight w:val="yellow"/>
               </w:rPr>
-              <w:t xml:space="preserve">) </w:t>
-            </w:r>
-            <w:r>
-              <w:rPr>
-                <w:rFonts w:ascii="思源黑体 CN Normal" w:eastAsia="思源黑体 CN Normal" w:hAnsi="思源黑体 CN Normal" w:hint="eastAsia"/>
+              <w:t>_names</w:t>
+            </w:r>
+            <w:proofErr w:type="spellEnd"/>
+            <w:r>
+              <w:rPr>
+                <w:rFonts w:ascii="思源黑体 CN Normal" w:eastAsia="思源黑体 CN Normal" w:hAnsi="思源黑体 CN Normal"/>
                 <w:bCs/>
                 <w:iCs/>
                 <w:color w:val="000000" w:themeColor="text1"/>
@@ -13902,7 +16612,7 @@
                 <w:szCs w:val="17"/>
                 <w:highlight w:val="yellow"/>
               </w:rPr>
-              <w:t>and</w:t>
+              <w:t xml:space="preserve"> or “Classic” </w:t>
             </w:r>
             <w:r>
               <w:rPr>
@@ -13914,8 +16624,10 @@
                 <w:szCs w:val="17"/>
                 <w:highlight w:val="yellow"/>
               </w:rPr>
-              <w:t xml:space="preserve"> a.bio_category == “Sv”</w:t>
-            </w:r>
+              <w:lastRenderedPageBreak/>
+              <w:t xml:space="preserve">in </w:t>
+            </w:r>
+            <w:proofErr w:type="spellStart"/>
             <w:r>
               <w:rPr>
                 <w:rFonts w:ascii="思源黑体 CN Normal" w:eastAsia="思源黑体 CN Normal" w:hAnsi="思源黑体 CN Normal"/>
@@ -13926,6 +16638,107 @@
                 <w:szCs w:val="17"/>
                 <w:highlight w:val="yellow"/>
               </w:rPr>
+              <w:t>sample.prod_names</w:t>
+            </w:r>
+            <w:proofErr w:type="spellEnd"/>
+            <w:r>
+              <w:rPr>
+                <w:rFonts w:ascii="思源黑体 CN Normal" w:eastAsia="思源黑体 CN Normal" w:hAnsi="思源黑体 CN Normal"/>
+                <w:bCs/>
+                <w:iCs/>
+                <w:color w:val="000000" w:themeColor="text1"/>
+                <w:sz w:val="17"/>
+                <w:szCs w:val="17"/>
+                <w:highlight w:val="yellow"/>
+              </w:rPr>
+              <w:t xml:space="preserve">) </w:t>
+            </w:r>
+            <w:r>
+              <w:rPr>
+                <w:rFonts w:ascii="思源黑体 CN Normal" w:eastAsia="思源黑体 CN Normal" w:hAnsi="思源黑体 CN Normal" w:hint="eastAsia"/>
+                <w:bCs/>
+                <w:iCs/>
+                <w:color w:val="000000" w:themeColor="text1"/>
+                <w:sz w:val="17"/>
+                <w:szCs w:val="17"/>
+                <w:highlight w:val="yellow"/>
+              </w:rPr>
+              <w:t>and</w:t>
+            </w:r>
+            <w:r>
+              <w:rPr>
+                <w:rFonts w:ascii="思源黑体 CN Normal" w:eastAsia="思源黑体 CN Normal" w:hAnsi="思源黑体 CN Normal"/>
+                <w:bCs/>
+                <w:iCs/>
+                <w:color w:val="000000" w:themeColor="text1"/>
+                <w:sz w:val="17"/>
+                <w:szCs w:val="17"/>
+                <w:highlight w:val="yellow"/>
+              </w:rPr>
+              <w:t xml:space="preserve"> </w:t>
+            </w:r>
+            <w:proofErr w:type="spellStart"/>
+            <w:r>
+              <w:rPr>
+                <w:rFonts w:ascii="思源黑体 CN Normal" w:eastAsia="思源黑体 CN Normal" w:hAnsi="思源黑体 CN Normal"/>
+                <w:bCs/>
+                <w:iCs/>
+                <w:color w:val="000000" w:themeColor="text1"/>
+                <w:sz w:val="17"/>
+                <w:szCs w:val="17"/>
+                <w:highlight w:val="yellow"/>
+              </w:rPr>
+              <w:t>a.bio_category</w:t>
+            </w:r>
+            <w:proofErr w:type="spellEnd"/>
+            <w:r>
+              <w:rPr>
+                <w:rFonts w:ascii="思源黑体 CN Normal" w:eastAsia="思源黑体 CN Normal" w:hAnsi="思源黑体 CN Normal"/>
+                <w:bCs/>
+                <w:iCs/>
+                <w:color w:val="000000" w:themeColor="text1"/>
+                <w:sz w:val="17"/>
+                <w:szCs w:val="17"/>
+                <w:highlight w:val="yellow"/>
+              </w:rPr>
+              <w:t xml:space="preserve"> == “</w:t>
+            </w:r>
+            <w:proofErr w:type="spellStart"/>
+            <w:r>
+              <w:rPr>
+                <w:rFonts w:ascii="思源黑体 CN Normal" w:eastAsia="思源黑体 CN Normal" w:hAnsi="思源黑体 CN Normal"/>
+                <w:bCs/>
+                <w:iCs/>
+                <w:color w:val="000000" w:themeColor="text1"/>
+                <w:sz w:val="17"/>
+                <w:szCs w:val="17"/>
+                <w:highlight w:val="yellow"/>
+              </w:rPr>
+              <w:t>Sv</w:t>
+            </w:r>
+            <w:proofErr w:type="spellEnd"/>
+            <w:r>
+              <w:rPr>
+                <w:rFonts w:ascii="思源黑体 CN Normal" w:eastAsia="思源黑体 CN Normal" w:hAnsi="思源黑体 CN Normal"/>
+                <w:bCs/>
+                <w:iCs/>
+                <w:color w:val="000000" w:themeColor="text1"/>
+                <w:sz w:val="17"/>
+                <w:szCs w:val="17"/>
+                <w:highlight w:val="yellow"/>
+              </w:rPr>
+              <w:t>”</w:t>
+            </w:r>
+            <w:r>
+              <w:rPr>
+                <w:rFonts w:ascii="思源黑体 CN Normal" w:eastAsia="思源黑体 CN Normal" w:hAnsi="思源黑体 CN Normal"/>
+                <w:bCs/>
+                <w:iCs/>
+                <w:color w:val="000000" w:themeColor="text1"/>
+                <w:sz w:val="17"/>
+                <w:szCs w:val="17"/>
+                <w:highlight w:val="yellow"/>
+              </w:rPr>
               <w:t>%}</w:t>
             </w:r>
           </w:p>
@@ -13973,7 +16786,68 @@
                 <w:sz w:val="17"/>
                 <w:szCs w:val="17"/>
               </w:rPr>
-              <w:t>if a.five_prime_gene ==”MET” and a.three_prime_gene ==”MET”%}</w:t>
+              <w:t xml:space="preserve">if </w:t>
+            </w:r>
+            <w:proofErr w:type="spellStart"/>
+            <w:proofErr w:type="gramStart"/>
+            <w:r>
+              <w:rPr>
+                <w:rFonts w:ascii="思源黑体 CN Normal" w:eastAsia="思源黑体 CN Normal" w:hAnsi="思源黑体 CN Normal"/>
+                <w:bCs/>
+                <w:iCs/>
+                <w:color w:val="000000" w:themeColor="text1"/>
+                <w:sz w:val="17"/>
+                <w:szCs w:val="17"/>
+              </w:rPr>
+              <w:t>a.five</w:t>
+            </w:r>
+            <w:proofErr w:type="gramEnd"/>
+            <w:r>
+              <w:rPr>
+                <w:rFonts w:ascii="思源黑体 CN Normal" w:eastAsia="思源黑体 CN Normal" w:hAnsi="思源黑体 CN Normal"/>
+                <w:bCs/>
+                <w:iCs/>
+                <w:color w:val="000000" w:themeColor="text1"/>
+                <w:sz w:val="17"/>
+                <w:szCs w:val="17"/>
+              </w:rPr>
+              <w:t>_prime_gene</w:t>
+            </w:r>
+            <w:proofErr w:type="spellEnd"/>
+            <w:r>
+              <w:rPr>
+                <w:rFonts w:ascii="思源黑体 CN Normal" w:eastAsia="思源黑体 CN Normal" w:hAnsi="思源黑体 CN Normal"/>
+                <w:bCs/>
+                <w:iCs/>
+                <w:color w:val="000000" w:themeColor="text1"/>
+                <w:sz w:val="17"/>
+                <w:szCs w:val="17"/>
+              </w:rPr>
+              <w:t xml:space="preserve"> ==”MET” and </w:t>
+            </w:r>
+            <w:proofErr w:type="spellStart"/>
+            <w:r>
+              <w:rPr>
+                <w:rFonts w:ascii="思源黑体 CN Normal" w:eastAsia="思源黑体 CN Normal" w:hAnsi="思源黑体 CN Normal"/>
+                <w:bCs/>
+                <w:iCs/>
+                <w:color w:val="000000" w:themeColor="text1"/>
+                <w:sz w:val="17"/>
+                <w:szCs w:val="17"/>
+              </w:rPr>
+              <w:t>a.three_prime_gene</w:t>
+            </w:r>
+            <w:proofErr w:type="spellEnd"/>
+            <w:r>
+              <w:rPr>
+                <w:rFonts w:ascii="思源黑体 CN Normal" w:eastAsia="思源黑体 CN Normal" w:hAnsi="思源黑体 CN Normal"/>
+                <w:bCs/>
+                <w:iCs/>
+                <w:color w:val="000000" w:themeColor="text1"/>
+                <w:sz w:val="17"/>
+                <w:szCs w:val="17"/>
+              </w:rPr>
+              <w:t xml:space="preserve"> ==”MET”%}</w:t>
             </w:r>
           </w:p>
           <w:p>
@@ -14081,8 +16955,10 @@
                 <w:sz w:val="17"/>
                 <w:szCs w:val="17"/>
               </w:rPr>
-              <w:t>%p for b in a.</w:t>
-            </w:r>
+              <w:t xml:space="preserve">%p for b in </w:t>
+            </w:r>
+            <w:proofErr w:type="spellStart"/>
+            <w:proofErr w:type="gramStart"/>
             <w:r>
               <w:rPr>
                 <w:rFonts w:ascii="思源黑体 CN Normal" w:eastAsia="思源黑体 CN Normal" w:hAnsi="思源黑体 CN Normal"/>
@@ -14092,7 +16968,7 @@
                 <w:sz w:val="17"/>
                 <w:szCs w:val="17"/>
               </w:rPr>
-              <w:t>merge_sv_list</w:t>
+              <w:t>a.</w:t>
             </w:r>
             <w:r>
               <w:rPr>
@@ -14103,6 +16979,30 @@
                 <w:sz w:val="17"/>
                 <w:szCs w:val="17"/>
               </w:rPr>
+              <w:t>merge</w:t>
+            </w:r>
+            <w:proofErr w:type="gramEnd"/>
+            <w:r>
+              <w:rPr>
+                <w:rFonts w:ascii="思源黑体 CN Normal" w:eastAsia="思源黑体 CN Normal" w:hAnsi="思源黑体 CN Normal"/>
+                <w:bCs/>
+                <w:iCs/>
+                <w:color w:val="000000" w:themeColor="text1"/>
+                <w:sz w:val="17"/>
+                <w:szCs w:val="17"/>
+              </w:rPr>
+              <w:t>_sv_list</w:t>
+            </w:r>
+            <w:proofErr w:type="spellEnd"/>
+            <w:r>
+              <w:rPr>
+                <w:rFonts w:ascii="思源黑体 CN Normal" w:eastAsia="思源黑体 CN Normal" w:hAnsi="思源黑体 CN Normal"/>
+                <w:bCs/>
+                <w:iCs/>
+                <w:color w:val="000000" w:themeColor="text1"/>
+                <w:sz w:val="17"/>
+                <w:szCs w:val="17"/>
+              </w:rPr>
               <w:t>%}</w:t>
             </w:r>
           </w:p>
@@ -14175,17 +17075,30 @@
                 <w:sz w:val="17"/>
                 <w:szCs w:val="17"/>
               </w:rPr>
-              <w:t>p endfor</w:t>
-            </w:r>
-            <w:r>
-              <w:rPr>
-                <w:rFonts w:ascii="思源黑体 CN Normal" w:eastAsia="思源黑体 CN Normal" w:hAnsi="思源黑体 CN Normal" w:hint="eastAsia"/>
+              <w:t xml:space="preserve">p </w:t>
+            </w:r>
+            <w:proofErr w:type="spellStart"/>
+            <w:r>
+              <w:rPr>
+                <w:rFonts w:ascii="思源黑体 CN Normal" w:eastAsia="思源黑体 CN Normal" w:hAnsi="思源黑体 CN Normal"/>
                 <w:bCs/>
                 <w:iCs/>
                 <w:color w:val="000000" w:themeColor="text1"/>
                 <w:sz w:val="17"/>
                 <w:szCs w:val="17"/>
               </w:rPr>
+              <w:t>endfor</w:t>
+            </w:r>
+            <w:proofErr w:type="spellEnd"/>
+            <w:r>
+              <w:rPr>
+                <w:rFonts w:ascii="思源黑体 CN Normal" w:eastAsia="思源黑体 CN Normal" w:hAnsi="思源黑体 CN Normal" w:hint="eastAsia"/>
+                <w:bCs/>
+                <w:iCs/>
+                <w:color w:val="000000" w:themeColor="text1"/>
+                <w:sz w:val="17"/>
+                <w:szCs w:val="17"/>
+              </w:rPr>
               <w:t>%}</w:t>
             </w:r>
           </w:p>
@@ -14211,7 +17124,68 @@
                 <w:sz w:val="17"/>
                 <w:szCs w:val="17"/>
               </w:rPr>
-              <w:t>{{a.five_prime_transcript}}/{{a.three_prime_transcript}}</w:t>
+              <w:t>{{</w:t>
+            </w:r>
+            <w:proofErr w:type="spellStart"/>
+            <w:proofErr w:type="gramStart"/>
+            <w:r>
+              <w:rPr>
+                <w:rFonts w:ascii="思源黑体 CN Normal" w:eastAsia="思源黑体 CN Normal" w:hAnsi="思源黑体 CN Normal"/>
+                <w:bCs/>
+                <w:iCs/>
+                <w:color w:val="000000" w:themeColor="text1"/>
+                <w:sz w:val="17"/>
+                <w:szCs w:val="17"/>
+              </w:rPr>
+              <w:t>a.five</w:t>
+            </w:r>
+            <w:proofErr w:type="gramEnd"/>
+            <w:r>
+              <w:rPr>
+                <w:rFonts w:ascii="思源黑体 CN Normal" w:eastAsia="思源黑体 CN Normal" w:hAnsi="思源黑体 CN Normal"/>
+                <w:bCs/>
+                <w:iCs/>
+                <w:color w:val="000000" w:themeColor="text1"/>
+                <w:sz w:val="17"/>
+                <w:szCs w:val="17"/>
+              </w:rPr>
+              <w:t>_prime_transcript</w:t>
+            </w:r>
+            <w:proofErr w:type="spellEnd"/>
+            <w:r>
+              <w:rPr>
+                <w:rFonts w:ascii="思源黑体 CN Normal" w:eastAsia="思源黑体 CN Normal" w:hAnsi="思源黑体 CN Normal"/>
+                <w:bCs/>
+                <w:iCs/>
+                <w:color w:val="000000" w:themeColor="text1"/>
+                <w:sz w:val="17"/>
+                <w:szCs w:val="17"/>
+              </w:rPr>
+              <w:t>}}/{{</w:t>
+            </w:r>
+            <w:proofErr w:type="spellStart"/>
+            <w:r>
+              <w:rPr>
+                <w:rFonts w:ascii="思源黑体 CN Normal" w:eastAsia="思源黑体 CN Normal" w:hAnsi="思源黑体 CN Normal"/>
+                <w:bCs/>
+                <w:iCs/>
+                <w:color w:val="000000" w:themeColor="text1"/>
+                <w:sz w:val="17"/>
+                <w:szCs w:val="17"/>
+              </w:rPr>
+              <w:t>a.three_prime_transcript</w:t>
+            </w:r>
+            <w:proofErr w:type="spellEnd"/>
+            <w:r>
+              <w:rPr>
+                <w:rFonts w:ascii="思源黑体 CN Normal" w:eastAsia="思源黑体 CN Normal" w:hAnsi="思源黑体 CN Normal"/>
+                <w:bCs/>
+                <w:iCs/>
+                <w:color w:val="000000" w:themeColor="text1"/>
+                <w:sz w:val="17"/>
+                <w:szCs w:val="17"/>
+              </w:rPr>
+              <w:t>}}</w:t>
             </w:r>
           </w:p>
           <w:p>
@@ -14308,7 +17282,31 @@
                 <w:sz w:val="17"/>
                 <w:szCs w:val="17"/>
               </w:rPr>
-              <w:t>{{a|var_info}}</w:t>
+              <w:t>{{</w:t>
+            </w:r>
+            <w:proofErr w:type="spellStart"/>
+            <w:r>
+              <w:rPr>
+                <w:rFonts w:ascii="思源黑体 CN Normal" w:eastAsia="思源黑体 CN Normal" w:hAnsi="思源黑体 CN Normal"/>
+                <w:bCs/>
+                <w:iCs/>
+                <w:color w:val="000000" w:themeColor="text1"/>
+                <w:sz w:val="17"/>
+                <w:szCs w:val="17"/>
+              </w:rPr>
+              <w:t>a|var_info</w:t>
+            </w:r>
+            <w:proofErr w:type="spellEnd"/>
+            <w:r>
+              <w:rPr>
+                <w:rFonts w:ascii="思源黑体 CN Normal" w:eastAsia="思源黑体 CN Normal" w:hAnsi="思源黑体 CN Normal"/>
+                <w:bCs/>
+                <w:iCs/>
+                <w:color w:val="000000" w:themeColor="text1"/>
+                <w:sz w:val="17"/>
+                <w:szCs w:val="17"/>
+              </w:rPr>
+              <w:t>}}</w:t>
             </w:r>
           </w:p>
           <w:p>
@@ -14394,7 +17392,73 @@
                 <w:szCs w:val="17"/>
                 <w:highlight w:val="yellow"/>
               </w:rPr>
-              <w:t xml:space="preserve"> if “CRC12” in sample.prod_names or “Classic” in sample.prod_names%}</w:t>
+              <w:t xml:space="preserve"> if “CRC12” in </w:t>
+            </w:r>
+            <w:proofErr w:type="spellStart"/>
+            <w:proofErr w:type="gramStart"/>
+            <w:r>
+              <w:rPr>
+                <w:rFonts w:ascii="思源黑体 CN Normal" w:eastAsia="思源黑体 CN Normal" w:hAnsi="思源黑体 CN Normal"/>
+                <w:bCs/>
+                <w:iCs/>
+                <w:color w:val="000000" w:themeColor="text1"/>
+                <w:sz w:val="17"/>
+                <w:szCs w:val="17"/>
+                <w:highlight w:val="yellow"/>
+              </w:rPr>
+              <w:t>sample.prod</w:t>
+            </w:r>
+            <w:proofErr w:type="gramEnd"/>
+            <w:r>
+              <w:rPr>
+                <w:rFonts w:ascii="思源黑体 CN Normal" w:eastAsia="思源黑体 CN Normal" w:hAnsi="思源黑体 CN Normal"/>
+                <w:bCs/>
+                <w:iCs/>
+                <w:color w:val="000000" w:themeColor="text1"/>
+                <w:sz w:val="17"/>
+                <w:szCs w:val="17"/>
+                <w:highlight w:val="yellow"/>
+              </w:rPr>
+              <w:t>_names</w:t>
+            </w:r>
+            <w:proofErr w:type="spellEnd"/>
+            <w:r>
+              <w:rPr>
+                <w:rFonts w:ascii="思源黑体 CN Normal" w:eastAsia="思源黑体 CN Normal" w:hAnsi="思源黑体 CN Normal"/>
+                <w:bCs/>
+                <w:iCs/>
+                <w:color w:val="000000" w:themeColor="text1"/>
+                <w:sz w:val="17"/>
+                <w:szCs w:val="17"/>
+                <w:highlight w:val="yellow"/>
+              </w:rPr>
+              <w:t xml:space="preserve"> or “Classic” in </w:t>
+            </w:r>
+            <w:proofErr w:type="spellStart"/>
+            <w:r>
+              <w:rPr>
+                <w:rFonts w:ascii="思源黑体 CN Normal" w:eastAsia="思源黑体 CN Normal" w:hAnsi="思源黑体 CN Normal"/>
+                <w:bCs/>
+                <w:iCs/>
+                <w:color w:val="000000" w:themeColor="text1"/>
+                <w:sz w:val="17"/>
+                <w:szCs w:val="17"/>
+                <w:highlight w:val="yellow"/>
+              </w:rPr>
+              <w:t>sample.prod_names</w:t>
+            </w:r>
+            <w:proofErr w:type="spellEnd"/>
+            <w:r>
+              <w:rPr>
+                <w:rFonts w:ascii="思源黑体 CN Normal" w:eastAsia="思源黑体 CN Normal" w:hAnsi="思源黑体 CN Normal"/>
+                <w:bCs/>
+                <w:iCs/>
+                <w:color w:val="000000" w:themeColor="text1"/>
+                <w:sz w:val="17"/>
+                <w:szCs w:val="17"/>
+                <w:highlight w:val="yellow"/>
+              </w:rPr>
+              <w:t>%}</w:t>
             </w:r>
           </w:p>
           <w:p>
@@ -14419,7 +17483,44 @@
                 <w:sz w:val="17"/>
                 <w:szCs w:val="17"/>
               </w:rPr>
-              <w:t>{%p if a.judge_mergeMET%}</w:t>
+              <w:t xml:space="preserve">{%p if </w:t>
+            </w:r>
+            <w:proofErr w:type="spellStart"/>
+            <w:proofErr w:type="gramStart"/>
+            <w:r>
+              <w:rPr>
+                <w:rFonts w:ascii="思源黑体 CN Normal" w:eastAsia="思源黑体 CN Normal" w:hAnsi="思源黑体 CN Normal"/>
+                <w:bCs/>
+                <w:iCs/>
+                <w:color w:val="000000" w:themeColor="text1"/>
+                <w:sz w:val="17"/>
+                <w:szCs w:val="17"/>
+              </w:rPr>
+              <w:t>a.judge</w:t>
+            </w:r>
+            <w:proofErr w:type="gramEnd"/>
+            <w:r>
+              <w:rPr>
+                <w:rFonts w:ascii="思源黑体 CN Normal" w:eastAsia="思源黑体 CN Normal" w:hAnsi="思源黑体 CN Normal"/>
+                <w:bCs/>
+                <w:iCs/>
+                <w:color w:val="000000" w:themeColor="text1"/>
+                <w:sz w:val="17"/>
+                <w:szCs w:val="17"/>
+              </w:rPr>
+              <w:t>_mergeMET</w:t>
+            </w:r>
+            <w:proofErr w:type="spellEnd"/>
+            <w:r>
+              <w:rPr>
+                <w:rFonts w:ascii="思源黑体 CN Normal" w:eastAsia="思源黑体 CN Normal" w:hAnsi="思源黑体 CN Normal"/>
+                <w:bCs/>
+                <w:iCs/>
+                <w:color w:val="000000" w:themeColor="text1"/>
+                <w:sz w:val="17"/>
+                <w:szCs w:val="17"/>
+              </w:rPr>
+              <w:t>%}</w:t>
             </w:r>
           </w:p>
           <w:p>
@@ -14547,7 +17648,53 @@
                 <w:szCs w:val="17"/>
               </w:rPr>
               <w:lastRenderedPageBreak/>
-              <w:t>{{[a,sample]|freq_stran}}</w:t>
+              <w:t>{{[</w:t>
+            </w:r>
+            <w:proofErr w:type="spellStart"/>
+            <w:proofErr w:type="gramStart"/>
+            <w:r>
+              <w:rPr>
+                <w:rFonts w:ascii="思源黑体 CN Normal" w:eastAsia="思源黑体 CN Normal" w:hAnsi="思源黑体 CN Normal" w:hint="eastAsia"/>
+                <w:color w:val="000000" w:themeColor="text1"/>
+                <w:kern w:val="0"/>
+                <w:sz w:val="17"/>
+                <w:szCs w:val="17"/>
+              </w:rPr>
+              <w:t>a,sample</w:t>
+            </w:r>
+            <w:proofErr w:type="spellEnd"/>
+            <w:proofErr w:type="gramEnd"/>
+            <w:r>
+              <w:rPr>
+                <w:rFonts w:ascii="思源黑体 CN Normal" w:eastAsia="思源黑体 CN Normal" w:hAnsi="思源黑体 CN Normal" w:hint="eastAsia"/>
+                <w:color w:val="000000" w:themeColor="text1"/>
+                <w:kern w:val="0"/>
+                <w:sz w:val="17"/>
+                <w:szCs w:val="17"/>
+              </w:rPr>
+              <w:t>]|</w:t>
+            </w:r>
+            <w:proofErr w:type="spellStart"/>
+            <w:r>
+              <w:rPr>
+                <w:rFonts w:ascii="思源黑体 CN Normal" w:eastAsia="思源黑体 CN Normal" w:hAnsi="思源黑体 CN Normal" w:hint="eastAsia"/>
+                <w:color w:val="000000" w:themeColor="text1"/>
+                <w:kern w:val="0"/>
+                <w:sz w:val="17"/>
+                <w:szCs w:val="17"/>
+              </w:rPr>
+              <w:t>freq_stran</w:t>
+            </w:r>
+            <w:proofErr w:type="spellEnd"/>
+            <w:r>
+              <w:rPr>
+                <w:rFonts w:ascii="思源黑体 CN Normal" w:eastAsia="思源黑体 CN Normal" w:hAnsi="思源黑体 CN Normal" w:hint="eastAsia"/>
+                <w:color w:val="000000" w:themeColor="text1"/>
+                <w:kern w:val="0"/>
+                <w:sz w:val="17"/>
+                <w:szCs w:val="17"/>
+              </w:rPr>
+              <w:t>}}</w:t>
             </w:r>
           </w:p>
           <w:p>
@@ -14571,7 +17718,68 @@
                 <w:highlight w:val="yellow"/>
               </w:rPr>
               <w:lastRenderedPageBreak/>
-              <w:t>{%p if “CRC12” in sample.prod_names or “Classic” in sample.prod_names%}</w:t>
+              <w:t xml:space="preserve">{%p if “CRC12” in </w:t>
+            </w:r>
+            <w:proofErr w:type="spellStart"/>
+            <w:proofErr w:type="gramStart"/>
+            <w:r>
+              <w:rPr>
+                <w:rFonts w:ascii="思源黑体 CN Normal" w:eastAsia="思源黑体 CN Normal" w:hAnsi="思源黑体 CN Normal"/>
+                <w:color w:val="000000" w:themeColor="text1"/>
+                <w:kern w:val="0"/>
+                <w:sz w:val="17"/>
+                <w:szCs w:val="17"/>
+                <w:highlight w:val="yellow"/>
+              </w:rPr>
+              <w:t>sample.prod</w:t>
+            </w:r>
+            <w:proofErr w:type="gramEnd"/>
+            <w:r>
+              <w:rPr>
+                <w:rFonts w:ascii="思源黑体 CN Normal" w:eastAsia="思源黑体 CN Normal" w:hAnsi="思源黑体 CN Normal"/>
+                <w:color w:val="000000" w:themeColor="text1"/>
+                <w:kern w:val="0"/>
+                <w:sz w:val="17"/>
+                <w:szCs w:val="17"/>
+                <w:highlight w:val="yellow"/>
+              </w:rPr>
+              <w:t>_names</w:t>
+            </w:r>
+            <w:proofErr w:type="spellEnd"/>
+            <w:r>
+              <w:rPr>
+                <w:rFonts w:ascii="思源黑体 CN Normal" w:eastAsia="思源黑体 CN Normal" w:hAnsi="思源黑体 CN Normal"/>
+                <w:color w:val="000000" w:themeColor="text1"/>
+                <w:kern w:val="0"/>
+                <w:sz w:val="17"/>
+                <w:szCs w:val="17"/>
+                <w:highlight w:val="yellow"/>
+              </w:rPr>
+              <w:t xml:space="preserve"> or “Classic” in </w:t>
+            </w:r>
+            <w:proofErr w:type="spellStart"/>
+            <w:r>
+              <w:rPr>
+                <w:rFonts w:ascii="思源黑体 CN Normal" w:eastAsia="思源黑体 CN Normal" w:hAnsi="思源黑体 CN Normal"/>
+                <w:color w:val="000000" w:themeColor="text1"/>
+                <w:kern w:val="0"/>
+                <w:sz w:val="17"/>
+                <w:szCs w:val="17"/>
+                <w:highlight w:val="yellow"/>
+              </w:rPr>
+              <w:t>sample.prod_names</w:t>
+            </w:r>
+            <w:proofErr w:type="spellEnd"/>
+            <w:r>
+              <w:rPr>
+                <w:rFonts w:ascii="思源黑体 CN Normal" w:eastAsia="思源黑体 CN Normal" w:hAnsi="思源黑体 CN Normal"/>
+                <w:color w:val="000000" w:themeColor="text1"/>
+                <w:kern w:val="0"/>
+                <w:sz w:val="17"/>
+                <w:szCs w:val="17"/>
+                <w:highlight w:val="yellow"/>
+              </w:rPr>
+              <w:t>%}</w:t>
             </w:r>
           </w:p>
           <w:p>
@@ -14592,7 +17800,38 @@
                 <w:sz w:val="17"/>
                 <w:szCs w:val="17"/>
               </w:rPr>
-              <w:t>{%p if a.judge_mergeMET%}</w:t>
+              <w:t xml:space="preserve">{%p if </w:t>
+            </w:r>
+            <w:proofErr w:type="spellStart"/>
+            <w:proofErr w:type="gramStart"/>
+            <w:r>
+              <w:rPr>
+                <w:rFonts w:ascii="思源黑体 CN Normal" w:eastAsia="思源黑体 CN Normal" w:hAnsi="思源黑体 CN Normal"/>
+                <w:kern w:val="0"/>
+                <w:sz w:val="17"/>
+                <w:szCs w:val="17"/>
+              </w:rPr>
+              <w:t>a.judge</w:t>
+            </w:r>
+            <w:proofErr w:type="gramEnd"/>
+            <w:r>
+              <w:rPr>
+                <w:rFonts w:ascii="思源黑体 CN Normal" w:eastAsia="思源黑体 CN Normal" w:hAnsi="思源黑体 CN Normal"/>
+                <w:kern w:val="0"/>
+                <w:sz w:val="17"/>
+                <w:szCs w:val="17"/>
+              </w:rPr>
+              <w:t>_mergeMET</w:t>
+            </w:r>
+            <w:proofErr w:type="spellEnd"/>
+            <w:r>
+              <w:rPr>
+                <w:rFonts w:ascii="思源黑体 CN Normal" w:eastAsia="思源黑体 CN Normal" w:hAnsi="思源黑体 CN Normal"/>
+                <w:kern w:val="0"/>
+                <w:sz w:val="17"/>
+                <w:szCs w:val="17"/>
+              </w:rPr>
+              <w:t>%}</w:t>
             </w:r>
           </w:p>
           <w:p>
@@ -14709,8 +17948,10 @@
                 <w:szCs w:val="17"/>
               </w:rPr>
               <w:lastRenderedPageBreak/>
-              <w:t>{%p if a.clini</w:t>
-            </w:r>
+              <w:t xml:space="preserve">{%p if </w:t>
+            </w:r>
+            <w:proofErr w:type="spellStart"/>
+            <w:proofErr w:type="gramStart"/>
             <w:r>
               <w:rPr>
                 <w:rFonts w:ascii="思源黑体 CN Normal" w:eastAsia="思源黑体 CN Normal" w:hAnsi="思源黑体 CN Normal" w:cs="思源黑体 CN Light"/>
@@ -14718,8 +17959,37 @@
                 <w:sz w:val="17"/>
                 <w:szCs w:val="17"/>
               </w:rPr>
+              <w:t>a.clini</w:t>
+            </w:r>
+            <w:r>
+              <w:rPr>
+                <w:rFonts w:ascii="思源黑体 CN Normal" w:eastAsia="思源黑体 CN Normal" w:hAnsi="思源黑体 CN Normal" w:cs="思源黑体 CN Light"/>
+                <w:iCs/>
+                <w:sz w:val="17"/>
+                <w:szCs w:val="17"/>
+              </w:rPr>
               <w:lastRenderedPageBreak/>
-              <w:t>c_num_s==5%}</w:t>
+              <w:t>c</w:t>
+            </w:r>
+            <w:proofErr w:type="gramEnd"/>
+            <w:r>
+              <w:rPr>
+                <w:rFonts w:ascii="思源黑体 CN Normal" w:eastAsia="思源黑体 CN Normal" w:hAnsi="思源黑体 CN Normal" w:cs="思源黑体 CN Light"/>
+                <w:iCs/>
+                <w:sz w:val="17"/>
+                <w:szCs w:val="17"/>
+              </w:rPr>
+              <w:t>_num_s</w:t>
+            </w:r>
+            <w:proofErr w:type="spellEnd"/>
+            <w:r>
+              <w:rPr>
+                <w:rFonts w:ascii="思源黑体 CN Normal" w:eastAsia="思源黑体 CN Normal" w:hAnsi="思源黑体 CN Normal" w:cs="思源黑体 CN Light"/>
+                <w:iCs/>
+                <w:sz w:val="17"/>
+                <w:szCs w:val="17"/>
+              </w:rPr>
+              <w:t>==5%}</w:t>
             </w:r>
           </w:p>
           <w:p>
@@ -14841,8 +18111,9 @@
                 <w:sz w:val="17"/>
                 <w:szCs w:val="17"/>
               </w:rPr>
-              <w:t>{a</w:t>
-            </w:r>
+              <w:t>{</w:t>
+            </w:r>
+            <w:proofErr w:type="spellStart"/>
             <w:r>
               <w:rPr>
                 <w:rFonts w:ascii="思源黑体 CN Normal" w:eastAsia="思源黑体 CN Normal" w:hAnsi="思源黑体 CN Normal"/>
@@ -14850,7 +18121,26 @@
                 <w:sz w:val="17"/>
                 <w:szCs w:val="17"/>
               </w:rPr>
-              <w:t>|significance_regimen}}</w:t>
+              <w:t>a</w:t>
+            </w:r>
+            <w:r>
+              <w:rPr>
+                <w:rFonts w:ascii="思源黑体 CN Normal" w:eastAsia="思源黑体 CN Normal" w:hAnsi="思源黑体 CN Normal"/>
+                <w:iCs/>
+                <w:sz w:val="17"/>
+                <w:szCs w:val="17"/>
+              </w:rPr>
+              <w:t>|significance_regimen</w:t>
+            </w:r>
+            <w:proofErr w:type="spellEnd"/>
+            <w:r>
+              <w:rPr>
+                <w:rFonts w:ascii="思源黑体 CN Normal" w:eastAsia="思源黑体 CN Normal" w:hAnsi="思源黑体 CN Normal"/>
+                <w:iCs/>
+                <w:sz w:val="17"/>
+                <w:szCs w:val="17"/>
+              </w:rPr>
+              <w:t>}}</w:t>
             </w:r>
           </w:p>
         </w:tc>
@@ -14884,7 +18174,27 @@
                 <w:sz w:val="17"/>
                 <w:szCs w:val="17"/>
               </w:rPr>
-              <w:t>{%tr endfor%}</w:t>
+              <w:t xml:space="preserve">{%tr </w:t>
+            </w:r>
+            <w:proofErr w:type="spellStart"/>
+            <w:r>
+              <w:rPr>
+                <w:rFonts w:ascii="思源黑体 CN Normal" w:eastAsia="思源黑体 CN Normal" w:hAnsi="思源黑体 CN Normal"/>
+                <w:iCs/>
+                <w:sz w:val="17"/>
+                <w:szCs w:val="17"/>
+              </w:rPr>
+              <w:t>endfor</w:t>
+            </w:r>
+            <w:proofErr w:type="spellEnd"/>
+            <w:r>
+              <w:rPr>
+                <w:rFonts w:ascii="思源黑体 CN Normal" w:eastAsia="思源黑体 CN Normal" w:hAnsi="思源黑体 CN Normal"/>
+                <w:iCs/>
+                <w:sz w:val="17"/>
+                <w:szCs w:val="17"/>
+              </w:rPr>
+              <w:t>%}</w:t>
             </w:r>
           </w:p>
         </w:tc>
@@ -14938,6 +18248,7 @@
               </w:rPr>
               <w:t xml:space="preserve">if </w:t>
             </w:r>
+            <w:proofErr w:type="spellStart"/>
             <w:r>
               <w:rPr>
                 <w:rFonts w:ascii="思源黑体 CN Normal" w:eastAsia="思源黑体 CN Normal" w:hAnsi="思源黑体 CN Normal"/>
@@ -14945,8 +18256,9 @@
                 <w:sz w:val="17"/>
                 <w:szCs w:val="17"/>
               </w:rPr>
-              <w:t>msi.var_id==”MS</w:t>
-            </w:r>
+              <w:t>msi.var_id</w:t>
+            </w:r>
+            <w:proofErr w:type="spellEnd"/>
             <w:r>
               <w:rPr>
                 <w:rFonts w:ascii="思源黑体 CN Normal" w:eastAsia="思源黑体 CN Normal" w:hAnsi="思源黑体 CN Normal"/>
@@ -14954,8 +18266,38 @@
                 <w:sz w:val="17"/>
                 <w:szCs w:val="17"/>
               </w:rPr>
+              <w:t>==</w:t>
+            </w:r>
+            <w:proofErr w:type="gramStart"/>
+            <w:r>
+              <w:rPr>
+                <w:rFonts w:ascii="思源黑体 CN Normal" w:eastAsia="思源黑体 CN Normal" w:hAnsi="思源黑体 CN Normal"/>
+                <w:iCs/>
+                <w:sz w:val="17"/>
+                <w:szCs w:val="17"/>
+              </w:rPr>
+              <w:t>”</w:t>
+            </w:r>
+            <w:proofErr w:type="gramEnd"/>
+            <w:r>
+              <w:rPr>
+                <w:rFonts w:ascii="思源黑体 CN Normal" w:eastAsia="思源黑体 CN Normal" w:hAnsi="思源黑体 CN Normal"/>
+                <w:iCs/>
+                <w:sz w:val="17"/>
+                <w:szCs w:val="17"/>
+              </w:rPr>
+              <w:t>MS</w:t>
+            </w:r>
+            <w:r>
+              <w:rPr>
+                <w:rFonts w:ascii="思源黑体 CN Normal" w:eastAsia="思源黑体 CN Normal" w:hAnsi="思源黑体 CN Normal"/>
+                <w:iCs/>
+                <w:sz w:val="17"/>
+                <w:szCs w:val="17"/>
+              </w:rPr>
               <w:t>S</w:t>
             </w:r>
+            <w:proofErr w:type="gramStart"/>
             <w:r>
               <w:rPr>
                 <w:rFonts w:ascii="思源黑体 CN Normal" w:eastAsia="思源黑体 CN Normal" w:hAnsi="思源黑体 CN Normal"/>
@@ -14965,6 +18307,7 @@
               </w:rPr>
               <w:t>”</w:t>
             </w:r>
+            <w:proofErr w:type="gramEnd"/>
             <w:r>
               <w:rPr>
                 <w:rFonts w:ascii="思源黑体 CN Normal" w:eastAsia="思源黑体 CN Normal" w:hAnsi="思源黑体 CN Normal"/>
@@ -14983,6 +18326,7 @@
               </w:rPr>
               <w:t xml:space="preserve">not </w:t>
             </w:r>
+            <w:proofErr w:type="spellStart"/>
             <w:r>
               <w:rPr>
                 <w:rFonts w:ascii="思源黑体 CN Normal" w:eastAsia="思源黑体 CN Normal" w:hAnsi="思源黑体 CN Normal" w:hint="eastAsia"/>
@@ -14990,7 +18334,17 @@
                 <w:sz w:val="17"/>
                 <w:szCs w:val="17"/>
               </w:rPr>
-              <w:t>sample.prod_names in [“Pan116（血液）-胰腺”, “Pan116（组织）-乳腺”, “Pan116（血液）-乳腺”, “Classic Panel-胃肠”, “Classic Panel-黑色素”, “Classic Panel-头颈”]%}</w:t>
+              <w:t>sample.prod_names</w:t>
+            </w:r>
+            <w:proofErr w:type="spellEnd"/>
+            <w:r>
+              <w:rPr>
+                <w:rFonts w:ascii="思源黑体 CN Normal" w:eastAsia="思源黑体 CN Normal" w:hAnsi="思源黑体 CN Normal" w:hint="eastAsia"/>
+                <w:iCs/>
+                <w:sz w:val="17"/>
+                <w:szCs w:val="17"/>
+              </w:rPr>
+              <w:t xml:space="preserve"> in [“Pan116（血液）-胰腺”, “Pan116（组织）-乳腺”, “Pan116（血液）-乳腺”, “Classic Panel-胃肠”, “Classic Panel-黑色素”, “Classic Panel-头颈”]%}</w:t>
             </w:r>
           </w:p>
         </w:tc>
@@ -15271,8 +18625,9 @@
           <w:sz w:val="16"/>
           <w:szCs w:val="16"/>
         </w:rPr>
-        <w:t>%p if not var.knb and not var.var_for_regimen_without_rnasv.level_I+var.var_for_regimen_without_rnasv.level_II and</w:t>
-      </w:r>
+        <w:t xml:space="preserve">%p if not </w:t>
+      </w:r>
+      <w:proofErr w:type="spellStart"/>
       <w:r>
         <w:rPr>
           <w:rFonts w:ascii="思源黑体 CN Normal" w:eastAsia="思源黑体 CN Normal" w:hAnsi="思源黑体 CN Normal"/>
@@ -15282,8 +18637,9 @@
           <w:sz w:val="16"/>
           <w:szCs w:val="16"/>
         </w:rPr>
-        <w:t xml:space="preserve"> </w:t>
-      </w:r>
+        <w:t>var.knb</w:t>
+      </w:r>
+      <w:proofErr w:type="spellEnd"/>
       <w:r>
         <w:rPr>
           <w:rFonts w:ascii="思源黑体 CN Normal" w:eastAsia="思源黑体 CN Normal" w:hAnsi="思源黑体 CN Normal"/>
@@ -15293,7 +18649,42 @@
           <w:sz w:val="16"/>
           <w:szCs w:val="16"/>
         </w:rPr>
-        <w:t>sample.prod_names in [</w:t>
+        <w:t xml:space="preserve"> and not var.var_for_regimen_without_rnasv.level_I+var.var_for_regimen_without_rnasv.level_II and</w:t>
+      </w:r>
+      <w:r>
+        <w:rPr>
+          <w:rFonts w:ascii="思源黑体 CN Normal" w:eastAsia="思源黑体 CN Normal" w:hAnsi="思源黑体 CN Normal"/>
+          <w:b/>
+          <w:bCs/>
+          <w:color w:val="000000" w:themeColor="text1"/>
+          <w:sz w:val="16"/>
+          <w:szCs w:val="16"/>
+        </w:rPr>
+        <w:t xml:space="preserve"> </w:t>
+      </w:r>
+      <w:proofErr w:type="spellStart"/>
+      <w:r>
+        <w:rPr>
+          <w:rFonts w:ascii="思源黑体 CN Normal" w:eastAsia="思源黑体 CN Normal" w:hAnsi="思源黑体 CN Normal"/>
+          <w:b/>
+          <w:bCs/>
+          <w:color w:val="000000" w:themeColor="text1"/>
+          <w:sz w:val="16"/>
+          <w:szCs w:val="16"/>
+        </w:rPr>
+        <w:t>sample.prod_names</w:t>
+      </w:r>
+      <w:proofErr w:type="spellEnd"/>
+      <w:r>
+        <w:rPr>
+          <w:rFonts w:ascii="思源黑体 CN Normal" w:eastAsia="思源黑体 CN Normal" w:hAnsi="思源黑体 CN Normal"/>
+          <w:b/>
+          <w:bCs/>
+          <w:color w:val="000000" w:themeColor="text1"/>
+          <w:sz w:val="16"/>
+          <w:szCs w:val="16"/>
+        </w:rPr>
+        <w:t xml:space="preserve"> in [</w:t>
       </w:r>
       <w:r>
         <w:rPr>
@@ -15446,7 +18837,31 @@
                 <w:sz w:val="18"/>
                 <w:szCs w:val="18"/>
               </w:rPr>
-              <w:t>{sample|title_freq_targetRegimen}}</w:t>
+              <w:t>{</w:t>
+            </w:r>
+            <w:proofErr w:type="spellStart"/>
+            <w:r>
+              <w:rPr>
+                <w:rFonts w:ascii="思源黑体 CN Bold" w:eastAsia="思源黑体 CN Bold" w:hAnsi="思源黑体 CN Bold"/>
+                <w:b/>
+                <w:bCs/>
+                <w:color w:val="FFFFFF" w:themeColor="background1"/>
+                <w:sz w:val="18"/>
+                <w:szCs w:val="18"/>
+              </w:rPr>
+              <w:t>sample|title_freq_targetRegimen</w:t>
+            </w:r>
+            <w:proofErr w:type="spellEnd"/>
+            <w:r>
+              <w:rPr>
+                <w:rFonts w:ascii="思源黑体 CN Bold" w:eastAsia="思源黑体 CN Bold" w:hAnsi="思源黑体 CN Bold"/>
+                <w:b/>
+                <w:bCs/>
+                <w:color w:val="FFFFFF" w:themeColor="background1"/>
+                <w:sz w:val="18"/>
+                <w:szCs w:val="18"/>
+              </w:rPr>
+              <w:t>}}</w:t>
             </w:r>
           </w:p>
         </w:tc>
@@ -15659,17 +19074,19 @@
           <w:sz w:val="16"/>
           <w:szCs w:val="16"/>
         </w:rPr>
-        <w:t>{{sample.association.AMP}}</w:t>
-      </w:r>
-      <w:r>
-        <w:rPr>
-          <w:rFonts w:ascii="思源黑体 CN Normal" w:eastAsia="思源黑体 CN Normal" w:hAnsi="思源黑体 CN Normal" w:hint="eastAsia"/>
+        <w:t>{{</w:t>
+      </w:r>
+      <w:proofErr w:type="spellStart"/>
+      <w:r>
+        <w:rPr>
+          <w:rFonts w:ascii="思源黑体 CN Normal" w:eastAsia="思源黑体 CN Normal" w:hAnsi="思源黑体 CN Normal"/>
           <w:color w:val="000000" w:themeColor="text1"/>
           <w:sz w:val="16"/>
           <w:szCs w:val="16"/>
         </w:rPr>
-        <w:t>、</w:t>
-      </w:r>
+        <w:t>sample.association.AMP</w:t>
+      </w:r>
+      <w:proofErr w:type="spellEnd"/>
       <w:r>
         <w:rPr>
           <w:rFonts w:ascii="思源黑体 CN Normal" w:eastAsia="思源黑体 CN Normal" w:hAnsi="思源黑体 CN Normal"/>
@@ -15677,7 +19094,7 @@
           <w:sz w:val="16"/>
           <w:szCs w:val="16"/>
         </w:rPr>
-        <w:t>{{sample.association.ASCO }}</w:t>
+        <w:t>}}</w:t>
       </w:r>
       <w:r>
         <w:rPr>
@@ -15686,7 +19103,7 @@
           <w:sz w:val="16"/>
           <w:szCs w:val="16"/>
         </w:rPr>
-        <w:t>和</w:t>
+        <w:t>、</w:t>
       </w:r>
       <w:r>
         <w:rPr>
@@ -15695,17 +19112,19 @@
           <w:sz w:val="16"/>
           <w:szCs w:val="16"/>
         </w:rPr>
-        <w:t>{{sample.association.CAP }}</w:t>
-      </w:r>
-      <w:r>
-        <w:rPr>
-          <w:rFonts w:ascii="思源黑体 CN Normal" w:eastAsia="思源黑体 CN Normal" w:hAnsi="思源黑体 CN Normal" w:hint="eastAsia"/>
+        <w:t>{{</w:t>
+      </w:r>
+      <w:proofErr w:type="spellStart"/>
+      <w:r>
+        <w:rPr>
+          <w:rFonts w:ascii="思源黑体 CN Normal" w:eastAsia="思源黑体 CN Normal" w:hAnsi="思源黑体 CN Normal"/>
           <w:color w:val="000000" w:themeColor="text1"/>
           <w:sz w:val="16"/>
           <w:szCs w:val="16"/>
         </w:rPr>
-        <w:t>联合发布的</w:t>
-      </w:r>
+        <w:t>sample.association.ASCO</w:t>
+      </w:r>
+      <w:proofErr w:type="spellEnd"/>
       <w:r>
         <w:rPr>
           <w:rFonts w:ascii="思源黑体 CN Normal" w:eastAsia="思源黑体 CN Normal" w:hAnsi="思源黑体 CN Normal"/>
@@ -15713,7 +19132,83 @@
           <w:sz w:val="16"/>
           <w:szCs w:val="16"/>
         </w:rPr>
-        <w:t>{{sample.guideline.tumor_var}}</w:t>
+        <w:t xml:space="preserve"> }}</w:t>
+      </w:r>
+      <w:r>
+        <w:rPr>
+          <w:rFonts w:ascii="思源黑体 CN Normal" w:eastAsia="思源黑体 CN Normal" w:hAnsi="思源黑体 CN Normal" w:hint="eastAsia"/>
+          <w:color w:val="000000" w:themeColor="text1"/>
+          <w:sz w:val="16"/>
+          <w:szCs w:val="16"/>
+        </w:rPr>
+        <w:t>和</w:t>
+      </w:r>
+      <w:r>
+        <w:rPr>
+          <w:rFonts w:ascii="思源黑体 CN Normal" w:eastAsia="思源黑体 CN Normal" w:hAnsi="思源黑体 CN Normal"/>
+          <w:color w:val="000000" w:themeColor="text1"/>
+          <w:sz w:val="16"/>
+          <w:szCs w:val="16"/>
+        </w:rPr>
+        <w:t>{{</w:t>
+      </w:r>
+      <w:proofErr w:type="spellStart"/>
+      <w:r>
+        <w:rPr>
+          <w:rFonts w:ascii="思源黑体 CN Normal" w:eastAsia="思源黑体 CN Normal" w:hAnsi="思源黑体 CN Normal"/>
+          <w:color w:val="000000" w:themeColor="text1"/>
+          <w:sz w:val="16"/>
+          <w:szCs w:val="16"/>
+        </w:rPr>
+        <w:t>sample.association.CAP</w:t>
+      </w:r>
+      <w:proofErr w:type="spellEnd"/>
+      <w:r>
+        <w:rPr>
+          <w:rFonts w:ascii="思源黑体 CN Normal" w:eastAsia="思源黑体 CN Normal" w:hAnsi="思源黑体 CN Normal"/>
+          <w:color w:val="000000" w:themeColor="text1"/>
+          <w:sz w:val="16"/>
+          <w:szCs w:val="16"/>
+        </w:rPr>
+        <w:t xml:space="preserve"> }}</w:t>
+      </w:r>
+      <w:r>
+        <w:rPr>
+          <w:rFonts w:ascii="思源黑体 CN Normal" w:eastAsia="思源黑体 CN Normal" w:hAnsi="思源黑体 CN Normal" w:hint="eastAsia"/>
+          <w:color w:val="000000" w:themeColor="text1"/>
+          <w:sz w:val="16"/>
+          <w:szCs w:val="16"/>
+        </w:rPr>
+        <w:t>联合发布的</w:t>
+      </w:r>
+      <w:r>
+        <w:rPr>
+          <w:rFonts w:ascii="思源黑体 CN Normal" w:eastAsia="思源黑体 CN Normal" w:hAnsi="思源黑体 CN Normal"/>
+          <w:color w:val="000000" w:themeColor="text1"/>
+          <w:sz w:val="16"/>
+          <w:szCs w:val="16"/>
+        </w:rPr>
+        <w:t>{{</w:t>
+      </w:r>
+      <w:proofErr w:type="spellStart"/>
+      <w:r>
+        <w:rPr>
+          <w:rFonts w:ascii="思源黑体 CN Normal" w:eastAsia="思源黑体 CN Normal" w:hAnsi="思源黑体 CN Normal"/>
+          <w:color w:val="000000" w:themeColor="text1"/>
+          <w:sz w:val="16"/>
+          <w:szCs w:val="16"/>
+        </w:rPr>
+        <w:t>sample.guideline.tumor_var</w:t>
+      </w:r>
+      <w:proofErr w:type="spellEnd"/>
+      <w:r>
+        <w:rPr>
+          <w:rFonts w:ascii="思源黑体 CN Normal" w:eastAsia="思源黑体 CN Normal" w:hAnsi="思源黑体 CN Normal"/>
+          <w:color w:val="000000" w:themeColor="text1"/>
+          <w:sz w:val="16"/>
+          <w:szCs w:val="16"/>
+        </w:rPr>
+        <w:t>}}</w:t>
       </w:r>
       <w:r>
         <w:rPr>
@@ -15731,17 +19226,9 @@
           <w:sz w:val="16"/>
           <w:szCs w:val="16"/>
         </w:rPr>
-        <w:t>{%if sample.control_sample_id %}</w:t>
-      </w:r>
-      <w:r>
-        <w:rPr>
-          <w:rFonts w:ascii="思源黑体 CN Normal" w:eastAsia="思源黑体 CN Normal" w:hAnsi="思源黑体 CN Normal" w:hint="eastAsia"/>
-          <w:color w:val="000000" w:themeColor="text1"/>
-          <w:sz w:val="16"/>
-          <w:szCs w:val="16"/>
-        </w:rPr>
-        <w:t>胚系/体细胞</w:t>
-      </w:r>
+        <w:t xml:space="preserve">{%if </w:t>
+      </w:r>
+      <w:proofErr w:type="spellStart"/>
       <w:r>
         <w:rPr>
           <w:rFonts w:ascii="思源黑体 CN Normal" w:eastAsia="思源黑体 CN Normal" w:hAnsi="思源黑体 CN Normal" w:hint="eastAsia"/>
@@ -15749,6 +19236,34 @@
           <w:sz w:val="16"/>
           <w:szCs w:val="16"/>
         </w:rPr>
+        <w:t>sample.control_sample_id</w:t>
+      </w:r>
+      <w:proofErr w:type="spellEnd"/>
+      <w:r>
+        <w:rPr>
+          <w:rFonts w:ascii="思源黑体 CN Normal" w:eastAsia="思源黑体 CN Normal" w:hAnsi="思源黑体 CN Normal" w:hint="eastAsia"/>
+          <w:color w:val="FF0000"/>
+          <w:sz w:val="16"/>
+          <w:szCs w:val="16"/>
+        </w:rPr>
+        <w:t xml:space="preserve"> %}</w:t>
+      </w:r>
+      <w:r>
+        <w:rPr>
+          <w:rFonts w:ascii="思源黑体 CN Normal" w:eastAsia="思源黑体 CN Normal" w:hAnsi="思源黑体 CN Normal" w:hint="eastAsia"/>
+          <w:color w:val="000000" w:themeColor="text1"/>
+          <w:sz w:val="16"/>
+          <w:szCs w:val="16"/>
+        </w:rPr>
+        <w:t>胚系/体细胞</w:t>
+      </w:r>
+      <w:r>
+        <w:rPr>
+          <w:rFonts w:ascii="思源黑体 CN Normal" w:eastAsia="思源黑体 CN Normal" w:hAnsi="思源黑体 CN Normal" w:hint="eastAsia"/>
+          <w:color w:val="FF0000"/>
+          <w:sz w:val="16"/>
+          <w:szCs w:val="16"/>
+        </w:rPr>
         <w:t>{%</w:t>
       </w:r>
       <w:r>
@@ -15834,17 +19349,19 @@
           <w:sz w:val="16"/>
           <w:szCs w:val="16"/>
         </w:rPr>
-        <w:t>%p if sample.prod_names in [“</w:t>
-      </w:r>
-      <w:r>
-        <w:rPr>
-          <w:rFonts w:ascii="思源黑体 CN Normal" w:eastAsia="思源黑体 CN Normal" w:hAnsi="思源黑体 CN Normal" w:hint="eastAsia"/>
+        <w:t xml:space="preserve">%p if </w:t>
+      </w:r>
+      <w:proofErr w:type="spellStart"/>
+      <w:r>
+        <w:rPr>
+          <w:rFonts w:ascii="思源黑体 CN Normal" w:eastAsia="思源黑体 CN Normal" w:hAnsi="思源黑体 CN Normal"/>
           <w:color w:val="000000" w:themeColor="text1"/>
           <w:sz w:val="16"/>
           <w:szCs w:val="16"/>
         </w:rPr>
-        <w:t>Classic Panel-胃</w:t>
-      </w:r>
+        <w:t>sample.prod_names</w:t>
+      </w:r>
+      <w:proofErr w:type="spellEnd"/>
       <w:r>
         <w:rPr>
           <w:rFonts w:ascii="思源黑体 CN Normal" w:eastAsia="思源黑体 CN Normal" w:hAnsi="思源黑体 CN Normal"/>
@@ -15852,7 +19369,7 @@
           <w:sz w:val="16"/>
           <w:szCs w:val="16"/>
         </w:rPr>
-        <w:t>”, “</w:t>
+        <w:t xml:space="preserve"> in [“</w:t>
       </w:r>
       <w:r>
         <w:rPr>
@@ -15861,7 +19378,7 @@
           <w:sz w:val="16"/>
           <w:szCs w:val="16"/>
         </w:rPr>
-        <w:t>Classic Panel-甲状腺</w:t>
+        <w:t>Classic Panel-胃</w:t>
       </w:r>
       <w:r>
         <w:rPr>
@@ -15879,25 +19396,25 @@
           <w:sz w:val="16"/>
           <w:szCs w:val="16"/>
         </w:rPr>
-        <w:t>Classic Panel-</w:t>
-      </w:r>
-      <w:r>
-        <w:rPr>
-          <w:rFonts w:ascii="思源黑体 CN Normal" w:eastAsia="思源黑体 CN Normal" w:hAnsi="思源黑体 CN Normal" w:hint="eastAsia"/>
+        <w:t>Classic Panel-甲状腺</w:t>
+      </w:r>
+      <w:r>
+        <w:rPr>
+          <w:rFonts w:ascii="思源黑体 CN Normal" w:eastAsia="思源黑体 CN Normal" w:hAnsi="思源黑体 CN Normal"/>
           <w:color w:val="000000" w:themeColor="text1"/>
           <w:sz w:val="16"/>
           <w:szCs w:val="16"/>
         </w:rPr>
-        <w:t>肝胆</w:t>
-      </w:r>
-      <w:r>
-        <w:rPr>
-          <w:rFonts w:ascii="思源黑体 CN Normal" w:eastAsia="思源黑体 CN Normal" w:hAnsi="思源黑体 CN Normal"/>
+        <w:t>”, “</w:t>
+      </w:r>
+      <w:r>
+        <w:rPr>
+          <w:rFonts w:ascii="思源黑体 CN Normal" w:eastAsia="思源黑体 CN Normal" w:hAnsi="思源黑体 CN Normal" w:hint="eastAsia"/>
           <w:color w:val="000000" w:themeColor="text1"/>
           <w:sz w:val="16"/>
           <w:szCs w:val="16"/>
         </w:rPr>
-        <w:t>”, “</w:t>
+        <w:t>Classic Panel-</w:t>
       </w:r>
       <w:r>
         <w:rPr>
@@ -15906,24 +19423,42 @@
           <w:sz w:val="16"/>
           <w:szCs w:val="16"/>
         </w:rPr>
-        <w:t>Classic Panel-</w:t>
-      </w:r>
-      <w:r>
-        <w:rPr>
-          <w:rFonts w:ascii="思源黑体 CN Normal" w:eastAsia="思源黑体 CN Normal" w:hAnsi="思源黑体 CN Normal" w:hint="eastAsia"/>
+        <w:t>肝胆</w:t>
+      </w:r>
+      <w:r>
+        <w:rPr>
+          <w:rFonts w:ascii="思源黑体 CN Normal" w:eastAsia="思源黑体 CN Normal" w:hAnsi="思源黑体 CN Normal"/>
           <w:color w:val="000000" w:themeColor="text1"/>
           <w:sz w:val="16"/>
           <w:szCs w:val="16"/>
         </w:rPr>
-        <w:t>骨</w:t>
-      </w:r>
-      <w:r>
-        <w:rPr>
-          <w:rFonts w:ascii="思源黑体 CN Normal" w:eastAsia="思源黑体 CN Normal" w:hAnsi="思源黑体 CN Normal"/>
+        <w:t>”, “</w:t>
+      </w:r>
+      <w:r>
+        <w:rPr>
+          <w:rFonts w:ascii="思源黑体 CN Normal" w:eastAsia="思源黑体 CN Normal" w:hAnsi="思源黑体 CN Normal" w:hint="eastAsia"/>
           <w:color w:val="000000" w:themeColor="text1"/>
           <w:sz w:val="16"/>
           <w:szCs w:val="16"/>
         </w:rPr>
+        <w:t>Classic Panel-</w:t>
+      </w:r>
+      <w:r>
+        <w:rPr>
+          <w:rFonts w:ascii="思源黑体 CN Normal" w:eastAsia="思源黑体 CN Normal" w:hAnsi="思源黑体 CN Normal" w:hint="eastAsia"/>
+          <w:color w:val="000000" w:themeColor="text1"/>
+          <w:sz w:val="16"/>
+          <w:szCs w:val="16"/>
+        </w:rPr>
+        <w:t>骨</w:t>
+      </w:r>
+      <w:r>
+        <w:rPr>
+          <w:rFonts w:ascii="思源黑体 CN Normal" w:eastAsia="思源黑体 CN Normal" w:hAnsi="思源黑体 CN Normal"/>
+          <w:color w:val="000000" w:themeColor="text1"/>
+          <w:sz w:val="16"/>
+          <w:szCs w:val="16"/>
+        </w:rPr>
         <w:t>”]%}</w:t>
       </w:r>
     </w:p>
@@ -16056,17 +19591,19 @@
           <w:sz w:val="16"/>
           <w:szCs w:val="16"/>
         </w:rPr>
-        <w:t>%p if sample.prod_names==”</w:t>
-      </w:r>
-      <w:r>
-        <w:rPr>
-          <w:rFonts w:ascii="思源黑体 CN Normal" w:eastAsia="思源黑体 CN Normal" w:hAnsi="思源黑体 CN Normal" w:hint="eastAsia"/>
+        <w:t xml:space="preserve">%p if </w:t>
+      </w:r>
+      <w:proofErr w:type="spellStart"/>
+      <w:r>
+        <w:rPr>
+          <w:rFonts w:ascii="思源黑体 CN Normal" w:eastAsia="思源黑体 CN Normal" w:hAnsi="思源黑体 CN Normal"/>
           <w:color w:val="000000" w:themeColor="text1"/>
           <w:sz w:val="16"/>
           <w:szCs w:val="16"/>
         </w:rPr>
-        <w:t>Pan116（组织）-胰腺</w:t>
-      </w:r>
+        <w:t>sample.prod_names</w:t>
+      </w:r>
+      <w:proofErr w:type="spellEnd"/>
       <w:r>
         <w:rPr>
           <w:rFonts w:ascii="思源黑体 CN Normal" w:eastAsia="思源黑体 CN Normal" w:hAnsi="思源黑体 CN Normal"/>
@@ -16074,7 +19611,47 @@
           <w:sz w:val="16"/>
           <w:szCs w:val="16"/>
         </w:rPr>
-        <w:t>”%}</w:t>
+        <w:t>==</w:t>
+      </w:r>
+      <w:proofErr w:type="gramStart"/>
+      <w:r>
+        <w:rPr>
+          <w:rFonts w:ascii="思源黑体 CN Normal" w:eastAsia="思源黑体 CN Normal" w:hAnsi="思源黑体 CN Normal"/>
+          <w:color w:val="000000" w:themeColor="text1"/>
+          <w:sz w:val="16"/>
+          <w:szCs w:val="16"/>
+        </w:rPr>
+        <w:t>”</w:t>
+      </w:r>
+      <w:proofErr w:type="gramEnd"/>
+      <w:r>
+        <w:rPr>
+          <w:rFonts w:ascii="思源黑体 CN Normal" w:eastAsia="思源黑体 CN Normal" w:hAnsi="思源黑体 CN Normal" w:hint="eastAsia"/>
+          <w:color w:val="000000" w:themeColor="text1"/>
+          <w:sz w:val="16"/>
+          <w:szCs w:val="16"/>
+        </w:rPr>
+        <w:t>Pan116（组织）-胰腺</w:t>
+      </w:r>
+      <w:proofErr w:type="gramStart"/>
+      <w:r>
+        <w:rPr>
+          <w:rFonts w:ascii="思源黑体 CN Normal" w:eastAsia="思源黑体 CN Normal" w:hAnsi="思源黑体 CN Normal"/>
+          <w:color w:val="000000" w:themeColor="text1"/>
+          <w:sz w:val="16"/>
+          <w:szCs w:val="16"/>
+        </w:rPr>
+        <w:t>”</w:t>
+      </w:r>
+      <w:proofErr w:type="gramEnd"/>
+      <w:r>
+        <w:rPr>
+          <w:rFonts w:ascii="思源黑体 CN Normal" w:eastAsia="思源黑体 CN Normal" w:hAnsi="思源黑体 CN Normal"/>
+          <w:color w:val="000000" w:themeColor="text1"/>
+          <w:sz w:val="16"/>
+          <w:szCs w:val="16"/>
+        </w:rPr>
+        <w:t>%}</w:t>
       </w:r>
     </w:p>
     <w:p>
@@ -16104,26 +19681,9 @@
           <w:szCs w:val="16"/>
           <w:highlight w:val="yellow"/>
         </w:rPr>
-        <w:t>{%if [sample.json_batch_name, “v0.8.0”]|judge_version%}</w:t>
-      </w:r>
-      <w:r>
-        <w:rPr>
-          <w:rFonts w:ascii="思源黑体 CN Normal" w:eastAsia="思源黑体 CN Normal" w:hAnsi="思源黑体 CN Normal" w:hint="eastAsia"/>
-          <w:color w:val="000000" w:themeColor="text1"/>
-          <w:sz w:val="16"/>
-          <w:szCs w:val="16"/>
-        </w:rPr>
-        <w:t>本产品</w:t>
-      </w:r>
-      <w:r>
-        <w:rPr>
-          <w:rFonts w:ascii="思源黑体 CN Normal" w:eastAsia="思源黑体 CN Normal" w:hAnsi="思源黑体 CN Normal" w:hint="eastAsia"/>
-          <w:color w:val="000000" w:themeColor="text1"/>
-          <w:sz w:val="16"/>
-          <w:szCs w:val="16"/>
-        </w:rPr>
-        <w:t>共检测75个微卫星位点，MSI-H阳性阈值为90。</w:t>
-      </w:r>
+        <w:t>{%if [</w:t>
+      </w:r>
+      <w:proofErr w:type="spellStart"/>
       <w:r>
         <w:rPr>
           <w:rFonts w:ascii="思源黑体 CN Normal" w:eastAsia="思源黑体 CN Normal" w:hAnsi="思源黑体 CN Normal" w:hint="eastAsia"/>
@@ -16132,78 +19692,139 @@
           <w:szCs w:val="16"/>
           <w:highlight w:val="yellow"/>
         </w:rPr>
-        <w:t>{%else%}</w:t>
-      </w:r>
+        <w:t>sample.json_batch_name</w:t>
+      </w:r>
+      <w:proofErr w:type="spellEnd"/>
       <w:r>
         <w:rPr>
           <w:rFonts w:ascii="思源黑体 CN Normal" w:eastAsia="思源黑体 CN Normal" w:hAnsi="思源黑体 CN Normal" w:hint="eastAsia"/>
-          <w:color w:val="000000" w:themeColor="text1"/>
-          <w:sz w:val="16"/>
-          <w:szCs w:val="16"/>
-        </w:rPr>
-        <w:t>本产品共检测</w:t>
-      </w:r>
-      <w:r>
-        <w:rPr>
-          <w:rFonts w:ascii="思源黑体 CN Normal" w:eastAsia="思源黑体 CN Normal" w:hAnsi="思源黑体 CN Normal" w:hint="eastAsia"/>
-          <w:color w:val="000000" w:themeColor="text1"/>
-          <w:sz w:val="16"/>
-          <w:szCs w:val="16"/>
-        </w:rPr>
-        <w:t>53</w:t>
-      </w:r>
-      <w:r>
-        <w:rPr>
-          <w:rFonts w:ascii="思源黑体 CN Normal" w:eastAsia="思源黑体 CN Normal" w:hAnsi="思源黑体 CN Normal" w:hint="eastAsia"/>
-          <w:color w:val="000000" w:themeColor="text1"/>
-          <w:sz w:val="16"/>
-          <w:szCs w:val="16"/>
-        </w:rPr>
-        <w:t>个</w:t>
-      </w:r>
-      <w:r>
-        <w:rPr>
-          <w:rFonts w:ascii="思源黑体 CN Normal" w:eastAsia="思源黑体 CN Normal" w:hAnsi="思源黑体 CN Normal" w:hint="eastAsia"/>
-          <w:color w:val="000000" w:themeColor="text1"/>
-          <w:sz w:val="16"/>
-          <w:szCs w:val="16"/>
-        </w:rPr>
-        <w:t>MS</w:t>
-      </w:r>
-      <w:r>
-        <w:rPr>
-          <w:rFonts w:ascii="思源黑体 CN Normal" w:eastAsia="思源黑体 CN Normal" w:hAnsi="思源黑体 CN Normal" w:hint="eastAsia"/>
-          <w:color w:val="000000" w:themeColor="text1"/>
-          <w:sz w:val="16"/>
-          <w:szCs w:val="16"/>
-        </w:rPr>
-        <w:t>位点，MSI-H阳性阈值为15%，</w:t>
-      </w:r>
-      <w:r>
-        <w:rPr>
-          <w:rFonts w:ascii="思源黑体 CN Normal" w:eastAsia="思源黑体 CN Normal" w:hAnsi="思源黑体 CN Normal" w:hint="eastAsia"/>
-          <w:color w:val="000000" w:themeColor="text1"/>
-          <w:sz w:val="16"/>
-          <w:szCs w:val="16"/>
-        </w:rPr>
-        <w:t>高于15％则判定该样本为MSI-H，反之为MSS。</w:t>
-      </w:r>
-      <w:r>
-        <w:rPr>
-          <w:rFonts w:ascii="思源黑体 CN Normal" w:eastAsia="思源黑体 CN Normal" w:hAnsi="思源黑体 CN Normal"/>
           <w:color w:val="000000" w:themeColor="text1"/>
           <w:sz w:val="16"/>
           <w:szCs w:val="16"/>
           <w:highlight w:val="yellow"/>
         </w:rPr>
-        <w:t>{%endif%}</w:t>
-      </w:r>
+        <w:t>, “v0.8.0”]|</w:t>
+      </w:r>
+      <w:proofErr w:type="spellStart"/>
       <w:r>
         <w:rPr>
           <w:rFonts w:ascii="思源黑体 CN Normal" w:eastAsia="思源黑体 CN Normal" w:hAnsi="思源黑体 CN Normal" w:hint="eastAsia"/>
           <w:color w:val="000000" w:themeColor="text1"/>
           <w:sz w:val="16"/>
           <w:szCs w:val="16"/>
+          <w:highlight w:val="yellow"/>
+        </w:rPr>
+        <w:t>judge_version</w:t>
+      </w:r>
+      <w:proofErr w:type="spellEnd"/>
+      <w:r>
+        <w:rPr>
+          <w:rFonts w:ascii="思源黑体 CN Normal" w:eastAsia="思源黑体 CN Normal" w:hAnsi="思源黑体 CN Normal" w:hint="eastAsia"/>
+          <w:color w:val="000000" w:themeColor="text1"/>
+          <w:sz w:val="16"/>
+          <w:szCs w:val="16"/>
+          <w:highlight w:val="yellow"/>
+        </w:rPr>
+        <w:t>%}</w:t>
+      </w:r>
+      <w:r>
+        <w:rPr>
+          <w:rFonts w:ascii="思源黑体 CN Normal" w:eastAsia="思源黑体 CN Normal" w:hAnsi="思源黑体 CN Normal" w:hint="eastAsia"/>
+          <w:color w:val="000000" w:themeColor="text1"/>
+          <w:sz w:val="16"/>
+          <w:szCs w:val="16"/>
+        </w:rPr>
+        <w:t>本产品</w:t>
+      </w:r>
+      <w:r>
+        <w:rPr>
+          <w:rFonts w:ascii="思源黑体 CN Normal" w:eastAsia="思源黑体 CN Normal" w:hAnsi="思源黑体 CN Normal" w:hint="eastAsia"/>
+          <w:color w:val="000000" w:themeColor="text1"/>
+          <w:sz w:val="16"/>
+          <w:szCs w:val="16"/>
+        </w:rPr>
+        <w:t>共检测75个微卫星位点，MSI-H阳性阈值为90。</w:t>
+      </w:r>
+      <w:r>
+        <w:rPr>
+          <w:rFonts w:ascii="思源黑体 CN Normal" w:eastAsia="思源黑体 CN Normal" w:hAnsi="思源黑体 CN Normal" w:hint="eastAsia"/>
+          <w:color w:val="000000" w:themeColor="text1"/>
+          <w:sz w:val="16"/>
+          <w:szCs w:val="16"/>
+          <w:highlight w:val="yellow"/>
+        </w:rPr>
+        <w:t>{%else%}</w:t>
+      </w:r>
+      <w:r>
+        <w:rPr>
+          <w:rFonts w:ascii="思源黑体 CN Normal" w:eastAsia="思源黑体 CN Normal" w:hAnsi="思源黑体 CN Normal" w:hint="eastAsia"/>
+          <w:color w:val="000000" w:themeColor="text1"/>
+          <w:sz w:val="16"/>
+          <w:szCs w:val="16"/>
+        </w:rPr>
+        <w:t>本产品共检测</w:t>
+      </w:r>
+      <w:r>
+        <w:rPr>
+          <w:rFonts w:ascii="思源黑体 CN Normal" w:eastAsia="思源黑体 CN Normal" w:hAnsi="思源黑体 CN Normal" w:hint="eastAsia"/>
+          <w:color w:val="000000" w:themeColor="text1"/>
+          <w:sz w:val="16"/>
+          <w:szCs w:val="16"/>
+        </w:rPr>
+        <w:t>53</w:t>
+      </w:r>
+      <w:r>
+        <w:rPr>
+          <w:rFonts w:ascii="思源黑体 CN Normal" w:eastAsia="思源黑体 CN Normal" w:hAnsi="思源黑体 CN Normal" w:hint="eastAsia"/>
+          <w:color w:val="000000" w:themeColor="text1"/>
+          <w:sz w:val="16"/>
+          <w:szCs w:val="16"/>
+        </w:rPr>
+        <w:t>个</w:t>
+      </w:r>
+      <w:r>
+        <w:rPr>
+          <w:rFonts w:ascii="思源黑体 CN Normal" w:eastAsia="思源黑体 CN Normal" w:hAnsi="思源黑体 CN Normal" w:hint="eastAsia"/>
+          <w:color w:val="000000" w:themeColor="text1"/>
+          <w:sz w:val="16"/>
+          <w:szCs w:val="16"/>
+        </w:rPr>
+        <w:t>MS</w:t>
+      </w:r>
+      <w:r>
+        <w:rPr>
+          <w:rFonts w:ascii="思源黑体 CN Normal" w:eastAsia="思源黑体 CN Normal" w:hAnsi="思源黑体 CN Normal" w:hint="eastAsia"/>
+          <w:color w:val="000000" w:themeColor="text1"/>
+          <w:sz w:val="16"/>
+          <w:szCs w:val="16"/>
+        </w:rPr>
+        <w:t>位点，MSI-H阳性阈值为15%，</w:t>
+      </w:r>
+      <w:r>
+        <w:rPr>
+          <w:rFonts w:ascii="思源黑体 CN Normal" w:eastAsia="思源黑体 CN Normal" w:hAnsi="思源黑体 CN Normal" w:hint="eastAsia"/>
+          <w:color w:val="000000" w:themeColor="text1"/>
+          <w:sz w:val="16"/>
+          <w:szCs w:val="16"/>
+        </w:rPr>
+        <w:t>高于15％则判定该样本为MSI-H，反之为MSS。</w:t>
+      </w:r>
+      <w:r>
+        <w:rPr>
+          <w:rFonts w:ascii="思源黑体 CN Normal" w:eastAsia="思源黑体 CN Normal" w:hAnsi="思源黑体 CN Normal"/>
+          <w:color w:val="000000" w:themeColor="text1"/>
+          <w:sz w:val="16"/>
+          <w:szCs w:val="16"/>
+          <w:highlight w:val="yellow"/>
+        </w:rPr>
+        <w:t>{%endif%}</w:t>
+      </w:r>
+      <w:r>
+        <w:rPr>
+          <w:rFonts w:ascii="思源黑体 CN Normal" w:eastAsia="思源黑体 CN Normal" w:hAnsi="思源黑体 CN Normal" w:hint="eastAsia"/>
+          <w:color w:val="000000" w:themeColor="text1"/>
+          <w:sz w:val="16"/>
+          <w:szCs w:val="16"/>
         </w:rPr>
         <w:t>微卫星状态检测的准确性受肿瘤细胞含量影响较大，结果仅供参考。</w:t>
       </w:r>
@@ -16254,17 +19875,19 @@
           <w:sz w:val="16"/>
           <w:szCs w:val="16"/>
         </w:rPr>
-        <w:t>{%p if sample.prod_names in [“Pan116（血液）-胰腺”, “Pan116（血液）-乳腺”]</w:t>
-      </w:r>
-      <w:r>
-        <w:rPr>
-          <w:rFonts w:ascii="思源黑体 CN Normal" w:eastAsia="思源黑体 CN Normal" w:hAnsi="思源黑体 CN Normal"/>
+        <w:t xml:space="preserve">{%p if </w:t>
+      </w:r>
+      <w:proofErr w:type="spellStart"/>
+      <w:r>
+        <w:rPr>
+          <w:rFonts w:ascii="思源黑体 CN Normal" w:eastAsia="思源黑体 CN Normal" w:hAnsi="思源黑体 CN Normal" w:hint="eastAsia"/>
           <w:color w:val="000000" w:themeColor="text1"/>
           <w:sz w:val="16"/>
           <w:szCs w:val="16"/>
         </w:rPr>
-        <w:t xml:space="preserve"> </w:t>
-      </w:r>
+        <w:t>sample.prod_names</w:t>
+      </w:r>
+      <w:proofErr w:type="spellEnd"/>
       <w:r>
         <w:rPr>
           <w:rFonts w:ascii="思源黑体 CN Normal" w:eastAsia="思源黑体 CN Normal" w:hAnsi="思源黑体 CN Normal" w:hint="eastAsia"/>
@@ -16272,7 +19895,7 @@
           <w:sz w:val="16"/>
           <w:szCs w:val="16"/>
         </w:rPr>
-        <w:t>and</w:t>
+        <w:t xml:space="preserve"> in [“Pan116（血液）-胰腺”, “Pan116（血液）-乳腺”]</w:t>
       </w:r>
       <w:r>
         <w:rPr>
@@ -16283,6 +19906,25 @@
         </w:rPr>
         <w:t xml:space="preserve"> </w:t>
       </w:r>
+      <w:r>
+        <w:rPr>
+          <w:rFonts w:ascii="思源黑体 CN Normal" w:eastAsia="思源黑体 CN Normal" w:hAnsi="思源黑体 CN Normal" w:hint="eastAsia"/>
+          <w:color w:val="000000" w:themeColor="text1"/>
+          <w:sz w:val="16"/>
+          <w:szCs w:val="16"/>
+        </w:rPr>
+        <w:t>and</w:t>
+      </w:r>
+      <w:r>
+        <w:rPr>
+          <w:rFonts w:ascii="思源黑体 CN Normal" w:eastAsia="思源黑体 CN Normal" w:hAnsi="思源黑体 CN Normal"/>
+          <w:color w:val="000000" w:themeColor="text1"/>
+          <w:sz w:val="16"/>
+          <w:szCs w:val="16"/>
+        </w:rPr>
+        <w:t xml:space="preserve"> </w:t>
+      </w:r>
+      <w:proofErr w:type="spellStart"/>
       <w:r>
         <w:rPr>
           <w:rFonts w:ascii="思源黑体 CN Normal" w:eastAsia="思源黑体 CN Normal" w:hAnsi="思源黑体 CN Normal"/>
@@ -16292,6 +19934,7 @@
         </w:rPr>
         <w:t>sample.control_sample_id</w:t>
       </w:r>
+      <w:proofErr w:type="spellEnd"/>
       <w:r>
         <w:rPr>
           <w:rFonts w:ascii="思源黑体 CN Normal" w:eastAsia="思源黑体 CN Normal" w:hAnsi="思源黑体 CN Normal" w:hint="eastAsia"/>
@@ -16394,7 +20037,27 @@
           <w:sz w:val="16"/>
           <w:szCs w:val="16"/>
         </w:rPr>
-        <w:t>检出体细胞点突变/小片段插入缺失和结构变异时提示丰度，指突变型占野生型和突变型之和的比例；检出胚系点突变/小片段插入缺失时提示基因型，即纯合或杂合。</w:t>
+        <w:t>检出体细胞点突变/小片段插入缺失和结构变异时提示丰度，指突</w:t>
+      </w:r>
+      <w:proofErr w:type="gramStart"/>
+      <w:r>
+        <w:rPr>
+          <w:rFonts w:ascii="思源黑体 CN Normal" w:eastAsia="思源黑体 CN Normal" w:hAnsi="思源黑体 CN Normal" w:hint="eastAsia"/>
+          <w:color w:val="000000" w:themeColor="text1"/>
+          <w:sz w:val="16"/>
+          <w:szCs w:val="16"/>
+        </w:rPr>
+        <w:t>变型占</w:t>
+      </w:r>
+      <w:proofErr w:type="gramEnd"/>
+      <w:r>
+        <w:rPr>
+          <w:rFonts w:ascii="思源黑体 CN Normal" w:eastAsia="思源黑体 CN Normal" w:hAnsi="思源黑体 CN Normal" w:hint="eastAsia"/>
+          <w:color w:val="000000" w:themeColor="text1"/>
+          <w:sz w:val="16"/>
+          <w:szCs w:val="16"/>
+        </w:rPr>
+        <w:t>野生型和突变型之和的比例；检出胚系点突变/小片段插入缺失时提示基因型，即纯合或杂合。</w:t>
       </w:r>
       <w:bookmarkEnd w:id="7"/>
     </w:p>
@@ -16520,7 +20183,29 @@
           <w:color w:val="1E7648"/>
           <w:szCs w:val="21"/>
         </w:rPr>
-        <w:t>{%if sample.control_sample_id %}</w:t>
+        <w:t xml:space="preserve">{%if </w:t>
+      </w:r>
+      <w:proofErr w:type="spellStart"/>
+      <w:r>
+        <w:rPr>
+          <w:rFonts w:ascii="思源黑体 CN Bold" w:eastAsia="思源黑体 CN Bold" w:hAnsi="思源黑体 CN Bold"/>
+          <w:b/>
+          <w:bCs/>
+          <w:color w:val="1E7648"/>
+          <w:szCs w:val="21"/>
+        </w:rPr>
+        <w:t>sample.control_sample_id</w:t>
+      </w:r>
+      <w:proofErr w:type="spellEnd"/>
+      <w:r>
+        <w:rPr>
+          <w:rFonts w:ascii="思源黑体 CN Bold" w:eastAsia="思源黑体 CN Bold" w:hAnsi="思源黑体 CN Bold"/>
+          <w:b/>
+          <w:bCs/>
+          <w:color w:val="1E7648"/>
+          <w:szCs w:val="21"/>
+        </w:rPr>
+        <w:t xml:space="preserve"> %}</w:t>
       </w:r>
       <w:r>
         <w:rPr>
@@ -16659,24 +20344,68 @@
           <w:szCs w:val="13"/>
           <w:highlight w:val="magenta"/>
         </w:rPr>
-        <w:t>{{r page_break }}</w:t>
-      </w:r>
-    </w:p>
-    <w:p>
-      <w:pPr>
+        <w:t xml:space="preserve">{{r </w:t>
+      </w:r>
+      <w:proofErr w:type="spellStart"/>
+      <w:r>
         <w:rPr>
           <w:rFonts w:ascii="思源黑体 CN Light" w:eastAsia="思源黑体 CN Light" w:hAnsi="思源黑体 CN Light"/>
           <w:color w:val="595959" w:themeColor="text1" w:themeTint="A6"/>
           <w:sz w:val="13"/>
           <w:szCs w:val="13"/>
-        </w:rPr>
-      </w:pPr>
+          <w:highlight w:val="magenta"/>
+        </w:rPr>
+        <w:t>page_</w:t>
+      </w:r>
+      <w:proofErr w:type="gramStart"/>
       <w:r>
         <w:rPr>
           <w:rFonts w:ascii="思源黑体 CN Light" w:eastAsia="思源黑体 CN Light" w:hAnsi="思源黑体 CN Light"/>
           <w:color w:val="595959" w:themeColor="text1" w:themeTint="A6"/>
           <w:sz w:val="13"/>
           <w:szCs w:val="13"/>
+          <w:highlight w:val="magenta"/>
+        </w:rPr>
+        <w:t>break</w:t>
+      </w:r>
+      <w:proofErr w:type="spellEnd"/>
+      <w:r>
+        <w:rPr>
+          <w:rFonts w:ascii="思源黑体 CN Light" w:eastAsia="思源黑体 CN Light" w:hAnsi="思源黑体 CN Light"/>
+          <w:color w:val="595959" w:themeColor="text1" w:themeTint="A6"/>
+          <w:sz w:val="13"/>
+          <w:szCs w:val="13"/>
+          <w:highlight w:val="magenta"/>
+        </w:rPr>
+        <w:t xml:space="preserve"> }</w:t>
+      </w:r>
+      <w:proofErr w:type="gramEnd"/>
+      <w:r>
+        <w:rPr>
+          <w:rFonts w:ascii="思源黑体 CN Light" w:eastAsia="思源黑体 CN Light" w:hAnsi="思源黑体 CN Light"/>
+          <w:color w:val="595959" w:themeColor="text1" w:themeTint="A6"/>
+          <w:sz w:val="13"/>
+          <w:szCs w:val="13"/>
+          <w:highlight w:val="magenta"/>
+        </w:rPr>
+        <w:t>}</w:t>
+      </w:r>
+    </w:p>
+    <w:p>
+      <w:pPr>
+        <w:rPr>
+          <w:rFonts w:ascii="思源黑体 CN Light" w:eastAsia="思源黑体 CN Light" w:hAnsi="思源黑体 CN Light"/>
+          <w:color w:val="595959" w:themeColor="text1" w:themeTint="A6"/>
+          <w:sz w:val="13"/>
+          <w:szCs w:val="13"/>
+        </w:rPr>
+      </w:pPr>
+      <w:r>
+        <w:rPr>
+          <w:rFonts w:ascii="思源黑体 CN Light" w:eastAsia="思源黑体 CN Light" w:hAnsi="思源黑体 CN Light"/>
+          <w:color w:val="595959" w:themeColor="text1" w:themeTint="A6"/>
+          <w:sz w:val="13"/>
+          <w:szCs w:val="13"/>
         </w:rPr>
         <w:t>{%</w:t>
       </w:r>
@@ -16705,7 +20434,38 @@
           <w:sz w:val="13"/>
           <w:szCs w:val="13"/>
         </w:rPr>
-        <w:t>if sample.control_sample_id %}</w:t>
+        <w:t xml:space="preserve">if </w:t>
+      </w:r>
+      <w:proofErr w:type="spellStart"/>
+      <w:proofErr w:type="gramStart"/>
+      <w:r>
+        <w:rPr>
+          <w:rFonts w:ascii="思源黑体 CN Light" w:eastAsia="思源黑体 CN Light" w:hAnsi="思源黑体 CN Light"/>
+          <w:color w:val="595959" w:themeColor="text1" w:themeTint="A6"/>
+          <w:sz w:val="13"/>
+          <w:szCs w:val="13"/>
+        </w:rPr>
+        <w:t>sample.control</w:t>
+      </w:r>
+      <w:proofErr w:type="gramEnd"/>
+      <w:r>
+        <w:rPr>
+          <w:rFonts w:ascii="思源黑体 CN Light" w:eastAsia="思源黑体 CN Light" w:hAnsi="思源黑体 CN Light"/>
+          <w:color w:val="595959" w:themeColor="text1" w:themeTint="A6"/>
+          <w:sz w:val="13"/>
+          <w:szCs w:val="13"/>
+        </w:rPr>
+        <w:t>_sample_id</w:t>
+      </w:r>
+      <w:proofErr w:type="spellEnd"/>
+      <w:r>
+        <w:rPr>
+          <w:rFonts w:ascii="思源黑体 CN Light" w:eastAsia="思源黑体 CN Light" w:hAnsi="思源黑体 CN Light"/>
+          <w:color w:val="595959" w:themeColor="text1" w:themeTint="A6"/>
+          <w:sz w:val="13"/>
+          <w:szCs w:val="13"/>
+        </w:rPr>
+        <w:t xml:space="preserve"> %}</w:t>
       </w:r>
     </w:p>
     <w:p>
@@ -16826,7 +20586,51 @@
           <w:szCs w:val="13"/>
           <w:highlight w:val="magenta"/>
         </w:rPr>
-        <w:t>{{r page_break }}</w:t>
+        <w:t xml:space="preserve">{{r </w:t>
+      </w:r>
+      <w:proofErr w:type="spellStart"/>
+      <w:r>
+        <w:rPr>
+          <w:rFonts w:ascii="思源黑体 CN Light" w:eastAsia="思源黑体 CN Light" w:hAnsi="思源黑体 CN Light"/>
+          <w:color w:val="595959" w:themeColor="text1" w:themeTint="A6"/>
+          <w:sz w:val="13"/>
+          <w:szCs w:val="13"/>
+          <w:highlight w:val="magenta"/>
+        </w:rPr>
+        <w:t>page_</w:t>
+      </w:r>
+      <w:proofErr w:type="gramStart"/>
+      <w:r>
+        <w:rPr>
+          <w:rFonts w:ascii="思源黑体 CN Light" w:eastAsia="思源黑体 CN Light" w:hAnsi="思源黑体 CN Light"/>
+          <w:color w:val="595959" w:themeColor="text1" w:themeTint="A6"/>
+          <w:sz w:val="13"/>
+          <w:szCs w:val="13"/>
+          <w:highlight w:val="magenta"/>
+        </w:rPr>
+        <w:t>break</w:t>
+      </w:r>
+      <w:proofErr w:type="spellEnd"/>
+      <w:r>
+        <w:rPr>
+          <w:rFonts w:ascii="思源黑体 CN Light" w:eastAsia="思源黑体 CN Light" w:hAnsi="思源黑体 CN Light"/>
+          <w:color w:val="595959" w:themeColor="text1" w:themeTint="A6"/>
+          <w:sz w:val="13"/>
+          <w:szCs w:val="13"/>
+          <w:highlight w:val="magenta"/>
+        </w:rPr>
+        <w:t xml:space="preserve"> }</w:t>
+      </w:r>
+      <w:proofErr w:type="gramEnd"/>
+      <w:r>
+        <w:rPr>
+          <w:rFonts w:ascii="思源黑体 CN Light" w:eastAsia="思源黑体 CN Light" w:hAnsi="思源黑体 CN Light"/>
+          <w:color w:val="595959" w:themeColor="text1" w:themeTint="A6"/>
+          <w:sz w:val="13"/>
+          <w:szCs w:val="13"/>
+          <w:highlight w:val="magenta"/>
+        </w:rPr>
+        <w:t>}</w:t>
       </w:r>
     </w:p>
     <w:p>
@@ -16915,7 +20719,29 @@
           <w:color w:val="1E7648"/>
           <w:szCs w:val="21"/>
         </w:rPr>
-        <w:t>{%if sample.control_sample_id %}</w:t>
+        <w:t xml:space="preserve">{%if </w:t>
+      </w:r>
+      <w:proofErr w:type="spellStart"/>
+      <w:r>
+        <w:rPr>
+          <w:rFonts w:ascii="思源黑体 CN Bold" w:eastAsia="思源黑体 CN Bold" w:hAnsi="思源黑体 CN Bold"/>
+          <w:b/>
+          <w:bCs/>
+          <w:color w:val="1E7648"/>
+          <w:szCs w:val="21"/>
+        </w:rPr>
+        <w:t>sample.control_sample_id</w:t>
+      </w:r>
+      <w:proofErr w:type="spellEnd"/>
+      <w:r>
+        <w:rPr>
+          <w:rFonts w:ascii="思源黑体 CN Bold" w:eastAsia="思源黑体 CN Bold" w:hAnsi="思源黑体 CN Bold"/>
+          <w:b/>
+          <w:bCs/>
+          <w:color w:val="1E7648"/>
+          <w:szCs w:val="21"/>
+        </w:rPr>
+        <w:t xml:space="preserve"> %}</w:t>
       </w:r>
       <w:r>
         <w:rPr>
@@ -17051,7 +20877,47 @@
           <w:sz w:val="13"/>
           <w:szCs w:val="13"/>
         </w:rPr>
-        <w:t>{{r page_break }}</w:t>
+        <w:t xml:space="preserve">{{r </w:t>
+      </w:r>
+      <w:proofErr w:type="spellStart"/>
+      <w:r>
+        <w:rPr>
+          <w:rFonts w:ascii="思源黑体 CN Light" w:eastAsia="思源黑体 CN Light" w:hAnsi="思源黑体 CN Light"/>
+          <w:color w:val="595959" w:themeColor="text1" w:themeTint="A6"/>
+          <w:sz w:val="13"/>
+          <w:szCs w:val="13"/>
+        </w:rPr>
+        <w:t>page_</w:t>
+      </w:r>
+      <w:proofErr w:type="gramStart"/>
+      <w:r>
+        <w:rPr>
+          <w:rFonts w:ascii="思源黑体 CN Light" w:eastAsia="思源黑体 CN Light" w:hAnsi="思源黑体 CN Light"/>
+          <w:color w:val="595959" w:themeColor="text1" w:themeTint="A6"/>
+          <w:sz w:val="13"/>
+          <w:szCs w:val="13"/>
+        </w:rPr>
+        <w:t>break</w:t>
+      </w:r>
+      <w:proofErr w:type="spellEnd"/>
+      <w:r>
+        <w:rPr>
+          <w:rFonts w:ascii="思源黑体 CN Light" w:eastAsia="思源黑体 CN Light" w:hAnsi="思源黑体 CN Light"/>
+          <w:color w:val="595959" w:themeColor="text1" w:themeTint="A6"/>
+          <w:sz w:val="13"/>
+          <w:szCs w:val="13"/>
+        </w:rPr>
+        <w:t xml:space="preserve"> }</w:t>
+      </w:r>
+      <w:proofErr w:type="gramEnd"/>
+      <w:r>
+        <w:rPr>
+          <w:rFonts w:ascii="思源黑体 CN Light" w:eastAsia="思源黑体 CN Light" w:hAnsi="思源黑体 CN Light"/>
+          <w:color w:val="595959" w:themeColor="text1" w:themeTint="A6"/>
+          <w:sz w:val="13"/>
+          <w:szCs w:val="13"/>
+        </w:rPr>
+        <w:t>}</w:t>
       </w:r>
     </w:p>
     <w:tbl>
@@ -17166,7 +21032,7 @@
                     </wp:anchor>
                   </w:drawing>
                 </mc:Choice>
-                <mc:Fallback xmlns:w16sdtfl="http://schemas.microsoft.com/office/word/2024/wordml/sdtformatlock" xmlns:w16du="http://schemas.microsoft.com/office/word/2023/wordml/word16du" xmlns:oel="http://schemas.microsoft.com/office/2019/extlst">
+                <mc:Fallback xmlns:oel="http://schemas.microsoft.com/office/2019/extlst" xmlns:w16du="http://schemas.microsoft.com/office/word/2023/wordml/word16du" xmlns:w16sdtfl="http://schemas.microsoft.com/office/word/2024/wordml/sdtformatlock">
                   <w:pict>
                     <v:shape w14:anchorId="53A7FD0C" id="流程图: 接点 2" o:spid="_x0000_s1026" type="#_x0000_t120" style="position:absolute;left:0;text-align:left;margin-left:170.85pt;margin-top:3.25pt;width:24.65pt;height:25.15pt;z-index:-250413056;visibility:visible;mso-wrap-style:square;mso-wrap-distance-left:9pt;mso-wrap-distance-top:0;mso-wrap-distance-right:9pt;mso-wrap-distance-bottom:0;mso-position-horizontal:absolute;mso-position-horizontal-relative:text;mso-position-vertical:absolute;mso-position-vertical-relative:text;v-text-anchor:middle" o:gfxdata="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" fillcolor="#1e7648" stroked="f" strokeweight="2pt">
                       <v:shadow on="t" color="black [3213]" opacity="26214f" origin="-.5,-.5" offset=".74836mm,.74836mm"/>
@@ -17293,7 +21159,7 @@
                     </wp:anchor>
                   </w:drawing>
                 </mc:Choice>
-                <mc:Fallback xmlns:w16sdtfl="http://schemas.microsoft.com/office/word/2024/wordml/sdtformatlock" xmlns:w16du="http://schemas.microsoft.com/office/word/2023/wordml/word16du" xmlns:oel="http://schemas.microsoft.com/office/2019/extlst">
+                <mc:Fallback xmlns:oel="http://schemas.microsoft.com/office/2019/extlst" xmlns:w16du="http://schemas.microsoft.com/office/word/2023/wordml/word16du" xmlns:w16sdtfl="http://schemas.microsoft.com/office/word/2024/wordml/sdtformatlock">
                   <w:pict>
                     <v:roundrect w14:anchorId="6A081F62" id="矩形: 圆角 3" o:spid="_x0000_s1026" style="position:absolute;left:0;text-align:left;margin-left:-5.4pt;margin-top:3.45pt;width:123pt;height:25.3pt;z-index:-250414080;visibility:visible;mso-wrap-style:square;mso-wrap-distance-left:9pt;mso-wrap-distance-top:0;mso-wrap-distance-right:9pt;mso-wrap-distance-bottom:0;mso-position-horizontal:absolute;mso-position-horizontal-relative:margin;mso-position-vertical:absolute;mso-position-vertical-relative:text;v-text-anchor:middle" arcsize="10923f" o:gfxdata="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" fillcolor="#f2f2f2 [3052]" stroked="f" strokeweight="2pt">
                       <v:shadow on="t" color="black" opacity="26214f" origin="-.5,-.5" offset=".74836mm,.74836mm"/>
@@ -17326,7 +21192,15 @@
         <w:t>{</w:t>
       </w:r>
       <w:r>
-        <w:t>%p if sample.prod_names in [</w:t>
+        <w:t xml:space="preserve">%p if </w:t>
+      </w:r>
+      <w:proofErr w:type="spellStart"/>
+      <w:r>
+        <w:t>sample.prod_names</w:t>
+      </w:r>
+      <w:proofErr w:type="spellEnd"/>
+      <w:r>
+        <w:t xml:space="preserve"> in [</w:t>
       </w:r>
       <w:r>
         <w:rPr>
@@ -17616,7 +21490,27 @@
           <w:sz w:val="24"/>
           <w:szCs w:val="24"/>
         </w:rPr>
-        <w:t>{%if sample.control_sample_id %}体细胞{%endif%}</w:t>
+        <w:t xml:space="preserve">{%if </w:t>
+      </w:r>
+      <w:proofErr w:type="spellStart"/>
+      <w:r>
+        <w:rPr>
+          <w:rFonts w:ascii="思源黑体 CN Bold" w:eastAsia="思源黑体 CN Bold" w:hAnsi="思源黑体 CN Bold" w:hint="eastAsia"/>
+          <w:color w:val="1E7648"/>
+          <w:sz w:val="24"/>
+          <w:szCs w:val="24"/>
+        </w:rPr>
+        <w:t>sample.control_sample_id</w:t>
+      </w:r>
+      <w:proofErr w:type="spellEnd"/>
+      <w:r>
+        <w:rPr>
+          <w:rFonts w:ascii="思源黑体 CN Bold" w:eastAsia="思源黑体 CN Bold" w:hAnsi="思源黑体 CN Bold" w:hint="eastAsia"/>
+          <w:color w:val="1E7648"/>
+          <w:sz w:val="24"/>
+          <w:szCs w:val="24"/>
+        </w:rPr>
+        <w:t xml:space="preserve"> %}体细胞{%endif%}</w:t>
       </w:r>
       <w:r>
         <w:rPr>
@@ -17701,7 +21595,51 @@
           <w:szCs w:val="13"/>
           <w:highlight w:val="magenta"/>
         </w:rPr>
-        <w:t>{{r page_break }}</w:t>
+        <w:t xml:space="preserve">{{r </w:t>
+      </w:r>
+      <w:proofErr w:type="spellStart"/>
+      <w:r>
+        <w:rPr>
+          <w:rFonts w:ascii="思源黑体 CN Light" w:eastAsia="思源黑体 CN Light" w:hAnsi="思源黑体 CN Light"/>
+          <w:color w:val="595959" w:themeColor="text1" w:themeTint="A6"/>
+          <w:sz w:val="13"/>
+          <w:szCs w:val="13"/>
+          <w:highlight w:val="magenta"/>
+        </w:rPr>
+        <w:t>page_</w:t>
+      </w:r>
+      <w:proofErr w:type="gramStart"/>
+      <w:r>
+        <w:rPr>
+          <w:rFonts w:ascii="思源黑体 CN Light" w:eastAsia="思源黑体 CN Light" w:hAnsi="思源黑体 CN Light"/>
+          <w:color w:val="595959" w:themeColor="text1" w:themeTint="A6"/>
+          <w:sz w:val="13"/>
+          <w:szCs w:val="13"/>
+          <w:highlight w:val="magenta"/>
+        </w:rPr>
+        <w:t>break</w:t>
+      </w:r>
+      <w:proofErr w:type="spellEnd"/>
+      <w:r>
+        <w:rPr>
+          <w:rFonts w:ascii="思源黑体 CN Light" w:eastAsia="思源黑体 CN Light" w:hAnsi="思源黑体 CN Light"/>
+          <w:color w:val="595959" w:themeColor="text1" w:themeTint="A6"/>
+          <w:sz w:val="13"/>
+          <w:szCs w:val="13"/>
+          <w:highlight w:val="magenta"/>
+        </w:rPr>
+        <w:t xml:space="preserve"> }</w:t>
+      </w:r>
+      <w:proofErr w:type="gramEnd"/>
+      <w:r>
+        <w:rPr>
+          <w:rFonts w:ascii="思源黑体 CN Light" w:eastAsia="思源黑体 CN Light" w:hAnsi="思源黑体 CN Light"/>
+          <w:color w:val="595959" w:themeColor="text1" w:themeTint="A6"/>
+          <w:sz w:val="13"/>
+          <w:szCs w:val="13"/>
+          <w:highlight w:val="magenta"/>
+        </w:rPr>
+        <w:t>}</w:t>
       </w:r>
     </w:p>
     <w:p>
@@ -17753,7 +21691,27 @@
           <w:sz w:val="24"/>
           <w:szCs w:val="24"/>
         </w:rPr>
-        <w:t>{%if sample.control_sample_id %}体细胞{%endif%}</w:t>
+        <w:t xml:space="preserve">{%if </w:t>
+      </w:r>
+      <w:proofErr w:type="spellStart"/>
+      <w:r>
+        <w:rPr>
+          <w:rFonts w:ascii="思源黑体 CN Bold" w:eastAsia="思源黑体 CN Bold" w:hAnsi="思源黑体 CN Bold" w:hint="eastAsia"/>
+          <w:color w:val="1E7648"/>
+          <w:sz w:val="24"/>
+          <w:szCs w:val="24"/>
+        </w:rPr>
+        <w:t>sample.control_sample_id</w:t>
+      </w:r>
+      <w:proofErr w:type="spellEnd"/>
+      <w:r>
+        <w:rPr>
+          <w:rFonts w:ascii="思源黑体 CN Bold" w:eastAsia="思源黑体 CN Bold" w:hAnsi="思源黑体 CN Bold" w:hint="eastAsia"/>
+          <w:color w:val="1E7648"/>
+          <w:sz w:val="24"/>
+          <w:szCs w:val="24"/>
+        </w:rPr>
+        <w:t xml:space="preserve"> %}体细胞{%endif%}</w:t>
       </w:r>
       <w:r>
         <w:rPr>
@@ -17847,24 +21805,68 @@
           <w:szCs w:val="13"/>
           <w:highlight w:val="magenta"/>
         </w:rPr>
-        <w:t>{{r page_break }}</w:t>
-      </w:r>
-    </w:p>
-    <w:p>
-      <w:pPr>
+        <w:t xml:space="preserve">{{r </w:t>
+      </w:r>
+      <w:proofErr w:type="spellStart"/>
+      <w:r>
         <w:rPr>
           <w:rFonts w:ascii="思源黑体 CN Light" w:eastAsia="思源黑体 CN Light" w:hAnsi="思源黑体 CN Light"/>
           <w:color w:val="595959" w:themeColor="text1" w:themeTint="A6"/>
           <w:sz w:val="13"/>
           <w:szCs w:val="13"/>
-        </w:rPr>
-      </w:pPr>
+          <w:highlight w:val="magenta"/>
+        </w:rPr>
+        <w:t>page_</w:t>
+      </w:r>
+      <w:proofErr w:type="gramStart"/>
       <w:r>
         <w:rPr>
           <w:rFonts w:ascii="思源黑体 CN Light" w:eastAsia="思源黑体 CN Light" w:hAnsi="思源黑体 CN Light"/>
           <w:color w:val="595959" w:themeColor="text1" w:themeTint="A6"/>
           <w:sz w:val="13"/>
           <w:szCs w:val="13"/>
+          <w:highlight w:val="magenta"/>
+        </w:rPr>
+        <w:t>break</w:t>
+      </w:r>
+      <w:proofErr w:type="spellEnd"/>
+      <w:r>
+        <w:rPr>
+          <w:rFonts w:ascii="思源黑体 CN Light" w:eastAsia="思源黑体 CN Light" w:hAnsi="思源黑体 CN Light"/>
+          <w:color w:val="595959" w:themeColor="text1" w:themeTint="A6"/>
+          <w:sz w:val="13"/>
+          <w:szCs w:val="13"/>
+          <w:highlight w:val="magenta"/>
+        </w:rPr>
+        <w:t xml:space="preserve"> }</w:t>
+      </w:r>
+      <w:proofErr w:type="gramEnd"/>
+      <w:r>
+        <w:rPr>
+          <w:rFonts w:ascii="思源黑体 CN Light" w:eastAsia="思源黑体 CN Light" w:hAnsi="思源黑体 CN Light"/>
+          <w:color w:val="595959" w:themeColor="text1" w:themeTint="A6"/>
+          <w:sz w:val="13"/>
+          <w:szCs w:val="13"/>
+          <w:highlight w:val="magenta"/>
+        </w:rPr>
+        <w:t>}</w:t>
+      </w:r>
+    </w:p>
+    <w:p>
+      <w:pPr>
+        <w:rPr>
+          <w:rFonts w:ascii="思源黑体 CN Light" w:eastAsia="思源黑体 CN Light" w:hAnsi="思源黑体 CN Light"/>
+          <w:color w:val="595959" w:themeColor="text1" w:themeTint="A6"/>
+          <w:sz w:val="13"/>
+          <w:szCs w:val="13"/>
+        </w:rPr>
+      </w:pPr>
+      <w:r>
+        <w:rPr>
+          <w:rFonts w:ascii="思源黑体 CN Light" w:eastAsia="思源黑体 CN Light" w:hAnsi="思源黑体 CN Light"/>
+          <w:color w:val="595959" w:themeColor="text1" w:themeTint="A6"/>
+          <w:sz w:val="13"/>
+          <w:szCs w:val="13"/>
         </w:rPr>
         <w:t>{%</w:t>
       </w:r>
@@ -17893,7 +21895,38 @@
           <w:sz w:val="13"/>
           <w:szCs w:val="13"/>
         </w:rPr>
-        <w:t>if sample.control_sample_id %}</w:t>
+        <w:t xml:space="preserve">if </w:t>
+      </w:r>
+      <w:proofErr w:type="spellStart"/>
+      <w:proofErr w:type="gramStart"/>
+      <w:r>
+        <w:rPr>
+          <w:rFonts w:ascii="思源黑体 CN Light" w:eastAsia="思源黑体 CN Light" w:hAnsi="思源黑体 CN Light"/>
+          <w:color w:val="595959" w:themeColor="text1" w:themeTint="A6"/>
+          <w:sz w:val="13"/>
+          <w:szCs w:val="13"/>
+        </w:rPr>
+        <w:t>sample.control</w:t>
+      </w:r>
+      <w:proofErr w:type="gramEnd"/>
+      <w:r>
+        <w:rPr>
+          <w:rFonts w:ascii="思源黑体 CN Light" w:eastAsia="思源黑体 CN Light" w:hAnsi="思源黑体 CN Light"/>
+          <w:color w:val="595959" w:themeColor="text1" w:themeTint="A6"/>
+          <w:sz w:val="13"/>
+          <w:szCs w:val="13"/>
+        </w:rPr>
+        <w:t>_sample_id</w:t>
+      </w:r>
+      <w:proofErr w:type="spellEnd"/>
+      <w:r>
+        <w:rPr>
+          <w:rFonts w:ascii="思源黑体 CN Light" w:eastAsia="思源黑体 CN Light" w:hAnsi="思源黑体 CN Light"/>
+          <w:color w:val="595959" w:themeColor="text1" w:themeTint="A6"/>
+          <w:sz w:val="13"/>
+          <w:szCs w:val="13"/>
+        </w:rPr>
+        <w:t xml:space="preserve"> %}</w:t>
       </w:r>
     </w:p>
     <w:p>
@@ -18004,7 +22037,51 @@
           <w:szCs w:val="13"/>
           <w:highlight w:val="magenta"/>
         </w:rPr>
-        <w:t>{{r page_break }}</w:t>
+        <w:t xml:space="preserve">{{r </w:t>
+      </w:r>
+      <w:proofErr w:type="spellStart"/>
+      <w:r>
+        <w:rPr>
+          <w:rFonts w:ascii="思源黑体 CN Light" w:eastAsia="思源黑体 CN Light" w:hAnsi="思源黑体 CN Light"/>
+          <w:color w:val="595959" w:themeColor="text1" w:themeTint="A6"/>
+          <w:sz w:val="13"/>
+          <w:szCs w:val="13"/>
+          <w:highlight w:val="magenta"/>
+        </w:rPr>
+        <w:t>page_</w:t>
+      </w:r>
+      <w:proofErr w:type="gramStart"/>
+      <w:r>
+        <w:rPr>
+          <w:rFonts w:ascii="思源黑体 CN Light" w:eastAsia="思源黑体 CN Light" w:hAnsi="思源黑体 CN Light"/>
+          <w:color w:val="595959" w:themeColor="text1" w:themeTint="A6"/>
+          <w:sz w:val="13"/>
+          <w:szCs w:val="13"/>
+          <w:highlight w:val="magenta"/>
+        </w:rPr>
+        <w:t>break</w:t>
+      </w:r>
+      <w:proofErr w:type="spellEnd"/>
+      <w:r>
+        <w:rPr>
+          <w:rFonts w:ascii="思源黑体 CN Light" w:eastAsia="思源黑体 CN Light" w:hAnsi="思源黑体 CN Light"/>
+          <w:color w:val="595959" w:themeColor="text1" w:themeTint="A6"/>
+          <w:sz w:val="13"/>
+          <w:szCs w:val="13"/>
+          <w:highlight w:val="magenta"/>
+        </w:rPr>
+        <w:t xml:space="preserve"> }</w:t>
+      </w:r>
+      <w:proofErr w:type="gramEnd"/>
+      <w:r>
+        <w:rPr>
+          <w:rFonts w:ascii="思源黑体 CN Light" w:eastAsia="思源黑体 CN Light" w:hAnsi="思源黑体 CN Light"/>
+          <w:color w:val="595959" w:themeColor="text1" w:themeTint="A6"/>
+          <w:sz w:val="13"/>
+          <w:szCs w:val="13"/>
+          <w:highlight w:val="magenta"/>
+        </w:rPr>
+        <w:t>}</w:t>
       </w:r>
     </w:p>
     <w:p>
@@ -18157,7 +22234,7 @@
                     </wp:anchor>
                   </w:drawing>
                 </mc:Choice>
-                <mc:Fallback xmlns:w16sdtfl="http://schemas.microsoft.com/office/word/2024/wordml/sdtformatlock" xmlns:w16du="http://schemas.microsoft.com/office/word/2023/wordml/word16du" xmlns:oel="http://schemas.microsoft.com/office/2019/extlst">
+                <mc:Fallback xmlns:oel="http://schemas.microsoft.com/office/2019/extlst" xmlns:w16du="http://schemas.microsoft.com/office/word/2023/wordml/word16du" xmlns:w16sdtfl="http://schemas.microsoft.com/office/word/2024/wordml/sdtformatlock">
                   <w:pict>
                     <v:shape w14:anchorId="38D2C871" id="流程图: 接点 4" o:spid="_x0000_s1026" type="#_x0000_t120" style="position:absolute;left:0;text-align:left;margin-left:178.35pt;margin-top:3.25pt;width:24.65pt;height:25.15pt;z-index:-250409984;visibility:visible;mso-wrap-style:square;mso-wrap-distance-left:9pt;mso-wrap-distance-top:0;mso-wrap-distance-right:9pt;mso-wrap-distance-bottom:0;mso-position-horizontal:absolute;mso-position-horizontal-relative:text;mso-position-vertical:absolute;mso-position-vertical-relative:text;v-text-anchor:middle" o:gfxdata="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" fillcolor="#1e7648" stroked="f" strokeweight="2pt">
                       <v:shadow on="t" color="black [3213]" opacity="26214f" origin="-.5,-.5" offset=".74836mm,.74836mm"/>
@@ -18284,7 +22361,7 @@
                     </wp:anchor>
                   </w:drawing>
                 </mc:Choice>
-                <mc:Fallback xmlns:w16sdtfl="http://schemas.microsoft.com/office/word/2024/wordml/sdtformatlock" xmlns:w16du="http://schemas.microsoft.com/office/word/2023/wordml/word16du" xmlns:oel="http://schemas.microsoft.com/office/2019/extlst">
+                <mc:Fallback xmlns:oel="http://schemas.microsoft.com/office/2019/extlst" xmlns:w16du="http://schemas.microsoft.com/office/word/2023/wordml/word16du" xmlns:w16sdtfl="http://schemas.microsoft.com/office/word/2024/wordml/sdtformatlock">
                   <w:pict>
                     <v:roundrect w14:anchorId="5605718E" id="矩形: 圆角 5" o:spid="_x0000_s1026" style="position:absolute;left:0;text-align:left;margin-left:-5.15pt;margin-top:3.2pt;width:109.5pt;height:25.3pt;z-index:-250411008;visibility:visible;mso-wrap-style:square;mso-wrap-distance-left:9pt;mso-wrap-distance-top:0;mso-wrap-distance-right:9pt;mso-wrap-distance-bottom:0;mso-position-horizontal:absolute;mso-position-horizontal-relative:margin;mso-position-vertical:absolute;mso-position-vertical-relative:text;v-text-anchor:middle" arcsize="10923f" o:gfxdata="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" fillcolor="#f2f2f2 [3052]" stroked="f" strokeweight="2pt">
                       <v:shadow on="t" color="black" opacity="26214f" origin="-.5,-.5" offset=".74836mm,.74836mm"/>
@@ -18405,7 +22482,51 @@
           <w:szCs w:val="13"/>
           <w:highlight w:val="magenta"/>
         </w:rPr>
-        <w:t>{{r page_break }}</w:t>
+        <w:t xml:space="preserve">{{r </w:t>
+      </w:r>
+      <w:proofErr w:type="spellStart"/>
+      <w:r>
+        <w:rPr>
+          <w:rFonts w:ascii="思源黑体 CN Light" w:eastAsia="思源黑体 CN Light" w:hAnsi="思源黑体 CN Light"/>
+          <w:color w:val="595959" w:themeColor="text1" w:themeTint="A6"/>
+          <w:sz w:val="13"/>
+          <w:szCs w:val="13"/>
+          <w:highlight w:val="magenta"/>
+        </w:rPr>
+        <w:t>page_</w:t>
+      </w:r>
+      <w:proofErr w:type="gramStart"/>
+      <w:r>
+        <w:rPr>
+          <w:rFonts w:ascii="思源黑体 CN Light" w:eastAsia="思源黑体 CN Light" w:hAnsi="思源黑体 CN Light"/>
+          <w:color w:val="595959" w:themeColor="text1" w:themeTint="A6"/>
+          <w:sz w:val="13"/>
+          <w:szCs w:val="13"/>
+          <w:highlight w:val="magenta"/>
+        </w:rPr>
+        <w:t>break</w:t>
+      </w:r>
+      <w:proofErr w:type="spellEnd"/>
+      <w:r>
+        <w:rPr>
+          <w:rFonts w:ascii="思源黑体 CN Light" w:eastAsia="思源黑体 CN Light" w:hAnsi="思源黑体 CN Light"/>
+          <w:color w:val="595959" w:themeColor="text1" w:themeTint="A6"/>
+          <w:sz w:val="13"/>
+          <w:szCs w:val="13"/>
+          <w:highlight w:val="magenta"/>
+        </w:rPr>
+        <w:t xml:space="preserve"> }</w:t>
+      </w:r>
+      <w:proofErr w:type="gramEnd"/>
+      <w:r>
+        <w:rPr>
+          <w:rFonts w:ascii="思源黑体 CN Light" w:eastAsia="思源黑体 CN Light" w:hAnsi="思源黑体 CN Light"/>
+          <w:color w:val="595959" w:themeColor="text1" w:themeTint="A6"/>
+          <w:sz w:val="13"/>
+          <w:szCs w:val="13"/>
+          <w:highlight w:val="magenta"/>
+        </w:rPr>
+        <w:t>}</w:t>
       </w:r>
       <w:bookmarkEnd w:id="11"/>
     </w:p>
@@ -18521,7 +22642,7 @@
                     </wp:anchor>
                   </w:drawing>
                 </mc:Choice>
-                <mc:Fallback xmlns:w16sdtfl="http://schemas.microsoft.com/office/word/2024/wordml/sdtformatlock" xmlns:w16du="http://schemas.microsoft.com/office/word/2023/wordml/word16du" xmlns:oel="http://schemas.microsoft.com/office/2019/extlst">
+                <mc:Fallback xmlns:oel="http://schemas.microsoft.com/office/2019/extlst" xmlns:w16du="http://schemas.microsoft.com/office/word/2023/wordml/word16du" xmlns:w16sdtfl="http://schemas.microsoft.com/office/word/2024/wordml/sdtformatlock">
                   <w:pict>
                     <v:shape w14:anchorId="53CF8DAF" id="流程图: 接点 6" o:spid="_x0000_s1026" type="#_x0000_t120" style="position:absolute;left:0;text-align:left;margin-left:164.85pt;margin-top:3.25pt;width:24.65pt;height:25.15pt;z-index:-250406912;visibility:visible;mso-wrap-style:square;mso-wrap-distance-left:9pt;mso-wrap-distance-top:0;mso-wrap-distance-right:9pt;mso-wrap-distance-bottom:0;mso-position-horizontal:absolute;mso-position-horizontal-relative:text;mso-position-vertical:absolute;mso-position-vertical-relative:text;v-text-anchor:middle" o:gfxdata="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" fillcolor="#1e7648" stroked="f" strokeweight="2pt">
                       <v:shadow on="t" color="black [3213]" opacity="26214f" origin="-.5,-.5" offset=".74836mm,.74836mm"/>
@@ -18648,7 +22769,7 @@
                     </wp:anchor>
                   </w:drawing>
                 </mc:Choice>
-                <mc:Fallback xmlns:w16sdtfl="http://schemas.microsoft.com/office/word/2024/wordml/sdtformatlock" xmlns:w16du="http://schemas.microsoft.com/office/word/2023/wordml/word16du" xmlns:oel="http://schemas.microsoft.com/office/2019/extlst">
+                <mc:Fallback xmlns:oel="http://schemas.microsoft.com/office/2019/extlst" xmlns:w16du="http://schemas.microsoft.com/office/word/2023/wordml/word16du" xmlns:w16sdtfl="http://schemas.microsoft.com/office/word/2024/wordml/sdtformatlock">
                   <w:pict>
                     <v:roundrect w14:anchorId="55F81C97" id="矩形: 圆角 7" o:spid="_x0000_s1026" style="position:absolute;left:0;text-align:left;margin-left:-5.15pt;margin-top:3.2pt;width:138.75pt;height:25.3pt;z-index:-250407936;visibility:visible;mso-wrap-style:square;mso-wrap-distance-left:9pt;mso-wrap-distance-top:0;mso-wrap-distance-right:9pt;mso-wrap-distance-bottom:0;mso-position-horizontal:absolute;mso-position-horizontal-relative:margin;mso-position-vertical:absolute;mso-position-vertical-relative:text;v-text-anchor:middle" arcsize="10923f" o:gfxdata="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" fillcolor="#f2f2f2 [3052]" stroked="f" strokeweight="2pt">
                       <v:shadow on="t" color="black" opacity="26214f" origin="-.5,-.5" offset=".74836mm,.74836mm"/>
@@ -18782,7 +22903,51 @@
           <w:szCs w:val="13"/>
           <w:highlight w:val="magenta"/>
         </w:rPr>
-        <w:t>{{r page_break }}</w:t>
+        <w:t xml:space="preserve">{{r </w:t>
+      </w:r>
+      <w:proofErr w:type="spellStart"/>
+      <w:r>
+        <w:rPr>
+          <w:rFonts w:ascii="思源黑体 CN Light" w:eastAsia="思源黑体 CN Light" w:hAnsi="思源黑体 CN Light"/>
+          <w:color w:val="595959" w:themeColor="text1" w:themeTint="A6"/>
+          <w:sz w:val="13"/>
+          <w:szCs w:val="13"/>
+          <w:highlight w:val="magenta"/>
+        </w:rPr>
+        <w:t>page_</w:t>
+      </w:r>
+      <w:proofErr w:type="gramStart"/>
+      <w:r>
+        <w:rPr>
+          <w:rFonts w:ascii="思源黑体 CN Light" w:eastAsia="思源黑体 CN Light" w:hAnsi="思源黑体 CN Light"/>
+          <w:color w:val="595959" w:themeColor="text1" w:themeTint="A6"/>
+          <w:sz w:val="13"/>
+          <w:szCs w:val="13"/>
+          <w:highlight w:val="magenta"/>
+        </w:rPr>
+        <w:t>break</w:t>
+      </w:r>
+      <w:proofErr w:type="spellEnd"/>
+      <w:r>
+        <w:rPr>
+          <w:rFonts w:ascii="思源黑体 CN Light" w:eastAsia="思源黑体 CN Light" w:hAnsi="思源黑体 CN Light"/>
+          <w:color w:val="595959" w:themeColor="text1" w:themeTint="A6"/>
+          <w:sz w:val="13"/>
+          <w:szCs w:val="13"/>
+          <w:highlight w:val="magenta"/>
+        </w:rPr>
+        <w:t xml:space="preserve"> }</w:t>
+      </w:r>
+      <w:proofErr w:type="gramEnd"/>
+      <w:r>
+        <w:rPr>
+          <w:rFonts w:ascii="思源黑体 CN Light" w:eastAsia="思源黑体 CN Light" w:hAnsi="思源黑体 CN Light"/>
+          <w:color w:val="595959" w:themeColor="text1" w:themeTint="A6"/>
+          <w:sz w:val="13"/>
+          <w:szCs w:val="13"/>
+          <w:highlight w:val="magenta"/>
+        </w:rPr>
+        <w:t>}</w:t>
       </w:r>
     </w:p>
     <w:tbl>
@@ -18898,7 +23063,7 @@
                     </wp:anchor>
                   </w:drawing>
                 </mc:Choice>
-                <mc:Fallback xmlns:w16sdtfl="http://schemas.microsoft.com/office/word/2024/wordml/sdtformatlock" xmlns:w16du="http://schemas.microsoft.com/office/word/2023/wordml/word16du" xmlns:oel="http://schemas.microsoft.com/office/2019/extlst">
+                <mc:Fallback xmlns:oel="http://schemas.microsoft.com/office/2019/extlst" xmlns:w16du="http://schemas.microsoft.com/office/word/2023/wordml/word16du" xmlns:w16sdtfl="http://schemas.microsoft.com/office/word/2024/wordml/sdtformatlock">
                   <w:pict>
                     <v:shape w14:anchorId="1DFCBE1F" id="流程图: 接点 10" o:spid="_x0000_s1026" type="#_x0000_t120" style="position:absolute;left:0;text-align:left;margin-left:199.35pt;margin-top:3.25pt;width:24.65pt;height:25.15pt;z-index:-250403840;visibility:visible;mso-wrap-style:square;mso-wrap-distance-left:9pt;mso-wrap-distance-top:0;mso-wrap-distance-right:9pt;mso-wrap-distance-bottom:0;mso-position-horizontal:absolute;mso-position-horizontal-relative:text;mso-position-vertical:absolute;mso-position-vertical-relative:text;v-text-anchor:middle" o:gfxdata="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" fillcolor="#1e7648" stroked="f" strokeweight="2pt">
                       <v:shadow on="t" color="black [3213]" opacity="26214f" origin="-.5,-.5" offset=".74836mm,.74836mm"/>
@@ -19036,7 +23201,7 @@
                     </wp:anchor>
                   </w:drawing>
                 </mc:Choice>
-                <mc:Fallback xmlns:w16sdtfl="http://schemas.microsoft.com/office/word/2024/wordml/sdtformatlock" xmlns:w16du="http://schemas.microsoft.com/office/word/2023/wordml/word16du" xmlns:oel="http://schemas.microsoft.com/office/2019/extlst">
+                <mc:Fallback xmlns:oel="http://schemas.microsoft.com/office/2019/extlst" xmlns:w16du="http://schemas.microsoft.com/office/word/2023/wordml/word16du" xmlns:w16sdtfl="http://schemas.microsoft.com/office/word/2024/wordml/sdtformatlock">
                   <w:pict>
                     <v:roundrect w14:anchorId="129F1968" id="矩形: 圆角 12" o:spid="_x0000_s1026" style="position:absolute;left:0;text-align:left;margin-left:-5.7pt;margin-top:3.25pt;width:71.3pt;height:25.3pt;z-index:-250404864;visibility:visible;mso-wrap-style:square;mso-wrap-distance-left:9pt;mso-wrap-distance-top:0;mso-wrap-distance-right:9pt;mso-wrap-distance-bottom:0;mso-position-horizontal:absolute;mso-position-horizontal-relative:margin;mso-position-vertical:absolute;mso-position-vertical-relative:text;v-text-anchor:middle" arcsize="10923f" o:gfxdata="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" fillcolor="#f2f2f2 [3052]" stroked="f" strokeweight="2pt">
                       <v:shadow on="t" color="black" opacity="26214f" origin="-.5,-.5" offset=".74836mm,.74836mm"/>
@@ -19095,7 +23260,41 @@
           <w:sz w:val="15"/>
           <w:szCs w:val="15"/>
         </w:rPr>
-        <w:t>%p if “Classic” in sample.prod_names%}</w:t>
+        <w:t xml:space="preserve">%p if “Classic” in </w:t>
+      </w:r>
+      <w:proofErr w:type="spellStart"/>
+      <w:proofErr w:type="gramStart"/>
+      <w:r>
+        <w:rPr>
+          <w:rFonts w:ascii="思源黑体 CN Normal" w:eastAsia="思源黑体 CN Normal" w:hAnsi="思源黑体 CN Normal"/>
+          <w:b/>
+          <w:color w:val="595959" w:themeColor="text1" w:themeTint="A6"/>
+          <w:sz w:val="15"/>
+          <w:szCs w:val="15"/>
+        </w:rPr>
+        <w:t>sample.prod</w:t>
+      </w:r>
+      <w:proofErr w:type="gramEnd"/>
+      <w:r>
+        <w:rPr>
+          <w:rFonts w:ascii="思源黑体 CN Normal" w:eastAsia="思源黑体 CN Normal" w:hAnsi="思源黑体 CN Normal"/>
+          <w:b/>
+          <w:color w:val="595959" w:themeColor="text1" w:themeTint="A6"/>
+          <w:sz w:val="15"/>
+          <w:szCs w:val="15"/>
+        </w:rPr>
+        <w:t>_names</w:t>
+      </w:r>
+      <w:proofErr w:type="spellEnd"/>
+      <w:r>
+        <w:rPr>
+          <w:rFonts w:ascii="思源黑体 CN Normal" w:eastAsia="思源黑体 CN Normal" w:hAnsi="思源黑体 CN Normal"/>
+          <w:b/>
+          <w:color w:val="595959" w:themeColor="text1" w:themeTint="A6"/>
+          <w:sz w:val="15"/>
+          <w:szCs w:val="15"/>
+        </w:rPr>
+        <w:t>%}</w:t>
       </w:r>
     </w:p>
     <w:tbl>
@@ -19354,7 +23553,98 @@
                 <w:sz w:val="17"/>
                 <w:szCs w:val="17"/>
               </w:rPr>
-              <w:t>{%if sample.tumor_content%}{{sample.tumor_content}}{%else%}{%if lib_quality_control and lib_quality_control.lib_dna_qc and lib_quality_control.lib_dna_qc.tumor_content%}{{lib_quality_control.lib_dna_qc.tumor_content}}{%else%}/{%endif%}{%endif%}</w:t>
+              <w:t xml:space="preserve">{%if </w:t>
+            </w:r>
+            <w:proofErr w:type="spellStart"/>
+            <w:proofErr w:type="gramStart"/>
+            <w:r>
+              <w:rPr>
+                <w:rFonts w:ascii="思源黑体 CN Normal" w:eastAsia="思源黑体 CN Normal" w:hAnsi="思源黑体 CN Normal" w:cs="思源黑体 CN Light"/>
+                <w:kern w:val="0"/>
+                <w:sz w:val="17"/>
+                <w:szCs w:val="17"/>
+              </w:rPr>
+              <w:t>sample.tumor</w:t>
+            </w:r>
+            <w:proofErr w:type="gramEnd"/>
+            <w:r>
+              <w:rPr>
+                <w:rFonts w:ascii="思源黑体 CN Normal" w:eastAsia="思源黑体 CN Normal" w:hAnsi="思源黑体 CN Normal" w:cs="思源黑体 CN Light"/>
+                <w:kern w:val="0"/>
+                <w:sz w:val="17"/>
+                <w:szCs w:val="17"/>
+              </w:rPr>
+              <w:t>_content</w:t>
+            </w:r>
+            <w:proofErr w:type="spellEnd"/>
+            <w:r>
+              <w:rPr>
+                <w:rFonts w:ascii="思源黑体 CN Normal" w:eastAsia="思源黑体 CN Normal" w:hAnsi="思源黑体 CN Normal" w:cs="思源黑体 CN Light"/>
+                <w:kern w:val="0"/>
+                <w:sz w:val="17"/>
+                <w:szCs w:val="17"/>
+              </w:rPr>
+              <w:t>%}{{</w:t>
+            </w:r>
+            <w:proofErr w:type="spellStart"/>
+            <w:r>
+              <w:rPr>
+                <w:rFonts w:ascii="思源黑体 CN Normal" w:eastAsia="思源黑体 CN Normal" w:hAnsi="思源黑体 CN Normal" w:cs="思源黑体 CN Light"/>
+                <w:kern w:val="0"/>
+                <w:sz w:val="17"/>
+                <w:szCs w:val="17"/>
+              </w:rPr>
+              <w:t>sample.tumor_content</w:t>
+            </w:r>
+            <w:proofErr w:type="spellEnd"/>
+            <w:r>
+              <w:rPr>
+                <w:rFonts w:ascii="思源黑体 CN Normal" w:eastAsia="思源黑体 CN Normal" w:hAnsi="思源黑体 CN Normal" w:cs="思源黑体 CN Light"/>
+                <w:kern w:val="0"/>
+                <w:sz w:val="17"/>
+                <w:szCs w:val="17"/>
+              </w:rPr>
+              <w:t xml:space="preserve">}}{%else%}{%if </w:t>
+            </w:r>
+            <w:proofErr w:type="spellStart"/>
+            <w:r>
+              <w:rPr>
+                <w:rFonts w:ascii="思源黑体 CN Normal" w:eastAsia="思源黑体 CN Normal" w:hAnsi="思源黑体 CN Normal" w:cs="思源黑体 CN Light"/>
+                <w:kern w:val="0"/>
+                <w:sz w:val="17"/>
+                <w:szCs w:val="17"/>
+              </w:rPr>
+              <w:t>lib_quality_control</w:t>
+            </w:r>
+            <w:proofErr w:type="spellEnd"/>
+            <w:r>
+              <w:rPr>
+                <w:rFonts w:ascii="思源黑体 CN Normal" w:eastAsia="思源黑体 CN Normal" w:hAnsi="思源黑体 CN Normal" w:cs="思源黑体 CN Light"/>
+                <w:kern w:val="0"/>
+                <w:sz w:val="17"/>
+                <w:szCs w:val="17"/>
+              </w:rPr>
+              <w:t xml:space="preserve"> and </w:t>
+            </w:r>
+            <w:proofErr w:type="spellStart"/>
+            <w:r>
+              <w:rPr>
+                <w:rFonts w:ascii="思源黑体 CN Normal" w:eastAsia="思源黑体 CN Normal" w:hAnsi="思源黑体 CN Normal" w:cs="思源黑体 CN Light"/>
+                <w:kern w:val="0"/>
+                <w:sz w:val="17"/>
+                <w:szCs w:val="17"/>
+              </w:rPr>
+              <w:t>lib_quality_control.lib_dna_qc</w:t>
+            </w:r>
+            <w:proofErr w:type="spellEnd"/>
+            <w:r>
+              <w:rPr>
+                <w:rFonts w:ascii="思源黑体 CN Normal" w:eastAsia="思源黑体 CN Normal" w:hAnsi="思源黑体 CN Normal" w:cs="思源黑体 CN Light"/>
+                <w:kern w:val="0"/>
+                <w:sz w:val="17"/>
+                <w:szCs w:val="17"/>
+              </w:rPr>
+              <w:t xml:space="preserve"> and lib_quality_control.lib_dna_qc.tumor_content%}{{lib_quality_control.lib_dna_qc.tumor_content}}{%else%}/{%endif%}{%endif%}</w:t>
             </w:r>
           </w:p>
         </w:tc>
@@ -19492,6 +23782,7 @@
               </w:rPr>
               <w:t>ng/</w:t>
             </w:r>
+            <w:proofErr w:type="spellStart"/>
             <w:r>
               <w:t>μ</w:t>
             </w:r>
@@ -19504,6 +23795,7 @@
               </w:rPr>
               <w:t>L</w:t>
             </w:r>
+            <w:proofErr w:type="spellEnd"/>
             <w:r>
               <w:rPr>
                 <w:rFonts w:ascii="思源黑体 CN Normal" w:eastAsia="思源黑体 CN Normal" w:hAnsi="思源黑体 CN Normal" w:cs="思源黑体 CN Light" w:hint="eastAsia"/>
@@ -19548,7 +23840,73 @@
                 <w:szCs w:val="17"/>
                 <w:lang w:bidi="ar"/>
               </w:rPr>
-              <w:t>{%if lib_quality_control and lib_quality_control.lib_dna_qc and lib_quality_control.lib_dna_qc.library_concn%}{{lib_quali</w:t>
+              <w:t xml:space="preserve">{%if </w:t>
+            </w:r>
+            <w:proofErr w:type="spellStart"/>
+            <w:r>
+              <w:rPr>
+                <w:rFonts w:ascii="思源黑体 CN Normal" w:eastAsia="思源黑体 CN Normal" w:hAnsi="思源黑体 CN Normal" w:cs="思源黑体 CN Light"/>
+                <w:kern w:val="0"/>
+                <w:sz w:val="17"/>
+                <w:szCs w:val="17"/>
+                <w:lang w:bidi="ar"/>
+              </w:rPr>
+              <w:t>lib_quality_control</w:t>
+            </w:r>
+            <w:proofErr w:type="spellEnd"/>
+            <w:r>
+              <w:rPr>
+                <w:rFonts w:ascii="思源黑体 CN Normal" w:eastAsia="思源黑体 CN Normal" w:hAnsi="思源黑体 CN Normal" w:cs="思源黑体 CN Light"/>
+                <w:kern w:val="0"/>
+                <w:sz w:val="17"/>
+                <w:szCs w:val="17"/>
+                <w:lang w:bidi="ar"/>
+              </w:rPr>
+              <w:t xml:space="preserve"> and </w:t>
+            </w:r>
+            <w:proofErr w:type="spellStart"/>
+            <w:r>
+              <w:rPr>
+                <w:rFonts w:ascii="思源黑体 CN Normal" w:eastAsia="思源黑体 CN Normal" w:hAnsi="思源黑体 CN Normal" w:cs="思源黑体 CN Light"/>
+                <w:kern w:val="0"/>
+                <w:sz w:val="17"/>
+                <w:szCs w:val="17"/>
+                <w:lang w:bidi="ar"/>
+              </w:rPr>
+              <w:t>lib_quality_control.lib_dna_qc</w:t>
+            </w:r>
+            <w:proofErr w:type="spellEnd"/>
+            <w:r>
+              <w:rPr>
+                <w:rFonts w:ascii="思源黑体 CN Normal" w:eastAsia="思源黑体 CN Normal" w:hAnsi="思源黑体 CN Normal" w:cs="思源黑体 CN Light"/>
+                <w:kern w:val="0"/>
+                <w:sz w:val="17"/>
+                <w:szCs w:val="17"/>
+                <w:lang w:bidi="ar"/>
+              </w:rPr>
+              <w:t xml:space="preserve"> and lib_quality_control.lib_dna_</w:t>
+            </w:r>
+            <w:proofErr w:type="gramStart"/>
+            <w:r>
+              <w:rPr>
+                <w:rFonts w:ascii="思源黑体 CN Normal" w:eastAsia="思源黑体 CN Normal" w:hAnsi="思源黑体 CN Normal" w:cs="思源黑体 CN Light"/>
+                <w:kern w:val="0"/>
+                <w:sz w:val="17"/>
+                <w:szCs w:val="17"/>
+                <w:lang w:bidi="ar"/>
+              </w:rPr>
+              <w:t>qc.library</w:t>
+            </w:r>
+            <w:proofErr w:type="gramEnd"/>
+            <w:r>
+              <w:rPr>
+                <w:rFonts w:ascii="思源黑体 CN Normal" w:eastAsia="思源黑体 CN Normal" w:hAnsi="思源黑体 CN Normal" w:cs="思源黑体 CN Light"/>
+                <w:kern w:val="0"/>
+                <w:sz w:val="17"/>
+                <w:szCs w:val="17"/>
+                <w:lang w:bidi="ar"/>
+              </w:rPr>
+              <w:t>_concn%}{{lib_quali</w:t>
             </w:r>
             <w:r>
               <w:rPr>
@@ -19702,7 +24060,27 @@
                 <w:sz w:val="17"/>
                 <w:szCs w:val="17"/>
               </w:rPr>
-              <w:t>{{qc.dna_data_qc.cleandata_q30}}</w:t>
+              <w:t>{{qc.dna_data_</w:t>
+            </w:r>
+            <w:proofErr w:type="gramStart"/>
+            <w:r>
+              <w:rPr>
+                <w:rFonts w:ascii="思源黑体 CN Normal" w:eastAsia="思源黑体 CN Normal" w:hAnsi="思源黑体 CN Normal" w:cs="思源黑体 CN Light"/>
+                <w:kern w:val="0"/>
+                <w:sz w:val="17"/>
+                <w:szCs w:val="17"/>
+              </w:rPr>
+              <w:t>qc.cleandata</w:t>
+            </w:r>
+            <w:proofErr w:type="gramEnd"/>
+            <w:r>
+              <w:rPr>
+                <w:rFonts w:ascii="思源黑体 CN Normal" w:eastAsia="思源黑体 CN Normal" w:hAnsi="思源黑体 CN Normal" w:cs="思源黑体 CN Light"/>
+                <w:kern w:val="0"/>
+                <w:sz w:val="17"/>
+                <w:szCs w:val="17"/>
+              </w:rPr>
+              <w:t>_q30}}</w:t>
             </w:r>
           </w:p>
         </w:tc>
@@ -19837,8 +24215,9 @@
                 <w:sz w:val="17"/>
                 <w:szCs w:val="17"/>
               </w:rPr>
-              <w:t>{{qc.dna_data_qc.</w:t>
-            </w:r>
+              <w:t>{{</w:t>
+            </w:r>
+            <w:proofErr w:type="spellStart"/>
             <w:r>
               <w:rPr>
                 <w:rFonts w:ascii="思源黑体 CN Normal" w:eastAsia="思源黑体 CN Normal" w:hAnsi="思源黑体 CN Normal" w:cs="思源黑体 CN Light"/>
@@ -19846,8 +24225,38 @@
                 <w:sz w:val="17"/>
                 <w:szCs w:val="17"/>
               </w:rPr>
-              <w:t>mapping_ratio</w:t>
-            </w:r>
+              <w:t>qc.dna_data_</w:t>
+            </w:r>
+            <w:proofErr w:type="gramStart"/>
+            <w:r>
+              <w:rPr>
+                <w:rFonts w:ascii="思源黑体 CN Normal" w:eastAsia="思源黑体 CN Normal" w:hAnsi="思源黑体 CN Normal" w:cs="思源黑体 CN Light"/>
+                <w:kern w:val="0"/>
+                <w:sz w:val="17"/>
+                <w:szCs w:val="17"/>
+              </w:rPr>
+              <w:t>qc.</w:t>
+            </w:r>
+            <w:r>
+              <w:rPr>
+                <w:rFonts w:ascii="思源黑体 CN Normal" w:eastAsia="思源黑体 CN Normal" w:hAnsi="思源黑体 CN Normal" w:cs="思源黑体 CN Light"/>
+                <w:kern w:val="0"/>
+                <w:sz w:val="17"/>
+                <w:szCs w:val="17"/>
+              </w:rPr>
+              <w:t>mapping</w:t>
+            </w:r>
+            <w:proofErr w:type="gramEnd"/>
+            <w:r>
+              <w:rPr>
+                <w:rFonts w:ascii="思源黑体 CN Normal" w:eastAsia="思源黑体 CN Normal" w:hAnsi="思源黑体 CN Normal" w:cs="思源黑体 CN Light"/>
+                <w:kern w:val="0"/>
+                <w:sz w:val="17"/>
+                <w:szCs w:val="17"/>
+              </w:rPr>
+              <w:t>_ratio</w:t>
+            </w:r>
+            <w:proofErr w:type="spellEnd"/>
             <w:r>
               <w:rPr>
                 <w:rFonts w:ascii="思源黑体 CN Normal" w:eastAsia="思源黑体 CN Normal" w:hAnsi="思源黑体 CN Normal" w:cs="思源黑体 CN Light"/>
@@ -19990,7 +24399,47 @@
                 <w:sz w:val="17"/>
                 <w:szCs w:val="17"/>
               </w:rPr>
-              <w:t>{{qc.dna_data_qc.cover_ratio}}</w:t>
+              <w:t>{{</w:t>
+            </w:r>
+            <w:proofErr w:type="spellStart"/>
+            <w:r>
+              <w:rPr>
+                <w:rFonts w:ascii="思源黑体 CN Normal" w:eastAsia="思源黑体 CN Normal" w:hAnsi="思源黑体 CN Normal" w:cs="思源黑体 CN Light"/>
+                <w:kern w:val="0"/>
+                <w:sz w:val="17"/>
+                <w:szCs w:val="17"/>
+              </w:rPr>
+              <w:t>qc.dna_data_</w:t>
+            </w:r>
+            <w:proofErr w:type="gramStart"/>
+            <w:r>
+              <w:rPr>
+                <w:rFonts w:ascii="思源黑体 CN Normal" w:eastAsia="思源黑体 CN Normal" w:hAnsi="思源黑体 CN Normal" w:cs="思源黑体 CN Light"/>
+                <w:kern w:val="0"/>
+                <w:sz w:val="17"/>
+                <w:szCs w:val="17"/>
+              </w:rPr>
+              <w:t>qc.cover</w:t>
+            </w:r>
+            <w:proofErr w:type="gramEnd"/>
+            <w:r>
+              <w:rPr>
+                <w:rFonts w:ascii="思源黑体 CN Normal" w:eastAsia="思源黑体 CN Normal" w:hAnsi="思源黑体 CN Normal" w:cs="思源黑体 CN Light"/>
+                <w:kern w:val="0"/>
+                <w:sz w:val="17"/>
+                <w:szCs w:val="17"/>
+              </w:rPr>
+              <w:t>_ratio</w:t>
+            </w:r>
+            <w:proofErr w:type="spellEnd"/>
+            <w:r>
+              <w:rPr>
+                <w:rFonts w:ascii="思源黑体 CN Normal" w:eastAsia="思源黑体 CN Normal" w:hAnsi="思源黑体 CN Normal" w:cs="思源黑体 CN Light"/>
+                <w:kern w:val="0"/>
+                <w:sz w:val="17"/>
+                <w:szCs w:val="17"/>
+              </w:rPr>
+              <w:t>}}</w:t>
             </w:r>
           </w:p>
         </w:tc>
@@ -20091,7 +24540,29 @@
                 <w:szCs w:val="17"/>
                 <w:lang w:bidi="ar"/>
               </w:rPr>
-              <w:t>均一性</w:t>
+              <w:t>均</w:t>
+            </w:r>
+            <w:proofErr w:type="gramStart"/>
+            <w:r>
+              <w:rPr>
+                <w:rFonts w:ascii="思源黑体 CN Normal" w:eastAsia="思源黑体 CN Normal" w:hAnsi="思源黑体 CN Normal" w:cs="思源黑体 CN Light" w:hint="eastAsia"/>
+                <w:kern w:val="0"/>
+                <w:sz w:val="17"/>
+                <w:szCs w:val="17"/>
+                <w:lang w:bidi="ar"/>
+              </w:rPr>
+              <w:t>一</w:t>
+            </w:r>
+            <w:proofErr w:type="gramEnd"/>
+            <w:r>
+              <w:rPr>
+                <w:rFonts w:ascii="思源黑体 CN Normal" w:eastAsia="思源黑体 CN Normal" w:hAnsi="思源黑体 CN Normal" w:cs="思源黑体 CN Light" w:hint="eastAsia"/>
+                <w:kern w:val="0"/>
+                <w:sz w:val="17"/>
+                <w:szCs w:val="17"/>
+                <w:lang w:bidi="ar"/>
+              </w:rPr>
+              <w:t>性</w:t>
             </w:r>
           </w:p>
         </w:tc>
@@ -20125,7 +24596,27 @@
                 <w:sz w:val="17"/>
                 <w:szCs w:val="17"/>
               </w:rPr>
-              <w:t>{{qc.dna_data_qc.uni20}}</w:t>
+              <w:t>{{qc.dna_data_</w:t>
+            </w:r>
+            <w:proofErr w:type="gramStart"/>
+            <w:r>
+              <w:rPr>
+                <w:rFonts w:ascii="思源黑体 CN Normal" w:eastAsia="思源黑体 CN Normal" w:hAnsi="思源黑体 CN Normal" w:cs="思源黑体 CN Light"/>
+                <w:kern w:val="0"/>
+                <w:sz w:val="17"/>
+                <w:szCs w:val="17"/>
+              </w:rPr>
+              <w:t>qc.uni</w:t>
+            </w:r>
+            <w:proofErr w:type="gramEnd"/>
+            <w:r>
+              <w:rPr>
+                <w:rFonts w:ascii="思源黑体 CN Normal" w:eastAsia="思源黑体 CN Normal" w:hAnsi="思源黑体 CN Normal" w:cs="思源黑体 CN Light"/>
+                <w:kern w:val="0"/>
+                <w:sz w:val="17"/>
+                <w:szCs w:val="17"/>
+              </w:rPr>
+              <w:t>20}}</w:t>
             </w:r>
           </w:p>
         </w:tc>
@@ -20269,7 +24760,47 @@
                 <w:sz w:val="17"/>
                 <w:szCs w:val="17"/>
               </w:rPr>
-              <w:t>{{qc.dna_data_qc.depth_ssbc}}</w:t>
+              <w:t>{{</w:t>
+            </w:r>
+            <w:proofErr w:type="spellStart"/>
+            <w:r>
+              <w:rPr>
+                <w:rFonts w:ascii="思源黑体 CN Normal" w:eastAsia="思源黑体 CN Normal" w:hAnsi="思源黑体 CN Normal" w:cs="思源黑体 CN Light"/>
+                <w:kern w:val="0"/>
+                <w:sz w:val="17"/>
+                <w:szCs w:val="17"/>
+              </w:rPr>
+              <w:t>qc.dna_data_</w:t>
+            </w:r>
+            <w:proofErr w:type="gramStart"/>
+            <w:r>
+              <w:rPr>
+                <w:rFonts w:ascii="思源黑体 CN Normal" w:eastAsia="思源黑体 CN Normal" w:hAnsi="思源黑体 CN Normal" w:cs="思源黑体 CN Light"/>
+                <w:kern w:val="0"/>
+                <w:sz w:val="17"/>
+                <w:szCs w:val="17"/>
+              </w:rPr>
+              <w:t>qc.depth</w:t>
+            </w:r>
+            <w:proofErr w:type="gramEnd"/>
+            <w:r>
+              <w:rPr>
+                <w:rFonts w:ascii="思源黑体 CN Normal" w:eastAsia="思源黑体 CN Normal" w:hAnsi="思源黑体 CN Normal" w:cs="思源黑体 CN Light"/>
+                <w:kern w:val="0"/>
+                <w:sz w:val="17"/>
+                <w:szCs w:val="17"/>
+              </w:rPr>
+              <w:t>_ssbc</w:t>
+            </w:r>
+            <w:proofErr w:type="spellEnd"/>
+            <w:r>
+              <w:rPr>
+                <w:rFonts w:ascii="思源黑体 CN Normal" w:eastAsia="思源黑体 CN Normal" w:hAnsi="思源黑体 CN Normal" w:cs="思源黑体 CN Light"/>
+                <w:kern w:val="0"/>
+                <w:sz w:val="17"/>
+                <w:szCs w:val="17"/>
+              </w:rPr>
+              <w:t>}}</w:t>
             </w:r>
           </w:p>
         </w:tc>
@@ -20414,7 +24945,47 @@
                 <w:sz w:val="17"/>
                 <w:szCs w:val="17"/>
               </w:rPr>
-              <w:t>{%if qc.dna_data_qc.depth_rna_ctrl %}{{qc.dna_data_qc.depth_rna_ctrl|replace(“.00”,””)}}{%else%}0{%endif%}</w:t>
+              <w:t xml:space="preserve">{%if </w:t>
+            </w:r>
+            <w:proofErr w:type="spellStart"/>
+            <w:r>
+              <w:rPr>
+                <w:rFonts w:ascii="思源黑体 CN Normal" w:eastAsia="思源黑体 CN Normal" w:hAnsi="思源黑体 CN Normal" w:cs="思源黑体 CN Light"/>
+                <w:kern w:val="0"/>
+                <w:sz w:val="17"/>
+                <w:szCs w:val="17"/>
+              </w:rPr>
+              <w:t>qc.dna_data_</w:t>
+            </w:r>
+            <w:proofErr w:type="gramStart"/>
+            <w:r>
+              <w:rPr>
+                <w:rFonts w:ascii="思源黑体 CN Normal" w:eastAsia="思源黑体 CN Normal" w:hAnsi="思源黑体 CN Normal" w:cs="思源黑体 CN Light"/>
+                <w:kern w:val="0"/>
+                <w:sz w:val="17"/>
+                <w:szCs w:val="17"/>
+              </w:rPr>
+              <w:t>qc.depth</w:t>
+            </w:r>
+            <w:proofErr w:type="gramEnd"/>
+            <w:r>
+              <w:rPr>
+                <w:rFonts w:ascii="思源黑体 CN Normal" w:eastAsia="思源黑体 CN Normal" w:hAnsi="思源黑体 CN Normal" w:cs="思源黑体 CN Light"/>
+                <w:kern w:val="0"/>
+                <w:sz w:val="17"/>
+                <w:szCs w:val="17"/>
+              </w:rPr>
+              <w:t>_rna_ctrl</w:t>
+            </w:r>
+            <w:proofErr w:type="spellEnd"/>
+            <w:r>
+              <w:rPr>
+                <w:rFonts w:ascii="思源黑体 CN Normal" w:eastAsia="思源黑体 CN Normal" w:hAnsi="思源黑体 CN Normal" w:cs="思源黑体 CN Light"/>
+                <w:kern w:val="0"/>
+                <w:sz w:val="17"/>
+                <w:szCs w:val="17"/>
+              </w:rPr>
+              <w:t xml:space="preserve"> %}{{qc.dna_data_qc.depth_rna_ctrl|replace(“.00”,””)}}{%else%}0{%endif%}</w:t>
             </w:r>
           </w:p>
         </w:tc>
@@ -20535,7 +25106,27 @@
           <w:sz w:val="16"/>
           <w:szCs w:val="16"/>
         </w:rPr>
-        <w:t>石蜡玻片时才能进行病理质控，若肿瘤细胞含量低于20%，可能会影响检测结果的准确性</w:t>
+        <w:t>石蜡</w:t>
+      </w:r>
+      <w:proofErr w:type="gramStart"/>
+      <w:r>
+        <w:rPr>
+          <w:rFonts w:ascii="思源黑体 CN Normal" w:eastAsia="思源黑体 CN Normal" w:hAnsi="思源黑体 CN Normal" w:hint="eastAsia"/>
+          <w:color w:val="000000" w:themeColor="text1"/>
+          <w:sz w:val="16"/>
+          <w:szCs w:val="16"/>
+        </w:rPr>
+        <w:t>玻</w:t>
+      </w:r>
+      <w:proofErr w:type="gramEnd"/>
+      <w:r>
+        <w:rPr>
+          <w:rFonts w:ascii="思源黑体 CN Normal" w:eastAsia="思源黑体 CN Normal" w:hAnsi="思源黑体 CN Normal" w:hint="eastAsia"/>
+          <w:color w:val="000000" w:themeColor="text1"/>
+          <w:sz w:val="16"/>
+          <w:szCs w:val="16"/>
+        </w:rPr>
+        <w:t>片时才能进行病理质控，若肿瘤细胞含量低于20%，可能会影响检测结果的准确性</w:t>
       </w:r>
       <w:r>
         <w:rPr>
@@ -20625,7 +25216,27 @@
           <w:sz w:val="16"/>
           <w:szCs w:val="16"/>
         </w:rPr>
-        <w:t>覆盖度：检测到的区域占目标区域的比例；</w:t>
+        <w:t>覆盖度：检测到的区域</w:t>
+      </w:r>
+      <w:proofErr w:type="gramStart"/>
+      <w:r>
+        <w:rPr>
+          <w:rFonts w:ascii="思源黑体 CN Normal" w:eastAsia="思源黑体 CN Normal" w:hAnsi="思源黑体 CN Normal" w:hint="eastAsia"/>
+          <w:color w:val="000000" w:themeColor="text1"/>
+          <w:sz w:val="16"/>
+          <w:szCs w:val="16"/>
+        </w:rPr>
+        <w:t>占目标</w:t>
+      </w:r>
+      <w:proofErr w:type="gramEnd"/>
+      <w:r>
+        <w:rPr>
+          <w:rFonts w:ascii="思源黑体 CN Normal" w:eastAsia="思源黑体 CN Normal" w:hAnsi="思源黑体 CN Normal" w:hint="eastAsia"/>
+          <w:color w:val="000000" w:themeColor="text1"/>
+          <w:sz w:val="16"/>
+          <w:szCs w:val="16"/>
+        </w:rPr>
+        <w:t>区域的比例；</w:t>
       </w:r>
     </w:p>
     <w:p>
@@ -20652,7 +25263,27 @@
           <w:sz w:val="16"/>
           <w:szCs w:val="16"/>
         </w:rPr>
-        <w:t>均一性：</w:t>
+        <w:t>均</w:t>
+      </w:r>
+      <w:proofErr w:type="gramStart"/>
+      <w:r>
+        <w:rPr>
+          <w:rFonts w:ascii="思源黑体 CN Normal" w:eastAsia="思源黑体 CN Normal" w:hAnsi="思源黑体 CN Normal" w:hint="eastAsia"/>
+          <w:color w:val="000000" w:themeColor="text1"/>
+          <w:sz w:val="16"/>
+          <w:szCs w:val="16"/>
+        </w:rPr>
+        <w:t>一</w:t>
+      </w:r>
+      <w:proofErr w:type="gramEnd"/>
+      <w:r>
+        <w:rPr>
+          <w:rFonts w:ascii="思源黑体 CN Normal" w:eastAsia="思源黑体 CN Normal" w:hAnsi="思源黑体 CN Normal" w:hint="eastAsia"/>
+          <w:color w:val="000000" w:themeColor="text1"/>
+          <w:sz w:val="16"/>
+          <w:szCs w:val="16"/>
+        </w:rPr>
+        <w:t>性：</w:t>
       </w:r>
       <w:r>
         <w:rPr>
@@ -20787,7 +25418,27 @@
           <w:sz w:val="16"/>
           <w:szCs w:val="16"/>
         </w:rPr>
-        <w:t>参考值为“/”，表示此质控项并非本检测的必要质控项，结果仅供参考</w:t>
+        <w:t>参考值为“/”，表示此质</w:t>
+      </w:r>
+      <w:proofErr w:type="gramStart"/>
+      <w:r>
+        <w:rPr>
+          <w:rFonts w:ascii="思源黑体 CN Normal" w:eastAsia="思源黑体 CN Normal" w:hAnsi="思源黑体 CN Normal" w:hint="eastAsia"/>
+          <w:color w:val="000000" w:themeColor="text1"/>
+          <w:sz w:val="16"/>
+          <w:szCs w:val="16"/>
+        </w:rPr>
+        <w:t>控项并非</w:t>
+      </w:r>
+      <w:proofErr w:type="gramEnd"/>
+      <w:r>
+        <w:rPr>
+          <w:rFonts w:ascii="思源黑体 CN Normal" w:eastAsia="思源黑体 CN Normal" w:hAnsi="思源黑体 CN Normal" w:hint="eastAsia"/>
+          <w:color w:val="000000" w:themeColor="text1"/>
+          <w:sz w:val="16"/>
+          <w:szCs w:val="16"/>
+        </w:rPr>
+        <w:t>本检测的必要质控项，结果仅供参考</w:t>
       </w:r>
       <w:r>
         <w:rPr>
@@ -20862,17 +25513,19 @@
           <w:sz w:val="16"/>
           <w:szCs w:val="16"/>
         </w:rPr>
-        <w:t>%p elif “</w:t>
-      </w:r>
-      <w:r>
-        <w:rPr>
-          <w:rFonts w:ascii="思源黑体 CN Normal" w:eastAsia="思源黑体 CN Normal" w:hAnsi="思源黑体 CN Normal" w:hint="eastAsia"/>
+        <w:t xml:space="preserve">%p </w:t>
+      </w:r>
+      <w:proofErr w:type="spellStart"/>
+      <w:r>
+        <w:rPr>
+          <w:rFonts w:ascii="思源黑体 CN Normal" w:eastAsia="思源黑体 CN Normal" w:hAnsi="思源黑体 CN Normal"/>
           <w:color w:val="000000" w:themeColor="text1"/>
           <w:sz w:val="16"/>
           <w:szCs w:val="16"/>
         </w:rPr>
-        <w:t>Pan116（组织）</w:t>
-      </w:r>
+        <w:t>elif</w:t>
+      </w:r>
+      <w:proofErr w:type="spellEnd"/>
       <w:r>
         <w:rPr>
           <w:rFonts w:ascii="思源黑体 CN Normal" w:eastAsia="思源黑体 CN Normal" w:hAnsi="思源黑体 CN Normal"/>
@@ -20880,7 +25533,45 @@
           <w:sz w:val="16"/>
           <w:szCs w:val="16"/>
         </w:rPr>
-        <w:t>” in sample.prod_names%}</w:t>
+        <w:t xml:space="preserve"> “</w:t>
+      </w:r>
+      <w:r>
+        <w:rPr>
+          <w:rFonts w:ascii="思源黑体 CN Normal" w:eastAsia="思源黑体 CN Normal" w:hAnsi="思源黑体 CN Normal" w:hint="eastAsia"/>
+          <w:color w:val="000000" w:themeColor="text1"/>
+          <w:sz w:val="16"/>
+          <w:szCs w:val="16"/>
+        </w:rPr>
+        <w:t>Pan116（组织）</w:t>
+      </w:r>
+      <w:r>
+        <w:rPr>
+          <w:rFonts w:ascii="思源黑体 CN Normal" w:eastAsia="思源黑体 CN Normal" w:hAnsi="思源黑体 CN Normal"/>
+          <w:color w:val="000000" w:themeColor="text1"/>
+          <w:sz w:val="16"/>
+          <w:szCs w:val="16"/>
+        </w:rPr>
+        <w:t xml:space="preserve">” in </w:t>
+      </w:r>
+      <w:proofErr w:type="spellStart"/>
+      <w:r>
+        <w:rPr>
+          <w:rFonts w:ascii="思源黑体 CN Normal" w:eastAsia="思源黑体 CN Normal" w:hAnsi="思源黑体 CN Normal"/>
+          <w:color w:val="000000" w:themeColor="text1"/>
+          <w:sz w:val="16"/>
+          <w:szCs w:val="16"/>
+        </w:rPr>
+        <w:t>sample.prod_names</w:t>
+      </w:r>
+      <w:proofErr w:type="spellEnd"/>
+      <w:r>
+        <w:rPr>
+          <w:rFonts w:ascii="思源黑体 CN Normal" w:eastAsia="思源黑体 CN Normal" w:hAnsi="思源黑体 CN Normal"/>
+          <w:color w:val="000000" w:themeColor="text1"/>
+          <w:sz w:val="16"/>
+          <w:szCs w:val="16"/>
+        </w:rPr>
+        <w:t>%}</w:t>
       </w:r>
     </w:p>
     <w:tbl>
@@ -21139,7 +25830,98 @@
                 <w:sz w:val="17"/>
                 <w:szCs w:val="17"/>
               </w:rPr>
-              <w:t>{%if sample.tumor_content%}{{sample.tumor_content}}{%else%}{%if lib_quality_control and lib_quality_control.lib_dna_qc and lib_quality_control.lib_dna_qc.tumor_content%}{{lib_quality_control.lib_dna_qc.tumor_content}}{%else%}/{%endif%}{%endif%}</w:t>
+              <w:t xml:space="preserve">{%if </w:t>
+            </w:r>
+            <w:proofErr w:type="spellStart"/>
+            <w:proofErr w:type="gramStart"/>
+            <w:r>
+              <w:rPr>
+                <w:rFonts w:ascii="思源黑体 CN Normal" w:eastAsia="思源黑体 CN Normal" w:hAnsi="思源黑体 CN Normal" w:cs="思源黑体 CN Light"/>
+                <w:kern w:val="0"/>
+                <w:sz w:val="17"/>
+                <w:szCs w:val="17"/>
+              </w:rPr>
+              <w:t>sample.tumor</w:t>
+            </w:r>
+            <w:proofErr w:type="gramEnd"/>
+            <w:r>
+              <w:rPr>
+                <w:rFonts w:ascii="思源黑体 CN Normal" w:eastAsia="思源黑体 CN Normal" w:hAnsi="思源黑体 CN Normal" w:cs="思源黑体 CN Light"/>
+                <w:kern w:val="0"/>
+                <w:sz w:val="17"/>
+                <w:szCs w:val="17"/>
+              </w:rPr>
+              <w:t>_content</w:t>
+            </w:r>
+            <w:proofErr w:type="spellEnd"/>
+            <w:r>
+              <w:rPr>
+                <w:rFonts w:ascii="思源黑体 CN Normal" w:eastAsia="思源黑体 CN Normal" w:hAnsi="思源黑体 CN Normal" w:cs="思源黑体 CN Light"/>
+                <w:kern w:val="0"/>
+                <w:sz w:val="17"/>
+                <w:szCs w:val="17"/>
+              </w:rPr>
+              <w:t>%}{{</w:t>
+            </w:r>
+            <w:proofErr w:type="spellStart"/>
+            <w:r>
+              <w:rPr>
+                <w:rFonts w:ascii="思源黑体 CN Normal" w:eastAsia="思源黑体 CN Normal" w:hAnsi="思源黑体 CN Normal" w:cs="思源黑体 CN Light"/>
+                <w:kern w:val="0"/>
+                <w:sz w:val="17"/>
+                <w:szCs w:val="17"/>
+              </w:rPr>
+              <w:t>sample.tumor_content</w:t>
+            </w:r>
+            <w:proofErr w:type="spellEnd"/>
+            <w:r>
+              <w:rPr>
+                <w:rFonts w:ascii="思源黑体 CN Normal" w:eastAsia="思源黑体 CN Normal" w:hAnsi="思源黑体 CN Normal" w:cs="思源黑体 CN Light"/>
+                <w:kern w:val="0"/>
+                <w:sz w:val="17"/>
+                <w:szCs w:val="17"/>
+              </w:rPr>
+              <w:t xml:space="preserve">}}{%else%}{%if </w:t>
+            </w:r>
+            <w:proofErr w:type="spellStart"/>
+            <w:r>
+              <w:rPr>
+                <w:rFonts w:ascii="思源黑体 CN Normal" w:eastAsia="思源黑体 CN Normal" w:hAnsi="思源黑体 CN Normal" w:cs="思源黑体 CN Light"/>
+                <w:kern w:val="0"/>
+                <w:sz w:val="17"/>
+                <w:szCs w:val="17"/>
+              </w:rPr>
+              <w:t>lib_quality_control</w:t>
+            </w:r>
+            <w:proofErr w:type="spellEnd"/>
+            <w:r>
+              <w:rPr>
+                <w:rFonts w:ascii="思源黑体 CN Normal" w:eastAsia="思源黑体 CN Normal" w:hAnsi="思源黑体 CN Normal" w:cs="思源黑体 CN Light"/>
+                <w:kern w:val="0"/>
+                <w:sz w:val="17"/>
+                <w:szCs w:val="17"/>
+              </w:rPr>
+              <w:t xml:space="preserve"> and </w:t>
+            </w:r>
+            <w:proofErr w:type="spellStart"/>
+            <w:r>
+              <w:rPr>
+                <w:rFonts w:ascii="思源黑体 CN Normal" w:eastAsia="思源黑体 CN Normal" w:hAnsi="思源黑体 CN Normal" w:cs="思源黑体 CN Light"/>
+                <w:kern w:val="0"/>
+                <w:sz w:val="17"/>
+                <w:szCs w:val="17"/>
+              </w:rPr>
+              <w:t>lib_quality_control.lib_dna_qc</w:t>
+            </w:r>
+            <w:proofErr w:type="spellEnd"/>
+            <w:r>
+              <w:rPr>
+                <w:rFonts w:ascii="思源黑体 CN Normal" w:eastAsia="思源黑体 CN Normal" w:hAnsi="思源黑体 CN Normal" w:cs="思源黑体 CN Light"/>
+                <w:kern w:val="0"/>
+                <w:sz w:val="17"/>
+                <w:szCs w:val="17"/>
+              </w:rPr>
+              <w:t xml:space="preserve"> and lib_quality_control.lib_dna_qc.tumor_content%}{{lib_quality_control.lib_dna_qc.tumor_content}}{%else%}/{%endif%}{%endif%}</w:t>
             </w:r>
           </w:p>
         </w:tc>
@@ -21331,7 +26113,67 @@
                 <w:sz w:val="17"/>
                 <w:szCs w:val="17"/>
               </w:rPr>
-              <w:t>{%if lib_quality_control and lib_quality_control.lib_dna_qc and lib_quality_control.lib_dna_qc.dna_qty%}{{lib_quality_control.lib_dna_qc.dna_qty|replace(“.00”,””)}}{%else%}{%endif%}</w:t>
+              <w:t xml:space="preserve">{%if </w:t>
+            </w:r>
+            <w:proofErr w:type="spellStart"/>
+            <w:r>
+              <w:rPr>
+                <w:rFonts w:ascii="思源黑体 CN Normal" w:eastAsia="思源黑体 CN Normal" w:hAnsi="思源黑体 CN Normal" w:cs="思源黑体 CN Light"/>
+                <w:kern w:val="0"/>
+                <w:sz w:val="17"/>
+                <w:szCs w:val="17"/>
+              </w:rPr>
+              <w:t>lib_quality_control</w:t>
+            </w:r>
+            <w:proofErr w:type="spellEnd"/>
+            <w:r>
+              <w:rPr>
+                <w:rFonts w:ascii="思源黑体 CN Normal" w:eastAsia="思源黑体 CN Normal" w:hAnsi="思源黑体 CN Normal" w:cs="思源黑体 CN Light"/>
+                <w:kern w:val="0"/>
+                <w:sz w:val="17"/>
+                <w:szCs w:val="17"/>
+              </w:rPr>
+              <w:t xml:space="preserve"> and </w:t>
+            </w:r>
+            <w:proofErr w:type="spellStart"/>
+            <w:r>
+              <w:rPr>
+                <w:rFonts w:ascii="思源黑体 CN Normal" w:eastAsia="思源黑体 CN Normal" w:hAnsi="思源黑体 CN Normal" w:cs="思源黑体 CN Light"/>
+                <w:kern w:val="0"/>
+                <w:sz w:val="17"/>
+                <w:szCs w:val="17"/>
+              </w:rPr>
+              <w:t>lib_quality_control.lib_dna_qc</w:t>
+            </w:r>
+            <w:proofErr w:type="spellEnd"/>
+            <w:r>
+              <w:rPr>
+                <w:rFonts w:ascii="思源黑体 CN Normal" w:eastAsia="思源黑体 CN Normal" w:hAnsi="思源黑体 CN Normal" w:cs="思源黑体 CN Light"/>
+                <w:kern w:val="0"/>
+                <w:sz w:val="17"/>
+                <w:szCs w:val="17"/>
+              </w:rPr>
+              <w:t xml:space="preserve"> and lib_quality_control.lib_dna_qc.dna_qty</w:t>
+            </w:r>
+            <w:proofErr w:type="gramStart"/>
+            <w:r>
+              <w:rPr>
+                <w:rFonts w:ascii="思源黑体 CN Normal" w:eastAsia="思源黑体 CN Normal" w:hAnsi="思源黑体 CN Normal" w:cs="思源黑体 CN Light"/>
+                <w:kern w:val="0"/>
+                <w:sz w:val="17"/>
+                <w:szCs w:val="17"/>
+              </w:rPr>
+              <w:t>%}{</w:t>
+            </w:r>
+            <w:proofErr w:type="gramEnd"/>
+            <w:r>
+              <w:rPr>
+                <w:rFonts w:ascii="思源黑体 CN Normal" w:eastAsia="思源黑体 CN Normal" w:hAnsi="思源黑体 CN Normal" w:cs="思源黑体 CN Light"/>
+                <w:kern w:val="0"/>
+                <w:sz w:val="17"/>
+                <w:szCs w:val="17"/>
+              </w:rPr>
+              <w:t>{lib_quality_control.lib_dna_qc.dna_qty|replace(“.00”,””)}}{%else%}{%endif%}</w:t>
             </w:r>
           </w:p>
         </w:tc>
@@ -21486,7 +26328,67 @@
                 <w:sz w:val="17"/>
                 <w:szCs w:val="17"/>
               </w:rPr>
-              <w:t>{%if lib_quality_control and lib_quality_control.lib_dna_qc and lib_quality_control.lib_dna_qc.library_qty%}{{lib_quality_control.lib_dna_qc.library_qty|replace(“.00”,””)}}{%else%}{%endif%}</w:t>
+              <w:t xml:space="preserve">{%if </w:t>
+            </w:r>
+            <w:proofErr w:type="spellStart"/>
+            <w:r>
+              <w:rPr>
+                <w:rFonts w:ascii="思源黑体 CN Normal" w:eastAsia="思源黑体 CN Normal" w:hAnsi="思源黑体 CN Normal" w:cs="思源黑体 CN Light"/>
+                <w:kern w:val="0"/>
+                <w:sz w:val="17"/>
+                <w:szCs w:val="17"/>
+              </w:rPr>
+              <w:t>lib_quality_control</w:t>
+            </w:r>
+            <w:proofErr w:type="spellEnd"/>
+            <w:r>
+              <w:rPr>
+                <w:rFonts w:ascii="思源黑体 CN Normal" w:eastAsia="思源黑体 CN Normal" w:hAnsi="思源黑体 CN Normal" w:cs="思源黑体 CN Light"/>
+                <w:kern w:val="0"/>
+                <w:sz w:val="17"/>
+                <w:szCs w:val="17"/>
+              </w:rPr>
+              <w:t xml:space="preserve"> and </w:t>
+            </w:r>
+            <w:proofErr w:type="spellStart"/>
+            <w:r>
+              <w:rPr>
+                <w:rFonts w:ascii="思源黑体 CN Normal" w:eastAsia="思源黑体 CN Normal" w:hAnsi="思源黑体 CN Normal" w:cs="思源黑体 CN Light"/>
+                <w:kern w:val="0"/>
+                <w:sz w:val="17"/>
+                <w:szCs w:val="17"/>
+              </w:rPr>
+              <w:t>lib_quality_control.lib_dna_qc</w:t>
+            </w:r>
+            <w:proofErr w:type="spellEnd"/>
+            <w:r>
+              <w:rPr>
+                <w:rFonts w:ascii="思源黑体 CN Normal" w:eastAsia="思源黑体 CN Normal" w:hAnsi="思源黑体 CN Normal" w:cs="思源黑体 CN Light"/>
+                <w:kern w:val="0"/>
+                <w:sz w:val="17"/>
+                <w:szCs w:val="17"/>
+              </w:rPr>
+              <w:t xml:space="preserve"> and lib_quality_control.lib_dna_</w:t>
+            </w:r>
+            <w:proofErr w:type="gramStart"/>
+            <w:r>
+              <w:rPr>
+                <w:rFonts w:ascii="思源黑体 CN Normal" w:eastAsia="思源黑体 CN Normal" w:hAnsi="思源黑体 CN Normal" w:cs="思源黑体 CN Light"/>
+                <w:kern w:val="0"/>
+                <w:sz w:val="17"/>
+                <w:szCs w:val="17"/>
+              </w:rPr>
+              <w:t>qc.library</w:t>
+            </w:r>
+            <w:proofErr w:type="gramEnd"/>
+            <w:r>
+              <w:rPr>
+                <w:rFonts w:ascii="思源黑体 CN Normal" w:eastAsia="思源黑体 CN Normal" w:hAnsi="思源黑体 CN Normal" w:cs="思源黑体 CN Light"/>
+                <w:kern w:val="0"/>
+                <w:sz w:val="17"/>
+                <w:szCs w:val="17"/>
+              </w:rPr>
+              <w:t>_qty%}{{lib_quality_control.lib_dna_qc.library_qty|replace(“.00”,””)}}{%else%}{%endif%}</w:t>
             </w:r>
           </w:p>
         </w:tc>
@@ -21655,7 +26557,17 @@
                 <w:sz w:val="17"/>
                 <w:szCs w:val="17"/>
               </w:rPr>
-              <w:t>{{q</w:t>
+              <w:t>{{</w:t>
+            </w:r>
+            <w:proofErr w:type="gramStart"/>
+            <w:r>
+              <w:rPr>
+                <w:rFonts w:ascii="思源黑体 CN Normal" w:eastAsia="思源黑体 CN Normal" w:hAnsi="思源黑体 CN Normal" w:cs="思源黑体 CN Light" w:hint="eastAsia"/>
+                <w:kern w:val="0"/>
+                <w:sz w:val="17"/>
+                <w:szCs w:val="17"/>
+              </w:rPr>
+              <w:t>q</w:t>
             </w:r>
             <w:r>
               <w:rPr>
@@ -21664,7 +26576,17 @@
                 <w:sz w:val="17"/>
                 <w:szCs w:val="17"/>
               </w:rPr>
-              <w:t>c.qc_gradient.</w:t>
+              <w:t>c.qc</w:t>
+            </w:r>
+            <w:proofErr w:type="gramEnd"/>
+            <w:r>
+              <w:rPr>
+                <w:rFonts w:ascii="思源黑体 CN Normal" w:eastAsia="思源黑体 CN Normal" w:hAnsi="思源黑体 CN Normal" w:cs="思源黑体 CN Light"/>
+                <w:kern w:val="0"/>
+                <w:sz w:val="17"/>
+                <w:szCs w:val="17"/>
+              </w:rPr>
+              <w:t>_gradient.</w:t>
             </w:r>
             <w:r>
               <w:rPr>
@@ -21834,8 +26756,9 @@
                 <w:sz w:val="17"/>
                 <w:szCs w:val="17"/>
               </w:rPr>
-              <w:t>{{qc.dna_data_qc.</w:t>
-            </w:r>
+              <w:t>{{</w:t>
+            </w:r>
+            <w:proofErr w:type="spellStart"/>
             <w:r>
               <w:rPr>
                 <w:rFonts w:ascii="思源黑体 CN Normal" w:eastAsia="思源黑体 CN Normal" w:hAnsi="思源黑体 CN Normal" w:cs="思源黑体 CN Light"/>
@@ -21843,8 +26766,38 @@
                 <w:sz w:val="17"/>
                 <w:szCs w:val="17"/>
               </w:rPr>
-              <w:t>cover_ratio</w:t>
-            </w:r>
+              <w:t>qc.dna_data_</w:t>
+            </w:r>
+            <w:proofErr w:type="gramStart"/>
+            <w:r>
+              <w:rPr>
+                <w:rFonts w:ascii="思源黑体 CN Normal" w:eastAsia="思源黑体 CN Normal" w:hAnsi="思源黑体 CN Normal" w:cs="思源黑体 CN Light"/>
+                <w:kern w:val="0"/>
+                <w:sz w:val="17"/>
+                <w:szCs w:val="17"/>
+              </w:rPr>
+              <w:t>qc.</w:t>
+            </w:r>
+            <w:r>
+              <w:rPr>
+                <w:rFonts w:ascii="思源黑体 CN Normal" w:eastAsia="思源黑体 CN Normal" w:hAnsi="思源黑体 CN Normal" w:cs="思源黑体 CN Light"/>
+                <w:kern w:val="0"/>
+                <w:sz w:val="17"/>
+                <w:szCs w:val="17"/>
+              </w:rPr>
+              <w:t>cover</w:t>
+            </w:r>
+            <w:proofErr w:type="gramEnd"/>
+            <w:r>
+              <w:rPr>
+                <w:rFonts w:ascii="思源黑体 CN Normal" w:eastAsia="思源黑体 CN Normal" w:hAnsi="思源黑体 CN Normal" w:cs="思源黑体 CN Light"/>
+                <w:kern w:val="0"/>
+                <w:sz w:val="17"/>
+                <w:szCs w:val="17"/>
+              </w:rPr>
+              <w:t>_ratio</w:t>
+            </w:r>
+            <w:proofErr w:type="spellEnd"/>
             <w:r>
               <w:rPr>
                 <w:rFonts w:ascii="思源黑体 CN Normal" w:eastAsia="思源黑体 CN Normal" w:hAnsi="思源黑体 CN Normal" w:cs="思源黑体 CN Light"/>
@@ -22013,8 +26966,9 @@
                 <w:sz w:val="17"/>
                 <w:szCs w:val="17"/>
               </w:rPr>
-              <w:t>{{qc.dna_data_qc.</w:t>
-            </w:r>
+              <w:t>{{qc.dna_data_</w:t>
+            </w:r>
+            <w:proofErr w:type="gramStart"/>
             <w:r>
               <w:rPr>
                 <w:rFonts w:ascii="思源黑体 CN Normal" w:eastAsia="思源黑体 CN Normal" w:hAnsi="思源黑体 CN Normal" w:cs="思源黑体 CN Light"/>
@@ -22022,7 +26976,26 @@
                 <w:sz w:val="17"/>
                 <w:szCs w:val="17"/>
               </w:rPr>
-              <w:t>cleandata_q30</w:t>
+              <w:t>qc.</w:t>
+            </w:r>
+            <w:r>
+              <w:rPr>
+                <w:rFonts w:ascii="思源黑体 CN Normal" w:eastAsia="思源黑体 CN Normal" w:hAnsi="思源黑体 CN Normal" w:cs="思源黑体 CN Light"/>
+                <w:kern w:val="0"/>
+                <w:sz w:val="17"/>
+                <w:szCs w:val="17"/>
+              </w:rPr>
+              <w:t>cleandata</w:t>
+            </w:r>
+            <w:proofErr w:type="gramEnd"/>
+            <w:r>
+              <w:rPr>
+                <w:rFonts w:ascii="思源黑体 CN Normal" w:eastAsia="思源黑体 CN Normal" w:hAnsi="思源黑体 CN Normal" w:cs="思源黑体 CN Light"/>
+                <w:kern w:val="0"/>
+                <w:sz w:val="17"/>
+                <w:szCs w:val="17"/>
+              </w:rPr>
+              <w:t>_q30</w:t>
             </w:r>
             <w:r>
               <w:rPr>
@@ -22194,7 +27167,27 @@
                 <w:sz w:val="17"/>
                 <w:szCs w:val="17"/>
               </w:rPr>
-              <w:t>{{qc.dna_data_qc.cnv_cv}}</w:t>
+              <w:t>{{</w:t>
+            </w:r>
+            <w:proofErr w:type="spellStart"/>
+            <w:r>
+              <w:rPr>
+                <w:rFonts w:ascii="思源黑体 CN Normal" w:eastAsia="思源黑体 CN Normal" w:hAnsi="思源黑体 CN Normal" w:cs="思源黑体 CN Light"/>
+                <w:kern w:val="0"/>
+                <w:sz w:val="17"/>
+                <w:szCs w:val="17"/>
+              </w:rPr>
+              <w:t>qc.dna_data_qc.cnv_cv</w:t>
+            </w:r>
+            <w:proofErr w:type="spellEnd"/>
+            <w:r>
+              <w:rPr>
+                <w:rFonts w:ascii="思源黑体 CN Normal" w:eastAsia="思源黑体 CN Normal" w:hAnsi="思源黑体 CN Normal" w:cs="思源黑体 CN Light"/>
+                <w:kern w:val="0"/>
+                <w:sz w:val="17"/>
+                <w:szCs w:val="17"/>
+              </w:rPr>
+              <w:t>}}</w:t>
             </w:r>
           </w:p>
         </w:tc>
@@ -22348,7 +27341,27 @@
                 <w:sz w:val="17"/>
                 <w:szCs w:val="17"/>
               </w:rPr>
-              <w:t>{{qc.dna_data_qc.cnv_uni}}</w:t>
+              <w:t>{{</w:t>
+            </w:r>
+            <w:proofErr w:type="spellStart"/>
+            <w:r>
+              <w:rPr>
+                <w:rFonts w:ascii="思源黑体 CN Normal" w:eastAsia="思源黑体 CN Normal" w:hAnsi="思源黑体 CN Normal" w:cs="思源黑体 CN Light"/>
+                <w:kern w:val="0"/>
+                <w:sz w:val="17"/>
+                <w:szCs w:val="17"/>
+              </w:rPr>
+              <w:t>qc.dna_data_qc.cnv_uni</w:t>
+            </w:r>
+            <w:proofErr w:type="spellEnd"/>
+            <w:r>
+              <w:rPr>
+                <w:rFonts w:ascii="思源黑体 CN Normal" w:eastAsia="思源黑体 CN Normal" w:hAnsi="思源黑体 CN Normal" w:cs="思源黑体 CN Light"/>
+                <w:kern w:val="0"/>
+                <w:sz w:val="17"/>
+                <w:szCs w:val="17"/>
+              </w:rPr>
+              <w:t>}}</w:t>
             </w:r>
           </w:p>
         </w:tc>
@@ -22493,7 +27506,47 @@
                 <w:sz w:val="17"/>
                 <w:szCs w:val="17"/>
               </w:rPr>
-              <w:t>{{qc.dna_data_qc.depth_mean_uniq}}</w:t>
+              <w:t>{{</w:t>
+            </w:r>
+            <w:proofErr w:type="spellStart"/>
+            <w:r>
+              <w:rPr>
+                <w:rFonts w:ascii="思源黑体 CN Normal" w:eastAsia="思源黑体 CN Normal" w:hAnsi="思源黑体 CN Normal" w:cs="思源黑体 CN Light"/>
+                <w:kern w:val="0"/>
+                <w:sz w:val="17"/>
+                <w:szCs w:val="17"/>
+              </w:rPr>
+              <w:t>qc.dna_data_</w:t>
+            </w:r>
+            <w:proofErr w:type="gramStart"/>
+            <w:r>
+              <w:rPr>
+                <w:rFonts w:ascii="思源黑体 CN Normal" w:eastAsia="思源黑体 CN Normal" w:hAnsi="思源黑体 CN Normal" w:cs="思源黑体 CN Light"/>
+                <w:kern w:val="0"/>
+                <w:sz w:val="17"/>
+                <w:szCs w:val="17"/>
+              </w:rPr>
+              <w:t>qc.depth</w:t>
+            </w:r>
+            <w:proofErr w:type="gramEnd"/>
+            <w:r>
+              <w:rPr>
+                <w:rFonts w:ascii="思源黑体 CN Normal" w:eastAsia="思源黑体 CN Normal" w:hAnsi="思源黑体 CN Normal" w:cs="思源黑体 CN Light"/>
+                <w:kern w:val="0"/>
+                <w:sz w:val="17"/>
+                <w:szCs w:val="17"/>
+              </w:rPr>
+              <w:t>_mean_uniq</w:t>
+            </w:r>
+            <w:proofErr w:type="spellEnd"/>
+            <w:r>
+              <w:rPr>
+                <w:rFonts w:ascii="思源黑体 CN Normal" w:eastAsia="思源黑体 CN Normal" w:hAnsi="思源黑体 CN Normal" w:cs="思源黑体 CN Light"/>
+                <w:kern w:val="0"/>
+                <w:sz w:val="17"/>
+                <w:szCs w:val="17"/>
+              </w:rPr>
+              <w:t>}}</w:t>
             </w:r>
           </w:p>
         </w:tc>
@@ -22592,7 +27645,27 @@
                 <w:sz w:val="17"/>
                 <w:szCs w:val="17"/>
               </w:rPr>
-              <w:t>均一性</w:t>
+              <w:t>均</w:t>
+            </w:r>
+            <w:proofErr w:type="gramStart"/>
+            <w:r>
+              <w:rPr>
+                <w:rFonts w:ascii="思源黑体 CN Normal" w:eastAsia="思源黑体 CN Normal" w:hAnsi="思源黑体 CN Normal" w:cs="思源黑体 CN Light" w:hint="eastAsia"/>
+                <w:kern w:val="0"/>
+                <w:sz w:val="17"/>
+                <w:szCs w:val="17"/>
+              </w:rPr>
+              <w:t>一</w:t>
+            </w:r>
+            <w:proofErr w:type="gramEnd"/>
+            <w:r>
+              <w:rPr>
+                <w:rFonts w:ascii="思源黑体 CN Normal" w:eastAsia="思源黑体 CN Normal" w:hAnsi="思源黑体 CN Normal" w:cs="思源黑体 CN Light" w:hint="eastAsia"/>
+                <w:kern w:val="0"/>
+                <w:sz w:val="17"/>
+                <w:szCs w:val="17"/>
+              </w:rPr>
+              <w:t>性</w:t>
             </w:r>
           </w:p>
         </w:tc>
@@ -22626,8 +27699,9 @@
                 <w:sz w:val="17"/>
                 <w:szCs w:val="17"/>
               </w:rPr>
-              <w:t>{{qc.dna_data_qc.</w:t>
-            </w:r>
+              <w:t>{{qc.dna_data_</w:t>
+            </w:r>
+            <w:proofErr w:type="gramStart"/>
             <w:r>
               <w:rPr>
                 <w:rFonts w:ascii="思源黑体 CN Normal" w:eastAsia="思源黑体 CN Normal" w:hAnsi="思源黑体 CN Normal" w:cs="思源黑体 CN Light"/>
@@ -22635,7 +27709,26 @@
                 <w:sz w:val="17"/>
                 <w:szCs w:val="17"/>
               </w:rPr>
-              <w:t>uni20_uniq</w:t>
+              <w:t>qc.</w:t>
+            </w:r>
+            <w:r>
+              <w:rPr>
+                <w:rFonts w:ascii="思源黑体 CN Normal" w:eastAsia="思源黑体 CN Normal" w:hAnsi="思源黑体 CN Normal" w:cs="思源黑体 CN Light"/>
+                <w:kern w:val="0"/>
+                <w:sz w:val="17"/>
+                <w:szCs w:val="17"/>
+              </w:rPr>
+              <w:t>uni</w:t>
+            </w:r>
+            <w:proofErr w:type="gramEnd"/>
+            <w:r>
+              <w:rPr>
+                <w:rFonts w:ascii="思源黑体 CN Normal" w:eastAsia="思源黑体 CN Normal" w:hAnsi="思源黑体 CN Normal" w:cs="思源黑体 CN Light"/>
+                <w:kern w:val="0"/>
+                <w:sz w:val="17"/>
+                <w:szCs w:val="17"/>
+              </w:rPr>
+              <w:t>20_uniq</w:t>
             </w:r>
             <w:r>
               <w:rPr>
@@ -22779,8 +27872,9 @@
                 <w:sz w:val="17"/>
                 <w:szCs w:val="17"/>
               </w:rPr>
-              <w:t>{{qc.dna_data_qc.</w:t>
-            </w:r>
+              <w:t>{{</w:t>
+            </w:r>
+            <w:proofErr w:type="spellStart"/>
             <w:r>
               <w:rPr>
                 <w:rFonts w:ascii="思源黑体 CN Normal" w:eastAsia="思源黑体 CN Normal" w:hAnsi="思源黑体 CN Normal" w:cs="思源黑体 CN Light"/>
@@ -22788,8 +27882,38 @@
                 <w:sz w:val="17"/>
                 <w:szCs w:val="17"/>
               </w:rPr>
-              <w:t>mapping_ratio</w:t>
-            </w:r>
+              <w:t>qc.dna_data_</w:t>
+            </w:r>
+            <w:proofErr w:type="gramStart"/>
+            <w:r>
+              <w:rPr>
+                <w:rFonts w:ascii="思源黑体 CN Normal" w:eastAsia="思源黑体 CN Normal" w:hAnsi="思源黑体 CN Normal" w:cs="思源黑体 CN Light"/>
+                <w:kern w:val="0"/>
+                <w:sz w:val="17"/>
+                <w:szCs w:val="17"/>
+              </w:rPr>
+              <w:t>qc.</w:t>
+            </w:r>
+            <w:r>
+              <w:rPr>
+                <w:rFonts w:ascii="思源黑体 CN Normal" w:eastAsia="思源黑体 CN Normal" w:hAnsi="思源黑体 CN Normal" w:cs="思源黑体 CN Light"/>
+                <w:kern w:val="0"/>
+                <w:sz w:val="17"/>
+                <w:szCs w:val="17"/>
+              </w:rPr>
+              <w:t>mapping</w:t>
+            </w:r>
+            <w:proofErr w:type="gramEnd"/>
+            <w:r>
+              <w:rPr>
+                <w:rFonts w:ascii="思源黑体 CN Normal" w:eastAsia="思源黑体 CN Normal" w:hAnsi="思源黑体 CN Normal" w:cs="思源黑体 CN Light"/>
+                <w:kern w:val="0"/>
+                <w:sz w:val="17"/>
+                <w:szCs w:val="17"/>
+              </w:rPr>
+              <w:t>_ratio</w:t>
+            </w:r>
+            <w:proofErr w:type="spellEnd"/>
             <w:r>
               <w:rPr>
                 <w:rFonts w:ascii="思源黑体 CN Normal" w:eastAsia="思源黑体 CN Normal" w:hAnsi="思源黑体 CN Normal" w:cs="思源黑体 CN Light"/>
@@ -22904,7 +28028,27 @@
           <w:sz w:val="16"/>
           <w:szCs w:val="16"/>
         </w:rPr>
-        <w:t>石蜡玻片时才能进行病理质控，若肿瘤细胞含量低于20%，本产品CNV检测灵敏度和特异性可能会受到影响，结果仅供参考；</w:t>
+        <w:t>石蜡</w:t>
+      </w:r>
+      <w:proofErr w:type="gramStart"/>
+      <w:r>
+        <w:rPr>
+          <w:rFonts w:ascii="思源黑体 CN Normal" w:eastAsia="思源黑体 CN Normal" w:hAnsi="思源黑体 CN Normal" w:hint="eastAsia"/>
+          <w:color w:val="000000" w:themeColor="text1"/>
+          <w:sz w:val="16"/>
+          <w:szCs w:val="16"/>
+        </w:rPr>
+        <w:t>玻</w:t>
+      </w:r>
+      <w:proofErr w:type="gramEnd"/>
+      <w:r>
+        <w:rPr>
+          <w:rFonts w:ascii="思源黑体 CN Normal" w:eastAsia="思源黑体 CN Normal" w:hAnsi="思源黑体 CN Normal" w:hint="eastAsia"/>
+          <w:color w:val="000000" w:themeColor="text1"/>
+          <w:sz w:val="16"/>
+          <w:szCs w:val="16"/>
+        </w:rPr>
+        <w:t>片时才能进行病理质控，若肿瘤细胞含量低于20%，本产品CNV检测灵敏度和特异性可能会受到影响，结果仅供参考；</w:t>
       </w:r>
     </w:p>
     <w:p>
@@ -23030,7 +28174,27 @@
           <w:sz w:val="16"/>
           <w:szCs w:val="16"/>
         </w:rPr>
-        <w:t>检测到的区域占目标区域的比例；</w:t>
+        <w:t>检测到的区域</w:t>
+      </w:r>
+      <w:proofErr w:type="gramStart"/>
+      <w:r>
+        <w:rPr>
+          <w:rFonts w:ascii="思源黑体 CN Normal" w:eastAsia="思源黑体 CN Normal" w:hAnsi="思源黑体 CN Normal" w:hint="eastAsia"/>
+          <w:color w:val="000000" w:themeColor="text1"/>
+          <w:sz w:val="16"/>
+          <w:szCs w:val="16"/>
+        </w:rPr>
+        <w:t>占目标</w:t>
+      </w:r>
+      <w:proofErr w:type="gramEnd"/>
+      <w:r>
+        <w:rPr>
+          <w:rFonts w:ascii="思源黑体 CN Normal" w:eastAsia="思源黑体 CN Normal" w:hAnsi="思源黑体 CN Normal" w:hint="eastAsia"/>
+          <w:color w:val="000000" w:themeColor="text1"/>
+          <w:sz w:val="16"/>
+          <w:szCs w:val="16"/>
+        </w:rPr>
+        <w:t>区域的比例；</w:t>
       </w:r>
     </w:p>
     <w:p>
@@ -23111,7 +28275,27 @@
           <w:sz w:val="16"/>
           <w:szCs w:val="16"/>
         </w:rPr>
-        <w:t>基因内部CV分布：基因内部归一化深度的分布均一性；</w:t>
+        <w:t>基因内部CV分布：基因内部归一化深度的分布均</w:t>
+      </w:r>
+      <w:proofErr w:type="gramStart"/>
+      <w:r>
+        <w:rPr>
+          <w:rFonts w:ascii="思源黑体 CN Normal" w:eastAsia="思源黑体 CN Normal" w:hAnsi="思源黑体 CN Normal" w:hint="eastAsia"/>
+          <w:color w:val="000000" w:themeColor="text1"/>
+          <w:sz w:val="16"/>
+          <w:szCs w:val="16"/>
+        </w:rPr>
+        <w:t>一</w:t>
+      </w:r>
+      <w:proofErr w:type="gramEnd"/>
+      <w:r>
+        <w:rPr>
+          <w:rFonts w:ascii="思源黑体 CN Normal" w:eastAsia="思源黑体 CN Normal" w:hAnsi="思源黑体 CN Normal" w:hint="eastAsia"/>
+          <w:color w:val="000000" w:themeColor="text1"/>
+          <w:sz w:val="16"/>
+          <w:szCs w:val="16"/>
+        </w:rPr>
+        <w:t>性；</w:t>
       </w:r>
     </w:p>
     <w:p>
@@ -23239,7 +28423,27 @@
           <w:sz w:val="16"/>
           <w:szCs w:val="16"/>
         </w:rPr>
-        <w:t>均一性：</w:t>
+        <w:t>均</w:t>
+      </w:r>
+      <w:proofErr w:type="gramStart"/>
+      <w:r>
+        <w:rPr>
+          <w:rFonts w:ascii="思源黑体 CN Normal" w:eastAsia="思源黑体 CN Normal" w:hAnsi="思源黑体 CN Normal" w:hint="eastAsia"/>
+          <w:color w:val="000000" w:themeColor="text1"/>
+          <w:sz w:val="16"/>
+          <w:szCs w:val="16"/>
+        </w:rPr>
+        <w:t>一</w:t>
+      </w:r>
+      <w:proofErr w:type="gramEnd"/>
+      <w:r>
+        <w:rPr>
+          <w:rFonts w:ascii="思源黑体 CN Normal" w:eastAsia="思源黑体 CN Normal" w:hAnsi="思源黑体 CN Normal" w:hint="eastAsia"/>
+          <w:color w:val="000000" w:themeColor="text1"/>
+          <w:sz w:val="16"/>
+          <w:szCs w:val="16"/>
+        </w:rPr>
+        <w:t>性：</w:t>
       </w:r>
       <w:r>
         <w:rPr>
@@ -23339,7 +28543,27 @@
           <w:sz w:val="16"/>
           <w:szCs w:val="16"/>
         </w:rPr>
-        <w:t>为“/”，表示此质控项并非本检测的必要质控项，结果仅供参考；</w:t>
+        <w:t>为“/”，表示此质</w:t>
+      </w:r>
+      <w:proofErr w:type="gramStart"/>
+      <w:r>
+        <w:rPr>
+          <w:rFonts w:ascii="思源黑体 CN Normal" w:eastAsia="思源黑体 CN Normal" w:hAnsi="思源黑体 CN Normal" w:hint="eastAsia"/>
+          <w:color w:val="000000" w:themeColor="text1"/>
+          <w:sz w:val="16"/>
+          <w:szCs w:val="16"/>
+        </w:rPr>
+        <w:t>控项并非</w:t>
+      </w:r>
+      <w:proofErr w:type="gramEnd"/>
+      <w:r>
+        <w:rPr>
+          <w:rFonts w:ascii="思源黑体 CN Normal" w:eastAsia="思源黑体 CN Normal" w:hAnsi="思源黑体 CN Normal" w:hint="eastAsia"/>
+          <w:color w:val="000000" w:themeColor="text1"/>
+          <w:sz w:val="16"/>
+          <w:szCs w:val="16"/>
+        </w:rPr>
+        <w:t>本检测的必要质控项，结果仅供参考；</w:t>
       </w:r>
     </w:p>
     <w:p>
@@ -23405,25 +28629,27 @@
           <w:sz w:val="16"/>
           <w:szCs w:val="16"/>
         </w:rPr>
-        <w:t>%p elif “</w:t>
-      </w:r>
-      <w:r>
-        <w:rPr>
-          <w:rFonts w:ascii="思源黑体 CN Normal" w:eastAsia="思源黑体 CN Normal" w:hAnsi="思源黑体 CN Normal" w:hint="eastAsia"/>
+        <w:t xml:space="preserve">%p </w:t>
+      </w:r>
+      <w:proofErr w:type="spellStart"/>
+      <w:r>
+        <w:rPr>
+          <w:rFonts w:ascii="思源黑体 CN Normal" w:eastAsia="思源黑体 CN Normal" w:hAnsi="思源黑体 CN Normal"/>
           <w:color w:val="000000" w:themeColor="text1"/>
           <w:sz w:val="16"/>
           <w:szCs w:val="16"/>
         </w:rPr>
-        <w:t>Pan116（</w:t>
-      </w:r>
-      <w:r>
-        <w:rPr>
-          <w:rFonts w:ascii="思源黑体 CN Normal" w:eastAsia="思源黑体 CN Normal" w:hAnsi="思源黑体 CN Normal" w:hint="eastAsia"/>
+        <w:t>elif</w:t>
+      </w:r>
+      <w:proofErr w:type="spellEnd"/>
+      <w:r>
+        <w:rPr>
+          <w:rFonts w:ascii="思源黑体 CN Normal" w:eastAsia="思源黑体 CN Normal" w:hAnsi="思源黑体 CN Normal"/>
           <w:color w:val="000000" w:themeColor="text1"/>
           <w:sz w:val="16"/>
           <w:szCs w:val="16"/>
         </w:rPr>
-        <w:t>血液</w:t>
+        <w:t xml:space="preserve"> “</w:t>
       </w:r>
       <w:r>
         <w:rPr>
@@ -23432,16 +28658,54 @@
           <w:sz w:val="16"/>
           <w:szCs w:val="16"/>
         </w:rPr>
-        <w:t>）</w:t>
-      </w:r>
-      <w:r>
-        <w:rPr>
-          <w:rFonts w:ascii="思源黑体 CN Normal" w:eastAsia="思源黑体 CN Normal" w:hAnsi="思源黑体 CN Normal"/>
+        <w:t>Pan116（</w:t>
+      </w:r>
+      <w:r>
+        <w:rPr>
+          <w:rFonts w:ascii="思源黑体 CN Normal" w:eastAsia="思源黑体 CN Normal" w:hAnsi="思源黑体 CN Normal" w:hint="eastAsia"/>
           <w:color w:val="000000" w:themeColor="text1"/>
           <w:sz w:val="16"/>
           <w:szCs w:val="16"/>
         </w:rPr>
-        <w:t>” in sample.prod_names%}</w:t>
+        <w:t>血液</w:t>
+      </w:r>
+      <w:r>
+        <w:rPr>
+          <w:rFonts w:ascii="思源黑体 CN Normal" w:eastAsia="思源黑体 CN Normal" w:hAnsi="思源黑体 CN Normal" w:hint="eastAsia"/>
+          <w:color w:val="000000" w:themeColor="text1"/>
+          <w:sz w:val="16"/>
+          <w:szCs w:val="16"/>
+        </w:rPr>
+        <w:t>）</w:t>
+      </w:r>
+      <w:r>
+        <w:rPr>
+          <w:rFonts w:ascii="思源黑体 CN Normal" w:eastAsia="思源黑体 CN Normal" w:hAnsi="思源黑体 CN Normal"/>
+          <w:color w:val="000000" w:themeColor="text1"/>
+          <w:sz w:val="16"/>
+          <w:szCs w:val="16"/>
+        </w:rPr>
+        <w:t xml:space="preserve">” in </w:t>
+      </w:r>
+      <w:proofErr w:type="spellStart"/>
+      <w:r>
+        <w:rPr>
+          <w:rFonts w:ascii="思源黑体 CN Normal" w:eastAsia="思源黑体 CN Normal" w:hAnsi="思源黑体 CN Normal"/>
+          <w:color w:val="000000" w:themeColor="text1"/>
+          <w:sz w:val="16"/>
+          <w:szCs w:val="16"/>
+        </w:rPr>
+        <w:t>sample.prod_names</w:t>
+      </w:r>
+      <w:proofErr w:type="spellEnd"/>
+      <w:r>
+        <w:rPr>
+          <w:rFonts w:ascii="思源黑体 CN Normal" w:eastAsia="思源黑体 CN Normal" w:hAnsi="思源黑体 CN Normal"/>
+          <w:color w:val="000000" w:themeColor="text1"/>
+          <w:sz w:val="16"/>
+          <w:szCs w:val="16"/>
+        </w:rPr>
+        <w:t>%}</w:t>
       </w:r>
     </w:p>
     <w:tbl>
@@ -23726,7 +28990,67 @@
                 <w:sz w:val="17"/>
                 <w:szCs w:val="17"/>
               </w:rPr>
-              <w:t>{%if lib_quality_control and lib_quality_control.lib_dna_qc and lib_quality_control.lib_dna_qc.dna_qty%}{{lib_quality_control.lib_dna_qc.dna_qty|replace(“.00”,””)}}{%else%}{%endif%}</w:t>
+              <w:t xml:space="preserve">{%if </w:t>
+            </w:r>
+            <w:proofErr w:type="spellStart"/>
+            <w:r>
+              <w:rPr>
+                <w:rFonts w:ascii="思源黑体 CN Normal" w:eastAsia="思源黑体 CN Normal" w:hAnsi="思源黑体 CN Normal" w:cs="思源黑体 CN Light"/>
+                <w:kern w:val="0"/>
+                <w:sz w:val="17"/>
+                <w:szCs w:val="17"/>
+              </w:rPr>
+              <w:t>lib_quality_control</w:t>
+            </w:r>
+            <w:proofErr w:type="spellEnd"/>
+            <w:r>
+              <w:rPr>
+                <w:rFonts w:ascii="思源黑体 CN Normal" w:eastAsia="思源黑体 CN Normal" w:hAnsi="思源黑体 CN Normal" w:cs="思源黑体 CN Light"/>
+                <w:kern w:val="0"/>
+                <w:sz w:val="17"/>
+                <w:szCs w:val="17"/>
+              </w:rPr>
+              <w:t xml:space="preserve"> and </w:t>
+            </w:r>
+            <w:proofErr w:type="spellStart"/>
+            <w:r>
+              <w:rPr>
+                <w:rFonts w:ascii="思源黑体 CN Normal" w:eastAsia="思源黑体 CN Normal" w:hAnsi="思源黑体 CN Normal" w:cs="思源黑体 CN Light"/>
+                <w:kern w:val="0"/>
+                <w:sz w:val="17"/>
+                <w:szCs w:val="17"/>
+              </w:rPr>
+              <w:t>lib_quality_control.lib_dna_qc</w:t>
+            </w:r>
+            <w:proofErr w:type="spellEnd"/>
+            <w:r>
+              <w:rPr>
+                <w:rFonts w:ascii="思源黑体 CN Normal" w:eastAsia="思源黑体 CN Normal" w:hAnsi="思源黑体 CN Normal" w:cs="思源黑体 CN Light"/>
+                <w:kern w:val="0"/>
+                <w:sz w:val="17"/>
+                <w:szCs w:val="17"/>
+              </w:rPr>
+              <w:t xml:space="preserve"> and lib_quality_control.lib_dna_qc.dna_qty</w:t>
+            </w:r>
+            <w:proofErr w:type="gramStart"/>
+            <w:r>
+              <w:rPr>
+                <w:rFonts w:ascii="思源黑体 CN Normal" w:eastAsia="思源黑体 CN Normal" w:hAnsi="思源黑体 CN Normal" w:cs="思源黑体 CN Light"/>
+                <w:kern w:val="0"/>
+                <w:sz w:val="17"/>
+                <w:szCs w:val="17"/>
+              </w:rPr>
+              <w:t>%}{</w:t>
+            </w:r>
+            <w:proofErr w:type="gramEnd"/>
+            <w:r>
+              <w:rPr>
+                <w:rFonts w:ascii="思源黑体 CN Normal" w:eastAsia="思源黑体 CN Normal" w:hAnsi="思源黑体 CN Normal" w:cs="思源黑体 CN Light"/>
+                <w:kern w:val="0"/>
+                <w:sz w:val="17"/>
+                <w:szCs w:val="17"/>
+              </w:rPr>
+              <w:t>{lib_quality_control.lib_dna_qc.dna_qty|replace(“.00”,””)}}{%else%}{%endif%}</w:t>
             </w:r>
           </w:p>
         </w:tc>
@@ -23881,7 +29205,67 @@
                 <w:sz w:val="17"/>
                 <w:szCs w:val="17"/>
               </w:rPr>
-              <w:t>{%if lib_quality_control and lib_quality_control.lib_dna_qc and lib_quality_control.lib_dna_qc.library_qty%}{{lib_quality_control.lib_dna_qc.library_qty|replace(“.00”,””)}}{%else%}{%endif%}</w:t>
+              <w:t xml:space="preserve">{%if </w:t>
+            </w:r>
+            <w:proofErr w:type="spellStart"/>
+            <w:r>
+              <w:rPr>
+                <w:rFonts w:ascii="思源黑体 CN Normal" w:eastAsia="思源黑体 CN Normal" w:hAnsi="思源黑体 CN Normal" w:cs="思源黑体 CN Light"/>
+                <w:kern w:val="0"/>
+                <w:sz w:val="17"/>
+                <w:szCs w:val="17"/>
+              </w:rPr>
+              <w:t>lib_quality_control</w:t>
+            </w:r>
+            <w:proofErr w:type="spellEnd"/>
+            <w:r>
+              <w:rPr>
+                <w:rFonts w:ascii="思源黑体 CN Normal" w:eastAsia="思源黑体 CN Normal" w:hAnsi="思源黑体 CN Normal" w:cs="思源黑体 CN Light"/>
+                <w:kern w:val="0"/>
+                <w:sz w:val="17"/>
+                <w:szCs w:val="17"/>
+              </w:rPr>
+              <w:t xml:space="preserve"> and </w:t>
+            </w:r>
+            <w:proofErr w:type="spellStart"/>
+            <w:r>
+              <w:rPr>
+                <w:rFonts w:ascii="思源黑体 CN Normal" w:eastAsia="思源黑体 CN Normal" w:hAnsi="思源黑体 CN Normal" w:cs="思源黑体 CN Light"/>
+                <w:kern w:val="0"/>
+                <w:sz w:val="17"/>
+                <w:szCs w:val="17"/>
+              </w:rPr>
+              <w:t>lib_quality_control.lib_dna_qc</w:t>
+            </w:r>
+            <w:proofErr w:type="spellEnd"/>
+            <w:r>
+              <w:rPr>
+                <w:rFonts w:ascii="思源黑体 CN Normal" w:eastAsia="思源黑体 CN Normal" w:hAnsi="思源黑体 CN Normal" w:cs="思源黑体 CN Light"/>
+                <w:kern w:val="0"/>
+                <w:sz w:val="17"/>
+                <w:szCs w:val="17"/>
+              </w:rPr>
+              <w:t xml:space="preserve"> and lib_quality_control.lib_dna_</w:t>
+            </w:r>
+            <w:proofErr w:type="gramStart"/>
+            <w:r>
+              <w:rPr>
+                <w:rFonts w:ascii="思源黑体 CN Normal" w:eastAsia="思源黑体 CN Normal" w:hAnsi="思源黑体 CN Normal" w:cs="思源黑体 CN Light"/>
+                <w:kern w:val="0"/>
+                <w:sz w:val="17"/>
+                <w:szCs w:val="17"/>
+              </w:rPr>
+              <w:t>qc.library</w:t>
+            </w:r>
+            <w:proofErr w:type="gramEnd"/>
+            <w:r>
+              <w:rPr>
+                <w:rFonts w:ascii="思源黑体 CN Normal" w:eastAsia="思源黑体 CN Normal" w:hAnsi="思源黑体 CN Normal" w:cs="思源黑体 CN Light"/>
+                <w:kern w:val="0"/>
+                <w:sz w:val="17"/>
+                <w:szCs w:val="17"/>
+              </w:rPr>
+              <w:t>_qty%}{{lib_quality_control.lib_dna_qc.library_qty|replace(“.00”,””)}}{%else%}{%endif%}</w:t>
             </w:r>
           </w:p>
         </w:tc>
@@ -24059,7 +29443,17 @@
                 <w:sz w:val="17"/>
                 <w:szCs w:val="17"/>
               </w:rPr>
-              <w:t>{{q</w:t>
+              <w:t>{{</w:t>
+            </w:r>
+            <w:proofErr w:type="gramStart"/>
+            <w:r>
+              <w:rPr>
+                <w:rFonts w:ascii="思源黑体 CN Normal" w:eastAsia="思源黑体 CN Normal" w:hAnsi="思源黑体 CN Normal" w:cs="思源黑体 CN Light" w:hint="eastAsia"/>
+                <w:kern w:val="0"/>
+                <w:sz w:val="17"/>
+                <w:szCs w:val="17"/>
+              </w:rPr>
+              <w:t>q</w:t>
             </w:r>
             <w:r>
               <w:rPr>
@@ -24068,7 +29462,17 @@
                 <w:sz w:val="17"/>
                 <w:szCs w:val="17"/>
               </w:rPr>
-              <w:t>c.qc_gradient.</w:t>
+              <w:t>c.qc</w:t>
+            </w:r>
+            <w:proofErr w:type="gramEnd"/>
+            <w:r>
+              <w:rPr>
+                <w:rFonts w:ascii="思源黑体 CN Normal" w:eastAsia="思源黑体 CN Normal" w:hAnsi="思源黑体 CN Normal" w:cs="思源黑体 CN Light"/>
+                <w:kern w:val="0"/>
+                <w:sz w:val="17"/>
+                <w:szCs w:val="17"/>
+              </w:rPr>
+              <w:t>_gradient.</w:t>
             </w:r>
             <w:r>
               <w:rPr>
@@ -24247,8 +29651,9 @@
                 <w:sz w:val="17"/>
                 <w:szCs w:val="17"/>
               </w:rPr>
-              <w:t>{{qc.dna_data_qc.</w:t>
-            </w:r>
+              <w:t>{{</w:t>
+            </w:r>
+            <w:proofErr w:type="spellStart"/>
             <w:r>
               <w:rPr>
                 <w:rFonts w:ascii="思源黑体 CN Normal" w:eastAsia="思源黑体 CN Normal" w:hAnsi="思源黑体 CN Normal" w:cs="思源黑体 CN Light"/>
@@ -24256,8 +29661,38 @@
                 <w:sz w:val="17"/>
                 <w:szCs w:val="17"/>
               </w:rPr>
-              <w:t>cover_ratio</w:t>
-            </w:r>
+              <w:t>qc.dna_data_</w:t>
+            </w:r>
+            <w:proofErr w:type="gramStart"/>
+            <w:r>
+              <w:rPr>
+                <w:rFonts w:ascii="思源黑体 CN Normal" w:eastAsia="思源黑体 CN Normal" w:hAnsi="思源黑体 CN Normal" w:cs="思源黑体 CN Light"/>
+                <w:kern w:val="0"/>
+                <w:sz w:val="17"/>
+                <w:szCs w:val="17"/>
+              </w:rPr>
+              <w:t>qc.</w:t>
+            </w:r>
+            <w:r>
+              <w:rPr>
+                <w:rFonts w:ascii="思源黑体 CN Normal" w:eastAsia="思源黑体 CN Normal" w:hAnsi="思源黑体 CN Normal" w:cs="思源黑体 CN Light"/>
+                <w:kern w:val="0"/>
+                <w:sz w:val="17"/>
+                <w:szCs w:val="17"/>
+              </w:rPr>
+              <w:t>cover</w:t>
+            </w:r>
+            <w:proofErr w:type="gramEnd"/>
+            <w:r>
+              <w:rPr>
+                <w:rFonts w:ascii="思源黑体 CN Normal" w:eastAsia="思源黑体 CN Normal" w:hAnsi="思源黑体 CN Normal" w:cs="思源黑体 CN Light"/>
+                <w:kern w:val="0"/>
+                <w:sz w:val="17"/>
+                <w:szCs w:val="17"/>
+              </w:rPr>
+              <w:t>_ratio</w:t>
+            </w:r>
+            <w:proofErr w:type="spellEnd"/>
             <w:r>
               <w:rPr>
                 <w:rFonts w:ascii="思源黑体 CN Normal" w:eastAsia="思源黑体 CN Normal" w:hAnsi="思源黑体 CN Normal" w:cs="思源黑体 CN Light"/>
@@ -24427,8 +29862,9 @@
                 <w:sz w:val="17"/>
                 <w:szCs w:val="17"/>
               </w:rPr>
-              <w:t>{{qc.dna_data_qc.</w:t>
-            </w:r>
+              <w:t>{{qc.dna_data_</w:t>
+            </w:r>
+            <w:proofErr w:type="gramStart"/>
             <w:r>
               <w:rPr>
                 <w:rFonts w:ascii="思源黑体 CN Normal" w:eastAsia="思源黑体 CN Normal" w:hAnsi="思源黑体 CN Normal" w:cs="思源黑体 CN Light"/>
@@ -24436,7 +29872,26 @@
                 <w:sz w:val="17"/>
                 <w:szCs w:val="17"/>
               </w:rPr>
-              <w:t>cleandata_q30</w:t>
+              <w:t>qc.</w:t>
+            </w:r>
+            <w:r>
+              <w:rPr>
+                <w:rFonts w:ascii="思源黑体 CN Normal" w:eastAsia="思源黑体 CN Normal" w:hAnsi="思源黑体 CN Normal" w:cs="思源黑体 CN Light"/>
+                <w:kern w:val="0"/>
+                <w:sz w:val="17"/>
+                <w:szCs w:val="17"/>
+              </w:rPr>
+              <w:t>cleandata</w:t>
+            </w:r>
+            <w:proofErr w:type="gramEnd"/>
+            <w:r>
+              <w:rPr>
+                <w:rFonts w:ascii="思源黑体 CN Normal" w:eastAsia="思源黑体 CN Normal" w:hAnsi="思源黑体 CN Normal" w:cs="思源黑体 CN Light"/>
+                <w:kern w:val="0"/>
+                <w:sz w:val="17"/>
+                <w:szCs w:val="17"/>
+              </w:rPr>
+              <w:t>_q30</w:t>
             </w:r>
             <w:r>
               <w:rPr>
@@ -24600,7 +30055,47 @@
                 <w:sz w:val="17"/>
                 <w:szCs w:val="17"/>
               </w:rPr>
-              <w:t>{{qc.dna_data_qc.depth_mean_uniq}}</w:t>
+              <w:t>{{</w:t>
+            </w:r>
+            <w:proofErr w:type="spellStart"/>
+            <w:r>
+              <w:rPr>
+                <w:rFonts w:ascii="思源黑体 CN Normal" w:eastAsia="思源黑体 CN Normal" w:hAnsi="思源黑体 CN Normal" w:cs="思源黑体 CN Light"/>
+                <w:kern w:val="0"/>
+                <w:sz w:val="17"/>
+                <w:szCs w:val="17"/>
+              </w:rPr>
+              <w:t>qc.dna_data_</w:t>
+            </w:r>
+            <w:proofErr w:type="gramStart"/>
+            <w:r>
+              <w:rPr>
+                <w:rFonts w:ascii="思源黑体 CN Normal" w:eastAsia="思源黑体 CN Normal" w:hAnsi="思源黑体 CN Normal" w:cs="思源黑体 CN Light"/>
+                <w:kern w:val="0"/>
+                <w:sz w:val="17"/>
+                <w:szCs w:val="17"/>
+              </w:rPr>
+              <w:t>qc.depth</w:t>
+            </w:r>
+            <w:proofErr w:type="gramEnd"/>
+            <w:r>
+              <w:rPr>
+                <w:rFonts w:ascii="思源黑体 CN Normal" w:eastAsia="思源黑体 CN Normal" w:hAnsi="思源黑体 CN Normal" w:cs="思源黑体 CN Light"/>
+                <w:kern w:val="0"/>
+                <w:sz w:val="17"/>
+                <w:szCs w:val="17"/>
+              </w:rPr>
+              <w:t>_mean_uniq</w:t>
+            </w:r>
+            <w:proofErr w:type="spellEnd"/>
+            <w:r>
+              <w:rPr>
+                <w:rFonts w:ascii="思源黑体 CN Normal" w:eastAsia="思源黑体 CN Normal" w:hAnsi="思源黑体 CN Normal" w:cs="思源黑体 CN Light"/>
+                <w:kern w:val="0"/>
+                <w:sz w:val="17"/>
+                <w:szCs w:val="17"/>
+              </w:rPr>
+              <w:t>}}</w:t>
             </w:r>
           </w:p>
         </w:tc>
@@ -24699,7 +30194,27 @@
                 <w:sz w:val="17"/>
                 <w:szCs w:val="17"/>
               </w:rPr>
-              <w:t>均一性</w:t>
+              <w:t>均</w:t>
+            </w:r>
+            <w:proofErr w:type="gramStart"/>
+            <w:r>
+              <w:rPr>
+                <w:rFonts w:ascii="思源黑体 CN Normal" w:eastAsia="思源黑体 CN Normal" w:hAnsi="思源黑体 CN Normal" w:cs="思源黑体 CN Light" w:hint="eastAsia"/>
+                <w:kern w:val="0"/>
+                <w:sz w:val="17"/>
+                <w:szCs w:val="17"/>
+              </w:rPr>
+              <w:t>一</w:t>
+            </w:r>
+            <w:proofErr w:type="gramEnd"/>
+            <w:r>
+              <w:rPr>
+                <w:rFonts w:ascii="思源黑体 CN Normal" w:eastAsia="思源黑体 CN Normal" w:hAnsi="思源黑体 CN Normal" w:cs="思源黑体 CN Light" w:hint="eastAsia"/>
+                <w:kern w:val="0"/>
+                <w:sz w:val="17"/>
+                <w:szCs w:val="17"/>
+              </w:rPr>
+              <w:t>性</w:t>
             </w:r>
           </w:p>
         </w:tc>
@@ -24733,8 +30248,9 @@
                 <w:sz w:val="17"/>
                 <w:szCs w:val="17"/>
               </w:rPr>
-              <w:t>{{qc.dna_data_qc.</w:t>
-            </w:r>
+              <w:t>{{qc.dna_data_</w:t>
+            </w:r>
+            <w:proofErr w:type="gramStart"/>
             <w:r>
               <w:rPr>
                 <w:rFonts w:ascii="思源黑体 CN Normal" w:eastAsia="思源黑体 CN Normal" w:hAnsi="思源黑体 CN Normal" w:cs="思源黑体 CN Light"/>
@@ -24742,7 +30258,26 @@
                 <w:sz w:val="17"/>
                 <w:szCs w:val="17"/>
               </w:rPr>
-              <w:t>uni20_uniq</w:t>
+              <w:t>qc.</w:t>
+            </w:r>
+            <w:r>
+              <w:rPr>
+                <w:rFonts w:ascii="思源黑体 CN Normal" w:eastAsia="思源黑体 CN Normal" w:hAnsi="思源黑体 CN Normal" w:cs="思源黑体 CN Light"/>
+                <w:kern w:val="0"/>
+                <w:sz w:val="17"/>
+                <w:szCs w:val="17"/>
+              </w:rPr>
+              <w:t>uni</w:t>
+            </w:r>
+            <w:proofErr w:type="gramEnd"/>
+            <w:r>
+              <w:rPr>
+                <w:rFonts w:ascii="思源黑体 CN Normal" w:eastAsia="思源黑体 CN Normal" w:hAnsi="思源黑体 CN Normal" w:cs="思源黑体 CN Light"/>
+                <w:kern w:val="0"/>
+                <w:sz w:val="17"/>
+                <w:szCs w:val="17"/>
+              </w:rPr>
+              <w:t>20_uniq</w:t>
             </w:r>
             <w:r>
               <w:rPr>
@@ -24886,8 +30421,9 @@
                 <w:sz w:val="17"/>
                 <w:szCs w:val="17"/>
               </w:rPr>
-              <w:t>{{qc.dna_data_qc.</w:t>
-            </w:r>
+              <w:t>{{</w:t>
+            </w:r>
+            <w:proofErr w:type="spellStart"/>
             <w:r>
               <w:rPr>
                 <w:rFonts w:ascii="思源黑体 CN Normal" w:eastAsia="思源黑体 CN Normal" w:hAnsi="思源黑体 CN Normal" w:cs="思源黑体 CN Light"/>
@@ -24895,8 +30431,38 @@
                 <w:sz w:val="17"/>
                 <w:szCs w:val="17"/>
               </w:rPr>
-              <w:t>mapping_ratio</w:t>
-            </w:r>
+              <w:t>qc.dna_data_</w:t>
+            </w:r>
+            <w:proofErr w:type="gramStart"/>
+            <w:r>
+              <w:rPr>
+                <w:rFonts w:ascii="思源黑体 CN Normal" w:eastAsia="思源黑体 CN Normal" w:hAnsi="思源黑体 CN Normal" w:cs="思源黑体 CN Light"/>
+                <w:kern w:val="0"/>
+                <w:sz w:val="17"/>
+                <w:szCs w:val="17"/>
+              </w:rPr>
+              <w:t>qc.</w:t>
+            </w:r>
+            <w:r>
+              <w:rPr>
+                <w:rFonts w:ascii="思源黑体 CN Normal" w:eastAsia="思源黑体 CN Normal" w:hAnsi="思源黑体 CN Normal" w:cs="思源黑体 CN Light"/>
+                <w:kern w:val="0"/>
+                <w:sz w:val="17"/>
+                <w:szCs w:val="17"/>
+              </w:rPr>
+              <w:t>mapping</w:t>
+            </w:r>
+            <w:proofErr w:type="gramEnd"/>
+            <w:r>
+              <w:rPr>
+                <w:rFonts w:ascii="思源黑体 CN Normal" w:eastAsia="思源黑体 CN Normal" w:hAnsi="思源黑体 CN Normal" w:cs="思源黑体 CN Light"/>
+                <w:kern w:val="0"/>
+                <w:sz w:val="17"/>
+                <w:szCs w:val="17"/>
+              </w:rPr>
+              <w:t>_ratio</w:t>
+            </w:r>
+            <w:proofErr w:type="spellEnd"/>
             <w:r>
               <w:rPr>
                 <w:rFonts w:ascii="思源黑体 CN Normal" w:eastAsia="思源黑体 CN Normal" w:hAnsi="思源黑体 CN Normal" w:cs="思源黑体 CN Light"/>
@@ -25128,7 +30694,27 @@
           <w:sz w:val="16"/>
           <w:szCs w:val="16"/>
         </w:rPr>
-        <w:t>检测到的区域占目标区域的比例；</w:t>
+        <w:t>检测到的区域</w:t>
+      </w:r>
+      <w:proofErr w:type="gramStart"/>
+      <w:r>
+        <w:rPr>
+          <w:rFonts w:ascii="思源黑体 CN Normal" w:eastAsia="思源黑体 CN Normal" w:hAnsi="思源黑体 CN Normal" w:hint="eastAsia"/>
+          <w:color w:val="000000" w:themeColor="text1"/>
+          <w:sz w:val="16"/>
+          <w:szCs w:val="16"/>
+        </w:rPr>
+        <w:t>占目标</w:t>
+      </w:r>
+      <w:proofErr w:type="gramEnd"/>
+      <w:r>
+        <w:rPr>
+          <w:rFonts w:ascii="思源黑体 CN Normal" w:eastAsia="思源黑体 CN Normal" w:hAnsi="思源黑体 CN Normal" w:hint="eastAsia"/>
+          <w:color w:val="000000" w:themeColor="text1"/>
+          <w:sz w:val="16"/>
+          <w:szCs w:val="16"/>
+        </w:rPr>
+        <w:t>区域的比例；</w:t>
       </w:r>
     </w:p>
     <w:p>
@@ -25236,7 +30822,27 @@
           <w:sz w:val="16"/>
           <w:szCs w:val="16"/>
         </w:rPr>
-        <w:t>均一性：</w:t>
+        <w:t>均</w:t>
+      </w:r>
+      <w:proofErr w:type="gramStart"/>
+      <w:r>
+        <w:rPr>
+          <w:rFonts w:ascii="思源黑体 CN Normal" w:eastAsia="思源黑体 CN Normal" w:hAnsi="思源黑体 CN Normal" w:hint="eastAsia"/>
+          <w:color w:val="000000" w:themeColor="text1"/>
+          <w:sz w:val="16"/>
+          <w:szCs w:val="16"/>
+        </w:rPr>
+        <w:t>一</w:t>
+      </w:r>
+      <w:proofErr w:type="gramEnd"/>
+      <w:r>
+        <w:rPr>
+          <w:rFonts w:ascii="思源黑体 CN Normal" w:eastAsia="思源黑体 CN Normal" w:hAnsi="思源黑体 CN Normal" w:hint="eastAsia"/>
+          <w:color w:val="000000" w:themeColor="text1"/>
+          <w:sz w:val="16"/>
+          <w:szCs w:val="16"/>
+        </w:rPr>
+        <w:t>性：</w:t>
       </w:r>
       <w:r>
         <w:rPr>
@@ -25335,7 +30941,27 @@
           <w:sz w:val="16"/>
           <w:szCs w:val="16"/>
         </w:rPr>
-        <w:t>为“/”，表示此质控项并非本检测的必要质控项，结果仅供参考；</w:t>
+        <w:t>为“/”，表示此质</w:t>
+      </w:r>
+      <w:proofErr w:type="gramStart"/>
+      <w:r>
+        <w:rPr>
+          <w:rFonts w:ascii="思源黑体 CN Normal" w:eastAsia="思源黑体 CN Normal" w:hAnsi="思源黑体 CN Normal" w:hint="eastAsia"/>
+          <w:color w:val="000000" w:themeColor="text1"/>
+          <w:sz w:val="16"/>
+          <w:szCs w:val="16"/>
+        </w:rPr>
+        <w:t>控项并非</w:t>
+      </w:r>
+      <w:proofErr w:type="gramEnd"/>
+      <w:r>
+        <w:rPr>
+          <w:rFonts w:ascii="思源黑体 CN Normal" w:eastAsia="思源黑体 CN Normal" w:hAnsi="思源黑体 CN Normal" w:hint="eastAsia"/>
+          <w:color w:val="000000" w:themeColor="text1"/>
+          <w:sz w:val="16"/>
+          <w:szCs w:val="16"/>
+        </w:rPr>
+        <w:t>本检测的必要质控项，结果仅供参考；</w:t>
       </w:r>
     </w:p>
     <w:p>
@@ -25647,7 +31273,7 @@
                     </wp:anchor>
                   </w:drawing>
                 </mc:Choice>
-                <mc:Fallback xmlns:w16sdtfl="http://schemas.microsoft.com/office/word/2024/wordml/sdtformatlock" xmlns:w16du="http://schemas.microsoft.com/office/word/2023/wordml/word16du" xmlns:oel="http://schemas.microsoft.com/office/2019/extlst">
+                <mc:Fallback xmlns:oel="http://schemas.microsoft.com/office/2019/extlst" xmlns:w16du="http://schemas.microsoft.com/office/word/2023/wordml/word16du" xmlns:w16sdtfl="http://schemas.microsoft.com/office/word/2024/wordml/sdtformatlock">
                   <w:pict>
                     <v:shape w14:anchorId="14739EE4" id="流程图: 接点 10" o:spid="_x0000_s1026" type="#_x0000_t120" style="position:absolute;left:0;text-align:left;margin-left:199.35pt;margin-top:3.25pt;width:24.65pt;height:25.15pt;z-index:-250386432;visibility:visible;mso-wrap-style:square;mso-wrap-distance-left:9pt;mso-wrap-distance-top:0;mso-wrap-distance-right:9pt;mso-wrap-distance-bottom:0;mso-position-horizontal:absolute;mso-position-horizontal-relative:text;mso-position-vertical:absolute;mso-position-vertical-relative:text;v-text-anchor:middle" o:gfxdata="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" fillcolor="#1e7648" stroked="f" strokeweight="2pt">
                       <v:shadow on="t" color="black [3213]" opacity="26214f" origin="-.5,-.5" offset=".74836mm,.74836mm"/>
@@ -25774,7 +31400,7 @@
                     </wp:anchor>
                   </w:drawing>
                 </mc:Choice>
-                <mc:Fallback xmlns:w16sdtfl="http://schemas.microsoft.com/office/word/2024/wordml/sdtformatlock" xmlns:w16du="http://schemas.microsoft.com/office/word/2023/wordml/word16du" xmlns:oel="http://schemas.microsoft.com/office/2019/extlst">
+                <mc:Fallback xmlns:oel="http://schemas.microsoft.com/office/2019/extlst" xmlns:w16du="http://schemas.microsoft.com/office/word/2023/wordml/word16du" xmlns:w16sdtfl="http://schemas.microsoft.com/office/word/2024/wordml/sdtformatlock">
                   <w:pict>
                     <v:roundrect w14:anchorId="00C7CDDE" id="矩形: 圆角 12" o:spid="_x0000_s1026" style="position:absolute;left:0;text-align:left;margin-left:-5.7pt;margin-top:3.25pt;width:71.3pt;height:25.3pt;z-index:-250387456;visibility:visible;mso-wrap-style:square;mso-wrap-distance-left:9pt;mso-wrap-distance-top:0;mso-wrap-distance-right:9pt;mso-wrap-distance-bottom:0;mso-position-horizontal:absolute;mso-position-horizontal-relative:margin;mso-position-vertical:absolute;mso-position-vertical-relative:text;v-text-anchor:middle" arcsize="10923f" o:gfxdata="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" fillcolor="#f2f2f2 [3052]" stroked="f" strokeweight="2pt">
                       <v:shadow on="t" color="black" opacity="26214f" origin="-.5,-.5" offset=".74836mm,.74836mm"/>
@@ -26103,7 +31729,115 @@
           <w:sz w:val="18"/>
           <w:szCs w:val="18"/>
         </w:rPr>
-        <w:t>胚系变异和部分遗传疾病相关基因变异解读遵循{{sample.association.ACMG}}、{{sample.association.AMP}}、{{sample.association.CAP}}发布的{{sample.guideline.germline_var}}及ClinGen专家组发布的特殊基因变异解读指南，遗传变异分为5个等级：致病性、疑似致病性、意义不明确、疑似良性、良性。</w:t>
+        <w:t>胚系变异和部分遗传疾病相关基因变异解读遵循{{</w:t>
+      </w:r>
+      <w:proofErr w:type="spellStart"/>
+      <w:r>
+        <w:rPr>
+          <w:rFonts w:ascii="思源黑体 CN Normal" w:eastAsia="思源黑体 CN Normal" w:hAnsi="思源黑体 CN Normal" w:hint="eastAsia"/>
+          <w:sz w:val="18"/>
+          <w:szCs w:val="18"/>
+        </w:rPr>
+        <w:t>sample.association.ACMG</w:t>
+      </w:r>
+      <w:proofErr w:type="spellEnd"/>
+      <w:r>
+        <w:rPr>
+          <w:rFonts w:ascii="思源黑体 CN Normal" w:eastAsia="思源黑体 CN Normal" w:hAnsi="思源黑体 CN Normal" w:hint="eastAsia"/>
+          <w:sz w:val="18"/>
+          <w:szCs w:val="18"/>
+        </w:rPr>
+        <w:t>}}、{{</w:t>
+      </w:r>
+      <w:proofErr w:type="spellStart"/>
+      <w:r>
+        <w:rPr>
+          <w:rFonts w:ascii="思源黑体 CN Normal" w:eastAsia="思源黑体 CN Normal" w:hAnsi="思源黑体 CN Normal" w:hint="eastAsia"/>
+          <w:sz w:val="18"/>
+          <w:szCs w:val="18"/>
+        </w:rPr>
+        <w:t>sample.association.AMP</w:t>
+      </w:r>
+      <w:proofErr w:type="spellEnd"/>
+      <w:r>
+        <w:rPr>
+          <w:rFonts w:ascii="思源黑体 CN Normal" w:eastAsia="思源黑体 CN Normal" w:hAnsi="思源黑体 CN Normal" w:hint="eastAsia"/>
+          <w:sz w:val="18"/>
+          <w:szCs w:val="18"/>
+        </w:rPr>
+        <w:t>}}、{{</w:t>
+      </w:r>
+      <w:proofErr w:type="spellStart"/>
+      <w:r>
+        <w:rPr>
+          <w:rFonts w:ascii="思源黑体 CN Normal" w:eastAsia="思源黑体 CN Normal" w:hAnsi="思源黑体 CN Normal" w:hint="eastAsia"/>
+          <w:sz w:val="18"/>
+          <w:szCs w:val="18"/>
+        </w:rPr>
+        <w:t>sample.association.CAP</w:t>
+      </w:r>
+      <w:proofErr w:type="spellEnd"/>
+      <w:r>
+        <w:rPr>
+          <w:rFonts w:ascii="思源黑体 CN Normal" w:eastAsia="思源黑体 CN Normal" w:hAnsi="思源黑体 CN Normal" w:hint="eastAsia"/>
+          <w:sz w:val="18"/>
+          <w:szCs w:val="18"/>
+        </w:rPr>
+        <w:t>}}发布的{{</w:t>
+      </w:r>
+      <w:proofErr w:type="spellStart"/>
+      <w:r>
+        <w:rPr>
+          <w:rFonts w:ascii="思源黑体 CN Normal" w:eastAsia="思源黑体 CN Normal" w:hAnsi="思源黑体 CN Normal" w:hint="eastAsia"/>
+          <w:sz w:val="18"/>
+          <w:szCs w:val="18"/>
+        </w:rPr>
+        <w:t>sample.guideline.germline_var</w:t>
+      </w:r>
+      <w:proofErr w:type="spellEnd"/>
+      <w:r>
+        <w:rPr>
+          <w:rFonts w:ascii="思源黑体 CN Normal" w:eastAsia="思源黑体 CN Normal" w:hAnsi="思源黑体 CN Normal" w:hint="eastAsia"/>
+          <w:sz w:val="18"/>
+          <w:szCs w:val="18"/>
+        </w:rPr>
+        <w:t>}}及</w:t>
+      </w:r>
+      <w:proofErr w:type="spellStart"/>
+      <w:r>
+        <w:rPr>
+          <w:rFonts w:ascii="思源黑体 CN Normal" w:eastAsia="思源黑体 CN Normal" w:hAnsi="思源黑体 CN Normal" w:hint="eastAsia"/>
+          <w:sz w:val="18"/>
+          <w:szCs w:val="18"/>
+        </w:rPr>
+        <w:t>ClinGen</w:t>
+      </w:r>
+      <w:proofErr w:type="spellEnd"/>
+      <w:r>
+        <w:rPr>
+          <w:rFonts w:ascii="思源黑体 CN Normal" w:eastAsia="思源黑体 CN Normal" w:hAnsi="思源黑体 CN Normal" w:hint="eastAsia"/>
+          <w:sz w:val="18"/>
+          <w:szCs w:val="18"/>
+        </w:rPr>
+        <w:t>专家</w:t>
+      </w:r>
+      <w:proofErr w:type="gramStart"/>
+      <w:r>
+        <w:rPr>
+          <w:rFonts w:ascii="思源黑体 CN Normal" w:eastAsia="思源黑体 CN Normal" w:hAnsi="思源黑体 CN Normal" w:hint="eastAsia"/>
+          <w:sz w:val="18"/>
+          <w:szCs w:val="18"/>
+        </w:rPr>
+        <w:t>组发布</w:t>
+      </w:r>
+      <w:proofErr w:type="gramEnd"/>
+      <w:r>
+        <w:rPr>
+          <w:rFonts w:ascii="思源黑体 CN Normal" w:eastAsia="思源黑体 CN Normal" w:hAnsi="思源黑体 CN Normal" w:hint="eastAsia"/>
+          <w:sz w:val="18"/>
+          <w:szCs w:val="18"/>
+        </w:rPr>
+        <w:t>的特殊基因变异解读指南，遗传变异分为5个等级：致病性、疑似致病性、意义不明确、疑似良性、良性。</w:t>
       </w:r>
     </w:p>
     <w:p>
@@ -26122,7 +31856,79 @@
           <w:sz w:val="18"/>
           <w:szCs w:val="18"/>
         </w:rPr>
-        <w:t>来源于肿瘤组织或来源不明确的变异解读遵循{{sample.association.ClinGen}}、{{sample.association.CGC}}和{{sample.association.VICC}}发布的{{sample.guideline.somatic_var}}，变异分为5个等级：致癌性、疑似致癌性、意义不明确、疑似良性、良性。</w:t>
+        <w:t>来源于肿瘤组织或来源不明确的变异解读遵循{{</w:t>
+      </w:r>
+      <w:proofErr w:type="spellStart"/>
+      <w:r>
+        <w:rPr>
+          <w:rFonts w:ascii="思源黑体 CN Normal" w:eastAsia="思源黑体 CN Normal" w:hAnsi="思源黑体 CN Normal" w:hint="eastAsia"/>
+          <w:sz w:val="18"/>
+          <w:szCs w:val="18"/>
+        </w:rPr>
+        <w:t>sample.association.ClinGen</w:t>
+      </w:r>
+      <w:proofErr w:type="spellEnd"/>
+      <w:r>
+        <w:rPr>
+          <w:rFonts w:ascii="思源黑体 CN Normal" w:eastAsia="思源黑体 CN Normal" w:hAnsi="思源黑体 CN Normal" w:hint="eastAsia"/>
+          <w:sz w:val="18"/>
+          <w:szCs w:val="18"/>
+        </w:rPr>
+        <w:t>}}、{{</w:t>
+      </w:r>
+      <w:proofErr w:type="spellStart"/>
+      <w:r>
+        <w:rPr>
+          <w:rFonts w:ascii="思源黑体 CN Normal" w:eastAsia="思源黑体 CN Normal" w:hAnsi="思源黑体 CN Normal" w:hint="eastAsia"/>
+          <w:sz w:val="18"/>
+          <w:szCs w:val="18"/>
+        </w:rPr>
+        <w:t>sample.association.CGC</w:t>
+      </w:r>
+      <w:proofErr w:type="spellEnd"/>
+      <w:r>
+        <w:rPr>
+          <w:rFonts w:ascii="思源黑体 CN Normal" w:eastAsia="思源黑体 CN Normal" w:hAnsi="思源黑体 CN Normal" w:hint="eastAsia"/>
+          <w:sz w:val="18"/>
+          <w:szCs w:val="18"/>
+        </w:rPr>
+        <w:t>}}和{{</w:t>
+      </w:r>
+      <w:proofErr w:type="spellStart"/>
+      <w:r>
+        <w:rPr>
+          <w:rFonts w:ascii="思源黑体 CN Normal" w:eastAsia="思源黑体 CN Normal" w:hAnsi="思源黑体 CN Normal" w:hint="eastAsia"/>
+          <w:sz w:val="18"/>
+          <w:szCs w:val="18"/>
+        </w:rPr>
+        <w:t>sample.association.VICC</w:t>
+      </w:r>
+      <w:proofErr w:type="spellEnd"/>
+      <w:r>
+        <w:rPr>
+          <w:rFonts w:ascii="思源黑体 CN Normal" w:eastAsia="思源黑体 CN Normal" w:hAnsi="思源黑体 CN Normal" w:hint="eastAsia"/>
+          <w:sz w:val="18"/>
+          <w:szCs w:val="18"/>
+        </w:rPr>
+        <w:t>}}发布的{{</w:t>
+      </w:r>
+      <w:proofErr w:type="spellStart"/>
+      <w:r>
+        <w:rPr>
+          <w:rFonts w:ascii="思源黑体 CN Normal" w:eastAsia="思源黑体 CN Normal" w:hAnsi="思源黑体 CN Normal" w:hint="eastAsia"/>
+          <w:sz w:val="18"/>
+          <w:szCs w:val="18"/>
+        </w:rPr>
+        <w:t>sample.guideline.somatic_var</w:t>
+      </w:r>
+      <w:proofErr w:type="spellEnd"/>
+      <w:r>
+        <w:rPr>
+          <w:rFonts w:ascii="思源黑体 CN Normal" w:eastAsia="思源黑体 CN Normal" w:hAnsi="思源黑体 CN Normal" w:hint="eastAsia"/>
+          <w:sz w:val="18"/>
+          <w:szCs w:val="18"/>
+        </w:rPr>
+        <w:t>}}，变异分为5个等级：致癌性、疑似致癌性、意义不明确、疑似良性、良性。</w:t>
       </w:r>
     </w:p>
     <w:p>
@@ -26141,7 +31947,121 @@
           <w:sz w:val="18"/>
           <w:szCs w:val="18"/>
         </w:rPr>
-        <w:t>所有变异的临床意义解读遵循{{sample.association.AMP}}、{{sample.association.ASCO}}和{{sample.association.CAP}}共同制定的{{sample.guideline.tumor_var}}与中国专家共识《二代测序临床报告解读指引》，根据变异在不同癌种中对应的药物敏感性、诊断及预后证据分为四个等级：A级、B级、C级、D级。在此基础上，基因变异按照其临床意义的重要性分为四个等级：I类变异（具有强临床意义，具有A或B级证据）、II类变异（具有潜在临床意义，具有C或D级证据）、III类变异（临床意义不明）和IV类变异（良性和可能良性变异，已知无临床意义）。</w:t>
+        <w:t>所有变异的临床意义解读遵循{{</w:t>
+      </w:r>
+      <w:proofErr w:type="spellStart"/>
+      <w:r>
+        <w:rPr>
+          <w:rFonts w:ascii="思源黑体 CN Normal" w:eastAsia="思源黑体 CN Normal" w:hAnsi="思源黑体 CN Normal" w:hint="eastAsia"/>
+          <w:sz w:val="18"/>
+          <w:szCs w:val="18"/>
+        </w:rPr>
+        <w:t>sample.association.AMP</w:t>
+      </w:r>
+      <w:proofErr w:type="spellEnd"/>
+      <w:r>
+        <w:rPr>
+          <w:rFonts w:ascii="思源黑体 CN Normal" w:eastAsia="思源黑体 CN Normal" w:hAnsi="思源黑体 CN Normal" w:hint="eastAsia"/>
+          <w:sz w:val="18"/>
+          <w:szCs w:val="18"/>
+        </w:rPr>
+        <w:t>}}、{{</w:t>
+      </w:r>
+      <w:proofErr w:type="spellStart"/>
+      <w:r>
+        <w:rPr>
+          <w:rFonts w:ascii="思源黑体 CN Normal" w:eastAsia="思源黑体 CN Normal" w:hAnsi="思源黑体 CN Normal" w:hint="eastAsia"/>
+          <w:sz w:val="18"/>
+          <w:szCs w:val="18"/>
+        </w:rPr>
+        <w:t>sample.association.ASCO</w:t>
+      </w:r>
+      <w:proofErr w:type="spellEnd"/>
+      <w:r>
+        <w:rPr>
+          <w:rFonts w:ascii="思源黑体 CN Normal" w:eastAsia="思源黑体 CN Normal" w:hAnsi="思源黑体 CN Normal" w:hint="eastAsia"/>
+          <w:sz w:val="18"/>
+          <w:szCs w:val="18"/>
+        </w:rPr>
+        <w:t>}}和{{</w:t>
+      </w:r>
+      <w:proofErr w:type="spellStart"/>
+      <w:r>
+        <w:rPr>
+          <w:rFonts w:ascii="思源黑体 CN Normal" w:eastAsia="思源黑体 CN Normal" w:hAnsi="思源黑体 CN Normal" w:hint="eastAsia"/>
+          <w:sz w:val="18"/>
+          <w:szCs w:val="18"/>
+        </w:rPr>
+        <w:t>sample.association.CAP</w:t>
+      </w:r>
+      <w:proofErr w:type="spellEnd"/>
+      <w:r>
+        <w:rPr>
+          <w:rFonts w:ascii="思源黑体 CN Normal" w:eastAsia="思源黑体 CN Normal" w:hAnsi="思源黑体 CN Normal" w:hint="eastAsia"/>
+          <w:sz w:val="18"/>
+          <w:szCs w:val="18"/>
+        </w:rPr>
+        <w:t>}}共同制定的{{</w:t>
+      </w:r>
+      <w:proofErr w:type="spellStart"/>
+      <w:r>
+        <w:rPr>
+          <w:rFonts w:ascii="思源黑体 CN Normal" w:eastAsia="思源黑体 CN Normal" w:hAnsi="思源黑体 CN Normal" w:hint="eastAsia"/>
+          <w:sz w:val="18"/>
+          <w:szCs w:val="18"/>
+        </w:rPr>
+        <w:t>sample.guideline.tumor_var</w:t>
+      </w:r>
+      <w:proofErr w:type="spellEnd"/>
+      <w:r>
+        <w:rPr>
+          <w:rFonts w:ascii="思源黑体 CN Normal" w:eastAsia="思源黑体 CN Normal" w:hAnsi="思源黑体 CN Normal" w:hint="eastAsia"/>
+          <w:sz w:val="18"/>
+          <w:szCs w:val="18"/>
+        </w:rPr>
+        <w:t>}}与中国专家共识</w:t>
+      </w:r>
+      <w:r>
+        <w:rPr>
+          <w:rFonts w:ascii="思源黑体 CN Normal" w:eastAsia="思源黑体 CN Normal" w:hAnsi="思源黑体 CN Normal" w:hint="eastAsia"/>
+          <w:sz w:val="18"/>
+          <w:szCs w:val="18"/>
+        </w:rPr>
+        <w:t>{{</w:t>
+      </w:r>
+      <w:proofErr w:type="spellStart"/>
+      <w:r>
+        <w:rPr>
+          <w:rFonts w:ascii="思源黑体 CN Normal" w:eastAsia="思源黑体 CN Normal" w:hAnsi="思源黑体 CN Normal" w:hint="eastAsia"/>
+          <w:sz w:val="18"/>
+          <w:szCs w:val="18"/>
+        </w:rPr>
+        <w:t>sample.guideline.</w:t>
+      </w:r>
+      <w:r>
+        <w:rPr>
+          <w:rFonts w:ascii="思源黑体 CN Normal" w:eastAsia="思源黑体 CN Normal" w:hAnsi="思源黑体 CN Normal"/>
+          <w:sz w:val="18"/>
+          <w:szCs w:val="18"/>
+        </w:rPr>
+        <w:t>ngs_clinic_report_inter</w:t>
+      </w:r>
+      <w:proofErr w:type="spellEnd"/>
+      <w:r>
+        <w:rPr>
+          <w:rFonts w:ascii="思源黑体 CN Normal" w:eastAsia="思源黑体 CN Normal" w:hAnsi="思源黑体 CN Normal" w:hint="eastAsia"/>
+          <w:sz w:val="18"/>
+          <w:szCs w:val="18"/>
+        </w:rPr>
+        <w:t>}}</w:t>
+      </w:r>
+      <w:r>
+        <w:rPr>
+          <w:rFonts w:ascii="思源黑体 CN Normal" w:eastAsia="思源黑体 CN Normal" w:hAnsi="思源黑体 CN Normal" w:hint="eastAsia"/>
+          <w:sz w:val="18"/>
+          <w:szCs w:val="18"/>
+        </w:rPr>
+        <w:t>，根据变异在不同癌种中对应的药物敏感性、诊断及预后证据分为四个等级：A级、B级、C级、D级。在此基础上，基因变异按照其临床意义的重要性分为四个等级：I类变异（具有强临床意义，具有A或B级证据）、II类变异（具有潜在临床意义，具有C或D级证据）、III类变异（临床意义不明）和IV类变异（良性和可能良性变异，已知无临床意义）。</w:t>
       </w:r>
     </w:p>
     <w:tbl>
@@ -26358,7 +32278,29 @@
                 <w:sz w:val="16"/>
                 <w:szCs w:val="16"/>
               </w:rPr>
-              <w:t>FDA、NMPA获批用于患者肿瘤治疗有响应或耐药的生物标志物</w:t>
+              <w:t>FDA、NMPA获</w:t>
+            </w:r>
+            <w:proofErr w:type="gramStart"/>
+            <w:r>
+              <w:rPr>
+                <w:rFonts w:ascii="思源黑体 CN Normal" w:eastAsia="思源黑体 CN Normal" w:hAnsi="思源黑体 CN Normal" w:cs="思源黑体 CN Light" w:hint="eastAsia"/>
+                <w:color w:val="000000" w:themeColor="text1"/>
+                <w:kern w:val="0"/>
+                <w:sz w:val="16"/>
+                <w:szCs w:val="16"/>
+              </w:rPr>
+              <w:t>批用于</w:t>
+            </w:r>
+            <w:proofErr w:type="gramEnd"/>
+            <w:r>
+              <w:rPr>
+                <w:rFonts w:ascii="思源黑体 CN Normal" w:eastAsia="思源黑体 CN Normal" w:hAnsi="思源黑体 CN Normal" w:cs="思源黑体 CN Light" w:hint="eastAsia"/>
+                <w:color w:val="000000" w:themeColor="text1"/>
+                <w:kern w:val="0"/>
+                <w:sz w:val="16"/>
+                <w:szCs w:val="16"/>
+              </w:rPr>
+              <w:t>患者肿瘤治疗有响应或耐药的生物标志物</w:t>
             </w:r>
           </w:p>
         </w:tc>
@@ -26892,7 +32834,29 @@
                 <w:sz w:val="16"/>
                 <w:szCs w:val="16"/>
               </w:rPr>
-              <w:t>FDA、NMPA获批用于其他肿瘤治疗有响应或耐药的生物标志物</w:t>
+              <w:t>FDA、NMPA获</w:t>
+            </w:r>
+            <w:proofErr w:type="gramStart"/>
+            <w:r>
+              <w:rPr>
+                <w:rFonts w:ascii="思源黑体 CN Normal" w:eastAsia="思源黑体 CN Normal" w:hAnsi="思源黑体 CN Normal" w:cs="思源黑体 CN Light" w:hint="eastAsia"/>
+                <w:color w:val="000000" w:themeColor="text1"/>
+                <w:kern w:val="0"/>
+                <w:sz w:val="16"/>
+                <w:szCs w:val="16"/>
+              </w:rPr>
+              <w:t>批用于</w:t>
+            </w:r>
+            <w:proofErr w:type="gramEnd"/>
+            <w:r>
+              <w:rPr>
+                <w:rFonts w:ascii="思源黑体 CN Normal" w:eastAsia="思源黑体 CN Normal" w:hAnsi="思源黑体 CN Normal" w:cs="思源黑体 CN Light" w:hint="eastAsia"/>
+                <w:color w:val="000000" w:themeColor="text1"/>
+                <w:kern w:val="0"/>
+                <w:sz w:val="16"/>
+                <w:szCs w:val="16"/>
+              </w:rPr>
+              <w:t>其他肿瘤治疗有响应或耐药的生物标志物</w:t>
             </w:r>
           </w:p>
         </w:tc>
@@ -27277,7 +33241,29 @@
                 <w:sz w:val="16"/>
                 <w:szCs w:val="16"/>
               </w:rPr>
-              <w:t>临床前硏究表明具有潜在治疗意义的生物标志物</w:t>
+              <w:t>临床前硏</w:t>
+            </w:r>
+            <w:proofErr w:type="gramStart"/>
+            <w:r>
+              <w:rPr>
+                <w:rFonts w:ascii="思源黑体 CN Normal" w:eastAsia="思源黑体 CN Normal" w:hAnsi="思源黑体 CN Normal" w:cs="思源黑体 CN Light" w:hint="eastAsia"/>
+                <w:color w:val="000000" w:themeColor="text1"/>
+                <w:kern w:val="0"/>
+                <w:sz w:val="16"/>
+                <w:szCs w:val="16"/>
+              </w:rPr>
+              <w:t>究表明</w:t>
+            </w:r>
+            <w:proofErr w:type="gramEnd"/>
+            <w:r>
+              <w:rPr>
+                <w:rFonts w:ascii="思源黑体 CN Normal" w:eastAsia="思源黑体 CN Normal" w:hAnsi="思源黑体 CN Normal" w:cs="思源黑体 CN Light" w:hint="eastAsia"/>
+                <w:color w:val="000000" w:themeColor="text1"/>
+                <w:kern w:val="0"/>
+                <w:sz w:val="16"/>
+                <w:szCs w:val="16"/>
+              </w:rPr>
+              <w:t>具有潜在治疗意义的生物标志物</w:t>
             </w:r>
           </w:p>
         </w:tc>
@@ -27871,7 +33857,25 @@
           <w:sz w:val="18"/>
           <w:szCs w:val="18"/>
         </w:rPr>
-        <w:t>本产品采用二代测序平台进行检测。产品的检测性能与样品质量密切相关，样品质控结果为风险时，存在检测灵敏度降低以及检测结果准确性降低的风险。</w:t>
+        <w:t>本产品采用二代测序平台进行检测。产品的检测性能与样品质量密切相关，样品质</w:t>
+      </w:r>
+      <w:proofErr w:type="gramStart"/>
+      <w:r>
+        <w:rPr>
+          <w:rFonts w:ascii="思源黑体 CN Normal" w:eastAsia="思源黑体 CN Normal" w:hAnsi="思源黑体 CN Normal" w:hint="eastAsia"/>
+          <w:sz w:val="18"/>
+          <w:szCs w:val="18"/>
+        </w:rPr>
+        <w:t>控结果</w:t>
+      </w:r>
+      <w:proofErr w:type="gramEnd"/>
+      <w:r>
+        <w:rPr>
+          <w:rFonts w:ascii="思源黑体 CN Normal" w:eastAsia="思源黑体 CN Normal" w:hAnsi="思源黑体 CN Normal" w:hint="eastAsia"/>
+          <w:sz w:val="18"/>
+          <w:szCs w:val="18"/>
+        </w:rPr>
+        <w:t>为风险时，存在检测灵敏度降低以及检测结果准确性降低的风险。</w:t>
       </w:r>
     </w:p>
     <w:p>
@@ -28111,7 +34115,51 @@
           <w:szCs w:val="13"/>
           <w:highlight w:val="magenta"/>
         </w:rPr>
-        <w:t>{{r page_break }}</w:t>
+        <w:t xml:space="preserve">{{r </w:t>
+      </w:r>
+      <w:proofErr w:type="spellStart"/>
+      <w:r>
+        <w:rPr>
+          <w:rFonts w:ascii="思源黑体 CN Light" w:eastAsia="思源黑体 CN Light" w:hAnsi="思源黑体 CN Light"/>
+          <w:color w:val="595959" w:themeColor="text1" w:themeTint="A6"/>
+          <w:sz w:val="13"/>
+          <w:szCs w:val="13"/>
+          <w:highlight w:val="magenta"/>
+        </w:rPr>
+        <w:t>page_</w:t>
+      </w:r>
+      <w:proofErr w:type="gramStart"/>
+      <w:r>
+        <w:rPr>
+          <w:rFonts w:ascii="思源黑体 CN Light" w:eastAsia="思源黑体 CN Light" w:hAnsi="思源黑体 CN Light"/>
+          <w:color w:val="595959" w:themeColor="text1" w:themeTint="A6"/>
+          <w:sz w:val="13"/>
+          <w:szCs w:val="13"/>
+          <w:highlight w:val="magenta"/>
+        </w:rPr>
+        <w:t>break</w:t>
+      </w:r>
+      <w:proofErr w:type="spellEnd"/>
+      <w:r>
+        <w:rPr>
+          <w:rFonts w:ascii="思源黑体 CN Light" w:eastAsia="思源黑体 CN Light" w:hAnsi="思源黑体 CN Light"/>
+          <w:color w:val="595959" w:themeColor="text1" w:themeTint="A6"/>
+          <w:sz w:val="13"/>
+          <w:szCs w:val="13"/>
+          <w:highlight w:val="magenta"/>
+        </w:rPr>
+        <w:t xml:space="preserve"> }</w:t>
+      </w:r>
+      <w:proofErr w:type="gramEnd"/>
+      <w:r>
+        <w:rPr>
+          <w:rFonts w:ascii="思源黑体 CN Light" w:eastAsia="思源黑体 CN Light" w:hAnsi="思源黑体 CN Light"/>
+          <w:color w:val="595959" w:themeColor="text1" w:themeTint="A6"/>
+          <w:sz w:val="13"/>
+          <w:szCs w:val="13"/>
+          <w:highlight w:val="magenta"/>
+        </w:rPr>
+        <w:t>}</w:t>
       </w:r>
     </w:p>
     <w:tbl>
@@ -28226,7 +34274,7 @@
                     </wp:anchor>
                   </w:drawing>
                 </mc:Choice>
-                <mc:Fallback xmlns:w16sdtfl="http://schemas.microsoft.com/office/word/2024/wordml/sdtformatlock" xmlns:w16du="http://schemas.microsoft.com/office/word/2023/wordml/word16du" xmlns:oel="http://schemas.microsoft.com/office/2019/extlst">
+                <mc:Fallback xmlns:oel="http://schemas.microsoft.com/office/2019/extlst" xmlns:w16du="http://schemas.microsoft.com/office/word/2023/wordml/word16du" xmlns:w16sdtfl="http://schemas.microsoft.com/office/word/2024/wordml/sdtformatlock">
                   <w:pict>
                     <v:shape w14:anchorId="4E6A3128" id="流程图: 接点 10" o:spid="_x0000_s1026" type="#_x0000_t120" style="position:absolute;left:0;text-align:left;margin-left:199.35pt;margin-top:3.25pt;width:24.65pt;height:25.15pt;z-index:-250397696;visibility:visible;mso-wrap-style:square;mso-wrap-distance-left:9pt;mso-wrap-distance-top:0;mso-wrap-distance-right:9pt;mso-wrap-distance-bottom:0;mso-position-horizontal:absolute;mso-position-horizontal-relative:text;mso-position-vertical:absolute;mso-position-vertical-relative:text;v-text-anchor:middle" o:gfxdata="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" fillcolor="#1e7648" stroked="f" strokeweight="2pt">
                       <v:shadow on="t" color="black [3213]" opacity="26214f" origin="-.5,-.5" offset=".74836mm,.74836mm"/>
@@ -28364,7 +34412,7 @@
                     </wp:anchor>
                   </w:drawing>
                 </mc:Choice>
-                <mc:Fallback xmlns:w16sdtfl="http://schemas.microsoft.com/office/word/2024/wordml/sdtformatlock" xmlns:w16du="http://schemas.microsoft.com/office/word/2023/wordml/word16du" xmlns:oel="http://schemas.microsoft.com/office/2019/extlst">
+                <mc:Fallback xmlns:oel="http://schemas.microsoft.com/office/2019/extlst" xmlns:w16du="http://schemas.microsoft.com/office/word/2023/wordml/word16du" xmlns:w16sdtfl="http://schemas.microsoft.com/office/word/2024/wordml/sdtformatlock">
                   <w:pict>
                     <v:roundrect w14:anchorId="22991594" id="矩形: 圆角 12" o:spid="_x0000_s1026" style="position:absolute;left:0;text-align:left;margin-left:-5.7pt;margin-top:3.25pt;width:71.3pt;height:25.3pt;z-index:-250398720;visibility:visible;mso-wrap-style:square;mso-wrap-distance-left:9pt;mso-wrap-distance-top:0;mso-wrap-distance-right:9pt;mso-wrap-distance-bottom:0;mso-position-horizontal:absolute;mso-position-horizontal-relative:margin;mso-position-vertical:absolute;mso-position-vertical-relative:text;v-text-anchor:middle" arcsize="10923f" o:gfxdata="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" fillcolor="#f2f2f2 [3052]" stroked="f" strokeweight="2pt">
                       <v:shadow on="t" color="black" opacity="26214f" origin="-.5,-.5" offset=".74836mm,.74836mm"/>
@@ -28407,7 +34455,35 @@
           <w:sz w:val="16"/>
           <w:szCs w:val="16"/>
         </w:rPr>
-        <w:t xml:space="preserve">Marilyn M Li, Michael Datto, Eric J Duncavage,et al. (2017) Standards and Guidelines for the Interpretation and Reporting of Sequence </w:t>
+        <w:t xml:space="preserve">Marilyn M Li, Michael Datto, Eric J </w:t>
+      </w:r>
+      <w:proofErr w:type="spellStart"/>
+      <w:proofErr w:type="gramStart"/>
+      <w:r>
+        <w:rPr>
+          <w:rFonts w:ascii="思源黑体 CN Normal" w:eastAsia="思源黑体 CN Normal" w:hAnsi="思源黑体 CN Normal" w:hint="eastAsia"/>
+          <w:sz w:val="16"/>
+          <w:szCs w:val="16"/>
+        </w:rPr>
+        <w:t>Duncavage,et</w:t>
+      </w:r>
+      <w:proofErr w:type="spellEnd"/>
+      <w:r>
+        <w:rPr>
+          <w:rFonts w:ascii="思源黑体 CN Normal" w:eastAsia="思源黑体 CN Normal" w:hAnsi="思源黑体 CN Normal" w:hint="eastAsia"/>
+          <w:sz w:val="16"/>
+          <w:szCs w:val="16"/>
+        </w:rPr>
+        <w:t xml:space="preserve"> al.</w:t>
+      </w:r>
+      <w:proofErr w:type="gramEnd"/>
+      <w:r>
+        <w:rPr>
+          <w:rFonts w:ascii="思源黑体 CN Normal" w:eastAsia="思源黑体 CN Normal" w:hAnsi="思源黑体 CN Normal" w:hint="eastAsia"/>
+          <w:sz w:val="16"/>
+          <w:szCs w:val="16"/>
+        </w:rPr>
+        <w:t xml:space="preserve"> (2017) Standards and Guidelines for the Interpretation and Reporting of Sequence </w:t>
       </w:r>
       <w:r>
         <w:rPr>
@@ -28439,7 +34515,63 @@
           <w:sz w:val="16"/>
           <w:szCs w:val="16"/>
         </w:rPr>
-        <w:t>{%p for a in (refer.fixed + refer.dynamic.s_var12 + refer.dynamic.s_var_onco_nodrug + refer.dynamic.msi + refer.dynamic.knb)|unique%}</w:t>
+        <w:t>{%p for a in (</w:t>
+      </w:r>
+      <w:proofErr w:type="spellStart"/>
+      <w:proofErr w:type="gramStart"/>
+      <w:r>
+        <w:rPr>
+          <w:rFonts w:ascii="思源黑体 CN Normal" w:eastAsia="思源黑体 CN Normal" w:hAnsi="思源黑体 CN Normal"/>
+          <w:sz w:val="16"/>
+          <w:szCs w:val="16"/>
+        </w:rPr>
+        <w:t>refer.fixed</w:t>
+      </w:r>
+      <w:proofErr w:type="spellEnd"/>
+      <w:proofErr w:type="gramEnd"/>
+      <w:r>
+        <w:rPr>
+          <w:rFonts w:ascii="思源黑体 CN Normal" w:eastAsia="思源黑体 CN Normal" w:hAnsi="思源黑体 CN Normal"/>
+          <w:sz w:val="16"/>
+          <w:szCs w:val="16"/>
+        </w:rPr>
+        <w:t xml:space="preserve"> + refer.dynamic.s_var12 + </w:t>
+      </w:r>
+      <w:proofErr w:type="spellStart"/>
+      <w:r>
+        <w:rPr>
+          <w:rFonts w:ascii="思源黑体 CN Normal" w:eastAsia="思源黑体 CN Normal" w:hAnsi="思源黑体 CN Normal"/>
+          <w:sz w:val="16"/>
+          <w:szCs w:val="16"/>
+        </w:rPr>
+        <w:t>refer.dynamic.s_var_onco_nodrug</w:t>
+      </w:r>
+      <w:proofErr w:type="spellEnd"/>
+      <w:r>
+        <w:rPr>
+          <w:rFonts w:ascii="思源黑体 CN Normal" w:eastAsia="思源黑体 CN Normal" w:hAnsi="思源黑体 CN Normal"/>
+          <w:sz w:val="16"/>
+          <w:szCs w:val="16"/>
+        </w:rPr>
+        <w:t xml:space="preserve"> + refer.dynamic.msi + </w:t>
+      </w:r>
+      <w:proofErr w:type="spellStart"/>
+      <w:r>
+        <w:rPr>
+          <w:rFonts w:ascii="思源黑体 CN Normal" w:eastAsia="思源黑体 CN Normal" w:hAnsi="思源黑体 CN Normal"/>
+          <w:sz w:val="16"/>
+          <w:szCs w:val="16"/>
+        </w:rPr>
+        <w:t>refer.dynamic.knb</w:t>
+      </w:r>
+      <w:proofErr w:type="spellEnd"/>
+      <w:r>
+        <w:rPr>
+          <w:rFonts w:ascii="思源黑体 CN Normal" w:eastAsia="思源黑体 CN Normal" w:hAnsi="思源黑体 CN Normal"/>
+          <w:sz w:val="16"/>
+          <w:szCs w:val="16"/>
+        </w:rPr>
+        <w:t>)|unique%}</w:t>
       </w:r>
     </w:p>
     <w:p>
@@ -28501,7 +34633,25 @@
           <w:sz w:val="16"/>
           <w:szCs w:val="16"/>
         </w:rPr>
-        <w:t>%p endfor%}</w:t>
+        <w:t xml:space="preserve">%p </w:t>
+      </w:r>
+      <w:proofErr w:type="spellStart"/>
+      <w:r>
+        <w:rPr>
+          <w:rFonts w:ascii="思源黑体 CN Normal" w:eastAsia="思源黑体 CN Normal" w:hAnsi="思源黑体 CN Normal"/>
+          <w:sz w:val="16"/>
+          <w:szCs w:val="16"/>
+        </w:rPr>
+        <w:t>endfor</w:t>
+      </w:r>
+      <w:proofErr w:type="spellEnd"/>
+      <w:r>
+        <w:rPr>
+          <w:rFonts w:ascii="思源黑体 CN Normal" w:eastAsia="思源黑体 CN Normal" w:hAnsi="思源黑体 CN Normal"/>
+          <w:sz w:val="16"/>
+          <w:szCs w:val="16"/>
+        </w:rPr>
+        <w:t>%}</w:t>
       </w:r>
     </w:p>
     <w:sectPr>
@@ -28605,7 +34755,17 @@
                           <w:t>{%p</w:t>
                         </w:r>
                         <w:r>
-                          <w:t xml:space="preserve"> if sample.locate==”XM”</w:t>
+                          <w:t xml:space="preserve"> if </w:t>
+                        </w:r>
+                        <w:proofErr w:type="spellStart"/>
+                        <w:proofErr w:type="gramStart"/>
+                        <w:r>
+                          <w:t>sample.locate</w:t>
+                        </w:r>
+                        <w:proofErr w:type="spellEnd"/>
+                        <w:proofErr w:type="gramEnd"/>
+                        <w:r>
+                          <w:t>==”XM”</w:t>
                         </w:r>
                         <w:r>
                           <w:rPr>
@@ -28651,7 +34811,25 @@
                             <w:sz w:val="15"/>
                             <w:szCs w:val="15"/>
                           </w:rPr>
-                          <w:t xml:space="preserve">地址：厦门市湖里区火炬东路11号创业园诚业楼6楼 </w:t>
+                          <w:t>地址：厦门市湖里区火炬东路11号创业</w:t>
+                        </w:r>
+                        <w:proofErr w:type="gramStart"/>
+                        <w:r>
+                          <w:rPr>
+                            <w:rFonts w:ascii="思源黑体 CN Normal" w:eastAsia="思源黑体 CN Normal" w:hAnsi="思源黑体 CN Normal" w:hint="eastAsia"/>
+                            <w:sz w:val="15"/>
+                            <w:szCs w:val="15"/>
+                          </w:rPr>
+                          <w:t>园诚业楼</w:t>
+                        </w:r>
+                        <w:proofErr w:type="gramEnd"/>
+                        <w:r>
+                          <w:rPr>
+                            <w:rFonts w:ascii="思源黑体 CN Normal" w:eastAsia="思源黑体 CN Normal" w:hAnsi="思源黑体 CN Normal" w:hint="eastAsia"/>
+                            <w:sz w:val="15"/>
+                            <w:szCs w:val="15"/>
+                          </w:rPr>
+                          <w:t xml:space="preserve">6楼 </w:t>
                         </w:r>
                         <w:r>
                           <w:rPr>
@@ -28931,7 +35109,25 @@
                             <w:sz w:val="15"/>
                             <w:szCs w:val="15"/>
                           </w:rPr>
-                          <w:t>地址：上海市闵行区新骏环路1</w:t>
+                          <w:t>地址：上海市</w:t>
+                        </w:r>
+                        <w:proofErr w:type="gramStart"/>
+                        <w:r>
+                          <w:rPr>
+                            <w:rFonts w:ascii="思源黑体 CN Normal" w:eastAsia="思源黑体 CN Normal" w:hAnsi="思源黑体 CN Normal" w:hint="eastAsia"/>
+                            <w:sz w:val="15"/>
+                            <w:szCs w:val="15"/>
+                          </w:rPr>
+                          <w:t>闵行区新骏环路</w:t>
+                        </w:r>
+                        <w:proofErr w:type="gramEnd"/>
+                        <w:r>
+                          <w:rPr>
+                            <w:rFonts w:ascii="思源黑体 CN Normal" w:eastAsia="思源黑体 CN Normal" w:hAnsi="思源黑体 CN Normal" w:hint="eastAsia"/>
+                            <w:sz w:val="15"/>
+                            <w:szCs w:val="15"/>
+                          </w:rPr>
+                          <w:t>1</w:t>
                         </w:r>
                         <w:r>
                           <w:rPr>
@@ -29322,7 +35518,25 @@
         <w:sz w:val="16"/>
         <w:szCs w:val="16"/>
       </w:rPr>
-      <w:t>{{sample.sample_parent_id}}</w:t>
+      <w:t>{{</w:t>
+    </w:r>
+    <w:proofErr w:type="spellStart"/>
+    <w:r>
+      <w:rPr>
+        <w:rFonts w:ascii="思源黑体 CN Normal" w:eastAsia="思源黑体 CN Normal" w:hAnsi="思源黑体 CN Normal"/>
+        <w:sz w:val="16"/>
+        <w:szCs w:val="16"/>
+      </w:rPr>
+      <w:t>sample.sample_parent_id</w:t>
+    </w:r>
+    <w:proofErr w:type="spellEnd"/>
+    <w:r>
+      <w:rPr>
+        <w:rFonts w:ascii="思源黑体 CN Normal" w:eastAsia="思源黑体 CN Normal" w:hAnsi="思源黑体 CN Normal"/>
+        <w:sz w:val="16"/>
+        <w:szCs w:val="16"/>
+      </w:rPr>
+      <w:t>}}</w:t>
     </w:r>
     <w:r>
       <w:rPr>
@@ -29346,7 +35560,25 @@
         <w:sz w:val="16"/>
         <w:szCs w:val="16"/>
       </w:rPr>
-      <w:t>{{sample.patient_name}}</w:t>
+      <w:t>{{</w:t>
+    </w:r>
+    <w:proofErr w:type="spellStart"/>
+    <w:r>
+      <w:rPr>
+        <w:rFonts w:ascii="思源黑体 CN Normal" w:eastAsia="思源黑体 CN Normal" w:hAnsi="思源黑体 CN Normal"/>
+        <w:sz w:val="16"/>
+        <w:szCs w:val="16"/>
+      </w:rPr>
+      <w:t>sample.patient_name</w:t>
+    </w:r>
+    <w:proofErr w:type="spellEnd"/>
+    <w:r>
+      <w:rPr>
+        <w:rFonts w:ascii="思源黑体 CN Normal" w:eastAsia="思源黑体 CN Normal" w:hAnsi="思源黑体 CN Normal"/>
+        <w:sz w:val="16"/>
+        <w:szCs w:val="16"/>
+      </w:rPr>
+      <w:t>}}</w:t>
     </w:r>
     <w:r>
       <w:rPr>
@@ -29370,7 +35602,43 @@
         <w:sz w:val="16"/>
         <w:szCs w:val="16"/>
       </w:rPr>
-      <w:t>{% if sample.prod_names in [“Pan116（血液）-胰腺”, “Pan116（血液）-乳腺”]%}{{sample.blood_collection_date}}{% else%}</w:t>
+      <w:t xml:space="preserve">{% if </w:t>
+    </w:r>
+    <w:proofErr w:type="spellStart"/>
+    <w:r>
+      <w:rPr>
+        <w:rFonts w:ascii="思源黑体 CN Normal" w:eastAsia="思源黑体 CN Normal" w:hAnsi="思源黑体 CN Normal" w:hint="eastAsia"/>
+        <w:sz w:val="16"/>
+        <w:szCs w:val="16"/>
+      </w:rPr>
+      <w:t>sample.prod_names</w:t>
+    </w:r>
+    <w:proofErr w:type="spellEnd"/>
+    <w:r>
+      <w:rPr>
+        <w:rFonts w:ascii="思源黑体 CN Normal" w:eastAsia="思源黑体 CN Normal" w:hAnsi="思源黑体 CN Normal" w:hint="eastAsia"/>
+        <w:sz w:val="16"/>
+        <w:szCs w:val="16"/>
+      </w:rPr>
+      <w:t xml:space="preserve"> in [“Pan116（血液）-胰腺”, “Pan116（血液）-乳腺”]%}{{</w:t>
+    </w:r>
+    <w:proofErr w:type="spellStart"/>
+    <w:r>
+      <w:rPr>
+        <w:rFonts w:ascii="思源黑体 CN Normal" w:eastAsia="思源黑体 CN Normal" w:hAnsi="思源黑体 CN Normal" w:hint="eastAsia"/>
+        <w:sz w:val="16"/>
+        <w:szCs w:val="16"/>
+      </w:rPr>
+      <w:t>sample.blood_collection_date</w:t>
+    </w:r>
+    <w:proofErr w:type="spellEnd"/>
+    <w:r>
+      <w:rPr>
+        <w:rFonts w:ascii="思源黑体 CN Normal" w:eastAsia="思源黑体 CN Normal" w:hAnsi="思源黑体 CN Normal" w:hint="eastAsia"/>
+        <w:sz w:val="16"/>
+        <w:szCs w:val="16"/>
+      </w:rPr>
+      <w:t>}}{% else%}</w:t>
     </w:r>
     <w:r>
       <w:rPr>
@@ -29410,7 +35678,35 @@
         <w:sz w:val="16"/>
         <w:szCs w:val="16"/>
       </w:rPr>
-      <w:t>{{sample.report_date}}</w:t>
+      <w:t>{{</w:t>
+    </w:r>
+    <w:proofErr w:type="spellStart"/>
+    <w:proofErr w:type="gramStart"/>
+    <w:r>
+      <w:rPr>
+        <w:rFonts w:ascii="思源黑体 CN Normal" w:eastAsia="思源黑体 CN Normal" w:hAnsi="思源黑体 CN Normal"/>
+        <w:sz w:val="16"/>
+        <w:szCs w:val="16"/>
+      </w:rPr>
+      <w:t>sample.report</w:t>
+    </w:r>
+    <w:proofErr w:type="gramEnd"/>
+    <w:r>
+      <w:rPr>
+        <w:rFonts w:ascii="思源黑体 CN Normal" w:eastAsia="思源黑体 CN Normal" w:hAnsi="思源黑体 CN Normal"/>
+        <w:sz w:val="16"/>
+        <w:szCs w:val="16"/>
+      </w:rPr>
+      <w:t>_date</w:t>
+    </w:r>
+    <w:proofErr w:type="spellEnd"/>
+    <w:r>
+      <w:rPr>
+        <w:rFonts w:ascii="思源黑体 CN Normal" w:eastAsia="思源黑体 CN Normal" w:hAnsi="思源黑体 CN Normal"/>
+        <w:sz w:val="16"/>
+        <w:szCs w:val="16"/>
+      </w:rPr>
+      <w:t>}}</w:t>
     </w:r>
     <w:r>
       <w:rPr>
